--- a/企业AI培训_交付包/中级课程_完整交付包/02_课程大纲/中级_大纲.docx
+++ b/企业AI培训_交付包/中级课程_完整交付包/02_课程大纲/中级_大纲.docx
@@ -2,7 +2,7 @@
 <file path=word/document.xml><?xml version="1.0" encoding="utf-8"?>
 <w:document xmlns:w="http://schemas.openxmlformats.org/wordprocessingml/2006/main" xmlns:m="http://schemas.openxmlformats.org/officeDocument/2006/math" xmlns:r="http://schemas.openxmlformats.org/officeDocument/2006/relationships" xmlns:o="urn:schemas-microsoft-com:office:office" xmlns:v="urn:schemas-microsoft-com:vml" xmlns:w10="urn:schemas-microsoft-com:office:word" xmlns:a="http://schemas.openxmlformats.org/drawingml/2006/main" xmlns:pic="http://schemas.openxmlformats.org/drawingml/2006/picture" xmlns:wp="http://schemas.openxmlformats.org/drawingml/2006/wordprocessingDrawing">
   <w:body>
-    <w:bookmarkStart w:id="10" w:name="中级-ai-培训-大纲"/>
+    <w:bookmarkStart w:id="10" w:name="中级-ai-培训-大纲通用企业版"/>
     <w:p>
       <w:pPr>
         <w:pStyle w:val="Heading1"/>
@@ -29,7 +29,7 @@
         <w:rPr>
           <w:rFonts w:hint="eastAsia"/>
         </w:rPr>
-        <w:t xml:space="preserve">大纲</w:t>
+        <w:t xml:space="preserve">大纲（通用企业版）</w:t>
       </w:r>
     </w:p>
     <w:p>
@@ -87,7 +87,7 @@
           <w:b/>
           <w:bCs/>
         </w:rPr>
-        <w:t xml:space="preserve">行业认知</w:t>
+        <w:t xml:space="preserve">场景认知</w:t>
       </w:r>
       <w:r>
         <w:rPr>
@@ -117,7 +117,7 @@
         <w:rPr>
           <w:rFonts w:hint="eastAsia"/>
         </w:rPr>
-        <w:t xml:space="preserve">对象：制造业业务骨干、班组长、工程师（生产</w:t>
+        <w:t xml:space="preserve">对象：企业五岗位（行政</w:t>
       </w:r>
       <w:r>
         <w:t xml:space="preserve"> / </w:t>
@@ -126,7 +126,7 @@
         <w:rPr>
           <w:rFonts w:hint="eastAsia"/>
         </w:rPr>
-        <w:t xml:space="preserve">质量</w:t>
+        <w:t xml:space="preserve">业务</w:t>
       </w:r>
       <w:r>
         <w:t xml:space="preserve"> / </w:t>
@@ -135,7 +135,7 @@
         <w:rPr>
           <w:rFonts w:hint="eastAsia"/>
         </w:rPr>
-        <w:t xml:space="preserve">设备</w:t>
+        <w:t xml:space="preserve">技术</w:t>
       </w:r>
       <w:r>
         <w:t xml:space="preserve"> / </w:t>
@@ -144,7 +144,16 @@
         <w:rPr>
           <w:rFonts w:hint="eastAsia"/>
         </w:rPr>
-        <w:t xml:space="preserve">供应链）</w:t>
+        <w:t xml:space="preserve">市场</w:t>
+      </w:r>
+      <w:r>
+        <w:t xml:space="preserve"> / </w:t>
+      </w:r>
+      <w:r>
+        <w:rPr>
+          <w:rFonts w:hint="eastAsia"/>
+        </w:rPr>
+        <w:t xml:space="preserve">管理层）中已完成初级通识、具备提示词基础的骨干</w:t>
       </w:r>
       <w:r>
         <w:t xml:space="preserve"> </w:t>
@@ -237,16 +246,25 @@
         <w:rPr>
           <w:rFonts w:hint="eastAsia"/>
         </w:rPr>
-        <w:t xml:space="preserve">素材母体：tertiarycourses《AI</w:t>
-      </w:r>
-      <w:r>
-        <w:t xml:space="preserve"> for Lean </w:t>
-      </w:r>
-      <w:r>
-        <w:rPr>
-          <w:rFonts w:hint="eastAsia"/>
-        </w:rPr>
-        <w:t xml:space="preserve">Manufacturing》v7.0（10</w:t>
+        <w:t xml:space="preserve">素材母体：企业五岗位真实低效场景</w:t>
+      </w:r>
+      <w:r>
+        <w:t xml:space="preserve"> + </w:t>
+      </w:r>
+      <w:r>
+        <w:rPr>
+          <w:rFonts w:hint="eastAsia"/>
+        </w:rPr>
+        <w:t xml:space="preserve">可核实跨行业案例</w:t>
+      </w:r>
+      <w:r>
+        <w:t xml:space="preserve"> + </w:t>
+      </w:r>
+      <w:r>
+        <w:rPr>
+          <w:rFonts w:hint="eastAsia"/>
+        </w:rPr>
+        <w:t xml:space="preserve">国家政策</w:t>
       </w:r>
       <w:r>
         <w:t xml:space="preserve"> </w:t>
@@ -255,7 +273,22 @@
         <w:rPr>
           <w:rFonts w:hint="eastAsia"/>
         </w:rPr>
-        <w:t xml:space="preserve">个带数据活动包）+</w:t>
+        <w:t xml:space="preserve">版本：</w:t>
+      </w:r>
+      <w:r>
+        <w:rPr>
+          <w:b/>
+          <w:bCs/>
+        </w:rPr>
+        <w:t xml:space="preserve">V2.0 </w:t>
+      </w:r>
+      <w:r>
+        <w:rPr>
+          <w:rFonts w:hint="eastAsia"/>
+          <w:b/>
+          <w:bCs/>
+        </w:rPr>
+        <w:t xml:space="preserve">通用企业版</w:t>
       </w:r>
       <w:r>
         <w:t xml:space="preserve"> </w:t>
@@ -264,16 +297,7 @@
         <w:rPr>
           <w:rFonts w:hint="eastAsia"/>
         </w:rPr>
-        <w:t xml:space="preserve">陕汽标杆</w:t>
-      </w:r>
-      <w:r>
-        <w:t xml:space="preserve"> + </w:t>
-      </w:r>
-      <w:r>
-        <w:rPr>
-          <w:rFonts w:hint="eastAsia"/>
-        </w:rPr>
-        <w:t xml:space="preserve">国家政策</w:t>
+        <w:t xml:space="preserve">｜</w:t>
       </w:r>
       <w:r>
         <w:t xml:space="preserve"> </w:t>
@@ -282,7 +306,7 @@
         <w:rPr>
           <w:rFonts w:hint="eastAsia"/>
         </w:rPr>
-        <w:t xml:space="preserve">版本：V1.0</w:t>
+        <w:t xml:space="preserve">日期：2026-09-02</w:t>
       </w:r>
       <w:r>
         <w:t xml:space="preserve"> </w:t>
@@ -291,16 +315,16 @@
         <w:rPr>
           <w:rFonts w:hint="eastAsia"/>
         </w:rPr>
-        <w:t xml:space="preserve">交付版</w:t>
-      </w:r>
-      <w:r>
-        <w:t xml:space="preserve"> | </w:t>
-      </w:r>
-      <w:r>
-        <w:rPr>
-          <w:rFonts w:hint="eastAsia"/>
-        </w:rPr>
-        <w:t xml:space="preserve">日期：2026-08-23</w:t>
+        <w:t xml:space="preserve">上一版</w:t>
+      </w:r>
+      <w:r>
+        <w:t xml:space="preserve"> </w:t>
+      </w:r>
+      <w:r>
+        <w:rPr>
+          <w:rFonts w:hint="eastAsia"/>
+        </w:rPr>
+        <w:t xml:space="preserve">V1.0（制造业版，2026-08-23）已归档至《行业案例包·制造业》，制造客户加开时引用</w:t>
       </w:r>
     </w:p>
     <w:p>
@@ -357,7 +381,7 @@
           <w:b/>
           <w:bCs/>
         </w:rPr>
-        <w:t xml:space="preserve">行业认知层</w:t>
+        <w:t xml:space="preserve">场景认知层</w:t>
       </w:r>
       <w:r>
         <w:rPr>
@@ -447,7 +471,7 @@
         <w:rPr>
           <w:rFonts w:hint="eastAsia"/>
         </w:rPr>
-        <w:t xml:space="preserve">通识与提示词基础的业务骨干、班组长与工程师。目标不再是”敢用</w:t>
+        <w:t xml:space="preserve">通识与提示词基础的企业骨干。目标不再是”敢用</w:t>
       </w:r>
       <w:r>
         <w:t xml:space="preserve"> </w:t>
@@ -479,7 +503,7 @@
           <w:b/>
           <w:bCs/>
         </w:rPr>
-        <w:t xml:space="preserve">解决自己产线上的真问题</w:t>
+        <w:t xml:space="preserve">解决自己岗位上反复出现的真问题</w:t>
       </w:r>
       <w:r>
         <w:rPr>
@@ -519,7 +543,7 @@
         <w:rPr>
           <w:rFonts w:hint="eastAsia"/>
         </w:rPr>
-        <w:t xml:space="preserve">——初级练通用助手，中级练预测维护、视觉质检、知识库助手等制造业专属场景；</w:t>
+        <w:t xml:space="preserve">——初级练通用助手，中级练需求预测、智能审核、流程优化、知识库助手等岗位专属场景；</w:t>
       </w:r>
       <w:r>
         <w:rPr>
@@ -547,19 +571,19 @@
         <w:rPr>
           <w:rFonts w:hint="eastAsia"/>
         </w:rPr>
-        <w:t xml:space="preserve">——把《</w:t>
-      </w:r>
-      <w:r>
-        <w:rPr>
-          <w:rFonts w:hint="eastAsia"/>
-        </w:rPr>
-        <w:t xml:space="preserve">“人工智能+制造”</w:t>
-      </w:r>
-      <w:r>
-        <w:rPr>
-          <w:rFonts w:hint="eastAsia"/>
-        </w:rPr>
-        <w:t xml:space="preserve">专项行动》当立项指挥棒，会对标条款、会争取试点与标杆资源。学完即具备”企业内部</w:t>
+        <w:t xml:space="preserve">——把国家”人工智能+</w:t>
+      </w:r>
+      <w:r>
+        <w:rPr>
+          <w:rFonts w:hint="eastAsia"/>
+        </w:rPr>
+        <w:t xml:space="preserve">“行动当立项指挥棒，会对标条款、会争取试点与标杆资源。学完即具备”</w:t>
+      </w:r>
+      <w:r>
+        <w:rPr>
+          <w:rFonts w:hint="eastAsia"/>
+        </w:rPr>
+        <w:t xml:space="preserve">企业内部</w:t>
       </w:r>
       <w:r>
         <w:t xml:space="preserve"> AI </w:t>
@@ -780,7 +804,7 @@
               <w:rPr>
                 <w:rFonts w:hint="eastAsia"/>
               </w:rPr>
-              <w:t xml:space="preserve">能读懂设备时序数据趋势，设计”正常/预警/停机”三段阈值与处置权</w:t>
+              <w:t xml:space="preserve">能读懂业务时序数据趋势，设计”正常/预警/停机”三段阈值与处置权</w:t>
             </w:r>
           </w:p>
         </w:tc>
@@ -824,7 +848,7 @@
               <w:rPr>
                 <w:rFonts w:hint="eastAsia"/>
               </w:rPr>
-              <w:t xml:space="preserve">能看懂混淆矩阵，判断一个质检模型能不能上线</w:t>
+              <w:t xml:space="preserve">能看懂混淆矩阵，判断一个审核/判定模型能不能上线</w:t>
             </w:r>
           </w:p>
         </w:tc>
@@ -868,7 +892,7 @@
               <w:rPr>
                 <w:rFonts w:hint="eastAsia"/>
               </w:rPr>
-              <w:t xml:space="preserve">能算节拍、找瓶颈、做</w:t>
+              <w:t xml:space="preserve">能算流程节拍、找瓶颈、做</w:t>
             </w:r>
             <w:r>
               <w:t xml:space="preserve"> ABC </w:t>
@@ -877,7 +901,7 @@
               <w:rPr>
                 <w:rFonts w:hint="eastAsia"/>
               </w:rPr>
-              <w:t xml:space="preserve">分级、算看板数量，并说出</w:t>
+              <w:t xml:space="preserve">分级、算补货/批量，并说出</w:t>
             </w:r>
             <w:r>
               <w:t xml:space="preserve"> AI </w:t>
@@ -930,16 +954,7 @@
               <w:rPr>
                 <w:rFonts w:hint="eastAsia"/>
               </w:rPr>
-              <w:t xml:space="preserve">能零代码搭一个接地式知识库助手（维修</w:t>
-            </w:r>
-            <w:r>
-              <w:t xml:space="preserve"> SOP </w:t>
-            </w:r>
-            <w:r>
-              <w:rPr>
-                <w:rFonts w:hint="eastAsia"/>
-              </w:rPr>
-              <w:t xml:space="preserve">助手），带来源引用</w:t>
+              <w:t xml:space="preserve">能零代码搭一个接地式知识库助手，带来源引用</w:t>
             </w:r>
           </w:p>
         </w:tc>
@@ -1144,6 +1159,12 @@
             <w:pPr>
               <w:pStyle w:val="Compact"/>
             </w:pPr>
+            <w:r>
+              <w:rPr>
+                <w:rFonts w:hint="eastAsia"/>
+              </w:rPr>
+              <w:t xml:space="preserve">模块</w:t>
+            </w:r>
           </w:p>
         </w:tc>
         <w:tc>
@@ -1225,31 +1246,13 @@
                 <w:b/>
                 <w:bCs/>
               </w:rPr>
-              <w:t xml:space="preserve">政策</w:t>
-            </w:r>
-            <w:r>
-              <w:rPr>
-                <w:b/>
-                <w:bCs/>
-              </w:rPr>
-              <w:t xml:space="preserve"> 279 </w:t>
-            </w:r>
-            <w:r>
-              <w:rPr>
-                <w:rFonts w:hint="eastAsia"/>
-                <w:b/>
-                <w:bCs/>
-              </w:rPr>
-              <w:t xml:space="preserve">号逐条解读</w:t>
-            </w:r>
-            <w:r>
-              <w:rPr>
-                <w:rFonts w:hint="eastAsia"/>
-              </w:rPr>
-              <w:t xml:space="preserve">、机会地图、waste</w:t>
-            </w:r>
-            <w:r>
-              <w:t xml:space="preserve"> walk</w:t>
+              <w:t xml:space="preserve">政策”人工智能+“逐条解读</w:t>
+            </w:r>
+            <w:r>
+              <w:rPr>
+                <w:rFonts w:hint="eastAsia"/>
+              </w:rPr>
+              <w:t xml:space="preserve">、机会地图、低效走查</w:t>
             </w:r>
           </w:p>
         </w:tc>
@@ -1290,28 +1293,25 @@
               <w:rPr>
                 <w:rFonts w:hint="eastAsia"/>
               </w:rPr>
-              <w:t xml:space="preserve">陕汽设备</w:t>
-            </w:r>
-            <w:r>
-              <w:t xml:space="preserve"> AI </w:t>
-            </w:r>
-            <w:r>
-              <w:rPr>
-                <w:rFonts w:hint="eastAsia"/>
-              </w:rPr>
-              <w:t xml:space="preserve">预维护（10</w:t>
-            </w:r>
-            <w:r>
-              <w:t xml:space="preserve"> </w:t>
-            </w:r>
-            <w:r>
-              <w:rPr>
-                <w:rFonts w:hint="eastAsia"/>
-              </w:rPr>
-              <w:t xml:space="preserve">秒预警）、西门子</w:t>
-            </w:r>
-            <w:r>
-              <w:t xml:space="preserve"> Senseye</w:t>
+              <w:t xml:space="preserve">跨行业预测案例（零售需求</w:t>
+            </w:r>
+            <w:r>
+              <w:t xml:space="preserve"> / </w:t>
+            </w:r>
+            <w:r>
+              <w:rPr>
+                <w:rFonts w:hint="eastAsia"/>
+              </w:rPr>
+              <w:t xml:space="preserve">金融风险</w:t>
+            </w:r>
+            <w:r>
+              <w:t xml:space="preserve"> / </w:t>
+            </w:r>
+            <w:r>
+              <w:rPr>
+                <w:rFonts w:hint="eastAsia"/>
+              </w:rPr>
+              <w:t xml:space="preserve">设备寿命）</w:t>
             </w:r>
           </w:p>
         </w:tc>
@@ -1338,66 +1338,48 @@
               <w:rPr>
                 <w:rFonts w:hint="eastAsia"/>
               </w:rPr>
-              <w:t xml:space="preserve">图像分类/检测/异常检测、混淆矩阵、精确率与召回率</w:t>
-            </w:r>
-          </w:p>
-        </w:tc>
-        <w:tc>
-          <w:tcPr/>
-          <w:p>
-            <w:pPr>
-              <w:pStyle w:val="Compact"/>
-            </w:pPr>
-            <w:r>
-              <w:rPr>
-                <w:rFonts w:hint="eastAsia"/>
-              </w:rPr>
-              <w:t xml:space="preserve">陕汽</w:t>
-            </w:r>
-            <w:r>
-              <w:t xml:space="preserve"> AI </w:t>
-            </w:r>
-            <w:r>
-              <w:rPr>
-                <w:rFonts w:hint="eastAsia"/>
-              </w:rPr>
-              <w:t xml:space="preserve">视觉检测（30</w:t>
-            </w:r>
-            <w:r>
-              <w:t xml:space="preserve"> </w:t>
-            </w:r>
-            <w:r>
-              <w:rPr>
-                <w:rFonts w:hint="eastAsia"/>
-              </w:rPr>
-              <w:t xml:space="preserve">秒</w:t>
-            </w:r>
-            <w:r>
-              <w:t xml:space="preserve"> vs </w:t>
-            </w:r>
-            <w:r>
-              <w:rPr>
-                <w:rFonts w:hint="eastAsia"/>
-              </w:rPr>
-              <w:t xml:space="preserve">人工</w:t>
-            </w:r>
-            <w:r>
-              <w:t xml:space="preserve"> </w:t>
-            </w:r>
-            <w:r>
-              <w:rPr>
-                <w:rFonts w:hint="eastAsia"/>
-              </w:rPr>
-              <w:t xml:space="preserve">2-3h）、博世（缺陷</w:t>
-            </w:r>
-            <w:r>
-              <w:t xml:space="preserve"> </w:t>
-            </w:r>
-            <w:r>
-              <w:rPr>
-                <w:rFonts w:hint="eastAsia"/>
-              </w:rPr>
-              <w:t xml:space="preserve">-40%）</w:t>
+              <w:t xml:space="preserve">分类/检测/异常检测、混淆矩阵、精确率与召回率</w:t>
+            </w:r>
+          </w:p>
+        </w:tc>
+        <w:tc>
+          <w:tcPr/>
+          <w:p>
+            <w:pPr>
+              <w:pStyle w:val="Compact"/>
+            </w:pPr>
+            <w:r>
+              <w:rPr>
+                <w:rFonts w:hint="eastAsia"/>
+              </w:rPr>
+              <w:t xml:space="preserve">跨行业审核案例（单据</w:t>
+            </w:r>
+            <w:r>
+              <w:t xml:space="preserve"> / </w:t>
+            </w:r>
+            <w:r>
+              <w:rPr>
+                <w:rFonts w:hint="eastAsia"/>
+              </w:rPr>
+              <w:t xml:space="preserve">合规</w:t>
+            </w:r>
+            <w:r>
+              <w:t xml:space="preserve"> / </w:t>
+            </w:r>
+            <w:r>
+              <w:rPr>
+                <w:rFonts w:hint="eastAsia"/>
+              </w:rPr>
+              <w:t xml:space="preserve">客服质检</w:t>
+            </w:r>
+            <w:r>
+              <w:t xml:space="preserve"> / </w:t>
+            </w:r>
+            <w:r>
+              <w:rPr>
+                <w:rFonts w:hint="eastAsia"/>
+              </w:rPr>
+              <w:t xml:space="preserve">影像初筛）</w:t>
             </w:r>
           </w:p>
         </w:tc>
@@ -1438,16 +1420,7 @@
               <w:rPr>
                 <w:rFonts w:hint="eastAsia"/>
               </w:rPr>
-              <w:t xml:space="preserve">ABC+关键度真实物料表、看板信号-响应、JIT</w:t>
-            </w:r>
-            <w:r>
-              <w:t xml:space="preserve"> </w:t>
-            </w:r>
-            <w:r>
-              <w:rPr>
-                <w:rFonts w:hint="eastAsia"/>
-              </w:rPr>
-              <w:t xml:space="preserve">失效模式</w:t>
+              <w:t xml:space="preserve">ABC+关键度真实台账、看板信号-响应、断料/断货失效模式</w:t>
             </w:r>
           </w:p>
         </w:tc>
@@ -1491,7 +1464,7 @@
               <w:rPr>
                 <w:rFonts w:hint="eastAsia"/>
               </w:rPr>
-              <w:t xml:space="preserve">维修知识散落治理、受控发布流程、制造</w:t>
+              <w:t xml:space="preserve">企业知识散落治理、受控发布流程、岗位</w:t>
             </w:r>
             <w:r>
               <w:t xml:space="preserve"> Copilot</w:t>
@@ -1574,21 +1547,30 @@
               <w:rPr>
                 <w:rFonts w:hint="eastAsia"/>
               </w:rPr>
-              <w:t xml:space="preserve">可解释、漂移监控、人在回路、网络安全</w:t>
-            </w:r>
-          </w:p>
-        </w:tc>
-        <w:tc>
-          <w:tcPr/>
-          <w:p>
-            <w:pPr>
-              <w:pStyle w:val="Compact"/>
-            </w:pPr>
-            <w:r>
-              <w:rPr>
-                <w:rFonts w:hint="eastAsia"/>
-              </w:rPr>
-              <w:t xml:space="preserve">政策安全与治理章节、灯塔工厂与自主工厂趋势</w:t>
+              <w:t xml:space="preserve">可解释、漂移监控、人在回路、数据安全</w:t>
+            </w:r>
+          </w:p>
+        </w:tc>
+        <w:tc>
+          <w:tcPr/>
+          <w:p>
+            <w:pPr>
+              <w:pStyle w:val="Compact"/>
+            </w:pPr>
+            <w:r>
+              <w:rPr>
+                <w:rFonts w:hint="eastAsia"/>
+              </w:rPr>
+              <w:t xml:space="preserve">政策安全与治理章节、Agent</w:t>
+            </w:r>
+            <w:r>
+              <w:t xml:space="preserve"> </w:t>
+            </w:r>
+            <w:r>
+              <w:rPr>
+                <w:rFonts w:hint="eastAsia"/>
+              </w:rPr>
+              <w:t xml:space="preserve">与具身智能趋势</w:t>
             </w:r>
           </w:p>
         </w:tc>
@@ -1666,7 +1648,7 @@
         <w:rPr>
           <w:rFonts w:hint="eastAsia"/>
         </w:rPr>
-        <w:t xml:space="preserve">“这跟我产线有什么关系？”</w:t>
+        <w:t xml:space="preserve">“这跟我岗位有什么关系？”</w:t>
       </w:r>
       <w:r>
         <w:rPr>
@@ -1787,22 +1769,34 @@
               <w:pStyle w:val="Compact"/>
             </w:pPr>
             <w:r>
-              <w:t xml:space="preserve">DeepSeek / </w:t>
-            </w:r>
-            <w:r>
-              <w:rPr>
-                <w:rFonts w:hint="eastAsia"/>
-              </w:rPr>
-              <w:t xml:space="preserve">通义千问</w:t>
-            </w:r>
-            <w:r>
-              <w:t xml:space="preserve"> / </w:t>
+              <w:t xml:space="preserve">DeepSeek V4 / </w:t>
+            </w:r>
+            <w:r>
+              <w:rPr>
+                <w:rFonts w:hint="eastAsia"/>
+              </w:rPr>
+              <w:t xml:space="preserve">通义</w:t>
+            </w:r>
+            <w:r>
+              <w:t xml:space="preserve"> Qwen3.8-Max / </w:t>
             </w:r>
             <w:r>
               <w:rPr>
                 <w:rFonts w:hint="eastAsia"/>
               </w:rPr>
               <w:t xml:space="preserve">豆包</w:t>
+            </w:r>
+            <w:r>
+              <w:t xml:space="preserve"> 2.1 / </w:t>
+            </w:r>
+            <w:r>
+              <w:rPr>
+                <w:rFonts w:hint="eastAsia"/>
+              </w:rPr>
+              <w:t xml:space="preserve">智谱</w:t>
+            </w:r>
+            <w:r>
+              <w:t xml:space="preserve"> GLM-5.2 / Kimi K3</w:t>
             </w:r>
           </w:p>
         </w:tc>
@@ -1875,16 +1869,7 @@
               <w:rPr>
                 <w:rFonts w:hint="eastAsia"/>
               </w:rPr>
-              <w:t xml:space="preserve">搭维修</w:t>
-            </w:r>
-            <w:r>
-              <w:t xml:space="preserve"> SOP </w:t>
-            </w:r>
-            <w:r>
-              <w:rPr>
-                <w:rFonts w:hint="eastAsia"/>
-              </w:rPr>
-              <w:t xml:space="preserve">助手主战场</w:t>
+              <w:t xml:space="preserve">搭岗位知识助手主战场</w:t>
             </w:r>
           </w:p>
         </w:tc>
@@ -1911,13 +1896,13 @@
               <w:pStyle w:val="Compact"/>
             </w:pPr>
             <w:r>
-              <w:t xml:space="preserve">Excel / MES </w:t>
-            </w:r>
-            <w:r>
-              <w:rPr>
-                <w:rFonts w:hint="eastAsia"/>
-              </w:rPr>
-              <w:t xml:space="preserve">现有报表</w:t>
+              <w:t xml:space="preserve">Excel / </w:t>
+            </w:r>
+            <w:r>
+              <w:rPr>
+                <w:rFonts w:hint="eastAsia"/>
+              </w:rPr>
+              <w:t xml:space="preserve">企业现有报表</w:t>
             </w:r>
             <w:r>
               <w:t xml:space="preserve"> / </w:t>
@@ -1935,30 +1920,21 @@
               <w:rPr>
                 <w:rFonts w:hint="eastAsia"/>
               </w:rPr>
-              <w:t xml:space="preserve">BI、帆软）</w:t>
-            </w:r>
-          </w:p>
-        </w:tc>
-        <w:tc>
-          <w:tcPr/>
-          <w:p>
-            <w:pPr>
-              <w:pStyle w:val="Compact"/>
-            </w:pPr>
-            <w:r>
-              <w:rPr>
-                <w:rFonts w:hint="eastAsia"/>
-              </w:rPr>
-              <w:t xml:space="preserve">趋势图、Pareto、OEE</w:t>
-            </w:r>
-            <w:r>
-              <w:t xml:space="preserve"> </w:t>
-            </w:r>
-            <w:r>
-              <w:rPr>
-                <w:rFonts w:hint="eastAsia"/>
-              </w:rPr>
-              <w:t xml:space="preserve">拆解</w:t>
+              <w:t xml:space="preserve">BI、帆雨、FineBI）</w:t>
+            </w:r>
+          </w:p>
+        </w:tc>
+        <w:tc>
+          <w:tcPr/>
+          <w:p>
+            <w:pPr>
+              <w:pStyle w:val="Compact"/>
+            </w:pPr>
+            <w:r>
+              <w:rPr>
+                <w:rFonts w:hint="eastAsia"/>
+              </w:rPr>
+              <w:t xml:space="preserve">趋势图、Pareto、运营指标拆解</w:t>
             </w:r>
           </w:p>
         </w:tc>
@@ -1974,7 +1950,7 @@
               <w:rPr>
                 <w:rFonts w:hint="eastAsia"/>
               </w:rPr>
-              <w:t xml:space="preserve">精益工具（在线，免安装）</w:t>
+              <w:t xml:space="preserve">精益/流程工具（在线，免安装）</w:t>
             </w:r>
           </w:p>
         </w:tc>
@@ -2036,21 +2012,21 @@
               <w:rPr>
                 <w:rFonts w:hint="eastAsia"/>
               </w:rPr>
-              <w:t xml:space="preserve">设备与质检</w:t>
-            </w:r>
-          </w:p>
-        </w:tc>
-        <w:tc>
-          <w:tcPr/>
-          <w:p>
-            <w:pPr>
-              <w:pStyle w:val="Compact"/>
-            </w:pPr>
-            <w:r>
-              <w:rPr>
-                <w:rFonts w:hint="eastAsia"/>
-              </w:rPr>
-              <w:t xml:space="preserve">设备点检</w:t>
+              <w:t xml:space="preserve">审核与判定</w:t>
+            </w:r>
+          </w:p>
+        </w:tc>
+        <w:tc>
+          <w:tcPr/>
+          <w:p>
+            <w:pPr>
+              <w:pStyle w:val="Compact"/>
+            </w:pPr>
+            <w:r>
+              <w:rPr>
+                <w:rFonts w:hint="eastAsia"/>
+              </w:rPr>
+              <w:t xml:space="preserve">厂商</w:t>
             </w:r>
             <w:r>
               <w:t xml:space="preserve"> </w:t>
@@ -2059,7 +2035,7 @@
               <w:rPr>
                 <w:rFonts w:hint="eastAsia"/>
               </w:rPr>
-              <w:t xml:space="preserve">APP、厂商视觉质检试用平台</w:t>
+              <w:t xml:space="preserve">OCR/审核试用平台、文档比对工具</w:t>
             </w:r>
           </w:p>
         </w:tc>
@@ -2345,8 +2321,16 @@
             <w:r>
               <w:rPr>
                 <w:rFonts w:hint="eastAsia"/>
-              </w:rPr>
-              <w:t xml:space="preserve">顶层方向：AI</w:t>
+                <w:b/>
+                <w:bCs/>
+              </w:rPr>
+              <w:t xml:space="preserve">本级主文件</w:t>
+            </w:r>
+            <w:r>
+              <w:rPr>
+                <w:rFonts w:hint="eastAsia"/>
+              </w:rPr>
+              <w:t xml:space="preserve">：AI</w:t>
             </w:r>
             <w:r>
               <w:t xml:space="preserve"> </w:t>
@@ -2367,7 +2351,7 @@
               <w:rPr>
                 <w:rFonts w:hint="eastAsia"/>
               </w:rPr>
-              <w:t xml:space="preserve">是国家级行动，不是企业自选项</w:t>
+              <w:t xml:space="preserve">是国家级行动，场景清单、智能体培育、标杆与试点遴选</w:t>
             </w:r>
           </w:p>
         </w:tc>
@@ -2383,57 +2367,50 @@
               <w:rPr>
                 <w:rFonts w:hint="eastAsia"/>
               </w:rPr>
-              <w:t xml:space="preserve">八部门《</w:t>
-            </w:r>
-            <w:r>
-              <w:rPr>
-                <w:rFonts w:hint="eastAsia"/>
-              </w:rPr>
-              <w:t xml:space="preserve">“人工智能+制造”</w:t>
-            </w:r>
-            <w:r>
-              <w:rPr>
-                <w:rFonts w:hint="eastAsia"/>
-              </w:rPr>
-              <w:t xml:space="preserve">专项行动实施意见》</w:t>
-            </w:r>
-          </w:p>
-        </w:tc>
-        <w:tc>
-          <w:tcPr/>
-          <w:p>
-            <w:pPr>
-              <w:pStyle w:val="Compact"/>
-            </w:pPr>
-            <w:r>
-              <w:rPr>
-                <w:rFonts w:hint="eastAsia"/>
-                <w:b/>
-                <w:bCs/>
-              </w:rPr>
-              <w:t xml:space="preserve">工信部联科〔2025〕279号</w:t>
-            </w:r>
-          </w:p>
-        </w:tc>
-        <w:tc>
-          <w:tcPr/>
-          <w:p>
-            <w:pPr>
-              <w:pStyle w:val="Compact"/>
-            </w:pPr>
-            <w:r>
-              <w:rPr>
-                <w:rFonts w:hint="eastAsia"/>
-                <w:b/>
-                <w:bCs/>
-              </w:rPr>
-              <w:t xml:space="preserve">本级主文件</w:t>
-            </w:r>
-            <w:r>
-              <w:rPr>
-                <w:rFonts w:hint="eastAsia"/>
-              </w:rPr>
-              <w:t xml:space="preserve">：制造业场景清单、工业智能体、标杆培育、试点遴选</w:t>
+              <w:t xml:space="preserve">“十五五”</w:t>
+            </w:r>
+            <w:r>
+              <w:rPr>
+                <w:rFonts w:hint="eastAsia"/>
+              </w:rPr>
+              <w:t xml:space="preserve">规划与地方”人工智能+“配套</w:t>
+            </w:r>
+          </w:p>
+        </w:tc>
+        <w:tc>
+          <w:tcPr/>
+          <w:p>
+            <w:pPr>
+              <w:pStyle w:val="Compact"/>
+            </w:pPr>
+            <w:r>
+              <w:rPr>
+                <w:rFonts w:hint="eastAsia"/>
+              </w:rPr>
+              <w:t xml:space="preserve">各省市</w:t>
+            </w:r>
+            <w:r>
+              <w:t xml:space="preserve"> 2026 </w:t>
+            </w:r>
+            <w:r>
+              <w:rPr>
+                <w:rFonts w:hint="eastAsia"/>
+              </w:rPr>
+              <w:t xml:space="preserve">起陆续出台</w:t>
+            </w:r>
+          </w:p>
+        </w:tc>
+        <w:tc>
+          <w:tcPr/>
+          <w:p>
+            <w:pPr>
+              <w:pStyle w:val="Compact"/>
+            </w:pPr>
+            <w:r>
+              <w:rPr>
+                <w:rFonts w:hint="eastAsia"/>
+              </w:rPr>
+              <w:t xml:space="preserve">地方补贴、试点、标杆通道；讲师按客户所在地替换具体名称</w:t>
             </w:r>
           </w:p>
         </w:tc>
@@ -2449,51 +2426,103 @@
               <w:rPr>
                 <w:rFonts w:hint="eastAsia"/>
               </w:rPr>
-              <w:t xml:space="preserve">工信部《工业互联网和人工智能融合赋能行动方案》</w:t>
-            </w:r>
-          </w:p>
-        </w:tc>
-        <w:tc>
-          <w:tcPr/>
-          <w:p>
-            <w:pPr>
-              <w:pStyle w:val="Compact"/>
-            </w:pPr>
-            <w:r>
-              <w:rPr>
-                <w:rFonts w:hint="eastAsia"/>
-              </w:rPr>
-              <w:t xml:space="preserve">工信厅信管〔2025〕76号</w:t>
-            </w:r>
-          </w:p>
-        </w:tc>
-        <w:tc>
-          <w:tcPr/>
-          <w:p>
-            <w:pPr>
-              <w:pStyle w:val="Compact"/>
-            </w:pPr>
-            <w:r>
-              <w:rPr>
-                <w:rFonts w:hint="eastAsia"/>
-              </w:rPr>
-              <w:t xml:space="preserve">数据与网络底座：工业互联网+AI</w:t>
-            </w:r>
-            <w:r>
-              <w:t xml:space="preserve"> </w:t>
-            </w:r>
-            <w:r>
-              <w:rPr>
-                <w:rFonts w:hint="eastAsia"/>
-              </w:rPr>
-              <w:t xml:space="preserve">融合，设备上云、数据打通</w:t>
+              <w:t xml:space="preserve">行业专项（可选）</w:t>
+            </w:r>
+          </w:p>
+        </w:tc>
+        <w:tc>
+          <w:tcPr/>
+          <w:p>
+            <w:pPr>
+              <w:pStyle w:val="Compact"/>
+            </w:pPr>
+            <w:r>
+              <w:rPr>
+                <w:rFonts w:hint="eastAsia"/>
+              </w:rPr>
+              <w:t xml:space="preserve">如《</w:t>
+            </w:r>
+            <w:r>
+              <w:rPr>
+                <w:rFonts w:hint="eastAsia"/>
+              </w:rPr>
+              <w:t xml:space="preserve">“人工智能+制造”</w:t>
+            </w:r>
+            <w:r>
+              <w:rPr>
+                <w:rFonts w:hint="eastAsia"/>
+              </w:rPr>
+              <w:t xml:space="preserve">专项行动》工信部联科〔2025〕279号</w:t>
+            </w:r>
+          </w:p>
+        </w:tc>
+        <w:tc>
+          <w:tcPr/>
+          <w:p>
+            <w:pPr>
+              <w:pStyle w:val="Compact"/>
+            </w:pPr>
+            <w:r>
+              <w:rPr>
+                <w:rFonts w:hint="eastAsia"/>
+              </w:rPr>
+              <w:t xml:space="preserve">仅制造客户加开《行业案例包·制造业》时引用，通用课不展开</w:t>
             </w:r>
           </w:p>
         </w:tc>
       </w:tr>
     </w:tbl>
+    <w:p>
+      <w:pPr>
+        <w:pStyle w:val="BlockText"/>
+      </w:pPr>
+      <w:r>
+        <w:rPr>
+          <w:rFonts w:hint="eastAsia"/>
+        </w:rPr>
+        <w:t xml:space="preserve">说明：政策主线通用化后，</w:t>
+      </w:r>
+      <w:r>
+        <w:rPr>
+          <w:rFonts w:hint="eastAsia"/>
+          <w:b/>
+          <w:bCs/>
+        </w:rPr>
+        <w:t xml:space="preserve">国发</w:t>
+      </w:r>
+      <w:r>
+        <w:rPr>
+          <w:b/>
+          <w:bCs/>
+        </w:rPr>
+        <w:t xml:space="preserve"> 11 </w:t>
+      </w:r>
+      <w:r>
+        <w:rPr>
+          <w:rFonts w:hint="eastAsia"/>
+          <w:b/>
+          <w:bCs/>
+        </w:rPr>
+        <w:t xml:space="preserve">号是通用课的”指挥棒”</w:t>
+      </w:r>
+      <w:r>
+        <w:rPr>
+          <w:rFonts w:hint="eastAsia"/>
+        </w:rPr>
+        <w:t xml:space="preserve">；279</w:t>
+      </w:r>
+      <w:r>
+        <w:t xml:space="preserve"> </w:t>
+      </w:r>
+      <w:r>
+        <w:rPr>
+          <w:rFonts w:hint="eastAsia"/>
+        </w:rPr>
+        <w:t xml:space="preserve">号等制造专项作为行业扩展，不进通用课主线。</w:t>
+      </w:r>
+    </w:p>
     <w:bookmarkEnd w:id="15"/>
-    <w:bookmarkStart w:id="16" w:name="国家要什么279-号的四类要求逐条对应模块"/>
+    <w:bookmarkStart w:id="16" w:name="国家要什么人工智能的四类要求逐条对应模块"/>
     <w:p>
       <w:pPr>
         <w:pStyle w:val="Heading3"/>
@@ -2505,16 +2534,19 @@
         <w:rPr>
           <w:rFonts w:hint="eastAsia"/>
         </w:rPr>
-        <w:t xml:space="preserve">国家要什么（279</w:t>
-      </w:r>
-      <w:r>
-        <w:t xml:space="preserve"> </w:t>
-      </w:r>
-      <w:r>
-        <w:rPr>
-          <w:rFonts w:hint="eastAsia"/>
-        </w:rPr>
-        <w:t xml:space="preserve">号的四类要求，逐条对应模块）</w:t>
+        <w:t xml:space="preserve">国家要什么（</w:t>
+      </w:r>
+      <w:r>
+        <w:rPr>
+          <w:rFonts w:hint="eastAsia"/>
+        </w:rPr>
+        <w:t xml:space="preserve">“人工智能+”</w:t>
+      </w:r>
+      <w:r>
+        <w:rPr>
+          <w:rFonts w:hint="eastAsia"/>
+        </w:rPr>
+        <w:t xml:space="preserve">的四类要求，逐条对应模块）</w:t>
       </w:r>
     </w:p>
     <w:tbl>
@@ -2618,7 +2650,7 @@
               <w:rPr>
                 <w:rFonts w:hint="eastAsia"/>
               </w:rPr>
-              <w:t xml:space="preserve">“别搞盆景，要在真产线上跑出效果”</w:t>
+              <w:t xml:space="preserve">“别搞盆景，要在真业务里跑出效果”</w:t>
             </w:r>
           </w:p>
         </w:tc>
@@ -2643,7 +2675,7 @@
               <w:rPr>
                 <w:rFonts w:hint="eastAsia"/>
               </w:rPr>
-              <w:t xml:space="preserve">场景清单从自己产线找，不从</w:t>
+              <w:t xml:space="preserve">场景清单从自己岗位找，不从</w:t>
             </w:r>
             <w:r>
               <w:t xml:space="preserve"> PPT </w:t>
@@ -2670,7 +2702,7 @@
                 <w:b/>
                 <w:bCs/>
               </w:rPr>
-              <w:t xml:space="preserve">工业智能体培育</w:t>
+              <w:t xml:space="preserve">智能体培育</w:t>
             </w:r>
             <w:r>
               <w:rPr>
@@ -2694,7 +2726,7 @@
               <w:rPr>
                 <w:rFonts w:hint="eastAsia"/>
               </w:rPr>
-              <w:t xml:space="preserve">个工业智能体、500</w:t>
+              <w:t xml:space="preserve">个行业智能体、500</w:t>
             </w:r>
             <w:r>
               <w:t xml:space="preserve"> </w:t>
@@ -2784,7 +2816,7 @@
               <w:rPr>
                 <w:rFonts w:hint="eastAsia"/>
               </w:rPr>
-              <w:t xml:space="preserve">家标杆企业/工厂）</w:t>
+              <w:t xml:space="preserve">家标杆企业）</w:t>
             </w:r>
           </w:p>
         </w:tc>
@@ -2987,19 +3019,19 @@
         <w:rPr>
           <w:rFonts w:hint="eastAsia"/>
         </w:rPr>
-        <w:t xml:space="preserve">：工信部智能制造试点示范、</w:t>
-      </w:r>
-      <w:r>
-        <w:rPr>
-          <w:rFonts w:hint="eastAsia"/>
-        </w:rPr>
-        <w:t xml:space="preserve">“人工智能+制造”</w:t>
-      </w:r>
-      <w:r>
-        <w:rPr>
-          <w:rFonts w:hint="eastAsia"/>
-        </w:rPr>
-        <w:t xml:space="preserve">典型场景/优秀产品征集、制造业单项冠军与专精特新配套。</w:t>
+        <w:t xml:space="preserve">：人工智能典型应用场景、</w:t>
+      </w:r>
+      <w:r>
+        <w:rPr>
+          <w:rFonts w:hint="eastAsia"/>
+        </w:rPr>
+        <w:t xml:space="preserve">“人工智能+”</w:t>
+      </w:r>
+      <w:r>
+        <w:rPr>
+          <w:rFonts w:hint="eastAsia"/>
+        </w:rPr>
+        <w:t xml:space="preserve">优秀产品/解决方案征集、专精特新与单项冠军配套。</w:t>
       </w:r>
     </w:p>
     <w:p>
@@ -3055,7 +3087,7 @@
         <w:rPr>
           <w:rFonts w:hint="eastAsia"/>
         </w:rPr>
-        <w:t xml:space="preserve">：省工信厅智能工厂/数字化车间/工业互联网标杆项目认定（陕西省”两链融合”、智能制造示范工厂等）。</w:t>
+        <w:t xml:space="preserve">：省工信/发改数字化标杆项目认定、智能工厂/数字化车间（制造）、行业数字化转型试点。</w:t>
       </w:r>
     </w:p>
     <w:p>
@@ -3070,7 +3102,7 @@
         <w:rPr>
           <w:rFonts w:hint="eastAsia"/>
         </w:rPr>
-        <w:t xml:space="preserve">要件：投资额、设备联网率、数据采集点数、诊断评估等级。</w:t>
+        <w:t xml:space="preserve">要件：投资额、系统连通度、数据治理水平、诊断评估等级。</w:t>
       </w:r>
     </w:p>
     <w:p>
@@ -3093,7 +3125,7 @@
         <w:rPr>
           <w:rFonts w:hint="eastAsia"/>
         </w:rPr>
-        <w:t xml:space="preserve">：技改专项补贴、上云上平台券、数字化诊断免费名额。</w:t>
+        <w:t xml:space="preserve">：技改/数字化专项补贴、上云上平台券、免费诊断名额。</w:t>
       </w:r>
     </w:p>
     <w:p>
@@ -3131,7 +3163,7 @@
         <w:rPr>
           <w:rFonts w:hint="eastAsia"/>
         </w:rPr>
-        <w:t xml:space="preserve">：智能制造能力成熟度（CMMM）评级、智能制造优秀场景、企业数字化转型贯标。</w:t>
+        <w:t xml:space="preserve">：数字化转型能力成熟度评级、行业优秀场景、贯标。</w:t>
       </w:r>
     </w:p>
     <w:p>
@@ -3293,7 +3325,7 @@
               <w:rPr>
                 <w:rFonts w:hint="eastAsia"/>
               </w:rPr>
-              <w:t xml:space="preserve">的基线表（停机、不良、节拍）</w:t>
+              <w:t xml:space="preserve">的基线表（差错、周期、成本）</w:t>
             </w:r>
           </w:p>
         </w:tc>
@@ -3489,7 +3521,7 @@
         <w:t xml:space="preserve">课时）</w:t>
       </w:r>
     </w:p>
-    <w:bookmarkStart w:id="19" w:name="m1-制造业-ai-与机会地图3-课时"/>
+    <w:bookmarkStart w:id="19" w:name="m1-企业-ai-与机会地图3-课时"/>
     <w:p>
       <w:pPr>
         <w:pStyle w:val="Heading3"/>
@@ -3501,7 +3533,7 @@
         <w:rPr>
           <w:rFonts w:hint="eastAsia"/>
         </w:rPr>
-        <w:t xml:space="preserve">制造业</w:t>
+        <w:t xml:space="preserve">企业</w:t>
       </w:r>
       <w:r>
         <w:t xml:space="preserve"> AI </w:t>
@@ -3560,7 +3592,7 @@
         <w:rPr>
           <w:rFonts w:hint="eastAsia"/>
         </w:rPr>
-        <w:t xml:space="preserve">在制造的价值与演进</w:t>
+        <w:t xml:space="preserve">在岗位的价值与演进</w:t>
       </w:r>
       <w:r>
         <w:t xml:space="preserve"> </w:t>
@@ -3613,7 +3645,7 @@
         <w:rPr>
           <w:rFonts w:hint="eastAsia"/>
         </w:rPr>
-        <w:t xml:space="preserve">制造业为何非做</w:t>
+        <w:t xml:space="preserve">企业为何非做</w:t>
       </w:r>
       <w:r>
         <w:t xml:space="preserve"> AI </w:t>
@@ -3622,7 +3654,7 @@
         <w:rPr>
           <w:rFonts w:hint="eastAsia"/>
         </w:rPr>
-        <w:t xml:space="preserve">不可：人力成本、质量追溯、交付压力、能耗双控</w:t>
+        <w:t xml:space="preserve">不可：人力成本、差错返工、响应速度、知识流失、合规压力</w:t>
       </w:r>
     </w:p>
     <w:p>
@@ -3646,57 +3678,25 @@
         <w:rPr>
           <w:rFonts w:hint="eastAsia"/>
         </w:rPr>
-        <w:t xml:space="preserve">号</w:t>
-      </w:r>
-      <w:r>
-        <w:t xml:space="preserve"> /</w:t>
-      </w:r>
-      <w:r>
-        <w:t xml:space="preserve"> </w:t>
-      </w:r>
-      <w:r>
-        <w:rPr>
-          <w:rFonts w:hint="eastAsia"/>
-          <w:b/>
-          <w:bCs/>
-        </w:rPr>
-        <w:t xml:space="preserve">工信部联科</w:t>
-      </w:r>
-      <w:r>
-        <w:rPr>
-          <w:b/>
-          <w:bCs/>
-        </w:rPr>
-        <w:t xml:space="preserve"> 279 </w:t>
-      </w:r>
-      <w:r>
-        <w:rPr>
-          <w:rFonts w:hint="eastAsia"/>
-          <w:b/>
-          <w:bCs/>
-        </w:rPr>
-        <w:t xml:space="preserve">号</w:t>
-      </w:r>
-      <w:r>
-        <w:t xml:space="preserve"> </w:t>
-      </w:r>
-      <w:r>
-        <w:t xml:space="preserve">/ </w:t>
-      </w:r>
-      <w:r>
-        <w:rPr>
-          <w:rFonts w:hint="eastAsia"/>
-        </w:rPr>
-        <w:t xml:space="preserve">工信厅信管</w:t>
-      </w:r>
-      <w:r>
-        <w:t xml:space="preserve"> 76 </w:t>
-      </w:r>
-      <w:r>
-        <w:rPr>
-          <w:rFonts w:hint="eastAsia"/>
-        </w:rPr>
-        <w:t xml:space="preserve">号；国家要什么、资源怎么拿（见第二章）</w:t>
+        <w:t xml:space="preserve">号”人工智能+“行动</w:t>
+      </w:r>
+      <w:r>
+        <w:t xml:space="preserve"> + </w:t>
+      </w:r>
+      <w:r>
+        <w:rPr>
+          <w:rFonts w:hint="eastAsia"/>
+        </w:rPr>
+        <w:t xml:space="preserve">十五五</w:t>
+      </w:r>
+      <w:r>
+        <w:t xml:space="preserve"> + </w:t>
+      </w:r>
+      <w:r>
+        <w:rPr>
+          <w:rFonts w:hint="eastAsia"/>
+        </w:rPr>
+        <w:t xml:space="preserve">地方配套；国家要什么、资源怎么拿（见第二章）</w:t>
       </w:r>
     </w:p>
     <w:p>
@@ -3774,7 +3774,7 @@
         <w:rPr>
           <w:rFonts w:hint="eastAsia"/>
         </w:rPr>
-        <w:t xml:space="preserve">对精益的五种补位：</w:t>
+        <w:t xml:space="preserve">对业务的五种补位：</w:t>
       </w:r>
       <w:r>
         <w:rPr>
@@ -3857,16 +3857,79 @@
         <w:rPr>
           <w:rFonts w:hint="eastAsia"/>
         </w:rPr>
-        <w:t xml:space="preserve">八大浪费</w:t>
-      </w:r>
-      <w:r>
-        <w:t xml:space="preserve"> DOWNTIME </w:t>
-      </w:r>
-      <w:r>
-        <w:rPr>
-          <w:rFonts w:hint="eastAsia"/>
-        </w:rPr>
-        <w:t xml:space="preserve">复盘（缺陷/过量生产/等待/人才未用/搬运/库存/动作/过度加工）与</w:t>
+        <w:t xml:space="preserve">八大低效复盘（通用版</w:t>
+      </w:r>
+      <w:r>
+        <w:t xml:space="preserve"> </w:t>
+      </w:r>
+      <w:r>
+        <w:rPr>
+          <w:rFonts w:hint="eastAsia"/>
+        </w:rPr>
+        <w:t xml:space="preserve">DOWNTIME）：差错返工</w:t>
+      </w:r>
+      <w:r>
+        <w:t xml:space="preserve"> / </w:t>
+      </w:r>
+      <w:r>
+        <w:rPr>
+          <w:rFonts w:hint="eastAsia"/>
+        </w:rPr>
+        <w:t xml:space="preserve">信息孤岛</w:t>
+      </w:r>
+      <w:r>
+        <w:t xml:space="preserve"> / </w:t>
+      </w:r>
+      <w:r>
+        <w:rPr>
+          <w:rFonts w:hint="eastAsia"/>
+        </w:rPr>
+        <w:t xml:space="preserve">重复录入</w:t>
+      </w:r>
+      <w:r>
+        <w:t xml:space="preserve"> / </w:t>
+      </w:r>
+      <w:r>
+        <w:rPr>
+          <w:rFonts w:hint="eastAsia"/>
+        </w:rPr>
+        <w:t xml:space="preserve">等待审批</w:t>
+      </w:r>
+      <w:r>
+        <w:t xml:space="preserve"> / </w:t>
+      </w:r>
+      <w:r>
+        <w:rPr>
+          <w:rFonts w:hint="eastAsia"/>
+        </w:rPr>
+        <w:t xml:space="preserve">知识流失</w:t>
+      </w:r>
+      <w:r>
+        <w:t xml:space="preserve"> / </w:t>
+      </w:r>
+      <w:r>
+        <w:rPr>
+          <w:rFonts w:hint="eastAsia"/>
+        </w:rPr>
+        <w:t xml:space="preserve">资源闲置</w:t>
+      </w:r>
+      <w:r>
+        <w:t xml:space="preserve"> / </w:t>
+      </w:r>
+      <w:r>
+        <w:rPr>
+          <w:rFonts w:hint="eastAsia"/>
+        </w:rPr>
+        <w:t xml:space="preserve">过度流程</w:t>
+      </w:r>
+      <w:r>
+        <w:t xml:space="preserve"> / </w:t>
+      </w:r>
+      <w:r>
+        <w:rPr>
+          <w:rFonts w:hint="eastAsia"/>
+        </w:rPr>
+        <w:t xml:space="preserve">经验未用，与</w:t>
       </w:r>
       <w:r>
         <w:t xml:space="preserve"> AI </w:t>
@@ -3966,19 +4029,19 @@
         <w:rPr>
           <w:rFonts w:hint="eastAsia"/>
         </w:rPr>
-        <w:t xml:space="preserve">国家《</w:t>
-      </w:r>
-      <w:r>
-        <w:rPr>
-          <w:rFonts w:hint="eastAsia"/>
-        </w:rPr>
-        <w:t xml:space="preserve">“人工智能+制造”</w:t>
-      </w:r>
-      <w:r>
-        <w:rPr>
-          <w:rFonts w:hint="eastAsia"/>
-        </w:rPr>
-        <w:t xml:space="preserve">专项行动》（工信部联科〔2025〕279号）——场景牵引导向</w:t>
+        <w:t xml:space="preserve">国发〔2025〕11号《</w:t>
+      </w:r>
+      <w:r>
+        <w:rPr>
+          <w:rFonts w:hint="eastAsia"/>
+        </w:rPr>
+        <w:t xml:space="preserve">“人工智能+”</w:t>
+      </w:r>
+      <w:r>
+        <w:rPr>
+          <w:rFonts w:hint="eastAsia"/>
+        </w:rPr>
+        <w:t xml:space="preserve">行动的意见》——场景牵引导向</w:t>
       </w:r>
     </w:p>
     <w:p>
@@ -3996,16 +4059,7 @@
         <w:rPr>
           <w:rFonts w:hint="eastAsia"/>
         </w:rPr>
-        <w:t xml:space="preserve">灯塔工厂：全球</w:t>
-      </w:r>
-      <w:r>
-        <w:t xml:space="preserve"> 220+ </w:t>
-      </w:r>
-      <w:r>
-        <w:rPr>
-          <w:rFonts w:hint="eastAsia"/>
-        </w:rPr>
-        <w:t xml:space="preserve">站点，生成式</w:t>
+        <w:t xml:space="preserve">灯塔工厂与行业”灯塔”：跨行业</w:t>
       </w:r>
       <w:r>
         <w:t xml:space="preserve"> AI </w:t>
@@ -4014,16 +4068,7 @@
         <w:rPr>
           <w:rFonts w:hint="eastAsia"/>
         </w:rPr>
-        <w:t xml:space="preserve">在头部方案中约占</w:t>
-      </w:r>
-      <w:r>
-        <w:t xml:space="preserve"> </w:t>
-      </w:r>
-      <w:r>
-        <w:rPr>
-          <w:rFonts w:hint="eastAsia"/>
-        </w:rPr>
-        <w:t xml:space="preserve">1/4（来源：世界经济论坛灯塔工厂网络公开数据）</w:t>
+        <w:t xml:space="preserve">落地密度（来源：世界经济论坛公开数据）</w:t>
       </w:r>
     </w:p>
     <w:p>
@@ -4047,7 +4092,7 @@
         <w:rPr>
           <w:rFonts w:hint="eastAsia"/>
         </w:rPr>
-        <w:t xml:space="preserve">原型场景：CNC—检验—包装价值流，30</w:t>
+        <w:t xml:space="preserve">原型场景：行政-审批-台账价值流，30</w:t>
       </w:r>
       <w:r>
         <w:t xml:space="preserve"> </w:t>
@@ -4065,7 +4110,7 @@
         <w:rPr>
           <w:rFonts w:hint="eastAsia"/>
         </w:rPr>
-        <w:t xml:space="preserve">显示”晚检</w:t>
+        <w:t xml:space="preserve">显示”重复录入</w:t>
       </w:r>
       <w:r>
         <w:t xml:space="preserve"> 38 + </w:t>
@@ -4074,7 +4119,7 @@
         <w:rPr>
           <w:rFonts w:hint="eastAsia"/>
         </w:rPr>
-        <w:t xml:space="preserve">找量具</w:t>
+        <w:t xml:space="preserve">找文件</w:t>
       </w:r>
       <w:r>
         <w:t xml:space="preserve"> </w:t>
@@ -4086,7 +4131,13 @@
         <w:t xml:space="preserve">24”两类占</w:t>
       </w:r>
       <w:r>
-        <w:t xml:space="preserve"> 62%</w:t>
+        <w:t xml:space="preserve"> </w:t>
+      </w:r>
+      <w:r>
+        <w:rPr>
+          <w:rFonts w:hint="eastAsia"/>
+        </w:rPr>
+        <w:t xml:space="preserve">62%（教学模拟数据）</w:t>
       </w:r>
     </w:p>
     <w:p>
@@ -4121,7 +4172,7 @@
         <w:rPr>
           <w:rFonts w:hint="eastAsia"/>
         </w:rPr>
-        <w:t xml:space="preserve">《浪费登记表</w:t>
+        <w:t xml:space="preserve">《低效登记表</w:t>
       </w:r>
       <w:r>
         <w:t xml:space="preserve"> + Pareto </w:t>
@@ -4139,16 +4190,7 @@
         <w:rPr>
           <w:rFonts w:hint="eastAsia"/>
         </w:rPr>
-        <w:t xml:space="preserve">条记录分类到</w:t>
-      </w:r>
-      <w:r>
-        <w:t xml:space="preserve"> </w:t>
-      </w:r>
-      <w:r>
-        <w:rPr>
-          <w:rFonts w:hint="eastAsia"/>
-        </w:rPr>
-        <w:t xml:space="preserve">DOWNTIME）</w:t>
+        <w:t xml:space="preserve">条记录分类到八大低效）</w:t>
       </w:r>
     </w:p>
     <w:p>
@@ -4263,7 +4305,7 @@
       </w:r>
     </w:p>
     <w:bookmarkEnd w:id="19"/>
-    <w:bookmarkStart w:id="20" w:name="m2-预测性维护与设备分析3-课时"/>
+    <w:bookmarkStart w:id="20" w:name="m2-数据驱动的预测与预警3-课时"/>
     <w:p>
       <w:pPr>
         <w:pStyle w:val="Heading3"/>
@@ -4275,7 +4317,7 @@
         <w:rPr>
           <w:rFonts w:hint="eastAsia"/>
         </w:rPr>
-        <w:t xml:space="preserve">预测性维护与设备分析（3</w:t>
+        <w:t xml:space="preserve">数据驱动的预测与预警（3</w:t>
       </w:r>
       <w:r>
         <w:t xml:space="preserve"> </w:t>
@@ -4307,7 +4349,7 @@
         <w:rPr>
           <w:rFonts w:hint="eastAsia"/>
         </w:rPr>
-        <w:t xml:space="preserve">：维护四阶演进</w:t>
+        <w:t xml:space="preserve">：预测四阶演进</w:t>
       </w:r>
       <w:r>
         <w:t xml:space="preserve"> </w:t>
@@ -4378,15 +4420,15 @@
         <w:rPr>
           <w:rFonts w:hint="eastAsia"/>
         </w:rPr>
-        <w:t xml:space="preserve">维护四阶演进：</w:t>
-      </w:r>
-      <w:r>
-        <w:rPr>
-          <w:rFonts w:hint="eastAsia"/>
-          <w:b/>
-          <w:bCs/>
-        </w:rPr>
-        <w:t xml:space="preserve">反应式</w:t>
+        <w:t xml:space="preserve">预测四阶演进：</w:t>
+      </w:r>
+      <w:r>
+        <w:rPr>
+          <w:rFonts w:hint="eastAsia"/>
+          <w:b/>
+          <w:bCs/>
+        </w:rPr>
+        <w:t xml:space="preserve">事后复盘</w:t>
       </w:r>
       <w:r>
         <w:rPr>
@@ -4401,7 +4443,7 @@
           <w:b/>
           <w:bCs/>
         </w:rPr>
-        <w:t xml:space="preserve">预防式</w:t>
+        <w:t xml:space="preserve">统计预测</w:t>
       </w:r>
       <w:r>
         <w:rPr>
@@ -4416,28 +4458,28 @@
           <w:b/>
           <w:bCs/>
         </w:rPr>
-        <w:t xml:space="preserve">状态式（Condition-based）→</w:t>
-      </w:r>
-      <w:r>
-        <w:rPr>
-          <w:b/>
-          <w:bCs/>
-        </w:rPr>
-        <w:t xml:space="preserve"> </w:t>
-      </w:r>
-      <w:r>
-        <w:rPr>
-          <w:rFonts w:hint="eastAsia"/>
-          <w:b/>
-          <w:bCs/>
-        </w:rPr>
-        <w:t xml:space="preserve">预测式（Predictive）</w:t>
-      </w:r>
-      <w:r>
-        <w:rPr>
-          <w:rFonts w:hint="eastAsia"/>
-        </w:rPr>
-        <w:t xml:space="preserve">；按”失效后果</w:t>
+        <w:t xml:space="preserve">状态监测</w:t>
+      </w:r>
+      <w:r>
+        <w:rPr>
+          <w:b/>
+          <w:bCs/>
+        </w:rPr>
+        <w:t xml:space="preserve"> → </w:t>
+      </w:r>
+      <w:r>
+        <w:rPr>
+          <w:rFonts w:hint="eastAsia"/>
+          <w:b/>
+          <w:bCs/>
+        </w:rPr>
+        <w:t xml:space="preserve">预测预警</w:t>
+      </w:r>
+      <w:r>
+        <w:rPr>
+          <w:rFonts w:hint="eastAsia"/>
+        </w:rPr>
+        <w:t xml:space="preserve">；按”后果</w:t>
       </w:r>
       <w:r>
         <w:t xml:space="preserve"> × </w:t>
@@ -4470,7 +4512,7 @@
         <w:rPr>
           <w:rFonts w:hint="eastAsia"/>
         </w:rPr>
-        <w:t xml:space="preserve">数据从哪来（不编程）：IoT</w:t>
+        <w:t xml:space="preserve">数据从哪来（不编程）：业务系统（ERP/CRM/工单/订单）、传感器、点检</w:t>
       </w:r>
       <w:r>
         <w:t xml:space="preserve"> </w:t>
@@ -4479,25 +4521,7 @@
         <w:rPr>
           <w:rFonts w:hint="eastAsia"/>
         </w:rPr>
-        <w:t xml:space="preserve">传感器（振动/温度/电流/声音）、PLC/SCADA、MES</w:t>
-      </w:r>
-      <w:r>
-        <w:t xml:space="preserve"> </w:t>
-      </w:r>
-      <w:r>
-        <w:rPr>
-          <w:rFonts w:hint="eastAsia"/>
-        </w:rPr>
-        <w:t xml:space="preserve">工单历史、点检</w:t>
-      </w:r>
-      <w:r>
-        <w:t xml:space="preserve"> </w:t>
-      </w:r>
-      <w:r>
-        <w:rPr>
-          <w:rFonts w:hint="eastAsia"/>
-        </w:rPr>
-        <w:t xml:space="preserve">APP、人工记录</w:t>
+        <w:t xml:space="preserve">APP、人工记录、外部市场信号</w:t>
       </w:r>
     </w:p>
     <w:p>
@@ -4512,15 +4536,15 @@
         <w:rPr>
           <w:rFonts w:hint="eastAsia"/>
         </w:rPr>
-        <w:t xml:space="preserve">预测维护数据链六阶：</w:t>
-      </w:r>
-      <w:r>
-        <w:rPr>
-          <w:rFonts w:hint="eastAsia"/>
-          <w:b/>
-          <w:bCs/>
-        </w:rPr>
-        <w:t xml:space="preserve">传感器与工单</w:t>
+        <w:t xml:space="preserve">预测数据链六阶：</w:t>
+      </w:r>
+      <w:r>
+        <w:rPr>
+          <w:rFonts w:hint="eastAsia"/>
+          <w:b/>
+          <w:bCs/>
+        </w:rPr>
+        <w:t xml:space="preserve">源数据与工单</w:t>
       </w:r>
       <w:r>
         <w:rPr>
@@ -4580,7 +4604,7 @@
           <w:b/>
           <w:bCs/>
         </w:rPr>
-        <w:t xml:space="preserve">维护决策</w:t>
+        <w:t xml:space="preserve">决策建议</w:t>
       </w:r>
       <w:r>
         <w:rPr>
@@ -4610,7 +4634,7 @@
         <w:rPr>
           <w:rFonts w:hint="eastAsia"/>
         </w:rPr>
-        <w:t xml:space="preserve">时序数据三看：看趋势（斜率）、看阈值（工程限）、看突变（阶跃/毛刺）</w:t>
+        <w:t xml:space="preserve">时序数据三看：看趋势（斜率）、看阈值（业务限）、看突变（阶跃/毛刺）</w:t>
       </w:r>
     </w:p>
     <w:p>
@@ -4622,13 +4646,19 @@
         </w:numPr>
       </w:pPr>
       <w:r>
-        <w:t xml:space="preserve">FMEA </w:t>
-      </w:r>
-      <w:r>
-        <w:rPr>
-          <w:rFonts w:hint="eastAsia"/>
-        </w:rPr>
-        <w:t xml:space="preserve">聚焦维护力量：失效模式</w:t>
+        <w:rPr>
+          <w:rFonts w:hint="eastAsia"/>
+        </w:rPr>
+        <w:t xml:space="preserve">风险因素筛查（FMEA</w:t>
+      </w:r>
+      <w:r>
+        <w:t xml:space="preserve"> </w:t>
+      </w:r>
+      <w:r>
+        <w:rPr>
+          <w:rFonts w:hint="eastAsia"/>
+        </w:rPr>
+        <w:t xml:space="preserve">思路通用化）：失效/异常因素</w:t>
       </w:r>
       <w:r>
         <w:t xml:space="preserve"> → </w:t>
@@ -4685,13 +4715,10 @@
         </w:numPr>
       </w:pPr>
       <w:r>
-        <w:t xml:space="preserve">OEE = </w:t>
-      </w:r>
-      <w:r>
-        <w:rPr>
-          <w:rFonts w:hint="eastAsia"/>
-        </w:rPr>
-        <w:t xml:space="preserve">可用率</w:t>
+        <w:rPr>
+          <w:rFonts w:hint="eastAsia"/>
+        </w:rPr>
+        <w:t xml:space="preserve">运营基线指标：以”可用率</w:t>
       </w:r>
       <w:r>
         <w:t xml:space="preserve"> × </w:t>
@@ -4709,7 +4736,7 @@
         <w:rPr>
           <w:rFonts w:hint="eastAsia"/>
         </w:rPr>
-        <w:t xml:space="preserve">质量；示例</w:t>
+        <w:t xml:space="preserve">质量”三因子看整体效率；示例</w:t>
       </w:r>
       <w:r>
         <w:t xml:space="preserve"> 0.90 × 0.95 × 0.98 =</w:t>
@@ -4728,16 +4755,7 @@
         <w:rPr>
           <w:rFonts w:hint="eastAsia"/>
         </w:rPr>
-        <w:t xml:space="preserve">；用</w:t>
-      </w:r>
-      <w:r>
-        <w:t xml:space="preserve"> OEE </w:t>
-      </w:r>
-      <w:r>
-        <w:rPr>
-          <w:rFonts w:hint="eastAsia"/>
-        </w:rPr>
-        <w:t xml:space="preserve">找损失类别，不用来排名机台</w:t>
+        <w:t xml:space="preserve">；用来找损失类别，不用来排名</w:t>
       </w:r>
     </w:p>
     <w:p>
@@ -4782,40 +4800,10 @@
         </w:numPr>
       </w:pPr>
       <w:r>
-        <w:t xml:space="preserve">TPM </w:t>
-      </w:r>
-      <w:r>
-        <w:rPr>
-          <w:rFonts w:hint="eastAsia"/>
-        </w:rPr>
-        <w:t xml:space="preserve">八柱与</w:t>
-      </w:r>
-      <w:r>
-        <w:t xml:space="preserve"> AI </w:t>
-      </w:r>
-      <w:r>
-        <w:rPr>
-          <w:rFonts w:hint="eastAsia"/>
-        </w:rPr>
-        <w:t xml:space="preserve">的接口：自主维护（操作工发现异常）+</w:t>
-      </w:r>
-      <w:r>
-        <w:t xml:space="preserve"> </w:t>
-      </w:r>
-      <w:r>
-        <w:rPr>
-          <w:rFonts w:hint="eastAsia"/>
-        </w:rPr>
-        <w:t xml:space="preserve">预测模型（提前</w:t>
-      </w:r>
-      <w:r>
-        <w:t xml:space="preserve"> N </w:t>
-      </w:r>
-      <w:r>
-        <w:rPr>
-          <w:rFonts w:hint="eastAsia"/>
-        </w:rPr>
-        <w:t xml:space="preserve">天报警）</w:t>
+        <w:rPr>
+          <w:rFonts w:hint="eastAsia"/>
+        </w:rPr>
+        <w:t xml:space="preserve">通用场景矩阵：需求预测（零售/排产）、流失预警（客户/员工）、异常检测（设备/账务/内容）、容量预测（并发/库存）</w:t>
       </w:r>
     </w:p>
     <w:p>
@@ -4861,64 +4849,17 @@
       <w:r>
         <w:rPr>
           <w:rFonts w:hint="eastAsia"/>
-          <w:b/>
-          <w:bCs/>
-        </w:rPr>
-        <w:t xml:space="preserve">陕汽设备</w:t>
-      </w:r>
-      <w:r>
-        <w:rPr>
-          <w:b/>
-          <w:bCs/>
-        </w:rPr>
-        <w:t xml:space="preserve"> AI </w:t>
-      </w:r>
-      <w:r>
-        <w:rPr>
-          <w:rFonts w:hint="eastAsia"/>
-          <w:b/>
-          <w:bCs/>
-        </w:rPr>
-        <w:t xml:space="preserve">预维护：故障</w:t>
-      </w:r>
-      <w:r>
-        <w:rPr>
-          <w:b/>
-          <w:bCs/>
-        </w:rPr>
-        <w:t xml:space="preserve"> 10 </w:t>
-      </w:r>
-      <w:r>
-        <w:rPr>
-          <w:rFonts w:hint="eastAsia"/>
-          <w:b/>
-          <w:bCs/>
-        </w:rPr>
-        <w:t xml:space="preserve">秒级预警</w:t>
-      </w:r>
-      <w:r>
-        <w:rPr>
-          <w:rFonts w:hint="eastAsia"/>
-        </w:rPr>
-        <w:t xml:space="preserve">（来源：陕汽集团”AI</w:t>
-      </w:r>
-      <w:r>
-        <w:t xml:space="preserve"> </w:t>
-      </w:r>
-      <w:r>
-        <w:rPr>
-          <w:rFonts w:hint="eastAsia"/>
-        </w:rPr>
-        <w:t xml:space="preserve">赋能</w:t>
-      </w:r>
-      <w:r>
-        <w:t xml:space="preserve"> </w:t>
-      </w:r>
-      <w:r>
-        <w:rPr>
-          <w:rFonts w:hint="eastAsia"/>
-        </w:rPr>
-        <w:t xml:space="preserve">共学共进”公开报道）</w:t>
+        </w:rPr>
+        <w:t xml:space="preserve">跨行业预测场景：零售需求预测、金融账户风险预警、设备寿命预测（讲师按客户行业各举</w:t>
+      </w:r>
+      <w:r>
+        <w:t xml:space="preserve"> 1 </w:t>
+      </w:r>
+      <w:r>
+        <w:rPr>
+          <w:rFonts w:hint="eastAsia"/>
+        </w:rPr>
+        <w:t xml:space="preserve">个可核实案例）</w:t>
       </w:r>
     </w:p>
     <w:p>
@@ -4932,66 +4873,6 @@
       <w:r>
         <w:rPr>
           <w:rFonts w:hint="eastAsia"/>
-          <w:b/>
-          <w:bCs/>
-        </w:rPr>
-        <w:t xml:space="preserve">西门子</w:t>
-      </w:r>
-      <w:r>
-        <w:rPr>
-          <w:b/>
-          <w:bCs/>
-        </w:rPr>
-        <w:t xml:space="preserve"> Senseye Predictive </w:t>
-      </w:r>
-      <w:r>
-        <w:rPr>
-          <w:rFonts w:hint="eastAsia"/>
-          <w:b/>
-          <w:bCs/>
-        </w:rPr>
-        <w:t xml:space="preserve">Maintenance：非计划停机降低约</w:t>
-      </w:r>
-      <w:r>
-        <w:rPr>
-          <w:b/>
-          <w:bCs/>
-        </w:rPr>
-        <w:t xml:space="preserve"> </w:t>
-      </w:r>
-      <w:r>
-        <w:rPr>
-          <w:rFonts w:hint="eastAsia"/>
-          <w:b/>
-          <w:bCs/>
-        </w:rPr>
-        <w:t xml:space="preserve">50%、维护成本降低约</w:t>
-      </w:r>
-      <w:r>
-        <w:rPr>
-          <w:b/>
-          <w:bCs/>
-        </w:rPr>
-        <w:t xml:space="preserve"> 25%</w:t>
-      </w:r>
-      <w:r>
-        <w:rPr>
-          <w:rFonts w:hint="eastAsia"/>
-        </w:rPr>
-        <w:t xml:space="preserve">（来源：西门子官方产品与客户案例材料）</w:t>
-      </w:r>
-    </w:p>
-    <w:p>
-      <w:pPr>
-        <w:pStyle w:val="Compact"/>
-        <w:numPr>
-          <w:ilvl w:val="1"/>
-          <w:numId w:val="1012"/>
-        </w:numPr>
-      </w:pPr>
-      <w:r>
-        <w:rPr>
-          <w:rFonts w:hint="eastAsia"/>
         </w:rPr>
         <w:t xml:space="preserve">活动</w:t>
       </w:r>
@@ -5002,16 +4883,7 @@
         <w:rPr>
           <w:rFonts w:hint="eastAsia"/>
         </w:rPr>
-        <w:t xml:space="preserve">原型场景：CNC-2</w:t>
-      </w:r>
-      <w:r>
-        <w:t xml:space="preserve"> </w:t>
-      </w:r>
-      <w:r>
-        <w:rPr>
-          <w:rFonts w:hint="eastAsia"/>
-        </w:rPr>
-        <w:t xml:space="preserve">振动与主轴温度双升，厂商模型给风险分但</w:t>
+        <w:t xml:space="preserve">原型场景：某关键指标双升，模型给风险分但</w:t>
       </w:r>
       <w:r>
         <w:rPr>
@@ -5020,6 +4892,12 @@
           <w:bCs/>
         </w:rPr>
         <w:t xml:space="preserve">不解释该做什么动作</w:t>
+      </w:r>
+      <w:r>
+        <w:rPr>
+          <w:rFonts w:hint="eastAsia"/>
+        </w:rPr>
+        <w:t xml:space="preserve">（教学模拟数据）</w:t>
       </w:r>
     </w:p>
     <w:p>
@@ -5054,16 +4932,16 @@
         <w:rPr>
           <w:rFonts w:hint="eastAsia"/>
         </w:rPr>
-        <w:t xml:space="preserve">《设备关键度</w:t>
-      </w:r>
-      <w:r>
-        <w:t xml:space="preserve"> + FMEA </w:t>
-      </w:r>
-      <w:r>
-        <w:rPr>
-          <w:rFonts w:hint="eastAsia"/>
-        </w:rPr>
-        <w:t xml:space="preserve">筛查表》（安全后果、生产关键度）</w:t>
+        <w:t xml:space="preserve">《关键指标</w:t>
+      </w:r>
+      <w:r>
+        <w:t xml:space="preserve"> + </w:t>
+      </w:r>
+      <w:r>
+        <w:rPr>
+          <w:rFonts w:hint="eastAsia"/>
+        </w:rPr>
+        <w:t xml:space="preserve">风险因素筛查表》（安全后果、业务关键度）</w:t>
       </w:r>
     </w:p>
     <w:p>
@@ -5081,7 +4959,7 @@
         <w:rPr>
           <w:rFonts w:hint="eastAsia"/>
         </w:rPr>
-        <w:t xml:space="preserve">《状态趋势判读单》（振动/温度/风险分三条曲线判读结论）</w:t>
+        <w:t xml:space="preserve">《趋势判读单》（三条曲线判读结论）</w:t>
       </w:r>
     </w:p>
     <w:p>
@@ -5135,7 +5013,7 @@
         <w:rPr>
           <w:rFonts w:hint="eastAsia"/>
         </w:rPr>
-        <w:t xml:space="preserve">《工单建议草稿》（含来源引用与必检项）+</w:t>
+        <w:t xml:space="preserve">《预警处置建议草稿》（含来源引用与必检项）+</w:t>
       </w:r>
       <w:r>
         <w:t xml:space="preserve"> </w:t>
@@ -5155,7 +5033,7 @@
       </w:r>
     </w:p>
     <w:bookmarkEnd w:id="20"/>
-    <w:bookmarkStart w:id="21" w:name="m3-机器视觉智能质检3-课时"/>
+    <w:bookmarkStart w:id="21" w:name="m3-智能审核与-ai-判定3-课时"/>
     <w:p>
       <w:pPr>
         <w:pStyle w:val="Heading3"/>
@@ -5167,7 +5045,16 @@
         <w:rPr>
           <w:rFonts w:hint="eastAsia"/>
         </w:rPr>
-        <w:t xml:space="preserve">机器视觉智能质检（3</w:t>
+        <w:t xml:space="preserve">智能审核与</w:t>
+      </w:r>
+      <w:r>
+        <w:t xml:space="preserve"> AI </w:t>
+      </w:r>
+      <w:r>
+        <w:rPr>
+          <w:rFonts w:hint="eastAsia"/>
+        </w:rPr>
+        <w:t xml:space="preserve">判定（3</w:t>
       </w:r>
       <w:r>
         <w:t xml:space="preserve"> </w:t>
@@ -5199,7 +5086,7 @@
         <w:rPr>
           <w:rFonts w:hint="eastAsia"/>
         </w:rPr>
-        <w:t xml:space="preserve">：视觉质检能做什么</w:t>
+        <w:t xml:space="preserve">：智能审核能做什么</w:t>
       </w:r>
       <w:r>
         <w:t xml:space="preserve"> </w:t>
@@ -5270,7 +5157,7 @@
         <w:rPr>
           <w:rFonts w:hint="eastAsia"/>
         </w:rPr>
-        <w:t xml:space="preserve">视觉质检三类任务：</w:t>
+        <w:t xml:space="preserve">智能审核三类任务：</w:t>
       </w:r>
       <w:r>
         <w:rPr>
@@ -5284,7 +5171,7 @@
         <w:rPr>
           <w:rFonts w:hint="eastAsia"/>
         </w:rPr>
-        <w:t xml:space="preserve">（好/坏）、</w:t>
+        <w:t xml:space="preserve">（合格/不合格）、</w:t>
       </w:r>
       <w:r>
         <w:rPr>
@@ -5298,7 +5185,7 @@
         <w:rPr>
           <w:rFonts w:hint="eastAsia"/>
         </w:rPr>
-        <w:t xml:space="preserve">（缺陷在哪）、</w:t>
+        <w:t xml:space="preserve">（问题在哪）、</w:t>
       </w:r>
       <w:r>
         <w:rPr>
@@ -5327,7 +5214,7 @@
         <w:rPr>
           <w:rFonts w:hint="eastAsia"/>
         </w:rPr>
-        <w:t xml:space="preserve">能做什么：一致的高速筛查、定位可见异常、缺陷类别趋势、不确定件自动分诊</w:t>
+        <w:t xml:space="preserve">能做什么：一致的高速筛查、定位可见异常、问题类别趋势、不确定件自动分诊</w:t>
       </w:r>
     </w:p>
     <w:p>
@@ -5342,21 +5229,21 @@
         <w:rPr>
           <w:rFonts w:hint="eastAsia"/>
         </w:rPr>
-        <w:t xml:space="preserve">会出什么问题：光照与相机漂移、稀有缺陷与类别不平衡、产品混线变更、</w:t>
-      </w:r>
-      <w:r>
-        <w:rPr>
-          <w:rFonts w:hint="eastAsia"/>
-          <w:b/>
-          <w:bCs/>
-        </w:rPr>
-        <w:t xml:space="preserve">假阴性（漏检）流出</w:t>
-      </w:r>
-      <w:r>
-        <w:rPr>
-          <w:rFonts w:hint="eastAsia"/>
-        </w:rPr>
-        <w:t xml:space="preserve">、训练图像隐含偏差</w:t>
+        <w:t xml:space="preserve">会出什么问题：输入漂移、稀有类别与不平衡、业务规则变更、</w:t>
+      </w:r>
+      <w:r>
+        <w:rPr>
+          <w:rFonts w:hint="eastAsia"/>
+          <w:b/>
+          <w:bCs/>
+        </w:rPr>
+        <w:t xml:space="preserve">假阴性（漏判）流出</w:t>
+      </w:r>
+      <w:r>
+        <w:rPr>
+          <w:rFonts w:hint="eastAsia"/>
+        </w:rPr>
+        <w:t xml:space="preserve">、训练样本隐含偏差</w:t>
       </w:r>
     </w:p>
     <w:p>
@@ -5421,7 +5308,7 @@
         <w:rPr>
           <w:rFonts w:hint="eastAsia"/>
         </w:rPr>
-        <w:t xml:space="preserve">（漏检视角）</w:t>
+        <w:t xml:space="preserve">（漏判视角）</w:t>
       </w:r>
     </w:p>
     <w:p>
@@ -5439,7 +5326,7 @@
         <w:t xml:space="preserve">精确率</w:t>
       </w:r>
       <w:r>
-        <w:t xml:space="preserve"> Precision = TP/(TP+FP) ——</w:t>
+        <w:t xml:space="preserve"> Precision = TP/(TP+FN) ——</w:t>
       </w:r>
       <w:r>
         <w:t xml:space="preserve"> </w:t>
@@ -5485,7 +5372,7 @@
         <w:rPr>
           <w:rFonts w:hint="eastAsia"/>
         </w:rPr>
-        <w:t xml:space="preserve">：某缺陷模型整体准确率</w:t>
+        <w:t xml:space="preserve">：某审核模型整体准确率</w:t>
       </w:r>
       <w:r>
         <w:t xml:space="preserve"> </w:t>
@@ -5510,15 +5397,15 @@
         <w:rPr>
           <w:rFonts w:hint="eastAsia"/>
         </w:rPr>
-        <w:t xml:space="preserve">个安全关键裂纹样本</w:t>
-      </w:r>
-      <w:r>
-        <w:rPr>
-          <w:rFonts w:hint="eastAsia"/>
-          <w:b/>
-          <w:bCs/>
-        </w:rPr>
-        <w:t xml:space="preserve">漏检</w:t>
+        <w:t xml:space="preserve">个合规关键样本</w:t>
+      </w:r>
+      <w:r>
+        <w:rPr>
+          <w:rFonts w:hint="eastAsia"/>
+          <w:b/>
+          <w:bCs/>
+        </w:rPr>
+        <w:t xml:space="preserve">漏判</w:t>
       </w:r>
       <w:r>
         <w:rPr>
@@ -5571,25 +5458,7 @@
         <w:rPr>
           <w:rFonts w:hint="eastAsia"/>
         </w:rPr>
-        <w:t xml:space="preserve">，只作辅助分诊（来源：tertiarycourses</w:t>
-      </w:r>
-      <w:r>
-        <w:t xml:space="preserve"> </w:t>
-      </w:r>
-      <w:r>
-        <w:rPr>
-          <w:rFonts w:hint="eastAsia"/>
-        </w:rPr>
-        <w:t xml:space="preserve">活动</w:t>
-      </w:r>
-      <w:r>
-        <w:t xml:space="preserve"> 07 </w:t>
-      </w:r>
-      <w:r>
-        <w:rPr>
-          <w:rFonts w:hint="eastAsia"/>
-        </w:rPr>
-        <w:t xml:space="preserve">教案场景）</w:t>
+        <w:t xml:space="preserve">，只作辅助分诊（教学原型场景）</w:t>
       </w:r>
     </w:p>
     <w:p>
@@ -5604,7 +5473,7 @@
         <w:rPr>
           <w:rFonts w:hint="eastAsia"/>
         </w:rPr>
-        <w:t xml:space="preserve">阈值策略：安全关键缺陷宁可多误报（保守阈值）；误报的代价是复检工时，漏检的代价是客户与安全</w:t>
+        <w:t xml:space="preserve">阈值策略：安全/合规关键场景宁可多误报（保守阈值）；误报的代价是复检工时，漏判的代价是客户与安全</w:t>
       </w:r>
     </w:p>
     <w:p>
@@ -5675,7 +5544,7 @@
         <w:rPr>
           <w:rFonts w:hint="eastAsia"/>
         </w:rPr>
-        <w:t xml:space="preserve">上线四控制：光照/相机固定、产品混线登记、标签质量抽审、再验证触发条件（换型/换料/换镜头）</w:t>
+        <w:t xml:space="preserve">上线四控制：输入格式固定、规则变更登记、标签质量抽审、再验证触发条件（换规则/换数据源/换模型版本）</w:t>
       </w:r>
     </w:p>
     <w:p>
@@ -5690,7 +5559,7 @@
         <w:rPr>
           <w:rFonts w:hint="eastAsia"/>
         </w:rPr>
-        <w:t xml:space="preserve">回退：模型或网络不可用时，恢复到人工全检或抽检的明确规则</w:t>
+        <w:t xml:space="preserve">回退：模型或网络不可用时，恢复到人工全审或抽检的明确规则</w:t>
       </w:r>
     </w:p>
     <w:p>
@@ -5736,79 +5605,26 @@
       <w:r>
         <w:rPr>
           <w:rFonts w:hint="eastAsia"/>
-          <w:b/>
-          <w:bCs/>
-        </w:rPr>
-        <w:t xml:space="preserve">陕汽</w:t>
-      </w:r>
-      <w:r>
-        <w:rPr>
-          <w:b/>
-          <w:bCs/>
-        </w:rPr>
-        <w:t xml:space="preserve"> AI </w:t>
-      </w:r>
-      <w:r>
-        <w:rPr>
-          <w:rFonts w:hint="eastAsia"/>
-          <w:b/>
-          <w:bCs/>
-        </w:rPr>
-        <w:t xml:space="preserve">视觉检测：单件检测约</w:t>
-      </w:r>
-      <w:r>
-        <w:rPr>
-          <w:b/>
-          <w:bCs/>
-        </w:rPr>
-        <w:t xml:space="preserve"> 30 </w:t>
-      </w:r>
-      <w:r>
-        <w:rPr>
-          <w:rFonts w:hint="eastAsia"/>
-          <w:b/>
-          <w:bCs/>
-        </w:rPr>
-        <w:t xml:space="preserve">秒，人工同类检测需</w:t>
-      </w:r>
-      <w:r>
-        <w:rPr>
-          <w:b/>
-          <w:bCs/>
-        </w:rPr>
-        <w:t xml:space="preserve"> 2-3 </w:t>
-      </w:r>
-      <w:r>
-        <w:rPr>
-          <w:rFonts w:hint="eastAsia"/>
-          <w:b/>
-          <w:bCs/>
-        </w:rPr>
-        <w:t xml:space="preserve">小时</w:t>
-      </w:r>
-      <w:r>
-        <w:rPr>
-          <w:rFonts w:hint="eastAsia"/>
-        </w:rPr>
-        <w:t xml:space="preserve">（来源：陕汽集团</w:t>
-      </w:r>
-      <w:r>
-        <w:t xml:space="preserve"> AI </w:t>
-      </w:r>
-      <w:r>
-        <w:rPr>
-          <w:rFonts w:hint="eastAsia"/>
-        </w:rPr>
-        <w:t xml:space="preserve">应用公开报道）——课堂算一次量级差：约</w:t>
-      </w:r>
-      <w:r>
-        <w:t xml:space="preserve"> 240-360 </w:t>
-      </w:r>
-      <w:r>
-        <w:rPr>
-          <w:rFonts w:hint="eastAsia"/>
-        </w:rPr>
-        <w:t xml:space="preserve">倍</w:t>
+        </w:rPr>
+        <w:t xml:space="preserve">跨行业审核场景：单据/发票</w:t>
+      </w:r>
+      <w:r>
+        <w:t xml:space="preserve"> OCR </w:t>
+      </w:r>
+      <w:r>
+        <w:rPr>
+          <w:rFonts w:hint="eastAsia"/>
+        </w:rPr>
+        <w:t xml:space="preserve">核对、合同条款初审、客服对话质检、影像初筛（讲师按客户行业各举</w:t>
+      </w:r>
+      <w:r>
+        <w:t xml:space="preserve"> 1 </w:t>
+      </w:r>
+      <w:r>
+        <w:rPr>
+          <w:rFonts w:hint="eastAsia"/>
+        </w:rPr>
+        <w:t xml:space="preserve">个可核实案例）</w:t>
       </w:r>
     </w:p>
     <w:p>
@@ -5822,45 +5638,6 @@
       <w:r>
         <w:rPr>
           <w:rFonts w:hint="eastAsia"/>
-          <w:b/>
-          <w:bCs/>
-        </w:rPr>
-        <w:t xml:space="preserve">博世（Bosch）：产线缺陷率降低约</w:t>
-      </w:r>
-      <w:r>
-        <w:rPr>
-          <w:b/>
-          <w:bCs/>
-        </w:rPr>
-        <w:t xml:space="preserve"> 40%</w:t>
-      </w:r>
-      <w:r>
-        <w:rPr>
-          <w:rFonts w:hint="eastAsia"/>
-        </w:rPr>
-        <w:t xml:space="preserve">（来源：博世工业</w:t>
-      </w:r>
-      <w:r>
-        <w:t xml:space="preserve"> AI / Nexeed </w:t>
-      </w:r>
-      <w:r>
-        <w:rPr>
-          <w:rFonts w:hint="eastAsia"/>
-        </w:rPr>
-        <w:t xml:space="preserve">公开案例材料）</w:t>
-      </w:r>
-    </w:p>
-    <w:p>
-      <w:pPr>
-        <w:pStyle w:val="Compact"/>
-        <w:numPr>
-          <w:ilvl w:val="1"/>
-          <w:numId w:val="1017"/>
-        </w:numPr>
-      </w:pPr>
-      <w:r>
-        <w:rPr>
-          <w:rFonts w:hint="eastAsia"/>
         </w:rPr>
         <w:t xml:space="preserve">活动</w:t>
       </w:r>
@@ -5871,7 +5648,7 @@
         <w:rPr>
           <w:rFonts w:hint="eastAsia"/>
         </w:rPr>
-        <w:t xml:space="preserve">原型场景：终检是瓶颈（人工</w:t>
+        <w:t xml:space="preserve">原型场景：终审是瓶颈（人工</w:t>
       </w:r>
       <w:r>
         <w:t xml:space="preserve"> </w:t>
@@ -5895,7 +5672,7 @@
         <w:rPr>
           <w:rFonts w:hint="eastAsia"/>
         </w:rPr>
-        <w:t xml:space="preserve">，形成排队），可见缺陷但安全关键裂纹极罕见</w:t>
+        <w:t xml:space="preserve">，形成排队），可见异常但合规关键项极罕见（教学模拟数据）</w:t>
       </w:r>
     </w:p>
     <w:p>
@@ -5930,7 +5707,7 @@
         <w:rPr>
           <w:rFonts w:hint="eastAsia"/>
         </w:rPr>
-        <w:t xml:space="preserve">《质检场景画布》（决策是什么、现状基线、缺陷类别与严重度、图像来源）</w:t>
+        <w:t xml:space="preserve">《审核场景画布》（决策是什么、现状基线、问题类别与严重度、输入来源）</w:t>
       </w:r>
     </w:p>
     <w:p>
@@ -5966,7 +5743,7 @@
         <w:rPr>
           <w:rFonts w:hint="eastAsia"/>
         </w:rPr>
-        <w:t xml:space="preserve">TP/FP/TN/FN，算关键缺陷召回率与</w:t>
+        <w:t xml:space="preserve">TP/FP/TN/FN，算关键项召回率与</w:t>
       </w:r>
       <w:r>
         <w:t xml:space="preserve"> AI </w:t>
@@ -6040,7 +5817,7 @@
       </w:r>
     </w:p>
     <w:bookmarkEnd w:id="21"/>
-    <w:bookmarkStart w:id="22" w:name="m4-生产优化与供应链3-课时"/>
+    <w:bookmarkStart w:id="22" w:name="m4-流程优化与资源调度3-课时"/>
     <w:p>
       <w:pPr>
         <w:pStyle w:val="Heading3"/>
@@ -6052,7 +5829,7 @@
         <w:rPr>
           <w:rFonts w:hint="eastAsia"/>
         </w:rPr>
-        <w:t xml:space="preserve">生产优化与供应链（3</w:t>
+        <w:t xml:space="preserve">流程优化与资源调度（3</w:t>
       </w:r>
       <w:r>
         <w:t xml:space="preserve"> </w:t>
@@ -6093,7 +5870,7 @@
         <w:rPr>
           <w:rFonts w:hint="eastAsia"/>
         </w:rPr>
-        <w:t xml:space="preserve">60min｜库存</w:t>
+        <w:t xml:space="preserve">60min｜资源</w:t>
       </w:r>
       <w:r>
         <w:t xml:space="preserve"> ABC </w:t>
@@ -6111,16 +5888,7 @@
         <w:rPr>
           <w:rFonts w:hint="eastAsia"/>
         </w:rPr>
-        <w:t xml:space="preserve">45min｜EBQ</w:t>
-      </w:r>
-      <w:r>
-        <w:t xml:space="preserve"> </w:t>
-      </w:r>
-      <w:r>
-        <w:rPr>
-          <w:rFonts w:hint="eastAsia"/>
-        </w:rPr>
-        <w:t xml:space="preserve">与看板</w:t>
+        <w:t xml:space="preserve">45min｜批量与看板</w:t>
       </w:r>
       <w:r>
         <w:t xml:space="preserve"> </w:t>
@@ -6215,7 +5983,7 @@
         <w:rPr>
           <w:rFonts w:hint="eastAsia"/>
         </w:rPr>
-        <w:t xml:space="preserve">（本工序做一件的时间）、</w:t>
+        <w:t xml:space="preserve">（本环节做一件的时间）、</w:t>
       </w:r>
       <w:r>
         <w:rPr>
@@ -6236,7 +6004,7 @@
         <w:rPr>
           <w:rFonts w:hint="eastAsia"/>
         </w:rPr>
-        <w:t xml:space="preserve">（从下单到交付）；不能互相顶替汇报</w:t>
+        <w:t xml:space="preserve">（从需求到交付）；不能互相顶替汇报</w:t>
       </w:r>
     </w:p>
     <w:p>
@@ -6414,7 +6182,7 @@
         <w:rPr>
           <w:rFonts w:hint="eastAsia"/>
         </w:rPr>
-        <w:t xml:space="preserve">换型早高峰排队</w:t>
+        <w:t xml:space="preserve">高峰排队</w:t>
       </w:r>
       <w:r>
         <w:t xml:space="preserve"> → </w:t>
@@ -6446,7 +6214,7 @@
         <w:rPr>
           <w:rFonts w:hint="eastAsia"/>
         </w:rPr>
-        <w:t xml:space="preserve">库存分类：按功能（周期/安全/管道/预期/解耦/MRO）、按状态（原料/在制/成品/待检/呆滞）</w:t>
+        <w:t xml:space="preserve">资源分类：按功能（周期/安全/管道/预期/解耦/备用）、按状态（在途/在制/成品/待审/呆滞）</w:t>
       </w:r>
     </w:p>
     <w:p>
@@ -6545,7 +6313,7 @@
         <w:rPr>
           <w:rFonts w:hint="eastAsia"/>
         </w:rPr>
-        <w:t xml:space="preserve">——低值密封件是</w:t>
+        <w:t xml:space="preserve">——低值件是</w:t>
       </w:r>
       <w:r>
         <w:t xml:space="preserve"> C </w:t>
@@ -6554,7 +6322,7 @@
         <w:rPr>
           <w:rFonts w:hint="eastAsia"/>
         </w:rPr>
-        <w:t xml:space="preserve">类，但缺料时唯一涂装线停线</w:t>
+        <w:t xml:space="preserve">类，但缺它时唯一产线停线</w:t>
       </w:r>
       <w:r>
         <w:t xml:space="preserve"> → </w:t>
@@ -6602,9 +6370,6 @@
         </w:numPr>
       </w:pPr>
       <w:r>
-        <w:t xml:space="preserve">EBQ </w:t>
-      </w:r>
-      <w:r>
         <w:rPr>
           <w:rFonts w:hint="eastAsia"/>
         </w:rPr>
@@ -6653,7 +6418,7 @@
         <w:rPr>
           <w:rFonts w:hint="eastAsia"/>
         </w:rPr>
-        <w:t xml:space="preserve">；换型成本降一半，经济批量随之变小（精益本质：改换型，而不是硬扛大批量）</w:t>
+        <w:t xml:space="preserve">；换型/切换成本降一半，批量随之变小（本质：改切换，而不是硬扛大批量）</w:t>
       </w:r>
     </w:p>
     <w:p>
@@ -6668,7 +6433,7 @@
         <w:rPr>
           <w:rFonts w:hint="eastAsia"/>
         </w:rPr>
-        <w:t xml:space="preserve">看板数量：需求率</w:t>
+        <w:t xml:space="preserve">看板/补货数量：需求率</w:t>
       </w:r>
       <w:r>
         <w:t xml:space="preserve"> × </w:t>
@@ -6695,7 +6460,7 @@
         <w:rPr>
           <w:rFonts w:hint="eastAsia"/>
         </w:rPr>
-        <w:t xml:space="preserve">容器量；示例</w:t>
+        <w:t xml:space="preserve">单位量；示例</w:t>
       </w:r>
       <w:r>
         <w:t xml:space="preserve"> </w:t>
@@ -6775,7 +6540,7 @@
           <w:b/>
           <w:bCs/>
         </w:rPr>
-        <w:t xml:space="preserve">在供应链的五种补位</w:t>
+        <w:t xml:space="preserve">在资源调度的五种补位</w:t>
       </w:r>
       <w:r>
         <w:rPr>
@@ -6819,7 +6584,7 @@
         <w:rPr>
           <w:rFonts w:hint="eastAsia"/>
         </w:rPr>
-        <w:t xml:space="preserve">：预测用于产能与物料计划（中长期），看板用于执行层补货（近期），中间用</w:t>
+        <w:t xml:space="preserve">：预测用于中长期计划，看板用于执行层补货（近期），中间用</w:t>
       </w:r>
       <w:r>
         <w:rPr>
@@ -6873,7 +6638,7 @@
           <w:b/>
           <w:bCs/>
         </w:rPr>
-        <w:t xml:space="preserve">人必须校验数据、权衡安全与服务、审批物料承诺、记录覆盖与结果</w:t>
+        <w:t xml:space="preserve">人必须校验数据、权衡安全与服务、审批资源承诺、记录覆盖与结果</w:t>
       </w:r>
       <w:r>
         <w:rPr>
@@ -6953,7 +6718,7 @@
         <w:rPr>
           <w:rFonts w:hint="eastAsia"/>
         </w:rPr>
-        <w:t xml:space="preserve">件，四工序周期分布/停机/良率各异</w:t>
+        <w:t xml:space="preserve">件，四环节周期分布/停机/良率各异（教学模拟数据）</w:t>
       </w:r>
     </w:p>
     <w:p>
@@ -6986,7 +6751,7 @@
         <w:rPr>
           <w:rFonts w:hint="eastAsia"/>
         </w:rPr>
-        <w:t xml:space="preserve">种物料一刀切月审</w:t>
+        <w:t xml:space="preserve">类资源一刀切月审</w:t>
       </w:r>
       <w:r>
         <w:t xml:space="preserve"> → </w:t>
@@ -7019,16 +6784,7 @@
         <w:rPr>
           <w:rFonts w:hint="eastAsia"/>
         </w:rPr>
-        <w:t xml:space="preserve">05：大批量增</w:t>
-      </w:r>
-      <w:r>
-        <w:t xml:space="preserve"> </w:t>
-      </w:r>
-      <w:r>
-        <w:rPr>
-          <w:rFonts w:hint="eastAsia"/>
-        </w:rPr>
-        <w:t xml:space="preserve">WIP、补货延迟造成装配断料</w:t>
+        <w:t xml:space="preserve">05：大批量增在制、补货延迟造成断料</w:t>
       </w:r>
     </w:p>
     <w:p>
@@ -7043,25 +6799,7 @@
         <w:rPr>
           <w:rFonts w:hint="eastAsia"/>
         </w:rPr>
-        <w:t xml:space="preserve">需求预测与看板冲突的真实决策场景（活动包”AI</w:t>
-      </w:r>
-      <w:r>
-        <w:t xml:space="preserve"> </w:t>
-      </w:r>
-      <w:r>
-        <w:rPr>
-          <w:rFonts w:hint="eastAsia"/>
-        </w:rPr>
-        <w:t xml:space="preserve">预测</w:t>
-      </w:r>
-      <w:r>
-        <w:t xml:space="preserve"> vs </w:t>
-      </w:r>
-      <w:r>
-        <w:rPr>
-          <w:rFonts w:hint="eastAsia"/>
-        </w:rPr>
-        <w:t xml:space="preserve">拉动控制”）</w:t>
+        <w:t xml:space="preserve">需求预测与看板冲突的真实决策场景</w:t>
       </w:r>
     </w:p>
     <w:p>
@@ -7153,13 +6891,13 @@
         </w:numPr>
       </w:pPr>
       <w:r>
-        <w:t xml:space="preserve">✅ 《EBQ </w:t>
-      </w:r>
-      <w:r>
-        <w:rPr>
-          <w:rFonts w:hint="eastAsia"/>
-        </w:rPr>
-        <w:t xml:space="preserve">与看板计算表</w:t>
+        <w:t xml:space="preserve">✅ </w:t>
+      </w:r>
+      <w:r>
+        <w:rPr>
+          <w:rFonts w:hint="eastAsia"/>
+        </w:rPr>
+        <w:t xml:space="preserve">《经济批量与看板计算表</w:t>
       </w:r>
       <w:r>
         <w:t xml:space="preserve"> + </w:t>
@@ -7513,7 +7251,7 @@
         <w:rPr>
           <w:rFonts w:hint="eastAsia"/>
         </w:rPr>
-        <w:t xml:space="preserve">RAG：通用大模型不知道你厂的手册版本、不知道你厂的扭矩值</w:t>
+        <w:t xml:space="preserve">RAG：通用大模型不知道你司的制度版本、不知道你司的操作口径</w:t>
       </w:r>
       <w:r>
         <w:t xml:space="preserve"> → </w:t>
@@ -7634,7 +7372,7 @@
         <w:rPr>
           <w:rFonts w:hint="eastAsia"/>
         </w:rPr>
-        <w:t xml:space="preserve">：设备制造商手册（最高）&gt;</w:t>
+        <w:t xml:space="preserve">：正式制度/SOP（最高）&gt;</w:t>
       </w:r>
       <w:r>
         <w:t xml:space="preserve"> </w:t>
@@ -7652,7 +7390,7 @@
         <w:rPr>
           <w:rFonts w:hint="eastAsia"/>
         </w:rPr>
-        <w:t xml:space="preserve">工艺标准</w:t>
+        <w:t xml:space="preserve">标准模板</w:t>
       </w:r>
       <w:r>
         <w:t xml:space="preserve"> &gt; </w:t>
@@ -7661,7 +7399,7 @@
         <w:rPr>
           <w:rFonts w:hint="eastAsia"/>
         </w:rPr>
-        <w:t xml:space="preserve">历史工单</w:t>
+        <w:t xml:space="preserve">历史记录</w:t>
       </w:r>
       <w:r>
         <w:t xml:space="preserve"> &gt; </w:t>
@@ -7670,7 +7408,7 @@
         <w:rPr>
           <w:rFonts w:hint="eastAsia"/>
         </w:rPr>
-        <w:t xml:space="preserve">技师笔记（仅参考，不得作为技术值依据）</w:t>
+        <w:t xml:space="preserve">个人笔记（仅参考，不得作为依据）</w:t>
       </w:r>
     </w:p>
     <w:p>
@@ -7799,28 +7537,13 @@
           <w:b/>
           <w:bCs/>
         </w:rPr>
-        <w:t xml:space="preserve">搭一个”维修</w:t>
-      </w:r>
-      <w:r>
-        <w:rPr>
-          <w:b/>
-          <w:bCs/>
-        </w:rPr>
-        <w:t xml:space="preserve"> SOP </w:t>
-      </w:r>
-      <w:r>
-        <w:rPr>
-          <w:rFonts w:hint="eastAsia"/>
-          <w:b/>
-          <w:bCs/>
-        </w:rPr>
-        <w:t xml:space="preserve">助手”</w:t>
-      </w:r>
-      <w:r>
-        <w:rPr>
-          <w:rFonts w:hint="eastAsia"/>
-        </w:rPr>
-        <w:t xml:space="preserve">——上传设备手册与工单摘录，配置系统提示词，跑</w:t>
+        <w:t xml:space="preserve">搭一个”岗位知识助手”</w:t>
+      </w:r>
+      <w:r>
+        <w:rPr>
+          <w:rFonts w:hint="eastAsia"/>
+        </w:rPr>
+        <w:t xml:space="preserve">——上传制度/流程/FAQ，配置系统提示词，跑</w:t>
       </w:r>
       <w:r>
         <w:t xml:space="preserve"> 5 </w:t>
@@ -7829,7 +7552,7 @@
         <w:rPr>
           <w:rFonts w:hint="eastAsia"/>
         </w:rPr>
-        <w:t xml:space="preserve">个问题，逐条核对技术值</w:t>
+        <w:t xml:space="preserve">个问题，逐条核对关键值</w:t>
       </w:r>
     </w:p>
     <w:p>
@@ -7888,37 +7611,16 @@
         <w:rPr>
           <w:rFonts w:hint="eastAsia"/>
         </w:rPr>
-        <w:t xml:space="preserve">补安全前置条件（含</w:t>
-      </w:r>
-      <w:r>
-        <w:rPr>
-          <w:rFonts w:hint="eastAsia"/>
-          <w:b/>
-          <w:bCs/>
-        </w:rPr>
-        <w:t xml:space="preserve">上锁挂牌</w:t>
-      </w:r>
-      <w:r>
-        <w:rPr>
-          <w:b/>
-          <w:bCs/>
-        </w:rPr>
-        <w:t xml:space="preserve"> LOTO</w:t>
-      </w:r>
-      <w:r>
-        <w:rPr>
-          <w:rFonts w:hint="eastAsia"/>
-        </w:rPr>
-        <w:t xml:space="preserve">）→</w:t>
-      </w:r>
-      <w:r>
-        <w:t xml:space="preserve"> </w:t>
-      </w:r>
-      <w:r>
-        <w:rPr>
-          <w:rFonts w:hint="eastAsia"/>
-        </w:rPr>
-        <w:t xml:space="preserve">授权工程师批准</w:t>
+        <w:t xml:space="preserve">补安全/合规前置条件</w:t>
+      </w:r>
+      <w:r>
+        <w:t xml:space="preserve"> → </w:t>
+      </w:r>
+      <w:r>
+        <w:rPr>
+          <w:rFonts w:hint="eastAsia"/>
+        </w:rPr>
+        <w:t xml:space="preserve">授权负责人批准</w:t>
       </w:r>
       <w:r>
         <w:t xml:space="preserve"> → </w:t>
@@ -7956,7 +7658,7 @@
         <w:rPr>
           <w:rFonts w:hint="eastAsia"/>
         </w:rPr>
-        <w:t xml:space="preserve">；助手不得绕过任何安全流程</w:t>
+        <w:t xml:space="preserve">；助手不得绕过任何安全与合规流程</w:t>
       </w:r>
     </w:p>
     <w:p>
@@ -8012,7 +7714,7 @@
         <w:rPr>
           <w:rFonts w:hint="eastAsia"/>
         </w:rPr>
-        <w:t xml:space="preserve">原型场景：维修知识散落在手册、受控作业指导书、技师笔记里</w:t>
+        <w:t xml:space="preserve">原型场景：岗位知识散落在制度、作业指导书、个人笔记里</w:t>
       </w:r>
       <w:r>
         <w:t xml:space="preserve"> → </w:t>
@@ -8021,7 +7723,7 @@
         <w:rPr>
           <w:rFonts w:hint="eastAsia"/>
         </w:rPr>
-        <w:t xml:space="preserve">造”排障副驾”</w:t>
+        <w:t xml:space="preserve">造”知识副驾”</w:t>
       </w:r>
     </w:p>
     <w:p>
@@ -8036,15 +7738,15 @@
         <w:rPr>
           <w:rFonts w:hint="eastAsia"/>
         </w:rPr>
-        <w:t xml:space="preserve">主轴报警反复出现的副驾问答场景：风险点是</w:t>
-      </w:r>
-      <w:r>
-        <w:rPr>
-          <w:rFonts w:hint="eastAsia"/>
-          <w:b/>
-          <w:bCs/>
-        </w:rPr>
-        <w:t xml:space="preserve">幻觉出错的扭矩或步骤顺序</w:t>
+        <w:t xml:space="preserve">反复出现的副驾问答场景：风险点是</w:t>
+      </w:r>
+      <w:r>
+        <w:rPr>
+          <w:rFonts w:hint="eastAsia"/>
+          <w:b/>
+          <w:bCs/>
+        </w:rPr>
+        <w:t xml:space="preserve">幻觉出错的操作或顺序</w:t>
       </w:r>
       <w:r>
         <w:rPr>
@@ -8073,22 +7775,25 @@
           <w:b/>
           <w:bCs/>
         </w:rPr>
-        <w:t xml:space="preserve">工业智能体</w:t>
-      </w:r>
-      <w:r>
-        <w:rPr>
-          <w:rFonts w:hint="eastAsia"/>
-        </w:rPr>
-        <w:t xml:space="preserve">培育方向（279</w:t>
-      </w:r>
-      <w:r>
-        <w:t xml:space="preserve"> </w:t>
-      </w:r>
-      <w:r>
-        <w:rPr>
-          <w:rFonts w:hint="eastAsia"/>
-        </w:rPr>
-        <w:t xml:space="preserve">号）——课堂产出的助手就是”工业智能体”的最小形态</w:t>
+        <w:t xml:space="preserve">行业智能体</w:t>
+      </w:r>
+      <w:r>
+        <w:rPr>
+          <w:rFonts w:hint="eastAsia"/>
+        </w:rPr>
+        <w:t xml:space="preserve">培育方向（</w:t>
+      </w:r>
+      <w:r>
+        <w:rPr>
+          <w:rFonts w:hint="eastAsia"/>
+        </w:rPr>
+        <w:t xml:space="preserve">“人工智能+”</w:t>
+      </w:r>
+      <w:r>
+        <w:rPr>
+          <w:rFonts w:hint="eastAsia"/>
+        </w:rPr>
+        <w:t xml:space="preserve">）——课堂产出的助手就是”智能体”的最小形态</w:t>
       </w:r>
     </w:p>
     <w:p>
@@ -8164,22 +7869,7 @@
           <w:b/>
           <w:bCs/>
         </w:rPr>
-        <w:t xml:space="preserve">一个可运行的维修</w:t>
-      </w:r>
-      <w:r>
-        <w:rPr>
-          <w:b/>
-          <w:bCs/>
-        </w:rPr>
-        <w:t xml:space="preserve"> SOP </w:t>
-      </w:r>
-      <w:r>
-        <w:rPr>
-          <w:rFonts w:hint="eastAsia"/>
-          <w:b/>
-          <w:bCs/>
-        </w:rPr>
-        <w:t xml:space="preserve">助手</w:t>
+        <w:t xml:space="preserve">一个可运行的岗位知识助手</w:t>
       </w:r>
       <w:r>
         <w:rPr>
@@ -8212,16 +7902,7 @@
         <w:rPr>
           <w:rFonts w:hint="eastAsia"/>
         </w:rPr>
-        <w:t xml:space="preserve">《审核清单》（每条技术指令是否有引用、未知是否标未知、LOTO</w:t>
-      </w:r>
-      <w:r>
-        <w:t xml:space="preserve"> </w:t>
-      </w:r>
-      <w:r>
-        <w:rPr>
-          <w:rFonts w:hint="eastAsia"/>
-        </w:rPr>
-        <w:t xml:space="preserve">是否保留、发布是否有评审人/版本/生效日）</w:t>
+        <w:t xml:space="preserve">《审核清单》（每条指令是否有引用、未知是否标未知、安全前置是否保留、发布是否有评审人/版本/生效日）</w:t>
       </w:r>
     </w:p>
     <w:p>
@@ -8363,18 +8044,10 @@
       </w:pPr>
       <w:r>
         <w:rPr>
-          <w:rFonts w:hint="eastAsia"/>
-          <w:b/>
-          <w:bCs/>
-        </w:rPr>
-        <w:t xml:space="preserve">精益-AI</w:t>
-      </w:r>
-      <w:r>
-        <w:rPr>
-          <w:b/>
-          <w:bCs/>
-        </w:rPr>
-        <w:t xml:space="preserve"> </w:t>
+          <w:b/>
+          <w:bCs/>
+        </w:rPr>
+        <w:t xml:space="preserve">AI </w:t>
       </w:r>
       <w:r>
         <w:rPr>
@@ -8548,30 +8221,6 @@
         </w:rPr>
         <w:t xml:space="preserve">别用更复杂的模型去补烂数据</w:t>
       </w:r>
-      <w:r>
-        <w:rPr>
-          <w:rFonts w:hint="eastAsia"/>
-        </w:rPr>
-        <w:t xml:space="preserve">（来源：MIT</w:t>
-      </w:r>
-      <w:r>
-        <w:t xml:space="preserve"> </w:t>
-      </w:r>
-      <w:r>
-        <w:rPr>
-          <w:rFonts w:hint="eastAsia"/>
-        </w:rPr>
-        <w:t xml:space="preserve">Sloan”制造业</w:t>
-      </w:r>
-      <w:r>
-        <w:t xml:space="preserve"> AI </w:t>
-      </w:r>
-      <w:r>
-        <w:rPr>
-          <w:rFonts w:hint="eastAsia"/>
-        </w:rPr>
-        <w:t xml:space="preserve">从数据开始”）</w:t>
-      </w:r>
     </w:p>
     <w:p>
       <w:pPr>
@@ -8678,32 +8327,33 @@
       </w:pPr>
       <w:r>
         <w:rPr>
-          <w:rFonts w:hint="eastAsia"/>
-          <w:b/>
-          <w:bCs/>
-        </w:rPr>
-        <w:t xml:space="preserve">制造</w:t>
-      </w:r>
-      <w:r>
-        <w:rPr>
-          <w:b/>
-          <w:bCs/>
-        </w:rPr>
-        <w:t xml:space="preserve"> AI </w:t>
-      </w:r>
-      <w:r>
-        <w:rPr>
-          <w:rFonts w:hint="eastAsia"/>
-          <w:b/>
-          <w:bCs/>
-        </w:rPr>
-        <w:t xml:space="preserve">六大构件</w:t>
-      </w:r>
-      <w:r>
-        <w:rPr>
-          <w:rFonts w:hint="eastAsia"/>
-        </w:rPr>
-        <w:t xml:space="preserve">（PwC）：业务应用</w:t>
+          <w:b/>
+          <w:bCs/>
+        </w:rPr>
+        <w:t xml:space="preserve">AI </w:t>
+      </w:r>
+      <w:r>
+        <w:rPr>
+          <w:rFonts w:hint="eastAsia"/>
+          <w:b/>
+          <w:bCs/>
+        </w:rPr>
+        <w:t xml:space="preserve">落地六大构件</w:t>
+      </w:r>
+      <w:r>
+        <w:rPr>
+          <w:rFonts w:hint="eastAsia"/>
+        </w:rPr>
+        <w:t xml:space="preserve">（PwC</w:t>
+      </w:r>
+      <w:r>
+        <w:t xml:space="preserve"> </w:t>
+      </w:r>
+      <w:r>
+        <w:rPr>
+          <w:rFonts w:hint="eastAsia"/>
+        </w:rPr>
+        <w:t xml:space="preserve">思路）：业务应用</w:t>
       </w:r>
       <w:r>
         <w:t xml:space="preserve"> / </w:t>
@@ -8781,16 +8431,7 @@
         <w:rPr>
           <w:rFonts w:hint="eastAsia"/>
         </w:rPr>
-        <w:t xml:space="preserve">结论要能写回</w:t>
-      </w:r>
-      <w:r>
-        <w:t xml:space="preserve"> MES/EAM </w:t>
-      </w:r>
-      <w:r>
-        <w:rPr>
-          <w:rFonts w:hint="eastAsia"/>
-        </w:rPr>
-        <w:t xml:space="preserve">工单、要能在看板上显示、要有责任人收到通知，否则模型再准也无用</w:t>
+        <w:t xml:space="preserve">结论要能写回企业系统（ERP/CRM/OA）工单、要能在看板上显示、要有责任人收到通知，否则模型再准也无用</w:t>
       </w:r>
     </w:p>
     <w:p>
@@ -8813,7 +8454,7 @@
         <w:rPr>
           <w:rFonts w:hint="eastAsia"/>
         </w:rPr>
-        <w:t xml:space="preserve">：收益侧（避免停机、减少报废返工、降低检验工时、库存与交付周期下降、知识获取加速）；成本侧（数据采集与清洗、集成与验证、变革与培训、监控支持与模型更新、残余风险与回退能力）</w:t>
+        <w:t xml:space="preserve">：收益侧（避免停机、减少返工、降低审核工时、库存与交付周期下降、知识获取加速）；成本侧（数据采集与清洗、集成与验证、变革与培训、监控支持与模型更新、残余风险与回退能力）</w:t>
       </w:r>
     </w:p>
     <w:p>
@@ -8931,7 +8572,7 @@
         <w:rPr>
           <w:rFonts w:hint="eastAsia"/>
         </w:rPr>
-        <w:t xml:space="preserve">变革管理与采纳：高管背书、班组长是关键节点、AI</w:t>
+        <w:t xml:space="preserve">变革管理与采纳：高管背书、关键节点人（班组长/组长）、AI</w:t>
       </w:r>
       <w:r>
         <w:t xml:space="preserve"> </w:t>
@@ -8996,7 +8637,7 @@
         <w:rPr>
           <w:rFonts w:hint="eastAsia"/>
         </w:rPr>
-        <w:t xml:space="preserve">——过程相似性、数据就绪、风险评审、本地验证、责任人接受</w:t>
+        <w:t xml:space="preserve">——场景相似性、数据就绪、风险评审、本地验证、责任人接受</w:t>
       </w:r>
     </w:p>
     <w:p>
@@ -9052,16 +8693,7 @@
         <w:rPr>
           <w:rFonts w:hint="eastAsia"/>
         </w:rPr>
-        <w:t xml:space="preserve">06：CNC-2</w:t>
-      </w:r>
-      <w:r>
-        <w:t xml:space="preserve"> </w:t>
-      </w:r>
-      <w:r>
-        <w:rPr>
-          <w:rFonts w:hint="eastAsia"/>
-        </w:rPr>
-        <w:t xml:space="preserve">换型后表面痕反复出现，第一反应是”再培训操作工”，问题照旧</w:t>
+        <w:t xml:space="preserve">06：某环节问题反复出现，第一反应是”再培训”，问题照旧</w:t>
       </w:r>
       <w:r>
         <w:t xml:space="preserve"> → </w:t>
@@ -9094,7 +8726,7 @@
         <w:rPr>
           <w:rFonts w:hint="eastAsia"/>
         </w:rPr>
-        <w:t xml:space="preserve">10：三个改善机会（降检验排队</w:t>
+        <w:t xml:space="preserve">10：三个改善机会（降审核排队</w:t>
       </w:r>
       <w:r>
         <w:t xml:space="preserve"> / </w:t>
@@ -9103,16 +8735,7 @@
         <w:rPr>
           <w:rFonts w:hint="eastAsia"/>
         </w:rPr>
-        <w:t xml:space="preserve">提</w:t>
-      </w:r>
-      <w:r>
-        <w:t xml:space="preserve"> CNC </w:t>
-      </w:r>
-      <w:r>
-        <w:rPr>
-          <w:rFonts w:hint="eastAsia"/>
-        </w:rPr>
-        <w:t xml:space="preserve">稼动</w:t>
+        <w:t xml:space="preserve">提设备稼动</w:t>
       </w:r>
       <w:r>
         <w:t xml:space="preserve"> / </w:t>
@@ -9136,16 +8759,7 @@
         <w:rPr>
           <w:rFonts w:hint="eastAsia"/>
         </w:rPr>
-        <w:t xml:space="preserve">扩大失控场景：预测维护在一个</w:t>
-      </w:r>
-      <w:r>
-        <w:t xml:space="preserve"> CNC </w:t>
-      </w:r>
-      <w:r>
-        <w:rPr>
-          <w:rFonts w:hint="eastAsia"/>
-        </w:rPr>
-        <w:t xml:space="preserve">机型跑通，领导要下月铺满全厂</w:t>
+        <w:t xml:space="preserve">扩大失控场景：预测在一个场景跑通，领导要下月铺满全司</w:t>
       </w:r>
       <w:r>
         <w:t xml:space="preserve"> → </w:t>
@@ -9154,7 +8768,7 @@
         <w:rPr>
           <w:rFonts w:hint="eastAsia"/>
         </w:rPr>
-        <w:t xml:space="preserve">传感器与失效模式不同、维护历史质量不齐、阈值因设备而异、支持能力不足</w:t>
+        <w:t xml:space="preserve">数据源与失效模式不同、历史质量不齐、阈值因场景而异、支持能力不足</w:t>
       </w:r>
     </w:p>
     <w:p>
@@ -9275,7 +8889,7 @@
       </w:r>
     </w:p>
     <w:bookmarkEnd w:id="24"/>
-    <w:bookmarkStart w:id="25" w:name="m7-负责任-ai-与未来工厂3-课时"/>
+    <w:bookmarkStart w:id="25" w:name="m7-负责任-ai3-课时"/>
     <w:p>
       <w:pPr>
         <w:pStyle w:val="Heading3"/>
@@ -9290,13 +8904,13 @@
         <w:t xml:space="preserve">负责任</w:t>
       </w:r>
       <w:r>
-        <w:t xml:space="preserve"> AI </w:t>
-      </w:r>
-      <w:r>
-        <w:rPr>
-          <w:rFonts w:hint="eastAsia"/>
-        </w:rPr>
-        <w:t xml:space="preserve">与未来工厂（3</w:t>
+        <w:t xml:space="preserve"> </w:t>
+      </w:r>
+      <w:r>
+        <w:rPr>
+          <w:rFonts w:hint="eastAsia"/>
+        </w:rPr>
+        <w:t xml:space="preserve">AI（3</w:t>
       </w:r>
       <w:r>
         <w:t xml:space="preserve"> </w:t>
@@ -9364,7 +8978,16 @@
         <w:rPr>
           <w:rFonts w:hint="eastAsia"/>
         </w:rPr>
-        <w:t xml:space="preserve">40min｜未来工厂趋势</w:t>
+        <w:t xml:space="preserve">40min｜AI</w:t>
+      </w:r>
+      <w:r>
+        <w:t xml:space="preserve"> </w:t>
+      </w:r>
+      <w:r>
+        <w:rPr>
+          <w:rFonts w:hint="eastAsia"/>
+        </w:rPr>
+        <w:t xml:space="preserve">趋势</w:t>
       </w:r>
       <w:r>
         <w:t xml:space="preserve"> </w:t>
@@ -9417,7 +9040,7 @@
           <w:b/>
           <w:bCs/>
         </w:rPr>
-        <w:t xml:space="preserve">四步落到车间</w:t>
+        <w:t xml:space="preserve">四步落到岗位</w:t>
       </w:r>
       <w:r>
         <w:rPr>
@@ -9704,7 +9327,7 @@
         <w:rPr>
           <w:rFonts w:hint="eastAsia"/>
         </w:rPr>
-        <w:t xml:space="preserve">：整体准确率高但安全关键类别有害漏检</w:t>
+        <w:t xml:space="preserve">：整体准确率高但安全/合规关键类别有害漏判</w:t>
       </w:r>
       <w:r>
         <w:t xml:space="preserve"> → </w:t>
@@ -9728,7 +9351,7 @@
         <w:rPr>
           <w:rFonts w:hint="eastAsia"/>
         </w:rPr>
-        <w:t xml:space="preserve">工业数据安全：车间数据不出厂、边缘部署与小模型（SLM）、账号与权限、日志留痕、供应商数据条款</w:t>
+        <w:t xml:space="preserve">企业数据安全：数据分级、敏感数据不出域、账号与权限、日志留痕、供应商数据条款</w:t>
       </w:r>
     </w:p>
     <w:p>
@@ -9743,10 +9366,10 @@
         <w:rPr>
           <w:rFonts w:hint="eastAsia"/>
         </w:rPr>
-        <w:t xml:space="preserve">政策安全章回扣（279</w:t>
-      </w:r>
-      <w:r>
-        <w:t xml:space="preserve"> </w:t>
+        <w:t xml:space="preserve">政策安全章回扣（国发</w:t>
+      </w:r>
+      <w:r>
+        <w:t xml:space="preserve"> 11 </w:t>
       </w:r>
       <w:r>
         <w:rPr>
@@ -9755,13 +9378,13 @@
         <w:t xml:space="preserve">号</w:t>
       </w:r>
       <w:r>
-        <w:t xml:space="preserve"> + 76 </w:t>
-      </w:r>
-      <w:r>
-        <w:rPr>
-          <w:rFonts w:hint="eastAsia"/>
-        </w:rPr>
-        <w:t xml:space="preserve">号）：安全可信、分类分级、数据合规是</w:t>
+        <w:t xml:space="preserve"> + </w:t>
+      </w:r>
+      <w:r>
+        <w:rPr>
+          <w:rFonts w:hint="eastAsia"/>
+        </w:rPr>
+        <w:t xml:space="preserve">行业专项）：安全可信、分类分级、数据合规是</w:t>
       </w:r>
       <w:r>
         <w:rPr>
@@ -9787,10 +9410,13 @@
         </w:numPr>
       </w:pPr>
       <w:r>
-        <w:rPr>
-          <w:rFonts w:hint="eastAsia"/>
-        </w:rPr>
-        <w:t xml:space="preserve">未来工厂趋势：WEF</w:t>
+        <w:t xml:space="preserve">AI </w:t>
+      </w:r>
+      <w:r>
+        <w:rPr>
+          <w:rFonts w:hint="eastAsia"/>
+        </w:rPr>
+        <w:t xml:space="preserve">趋势：行业智能体、具身智能、多模态大模型、端侧模型（2026</w:t>
       </w:r>
       <w:r>
         <w:t xml:space="preserve"> </w:t>
@@ -9799,34 +9425,7 @@
         <w:rPr>
           <w:rFonts w:hint="eastAsia"/>
         </w:rPr>
-        <w:t xml:space="preserve">灯塔工厂（220+</w:t>
-      </w:r>
-      <w:r>
-        <w:t xml:space="preserve"> </w:t>
-      </w:r>
-      <w:r>
-        <w:rPr>
-          <w:rFonts w:hint="eastAsia"/>
-        </w:rPr>
-        <w:t xml:space="preserve">站点）、自主/自适应工厂、数字孪生、工业智能体、Physical</w:t>
-      </w:r>
-      <w:r>
-        <w:t xml:space="preserve"> AI / </w:t>
-      </w:r>
-      <w:r>
-        <w:rPr>
-          <w:rFonts w:hint="eastAsia"/>
-        </w:rPr>
-        <w:t xml:space="preserve">具身智能（2026</w:t>
-      </w:r>
-      <w:r>
-        <w:t xml:space="preserve"> </w:t>
-      </w:r>
-      <w:r>
-        <w:rPr>
-          <w:rFonts w:hint="eastAsia"/>
-        </w:rPr>
-        <w:t xml:space="preserve">新浪潮）</w:t>
+        <w:t xml:space="preserve">格局）</w:t>
       </w:r>
     </w:p>
     <w:p>
@@ -9841,7 +9440,7 @@
         <w:rPr>
           <w:rFonts w:hint="eastAsia"/>
         </w:rPr>
-        <w:t xml:space="preserve">可持续的新标准：标准作业固化、可视化管理、领导现场例检（gemba）、技能培训、控制计划、审核与刷新</w:t>
+        <w:t xml:space="preserve">可持续的新标准：标准作业固化、可视化管理、现场例检、技能培训、控制计划、审核与刷新</w:t>
       </w:r>
     </w:p>
     <w:p>
@@ -9906,7 +9505,7 @@
         <w:rPr>
           <w:rFonts w:hint="eastAsia"/>
         </w:rPr>
-        <w:t xml:space="preserve">个安全关键裂纹漏</w:t>
+        <w:t xml:space="preserve">个合规关键项漏</w:t>
       </w:r>
       <w:r>
         <w:t xml:space="preserve"> 2 </w:t>
@@ -9939,7 +9538,7 @@
         <w:rPr>
           <w:rFonts w:hint="eastAsia"/>
         </w:rPr>
-        <w:t xml:space="preserve">厂商模型静默升级导致阈值失效的现场故事（讲师情景演绎）</w:t>
+        <w:t xml:space="preserve">厂商模型静默升级导致阈值失效的场景故事（讲师情景演绎）</w:t>
       </w:r>
     </w:p>
     <w:p>
@@ -9951,13 +9550,10 @@
         </w:numPr>
       </w:pPr>
       <w:r>
-        <w:t xml:space="preserve">WEF </w:t>
-      </w:r>
-      <w:r>
-        <w:rPr>
-          <w:rFonts w:hint="eastAsia"/>
-        </w:rPr>
-        <w:t xml:space="preserve">灯塔工厂网络与生成式</w:t>
+        <w:rPr>
+          <w:rFonts w:hint="eastAsia"/>
+        </w:rPr>
+        <w:t xml:space="preserve">行业智能体网络与生成式</w:t>
       </w:r>
       <w:r>
         <w:t xml:space="preserve"> AI </w:t>
@@ -9966,7 +9562,7 @@
         <w:rPr>
           <w:rFonts w:hint="eastAsia"/>
         </w:rPr>
-        <w:t xml:space="preserve">占比（世界经济论坛公开数据）</w:t>
+        <w:t xml:space="preserve">占比（公开数据）</w:t>
       </w:r>
     </w:p>
     <w:p>
@@ -10242,13 +9838,13 @@
           <w:b/>
           <w:bCs/>
         </w:rPr>
-        <w:t xml:space="preserve">预测维护看板</w:t>
-      </w:r>
-      <w:r>
-        <w:rPr>
-          <w:rFonts w:hint="eastAsia"/>
-        </w:rPr>
-        <w:t xml:space="preserve">：设备三段阈值</w:t>
+        <w:t xml:space="preserve">预测预警看板</w:t>
+      </w:r>
+      <w:r>
+        <w:rPr>
+          <w:rFonts w:hint="eastAsia"/>
+        </w:rPr>
+        <w:t xml:space="preserve">：三段阈值</w:t>
       </w:r>
       <w:r>
         <w:t xml:space="preserve"> + </w:t>
@@ -10285,18 +9881,11 @@
       </w:r>
       <w:r>
         <w:rPr>
-          <w:b/>
-          <w:bCs/>
-        </w:rPr>
-        <w:t xml:space="preserve">AI </w:t>
-      </w:r>
-      <w:r>
-        <w:rPr>
-          <w:rFonts w:hint="eastAsia"/>
-          <w:b/>
-          <w:bCs/>
-        </w:rPr>
-        <w:t xml:space="preserve">质检试点</w:t>
+          <w:rFonts w:hint="eastAsia"/>
+          <w:b/>
+          <w:bCs/>
+        </w:rPr>
+        <w:t xml:space="preserve">智能审核试点</w:t>
       </w:r>
       <w:r>
         <w:rPr>
@@ -10343,7 +9932,7 @@
           <w:b/>
           <w:bCs/>
         </w:rPr>
-        <w:t xml:space="preserve">智能供应链</w:t>
+        <w:t xml:space="preserve">流程与资源优化</w:t>
       </w:r>
       <w:r>
         <w:rPr>
@@ -10390,13 +9979,13 @@
           <w:b/>
           <w:bCs/>
         </w:rPr>
-        <w:t xml:space="preserve">制造助手</w:t>
-      </w:r>
-      <w:r>
-        <w:rPr>
-          <w:rFonts w:hint="eastAsia"/>
-        </w:rPr>
-        <w:t xml:space="preserve">：维修/工艺知识库</w:t>
+        <w:t xml:space="preserve">岗位知识助手</w:t>
+      </w:r>
+      <w:r>
+        <w:rPr>
+          <w:rFonts w:hint="eastAsia"/>
+        </w:rPr>
+        <w:t xml:space="preserve">：制度/流程知识库</w:t>
       </w:r>
       <w:r>
         <w:t xml:space="preserve"> RAG </w:t>
@@ -10513,16 +10102,7 @@
         <w:rPr>
           <w:rFonts w:hint="eastAsia"/>
         </w:rPr>
-        <w:t xml:space="preserve">政策挂钩要求：每组必须标注对应</w:t>
-      </w:r>
-      <w:r>
-        <w:t xml:space="preserve"> 279 </w:t>
-      </w:r>
-      <w:r>
-        <w:rPr>
-          <w:rFonts w:hint="eastAsia"/>
-        </w:rPr>
-        <w:t xml:space="preserve">号哪一类方向（场景牵引</w:t>
+        <w:t xml:space="preserve">政策挂钩要求：每组必须标注对应”人工智能+“哪一类方向（场景牵引</w:t>
       </w:r>
       <w:r>
         <w:t xml:space="preserve"> / </w:t>
@@ -10531,7 +10111,7 @@
         <w:rPr>
           <w:rFonts w:hint="eastAsia"/>
         </w:rPr>
-        <w:t xml:space="preserve">工业智能体</w:t>
+        <w:t xml:space="preserve">智能体</w:t>
       </w:r>
       <w:r>
         <w:t xml:space="preserve"> / </w:t>
@@ -10948,7 +10528,7 @@
               <w:rPr>
                 <w:rFonts w:hint="eastAsia"/>
               </w:rPr>
-              <w:t xml:space="preserve">分钟一次提问/举手/投票；概念必配车间小故事</w:t>
+              <w:t xml:space="preserve">分钟一次提问/举手/投票；概念必配岗位小故事</w:t>
             </w:r>
           </w:p>
         </w:tc>
@@ -11134,7 +10714,7 @@
               <w:rPr>
                 <w:rFonts w:hint="eastAsia"/>
               </w:rPr>
-              <w:t xml:space="preserve">陕汽双案例、西门子、博世、</w:t>
+              <w:t xml:space="preserve">跨行业案例、</w:t>
             </w:r>
             <w:r>
               <w:rPr>
@@ -11202,7 +10782,7 @@
               <w:rPr>
                 <w:rFonts w:hint="eastAsia"/>
               </w:rPr>
-              <w:t xml:space="preserve">分岗位小组（生产/质量/设备/供应链）各做本岗任务</w:t>
+              <w:t xml:space="preserve">分岗位小组（行政/业务/技术/市场/管理层）各做本岗任务</w:t>
             </w:r>
           </w:p>
         </w:tc>
@@ -12237,7 +11817,7 @@
     </w:p>
     <w:bookmarkEnd w:id="30"/>
     <w:bookmarkEnd w:id="31"/>
-    <w:bookmarkStart w:id="32" w:name="Xb5a35003199e74e3a2f8ca84d275798ea892eab"/>
+    <w:bookmarkStart w:id="32" w:name="六活动包映射总表通用课堂活动-01-10"/>
     <w:p>
       <w:pPr>
         <w:pStyle w:val="Heading2"/>
@@ -12246,23 +11826,22 @@
         <w:rPr>
           <w:rFonts w:hint="eastAsia"/>
         </w:rPr>
-        <w:t xml:space="preserve">六、活动包映射总表（tertiarycourses</w:t>
-      </w:r>
-      <w:r>
-        <w:t xml:space="preserve"> activity-01 ~ 10 </w:t>
-      </w:r>
-      <w:r>
-        <w:rPr>
-          <w:rFonts w:hint="eastAsia"/>
-        </w:rPr>
-        <w:t xml:space="preserve">中文化）</w:t>
+        <w:t xml:space="preserve">六、活动包映射总表（通用课堂活动</w:t>
+      </w:r>
+      <w:r>
+        <w:t xml:space="preserve"> 01 ~ </w:t>
+      </w:r>
+      <w:r>
+        <w:rPr>
+          <w:rFonts w:hint="eastAsia"/>
+        </w:rPr>
+        <w:t xml:space="preserve">10）</w:t>
       </w:r>
     </w:p>
     <w:tbl>
       <w:tblPr>
         <w:tblStyle w:val="Table"/>
-        <w:tblW w:type="pct" w:w="5000"/>
-        <w:tblLayout w:type="fixed"/>
+        <w:tblW w:type="auto" w:w="0"/>
         <w:tblLook w:firstRow="1" w:lastRow="0" w:firstColumn="0" w:lastColumn="0" w:noHBand="0" w:noVBand="0" w:val="0020"/>
       </w:tblPr>
       <w:tblGrid>
@@ -12300,7 +11879,7 @@
               <w:rPr>
                 <w:rFonts w:hint="eastAsia"/>
               </w:rPr>
-              <w:t xml:space="preserve">中文化名称</w:t>
+              <w:t xml:space="preserve">名称</w:t>
             </w:r>
           </w:p>
         </w:tc>
@@ -12369,7 +11948,7 @@
               <w:rPr>
                 <w:rFonts w:hint="eastAsia"/>
               </w:rPr>
-              <w:t xml:space="preserve">浪费走查</w:t>
+              <w:t xml:space="preserve">低效走查</w:t>
             </w:r>
             <w:r>
               <w:t xml:space="preserve"> + AI </w:t>
@@ -12612,7 +12191,7 @@
               <w:rPr>
                 <w:rFonts w:hint="eastAsia"/>
               </w:rPr>
-              <w:t xml:space="preserve">库存分级</w:t>
+              <w:t xml:space="preserve">资源分级</w:t>
             </w:r>
             <w:r>
               <w:t xml:space="preserve"> + </w:t>
@@ -12688,7 +12267,13 @@
               <w:pStyle w:val="Compact"/>
             </w:pPr>
             <w:r>
-              <w:t xml:space="preserve">EBQ + </w:t>
+              <w:rPr>
+                <w:rFonts w:hint="eastAsia"/>
+              </w:rPr>
+              <w:t xml:space="preserve">经济批量</w:t>
+            </w:r>
+            <w:r>
+              <w:t xml:space="preserve"> + </w:t>
             </w:r>
             <w:r>
               <w:rPr>
@@ -12840,7 +12425,7 @@
               <w:rPr>
                 <w:rFonts w:hint="eastAsia"/>
               </w:rPr>
-              <w:t xml:space="preserve">视觉质检试点</w:t>
+              <w:t xml:space="preserve">智能审核试点</w:t>
             </w:r>
           </w:p>
         </w:tc>
@@ -12910,7 +12495,7 @@
               <w:rPr>
                 <w:rFonts w:hint="eastAsia"/>
               </w:rPr>
-              <w:t xml:space="preserve">预测性维护决策设计</w:t>
+              <w:t xml:space="preserve">预测预警决策设计</w:t>
             </w:r>
           </w:p>
         </w:tc>
@@ -13056,13 +12641,7 @@
               <w:pStyle w:val="Compact"/>
             </w:pPr>
             <w:r>
-              <w:rPr>
-                <w:rFonts w:hint="eastAsia"/>
-              </w:rPr>
-              <w:t xml:space="preserve">精益-AI</w:t>
-            </w:r>
-            <w:r>
-              <w:t xml:space="preserve"> </w:t>
+              <w:t xml:space="preserve">AI </w:t>
             </w:r>
             <w:r>
               <w:rPr>
@@ -13161,6 +12740,24 @@
           <w:rFonts w:hint="eastAsia"/>
         </w:rPr>
         <w:t xml:space="preserve">四选一）。</w:t>
+      </w:r>
+      <w:r>
+        <w:t xml:space="preserve"> </w:t>
+      </w:r>
+      <w:r>
+        <w:rPr>
+          <w:rFonts w:hint="eastAsia"/>
+        </w:rPr>
+        <w:t xml:space="preserve">注：活动</w:t>
+      </w:r>
+      <w:r>
+        <w:t xml:space="preserve"> 01-10 </w:t>
+      </w:r>
+      <w:r>
+        <w:rPr>
+          <w:rFonts w:hint="eastAsia"/>
+        </w:rPr>
+        <w:t xml:space="preserve">为通用课堂活动原型；制造客户加开《行业案例包·制造业》时，对应活动切换为制造业带数据活动包。</w:t>
       </w:r>
     </w:p>
     <w:p>
@@ -13246,7 +12843,7 @@
         <w:t xml:space="preserve">PPT（由”板书/幻灯片要点”逐节转制，建议</w:t>
       </w:r>
       <w:r>
-        <w:t xml:space="preserve"> 60-80 </w:t>
+        <w:t xml:space="preserve"> 34 </w:t>
       </w:r>
       <w:r>
         <w:rPr>
@@ -13327,22 +12924,13 @@
         <w:t xml:space="preserve">号</w:t>
       </w:r>
       <w:r>
-        <w:t xml:space="preserve"> / 279 </w:t>
-      </w:r>
-      <w:r>
-        <w:rPr>
-          <w:rFonts w:hint="eastAsia"/>
-        </w:rPr>
-        <w:t xml:space="preserve">号</w:t>
-      </w:r>
-      <w:r>
-        <w:t xml:space="preserve"> / 76 </w:t>
-      </w:r>
-      <w:r>
-        <w:rPr>
-          <w:rFonts w:hint="eastAsia"/>
-        </w:rPr>
-        <w:t xml:space="preserve">号）</w:t>
+        <w:t xml:space="preserve"> + </w:t>
+      </w:r>
+      <w:r>
+        <w:rPr>
+          <w:rFonts w:hint="eastAsia"/>
+        </w:rPr>
+        <w:t xml:space="preserve">当地”人工智能+“配套）</w:t>
       </w:r>
     </w:p>
     <w:p>
@@ -13357,7 +12945,7 @@
         <w:rPr>
           <w:rFonts w:hint="eastAsia"/>
         </w:rPr>
-        <w:t xml:space="preserve">客户真实数据（可选但强烈建议：一台关键设备的点检记录</w:t>
+        <w:t xml:space="preserve">客户真实数据（可选但强烈建议：一份关键流程记录</w:t>
       </w:r>
       <w:r>
         <w:t xml:space="preserve"> + </w:t>
@@ -13366,7 +12954,7 @@
         <w:rPr>
           <w:rFonts w:hint="eastAsia"/>
         </w:rPr>
-        <w:t xml:space="preserve">一份不良统计</w:t>
+        <w:t xml:space="preserve">一份差错统计</w:t>
       </w:r>
       <w:r>
         <w:t xml:space="preserve"> + </w:t>
@@ -13375,7 +12963,7 @@
         <w:rPr>
           <w:rFonts w:hint="eastAsia"/>
         </w:rPr>
-        <w:t xml:space="preserve">一本设备手册）</w:t>
+        <w:t xml:space="preserve">一本制度手册）</w:t>
       </w:r>
     </w:p>
     <w:p>
@@ -13661,7 +13249,7 @@
               <w:rPr>
                 <w:rFonts w:hint="eastAsia"/>
               </w:rPr>
-              <w:t xml:space="preserve">设备岗：M1+M2+M8①；质量岗：M1+M3+M8②；供应链岗：M1+M4+M8③；工艺/技术岗：M1+M5+M8④</w:t>
+              <w:t xml:space="preserve">数据/预测岗：M1+M2+M8①；审核/质量岗：M1+M3+M8②；运营/供应链岗：M1+M4+M8③；技术/知识岗：M1+M5+M8④</w:t>
             </w:r>
           </w:p>
         </w:tc>

--- a/企业AI培训_交付包/中级课程_完整交付包/02_课程大纲/中级_大纲.docx
+++ b/企业AI培训_交付包/中级课程_完整交付包/02_课程大纲/中级_大纲.docx
@@ -2,7 +2,7 @@
 <file path=word/document.xml><?xml version="1.0" encoding="utf-8"?>
 <w:document xmlns:w="http://schemas.openxmlformats.org/wordprocessingml/2006/main" xmlns:m="http://schemas.openxmlformats.org/officeDocument/2006/math" xmlns:r="http://schemas.openxmlformats.org/officeDocument/2006/relationships" xmlns:o="urn:schemas-microsoft-com:office:office" xmlns:v="urn:schemas-microsoft-com:vml" xmlns:w10="urn:schemas-microsoft-com:office:word" xmlns:a="http://schemas.openxmlformats.org/drawingml/2006/main" xmlns:pic="http://schemas.openxmlformats.org/drawingml/2006/picture" xmlns:wp="http://schemas.openxmlformats.org/drawingml/2006/wordprocessingDrawing">
   <w:body>
-    <w:bookmarkStart w:id="10" w:name="中级-ai-培训-大纲通用企业版"/>
+    <w:bookmarkStart w:id="11" w:name="中级-ai-培训-大纲通用企业版"/>
     <w:p>
       <w:pPr>
         <w:pStyle w:val="Heading1"/>
@@ -117,7 +117,21 @@
         <w:rPr>
           <w:rFonts w:hint="eastAsia"/>
         </w:rPr>
-        <w:t xml:space="preserve">对象：企业五岗位（行政</w:t>
+        <w:t xml:space="preserve">对象：</w:t>
+      </w:r>
+      <w:r>
+        <w:rPr>
+          <w:rFonts w:hint="eastAsia"/>
+          <w:b/>
+          <w:bCs/>
+        </w:rPr>
+        <w:t xml:space="preserve">中层</w:t>
+      </w:r>
+      <w:r>
+        <w:rPr>
+          <w:rFonts w:hint="eastAsia"/>
+        </w:rPr>
+        <w:t xml:space="preserve">——部门负责人</w:t>
       </w:r>
       <w:r>
         <w:t xml:space="preserve"> / </w:t>
@@ -126,6 +140,24 @@
         <w:rPr>
           <w:rFonts w:hint="eastAsia"/>
         </w:rPr>
+        <w:t xml:space="preserve">主管</w:t>
+      </w:r>
+      <w:r>
+        <w:t xml:space="preserve"> / </w:t>
+      </w:r>
+      <w:r>
+        <w:rPr>
+          <w:rFonts w:hint="eastAsia"/>
+        </w:rPr>
+        <w:t xml:space="preserve">业务骨干（行政</w:t>
+      </w:r>
+      <w:r>
+        <w:t xml:space="preserve"> / </w:t>
+      </w:r>
+      <w:r>
+        <w:rPr>
+          <w:rFonts w:hint="eastAsia"/>
+        </w:rPr>
         <w:t xml:space="preserve">业务</w:t>
       </w:r>
       <w:r>
@@ -153,7 +185,16 @@
         <w:rPr>
           <w:rFonts w:hint="eastAsia"/>
         </w:rPr>
-        <w:t xml:space="preserve">管理层）中已完成初级通识、具备提示词基础的骨干</w:t>
+        <w:t xml:space="preserve">运营），已完成初级通识、具备提示词基础；不含</w:t>
+      </w:r>
+      <w:r>
+        <w:t xml:space="preserve"> </w:t>
+      </w:r>
+      <w:r>
+        <w:rPr>
+          <w:rFonts w:hint="eastAsia"/>
+        </w:rPr>
+        <w:t xml:space="preserve">C-level（那是高级）</w:t>
       </w:r>
       <w:r>
         <w:t xml:space="preserve"> </w:t>
@@ -595,6 +636,641 @@
         <w:t xml:space="preserve">场景设计师”的能力。</w:t>
       </w:r>
     </w:p>
+    <w:bookmarkEnd w:id="9"/>
+    <w:bookmarkStart w:id="10" w:name="三天爬坡主线学员能看见的进阶循序渐进"/>
+    <w:p>
+      <w:pPr>
+        <w:pStyle w:val="Heading2"/>
+      </w:pPr>
+      <w:r>
+        <w:rPr>
+          <w:rFonts w:hint="eastAsia"/>
+        </w:rPr>
+        <w:t xml:space="preserve">三天爬坡主线（学员能看见的进阶，循序渐进）</w:t>
+      </w:r>
+    </w:p>
+    <w:p>
+      <w:pPr>
+        <w:pStyle w:val="BlockText"/>
+      </w:pPr>
+      <w:r>
+        <w:rPr>
+          <w:rFonts w:hint="eastAsia"/>
+        </w:rPr>
+        <w:t xml:space="preserve">设计原则：</w:t>
+      </w:r>
+      <w:r>
+        <w:rPr>
+          <w:rFonts w:hint="eastAsia"/>
+          <w:b/>
+          <w:bCs/>
+        </w:rPr>
+        <w:t xml:space="preserve">一天一个台阶，每层都交东西，下一层站在上一层的产出上搭</w:t>
+      </w:r>
+      <w:r>
+        <w:rPr>
+          <w:rFonts w:hint="eastAsia"/>
+        </w:rPr>
+        <w:t xml:space="preserve">——不是八个孤立模块，是三级跳。</w:t>
+      </w:r>
+    </w:p>
+    <w:tbl>
+      <w:tblPr>
+        <w:tblStyle w:val="Table"/>
+        <w:tblW w:type="pct" w:w="5000"/>
+        <w:tblLayout w:type="fixed"/>
+        <w:tblLook w:firstRow="1" w:lastRow="0" w:firstColumn="0" w:lastColumn="0" w:noHBand="0" w:noVBand="0" w:val="0020"/>
+      </w:tblPr>
+      <w:tblGrid>
+        <w:gridCol w:w="1584"/>
+        <w:gridCol w:w="1584"/>
+        <w:gridCol w:w="1584"/>
+        <w:gridCol w:w="1584"/>
+        <w:gridCol w:w="1584"/>
+      </w:tblGrid>
+      <w:tr>
+        <w:trPr>
+          <w:tblHeader w:val="on"/>
+        </w:trPr>
+        <w:tc>
+          <w:tcPr/>
+          <w:p>
+            <w:pPr>
+              <w:pStyle w:val="Compact"/>
+            </w:pPr>
+            <w:r>
+              <w:rPr>
+                <w:rFonts w:hint="eastAsia"/>
+              </w:rPr>
+              <w:t xml:space="preserve">天</w:t>
+            </w:r>
+          </w:p>
+        </w:tc>
+        <w:tc>
+          <w:tcPr/>
+          <w:p>
+            <w:pPr>
+              <w:pStyle w:val="Compact"/>
+            </w:pPr>
+            <w:r>
+              <w:rPr>
+                <w:rFonts w:hint="eastAsia"/>
+              </w:rPr>
+              <w:t xml:space="preserve">台阶</w:t>
+            </w:r>
+          </w:p>
+        </w:tc>
+        <w:tc>
+          <w:tcPr/>
+          <w:p>
+            <w:pPr>
+              <w:pStyle w:val="Compact"/>
+            </w:pPr>
+            <w:r>
+              <w:rPr>
+                <w:rFonts w:hint="eastAsia"/>
+              </w:rPr>
+              <w:t xml:space="preserve">模块</w:t>
+            </w:r>
+          </w:p>
+        </w:tc>
+        <w:tc>
+          <w:tcPr/>
+          <w:p>
+            <w:pPr>
+              <w:pStyle w:val="Compact"/>
+            </w:pPr>
+            <w:r>
+              <w:rPr>
+                <w:rFonts w:hint="eastAsia"/>
+              </w:rPr>
+              <w:t xml:space="preserve">你这一天带走什么</w:t>
+            </w:r>
+          </w:p>
+        </w:tc>
+        <w:tc>
+          <w:tcPr/>
+          <w:p>
+            <w:pPr>
+              <w:pStyle w:val="Compact"/>
+            </w:pPr>
+            <w:r>
+              <w:rPr>
+                <w:rFonts w:hint="eastAsia"/>
+              </w:rPr>
+              <w:t xml:space="preserve">站在哪往上搭</w:t>
+            </w:r>
+          </w:p>
+        </w:tc>
+      </w:tr>
+      <w:tr>
+        <w:tc>
+          <w:tcPr/>
+          <w:p>
+            <w:pPr>
+              <w:pStyle w:val="Compact"/>
+            </w:pPr>
+            <w:r>
+              <w:rPr>
+                <w:b/>
+                <w:bCs/>
+              </w:rPr>
+              <w:t xml:space="preserve">Day 1</w:t>
+            </w:r>
+          </w:p>
+        </w:tc>
+        <w:tc>
+          <w:tcPr/>
+          <w:p>
+            <w:pPr>
+              <w:pStyle w:val="Compact"/>
+            </w:pPr>
+            <w:r>
+              <w:rPr>
+                <w:rFonts w:hint="eastAsia"/>
+                <w:b/>
+                <w:bCs/>
+              </w:rPr>
+              <w:t xml:space="preserve">找得到</w:t>
+            </w:r>
+            <w:r>
+              <w:rPr>
+                <w:rFonts w:hint="eastAsia"/>
+              </w:rPr>
+              <w:t xml:space="preserve">（识别场景）</w:t>
+            </w:r>
+          </w:p>
+        </w:tc>
+        <w:tc>
+          <w:tcPr/>
+          <w:p>
+            <w:pPr>
+              <w:pStyle w:val="Compact"/>
+            </w:pPr>
+            <w:r>
+              <w:t xml:space="preserve">M1 </w:t>
+            </w:r>
+            <w:r>
+              <w:rPr>
+                <w:rFonts w:hint="eastAsia"/>
+              </w:rPr>
+              <w:t xml:space="preserve">机会地图</w:t>
+            </w:r>
+            <w:r>
+              <w:t xml:space="preserve"> + M2 </w:t>
+            </w:r>
+            <w:r>
+              <w:rPr>
+                <w:rFonts w:hint="eastAsia"/>
+              </w:rPr>
+              <w:t xml:space="preserve">预测预警</w:t>
+            </w:r>
+            <w:r>
+              <w:t xml:space="preserve"> + M3 </w:t>
+            </w:r>
+            <w:r>
+              <w:rPr>
+                <w:rFonts w:hint="eastAsia"/>
+              </w:rPr>
+              <w:t xml:space="preserve">智能审核</w:t>
+            </w:r>
+          </w:p>
+        </w:tc>
+        <w:tc>
+          <w:tcPr/>
+          <w:p>
+            <w:pPr>
+              <w:pStyle w:val="Compact"/>
+            </w:pPr>
+            <w:r>
+              <w:rPr>
+                <w:rFonts w:hint="eastAsia"/>
+              </w:rPr>
+              <w:t xml:space="preserve">机会画布</w:t>
+            </w:r>
+            <w:r>
+              <w:t xml:space="preserve"> + 3 </w:t>
+            </w:r>
+            <w:r>
+              <w:rPr>
+                <w:rFonts w:hint="eastAsia"/>
+              </w:rPr>
+              <w:t xml:space="preserve">个排序场景</w:t>
+            </w:r>
+            <w:r>
+              <w:t xml:space="preserve"> + </w:t>
+            </w:r>
+            <w:r>
+              <w:rPr>
+                <w:rFonts w:hint="eastAsia"/>
+              </w:rPr>
+              <w:t xml:space="preserve">三段阈值</w:t>
+            </w:r>
+            <w:r>
+              <w:t xml:space="preserve"> + </w:t>
+            </w:r>
+            <w:r>
+              <w:rPr>
+                <w:rFonts w:hint="eastAsia"/>
+              </w:rPr>
+              <w:t xml:space="preserve">混淆矩阵判定单</w:t>
+            </w:r>
+          </w:p>
+        </w:tc>
+        <w:tc>
+          <w:tcPr/>
+          <w:p>
+            <w:pPr>
+              <w:pStyle w:val="Compact"/>
+            </w:pPr>
+            <w:r>
+              <w:rPr>
+                <w:rFonts w:hint="eastAsia"/>
+              </w:rPr>
+              <w:t xml:space="preserve">初级”会跟</w:t>
+            </w:r>
+            <w:r>
+              <w:t xml:space="preserve"> AI </w:t>
+            </w:r>
+            <w:r>
+              <w:rPr>
+                <w:rFonts w:hint="eastAsia"/>
+              </w:rPr>
+              <w:t xml:space="preserve">说话”</w:t>
+            </w:r>
+          </w:p>
+        </w:tc>
+      </w:tr>
+      <w:tr>
+        <w:tc>
+          <w:tcPr/>
+          <w:p>
+            <w:pPr>
+              <w:pStyle w:val="Compact"/>
+            </w:pPr>
+            <w:r>
+              <w:rPr>
+                <w:b/>
+                <w:bCs/>
+              </w:rPr>
+              <w:t xml:space="preserve">Day 2</w:t>
+            </w:r>
+          </w:p>
+        </w:tc>
+        <w:tc>
+          <w:tcPr/>
+          <w:p>
+            <w:pPr>
+              <w:pStyle w:val="Compact"/>
+            </w:pPr>
+            <w:r>
+              <w:rPr>
+                <w:rFonts w:hint="eastAsia"/>
+                <w:b/>
+                <w:bCs/>
+              </w:rPr>
+              <w:t xml:space="preserve">算得清</w:t>
+            </w:r>
+            <w:r>
+              <w:rPr>
+                <w:rFonts w:hint="eastAsia"/>
+              </w:rPr>
+              <w:t xml:space="preserve">（算账</w:t>
+            </w:r>
+            <w:r>
+              <w:t xml:space="preserve"> + </w:t>
+            </w:r>
+            <w:r>
+              <w:rPr>
+                <w:rFonts w:hint="eastAsia"/>
+              </w:rPr>
+              <w:t xml:space="preserve">落地）</w:t>
+            </w:r>
+          </w:p>
+        </w:tc>
+        <w:tc>
+          <w:tcPr/>
+          <w:p>
+            <w:pPr>
+              <w:pStyle w:val="Compact"/>
+            </w:pPr>
+            <w:r>
+              <w:t xml:space="preserve">M4 </w:t>
+            </w:r>
+            <w:r>
+              <w:rPr>
+                <w:rFonts w:hint="eastAsia"/>
+              </w:rPr>
+              <w:t xml:space="preserve">流程资源</w:t>
+            </w:r>
+            <w:r>
+              <w:t xml:space="preserve"> + M5 </w:t>
+            </w:r>
+            <w:r>
+              <w:rPr>
+                <w:rFonts w:hint="eastAsia"/>
+              </w:rPr>
+              <w:t xml:space="preserve">知识助手</w:t>
+            </w:r>
+            <w:r>
+              <w:t xml:space="preserve"> + M6 </w:t>
+            </w:r>
+            <w:r>
+              <w:rPr>
+                <w:rFonts w:hint="eastAsia"/>
+              </w:rPr>
+              <w:t xml:space="preserve">落地管理</w:t>
+            </w:r>
+          </w:p>
+        </w:tc>
+        <w:tc>
+          <w:tcPr/>
+          <w:p>
+            <w:pPr>
+              <w:pStyle w:val="Compact"/>
+            </w:pPr>
+            <w:r>
+              <w:rPr>
+                <w:rFonts w:hint="eastAsia"/>
+              </w:rPr>
+              <w:t xml:space="preserve">节拍/ABC/看板</w:t>
+            </w:r>
+            <w:r>
+              <w:t xml:space="preserve"> + </w:t>
+            </w:r>
+            <w:r>
+              <w:rPr>
+                <w:rFonts w:hint="eastAsia"/>
+              </w:rPr>
+              <w:t xml:space="preserve">可运行</w:t>
+            </w:r>
+            <w:r>
+              <w:t xml:space="preserve"> RAG </w:t>
+            </w:r>
+            <w:r>
+              <w:rPr>
+                <w:rFonts w:hint="eastAsia"/>
+              </w:rPr>
+              <w:t xml:space="preserve">助手</w:t>
+            </w:r>
+            <w:r>
+              <w:t xml:space="preserve"> + </w:t>
+            </w:r>
+            <w:r>
+              <w:rPr>
+                <w:rFonts w:hint="eastAsia"/>
+              </w:rPr>
+              <w:t xml:space="preserve">试点章程</w:t>
+            </w:r>
+            <w:r>
+              <w:t xml:space="preserve"> A3 + ROI </w:t>
+            </w:r>
+            <w:r>
+              <w:rPr>
+                <w:rFonts w:hint="eastAsia"/>
+              </w:rPr>
+              <w:t xml:space="preserve">表</w:t>
+            </w:r>
+          </w:p>
+        </w:tc>
+        <w:tc>
+          <w:tcPr/>
+          <w:p>
+            <w:pPr>
+              <w:pStyle w:val="Compact"/>
+            </w:pPr>
+            <w:r>
+              <w:t xml:space="preserve">Day 1 </w:t>
+            </w:r>
+            <w:r>
+              <w:rPr>
+                <w:rFonts w:hint="eastAsia"/>
+              </w:rPr>
+              <w:t xml:space="preserve">的</w:t>
+            </w:r>
+            <w:r>
+              <w:t xml:space="preserve"> 3 </w:t>
+            </w:r>
+            <w:r>
+              <w:rPr>
+                <w:rFonts w:hint="eastAsia"/>
+              </w:rPr>
+              <w:t xml:space="preserve">个场景</w:t>
+            </w:r>
+          </w:p>
+        </w:tc>
+      </w:tr>
+      <w:tr>
+        <w:tc>
+          <w:tcPr/>
+          <w:p>
+            <w:pPr>
+              <w:pStyle w:val="Compact"/>
+            </w:pPr>
+            <w:r>
+              <w:rPr>
+                <w:b/>
+                <w:bCs/>
+              </w:rPr>
+              <w:t xml:space="preserve">Day 3</w:t>
+            </w:r>
+          </w:p>
+        </w:tc>
+        <w:tc>
+          <w:tcPr/>
+          <w:p>
+            <w:pPr>
+              <w:pStyle w:val="Compact"/>
+            </w:pPr>
+            <w:r>
+              <w:rPr>
+                <w:rFonts w:hint="eastAsia"/>
+                <w:b/>
+                <w:bCs/>
+              </w:rPr>
+              <w:t xml:space="preserve">讲得明</w:t>
+            </w:r>
+            <w:r>
+              <w:rPr>
+                <w:rFonts w:hint="eastAsia"/>
+              </w:rPr>
+              <w:t xml:space="preserve">（治理</w:t>
+            </w:r>
+            <w:r>
+              <w:t xml:space="preserve"> + </w:t>
+            </w:r>
+            <w:r>
+              <w:rPr>
+                <w:rFonts w:hint="eastAsia"/>
+              </w:rPr>
+              <w:t xml:space="preserve">答辩）</w:t>
+            </w:r>
+          </w:p>
+        </w:tc>
+        <w:tc>
+          <w:tcPr/>
+          <w:p>
+            <w:pPr>
+              <w:pStyle w:val="Compact"/>
+            </w:pPr>
+            <w:r>
+              <w:t xml:space="preserve">M7 </w:t>
+            </w:r>
+            <w:r>
+              <w:rPr>
+                <w:rFonts w:hint="eastAsia"/>
+              </w:rPr>
+              <w:t xml:space="preserve">负责任</w:t>
+            </w:r>
+            <w:r>
+              <w:t xml:space="preserve"> AI + M8 </w:t>
+            </w:r>
+            <w:r>
+              <w:rPr>
+                <w:rFonts w:hint="eastAsia"/>
+              </w:rPr>
+              <w:t xml:space="preserve">实战答辩</w:t>
+            </w:r>
+          </w:p>
+        </w:tc>
+        <w:tc>
+          <w:tcPr/>
+          <w:p>
+            <w:pPr>
+              <w:pStyle w:val="Compact"/>
+            </w:pPr>
+            <w:r>
+              <w:rPr>
+                <w:rFonts w:hint="eastAsia"/>
+              </w:rPr>
+              <w:t xml:space="preserve">四步治理清单</w:t>
+            </w:r>
+            <w:r>
+              <w:t xml:space="preserve"> +</w:t>
+            </w:r>
+            <w:r>
+              <w:t xml:space="preserve"> </w:t>
+            </w:r>
+            <w:r>
+              <w:rPr>
+                <w:rFonts w:hint="eastAsia"/>
+                <w:b/>
+                <w:bCs/>
+              </w:rPr>
+              <w:t xml:space="preserve">一个能向管理层答辩的迷你项目</w:t>
+            </w:r>
+          </w:p>
+        </w:tc>
+        <w:tc>
+          <w:tcPr/>
+          <w:p>
+            <w:pPr>
+              <w:pStyle w:val="Compact"/>
+            </w:pPr>
+            <w:r>
+              <w:t xml:space="preserve">Day 2 </w:t>
+            </w:r>
+            <w:r>
+              <w:rPr>
+                <w:rFonts w:hint="eastAsia"/>
+              </w:rPr>
+              <w:t xml:space="preserve">的章程与</w:t>
+            </w:r>
+            <w:r>
+              <w:t xml:space="preserve"> ROI</w:t>
+            </w:r>
+          </w:p>
+        </w:tc>
+      </w:tr>
+    </w:tbl>
+    <w:p>
+      <w:pPr>
+        <w:pStyle w:val="BodyText"/>
+      </w:pPr>
+      <w:r>
+        <w:rPr>
+          <w:rFonts w:hint="eastAsia"/>
+          <w:b/>
+          <w:bCs/>
+        </w:rPr>
+        <w:t xml:space="preserve">讲师用</w:t>
+      </w:r>
+      <w:r>
+        <w:rPr>
+          <w:rFonts w:hint="eastAsia"/>
+        </w:rPr>
+        <w:t xml:space="preserve">：每天开场</w:t>
+      </w:r>
+      <w:r>
+        <w:t xml:space="preserve"> 2 </w:t>
+      </w:r>
+      <w:r>
+        <w:rPr>
+          <w:rFonts w:hint="eastAsia"/>
+        </w:rPr>
+        <w:t xml:space="preserve">分钟回扣”昨天交的东西今天用在哪”——Day2</w:t>
+      </w:r>
+      <w:r>
+        <w:t xml:space="preserve"> </w:t>
+      </w:r>
+      <w:r>
+        <w:rPr>
+          <w:rFonts w:hint="eastAsia"/>
+        </w:rPr>
+        <w:t xml:space="preserve">开头问”昨天挑的</w:t>
+      </w:r>
+      <w:r>
+        <w:t xml:space="preserve"> 3 </w:t>
+      </w:r>
+      <w:r>
+        <w:rPr>
+          <w:rFonts w:hint="eastAsia"/>
+        </w:rPr>
+        <w:t xml:space="preserve">个场景哪个先算账？</w:t>
+      </w:r>
+      <w:r>
+        <w:rPr>
+          <w:rFonts w:hint="eastAsia"/>
+        </w:rPr>
+        <w:t xml:space="preserve">“，Day3</w:t>
+      </w:r>
+      <w:r>
+        <w:t xml:space="preserve"> </w:t>
+      </w:r>
+      <w:r>
+        <w:rPr>
+          <w:rFonts w:hint="eastAsia"/>
+        </w:rPr>
+        <w:t xml:space="preserve">开头问”</w:t>
+      </w:r>
+      <w:r>
+        <w:rPr>
+          <w:rFonts w:hint="eastAsia"/>
+        </w:rPr>
+        <w:t xml:space="preserve">昨天的章程和</w:t>
+      </w:r>
+      <w:r>
+        <w:t xml:space="preserve"> </w:t>
+      </w:r>
+      <w:r>
+        <w:rPr>
+          <w:rFonts w:hint="eastAsia"/>
+        </w:rPr>
+        <w:t xml:space="preserve">ROI，今天怎么变成能答辩的项目？</w:t>
+      </w:r>
+      <w:r>
+        <w:rPr>
+          <w:rFonts w:hint="eastAsia"/>
+        </w:rPr>
+        <w:t xml:space="preserve">“。这条线就是”</w:t>
+      </w:r>
+      <w:r>
+        <w:rPr>
+          <w:rFonts w:hint="eastAsia"/>
+        </w:rPr>
+        <w:t xml:space="preserve">循序渐进”的物理载体，别让模块断成八截。</w:t>
+      </w:r>
+    </w:p>
     <w:p>
       <w:r>
         <w:pict>
@@ -602,9 +1278,9 @@
         </w:pict>
       </w:r>
     </w:p>
-    <w:bookmarkEnd w:id="9"/>
     <w:bookmarkEnd w:id="10"/>
-    <w:bookmarkStart w:id="36" w:name="第一部分中级-ai-培训-大纲"/>
+    <w:bookmarkEnd w:id="11"/>
+    <w:bookmarkStart w:id="37" w:name="第一部分中级-ai-培训-大纲"/>
     <w:p>
       <w:pPr>
         <w:pStyle w:val="Heading1"/>
@@ -634,7 +1310,7 @@
         <w:t xml:space="preserve">大纲》</w:t>
       </w:r>
     </w:p>
-    <w:bookmarkStart w:id="14" w:name="一总体设计"/>
+    <w:bookmarkStart w:id="15" w:name="一总体设计"/>
     <w:p>
       <w:pPr>
         <w:pStyle w:val="Heading2"/>
@@ -646,7 +1322,7 @@
         <w:t xml:space="preserve">一、总体设计</w:t>
       </w:r>
     </w:p>
-    <w:bookmarkStart w:id="11" w:name="教学目标结课时学员必须做到"/>
+    <w:bookmarkStart w:id="12" w:name="教学目标结课时学员必须做到"/>
     <w:p>
       <w:pPr>
         <w:pStyle w:val="Heading3"/>
@@ -1121,8 +1797,8 @@
         </w:tc>
       </w:tr>
     </w:tbl>
-    <w:bookmarkEnd w:id="11"/>
-    <w:bookmarkStart w:id="12" w:name="双线设计全程并行一节课两条腿走路"/>
+    <w:bookmarkEnd w:id="12"/>
+    <w:bookmarkStart w:id="13" w:name="双线设计全程并行一节课两条腿走路"/>
     <w:p>
       <w:pPr>
         <w:pStyle w:val="Heading3"/>
@@ -1663,8 +2339,8 @@
         <w:t xml:space="preserve">“用了能省多少钱/事？”</w:t>
       </w:r>
     </w:p>
-    <w:bookmarkEnd w:id="12"/>
-    <w:bookmarkStart w:id="13" w:name="零代码工具栈规避-python-建模"/>
+    <w:bookmarkEnd w:id="13"/>
+    <w:bookmarkStart w:id="14" w:name="零代码工具栈规避-python-建模"/>
     <w:p>
       <w:pPr>
         <w:pStyle w:val="Heading3"/>
@@ -2109,9 +2785,9 @@
         </w:pict>
       </w:r>
     </w:p>
-    <w:bookmarkEnd w:id="13"/>
     <w:bookmarkEnd w:id="14"/>
-    <w:bookmarkStart w:id="18" w:name="二政策螺旋中级深度把政策当立项指挥棒"/>
+    <w:bookmarkEnd w:id="15"/>
+    <w:bookmarkStart w:id="19" w:name="二政策螺旋中级深度把政策当立项指挥棒"/>
     <w:p>
       <w:pPr>
         <w:pStyle w:val="Heading2"/>
@@ -2209,7 +2885,7 @@
         <w:t xml:space="preserve">答辩要求每组标注”对应政策哪一条方向”。</w:t>
       </w:r>
     </w:p>
-    <w:bookmarkStart w:id="15" w:name="三份必知文件"/>
+    <w:bookmarkStart w:id="16" w:name="三份必知文件"/>
     <w:p>
       <w:pPr>
         <w:pStyle w:val="Heading3"/>
@@ -2521,8 +3197,8 @@
         <w:t xml:space="preserve">号等制造专项作为行业扩展，不进通用课主线。</w:t>
       </w:r>
     </w:p>
-    <w:bookmarkEnd w:id="15"/>
-    <w:bookmarkStart w:id="16" w:name="国家要什么人工智能的四类要求逐条对应模块"/>
+    <w:bookmarkEnd w:id="16"/>
+    <w:bookmarkStart w:id="17" w:name="国家要什么人工智能的四类要求逐条对应模块"/>
     <w:p>
       <w:pPr>
         <w:pStyle w:val="Heading3"/>
@@ -2952,8 +3628,8 @@
         <w:t xml:space="preserve">：以上目标量级与条款方向按公开政策文本与官方解读整理，正式对外授课/投标引用前，请以文件原文与最新修订版核对页码与措辞；本讲义标注为”量级/方向”而非逐字引文。</w:t>
       </w:r>
     </w:p>
-    <w:bookmarkEnd w:id="16"/>
-    <w:bookmarkStart w:id="17" w:name="补贴-标杆-试点怎么拿中级最实用的一节"/>
+    <w:bookmarkEnd w:id="17"/>
+    <w:bookmarkStart w:id="18" w:name="补贴-标杆-试点怎么拿中级最实用的一节"/>
     <w:p>
       <w:pPr>
         <w:pStyle w:val="Heading3"/>
@@ -3498,9 +4174,9 @@
         </w:pict>
       </w:r>
     </w:p>
-    <w:bookmarkEnd w:id="17"/>
     <w:bookmarkEnd w:id="18"/>
-    <w:bookmarkStart w:id="27" w:name="三模块大纲m1-m8共-24-课时"/>
+    <w:bookmarkEnd w:id="19"/>
+    <w:bookmarkStart w:id="28" w:name="三模块大纲m1-m8共-24-课时"/>
     <w:p>
       <w:pPr>
         <w:pStyle w:val="Heading2"/>
@@ -3521,7 +4197,7 @@
         <w:t xml:space="preserve">课时）</w:t>
       </w:r>
     </w:p>
-    <w:bookmarkStart w:id="19" w:name="m1-企业-ai-与机会地图3-课时"/>
+    <w:bookmarkStart w:id="20" w:name="m1-企业-ai-与机会地图3-课时"/>
     <w:p>
       <w:pPr>
         <w:pStyle w:val="Heading3"/>
@@ -4304,8 +4980,8 @@
         </w:pict>
       </w:r>
     </w:p>
-    <w:bookmarkEnd w:id="19"/>
-    <w:bookmarkStart w:id="20" w:name="m2-数据驱动的预测与预警3-课时"/>
+    <w:bookmarkEnd w:id="20"/>
+    <w:bookmarkStart w:id="21" w:name="m2-数据驱动的预测与预警3-课时"/>
     <w:p>
       <w:pPr>
         <w:pStyle w:val="Heading3"/>
@@ -5032,8 +5708,8 @@
         </w:pict>
       </w:r>
     </w:p>
-    <w:bookmarkEnd w:id="20"/>
-    <w:bookmarkStart w:id="21" w:name="m3-智能审核与-ai-判定3-课时"/>
+    <w:bookmarkEnd w:id="21"/>
+    <w:bookmarkStart w:id="22" w:name="m3-智能审核与-ai-判定3-课时"/>
     <w:p>
       <w:pPr>
         <w:pStyle w:val="Heading3"/>
@@ -5816,8 +6492,8 @@
         </w:pict>
       </w:r>
     </w:p>
-    <w:bookmarkEnd w:id="21"/>
-    <w:bookmarkStart w:id="22" w:name="m4-流程优化与资源调度3-课时"/>
+    <w:bookmarkEnd w:id="22"/>
+    <w:bookmarkStart w:id="23" w:name="m4-流程优化与资源调度3-课时"/>
     <w:p>
       <w:pPr>
         <w:pStyle w:val="Heading3"/>
@@ -6276,53 +6952,482 @@
       <w:pPr>
         <w:pStyle w:val="Compact"/>
         <w:numPr>
+          <w:ilvl w:val="0"/>
+          <w:numId w:val="1021"/>
+        </w:numPr>
+      </w:pPr>
+      <w:r>
+        <w:rPr>
+          <w:b/>
+          <w:bCs/>
+        </w:rPr>
+        <w:t xml:space="preserve">ABC </w:t>
+      </w:r>
+      <w:r>
+        <w:rPr>
+          <w:rFonts w:hint="eastAsia"/>
+          <w:b/>
+          <w:bCs/>
+        </w:rPr>
+        <w:t xml:space="preserve">不够用</w:t>
+      </w:r>
+      <w:r>
+        <w:rPr>
+          <w:rFonts w:hint="eastAsia"/>
+        </w:rPr>
+        <w:t xml:space="preserve">：必须叠加</w:t>
+      </w:r>
+      <w:r>
+        <w:rPr>
+          <w:rFonts w:hint="eastAsia"/>
+          <w:b/>
+          <w:bCs/>
+        </w:rPr>
+        <w:t xml:space="preserve">关键度</w:t>
+      </w:r>
+      <w:r>
+        <w:rPr>
+          <w:rFonts w:hint="eastAsia"/>
+        </w:rPr>
+        <w:t xml:space="preserve">——低值项是</w:t>
+      </w:r>
+      <w:r>
+        <w:t xml:space="preserve"> C </w:t>
+      </w:r>
+      <w:r>
+        <w:rPr>
+          <w:rFonts w:hint="eastAsia"/>
+        </w:rPr>
+        <w:t xml:space="preserve">类，但缺它时唯一关键流程停摆</w:t>
+      </w:r>
+      <w:r>
+        <w:t xml:space="preserve"> → </w:t>
+      </w:r>
+      <w:r>
+        <w:rPr>
+          <w:rFonts w:hint="eastAsia"/>
+        </w:rPr>
+        <w:t xml:space="preserve">多准则策略（年值</w:t>
+      </w:r>
+      <w:r>
+        <w:t xml:space="preserve"> + </w:t>
+      </w:r>
+      <w:r>
+        <w:rPr>
+          <w:rFonts w:hint="eastAsia"/>
+        </w:rPr>
+        <w:t xml:space="preserve">运营关键度</w:t>
+      </w:r>
+      <w:r>
+        <w:t xml:space="preserve"> + </w:t>
+      </w:r>
+      <w:r>
+        <w:rPr>
+          <w:rFonts w:hint="eastAsia"/>
+        </w:rPr>
+        <w:t xml:space="preserve">交期风险</w:t>
+      </w:r>
+      <w:r>
+        <w:t xml:space="preserve"> + </w:t>
+      </w:r>
+      <w:r>
+        <w:rPr>
+          <w:rFonts w:hint="eastAsia"/>
+        </w:rPr>
+        <w:t xml:space="preserve">数据可信度）</w:t>
+      </w:r>
+    </w:p>
+    <w:p>
+      <w:pPr>
+        <w:pStyle w:val="Compact"/>
+        <w:numPr>
+          <w:ilvl w:val="0"/>
+          <w:numId w:val="1021"/>
+        </w:numPr>
+      </w:pPr>
+      <w:r>
+        <w:rPr>
+          <w:rFonts w:hint="eastAsia"/>
+        </w:rPr>
+        <w:t xml:space="preserve">经济批量：EBQ</w:t>
+      </w:r>
+      <w:r>
+        <w:t xml:space="preserve"> = √[(2DS/H) × </w:t>
+      </w:r>
+      <w:r>
+        <w:rPr>
+          <w:rFonts w:hint="eastAsia"/>
+        </w:rPr>
+        <w:t xml:space="preserve">P/(P−D)]；示例</w:t>
+      </w:r>
+      <w:r>
+        <w:t xml:space="preserve"> </w:t>
+      </w:r>
+      <w:r>
+        <w:rPr>
+          <w:rFonts w:hint="eastAsia"/>
+        </w:rPr>
+        <w:t xml:space="preserve">D=12,000/年、S=80/次、H=3/件·年、P=30,000/年</w:t>
+      </w:r>
+      <w:r>
+        <w:t xml:space="preserve"> →</w:t>
+      </w:r>
+      <w:r>
+        <w:t xml:space="preserve"> </w:t>
+      </w:r>
+      <w:r>
+        <w:rPr>
+          <w:b/>
+          <w:bCs/>
+        </w:rPr>
+        <w:t xml:space="preserve">≈1,033 </w:t>
+      </w:r>
+      <w:r>
+        <w:rPr>
+          <w:rFonts w:hint="eastAsia"/>
+          <w:b/>
+          <w:bCs/>
+        </w:rPr>
+        <w:t xml:space="preserve">件</w:t>
+      </w:r>
+      <w:r>
+        <w:rPr>
+          <w:rFonts w:hint="eastAsia"/>
+        </w:rPr>
+        <w:t xml:space="preserve">；换型/切换成本降一半，批量随之变小（本质：改切换，而不是硬扛大批量）</w:t>
+      </w:r>
+    </w:p>
+    <w:p>
+      <w:pPr>
+        <w:pStyle w:val="Compact"/>
+        <w:numPr>
+          <w:ilvl w:val="0"/>
+          <w:numId w:val="1021"/>
+        </w:numPr>
+      </w:pPr>
+      <w:r>
+        <w:rPr>
+          <w:rFonts w:hint="eastAsia"/>
+        </w:rPr>
+        <w:t xml:space="preserve">看板/补货数量：需求率</w:t>
+      </w:r>
+      <w:r>
+        <w:t xml:space="preserve"> × </w:t>
+      </w:r>
+      <w:r>
+        <w:rPr>
+          <w:rFonts w:hint="eastAsia"/>
+        </w:rPr>
+        <w:t xml:space="preserve">补货周期</w:t>
+      </w:r>
+      <w:r>
+        <w:t xml:space="preserve"> × </w:t>
+      </w:r>
+      <w:r>
+        <w:rPr>
+          <w:rFonts w:hint="eastAsia"/>
+        </w:rPr>
+        <w:t xml:space="preserve">(1+安全系数)</w:t>
+      </w:r>
+      <w:r>
+        <w:t xml:space="preserve"> / </w:t>
+      </w:r>
+      <w:r>
+        <w:rPr>
+          <w:rFonts w:hint="eastAsia"/>
+        </w:rPr>
+        <w:t xml:space="preserve">单位量；示例</w:t>
+      </w:r>
+      <w:r>
+        <w:t xml:space="preserve"> </w:t>
+      </w:r>
+      <w:r>
+        <w:rPr>
+          <w:rFonts w:hint="eastAsia"/>
+          <w:b/>
+          <w:bCs/>
+        </w:rPr>
+        <w:t xml:space="preserve">500/天</w:t>
+      </w:r>
+      <w:r>
+        <w:rPr>
+          <w:b/>
+          <w:bCs/>
+        </w:rPr>
+        <w:t xml:space="preserve"> × 2 </w:t>
+      </w:r>
+      <w:r>
+        <w:rPr>
+          <w:rFonts w:hint="eastAsia"/>
+          <w:b/>
+          <w:bCs/>
+        </w:rPr>
+        <w:t xml:space="preserve">天</w:t>
+      </w:r>
+      <w:r>
+        <w:rPr>
+          <w:b/>
+          <w:bCs/>
+        </w:rPr>
+        <w:t xml:space="preserve"> × 1.10 / 50 = 22 </w:t>
+      </w:r>
+      <w:r>
+        <w:rPr>
+          <w:rFonts w:hint="eastAsia"/>
+          <w:b/>
+          <w:bCs/>
+        </w:rPr>
+        <w:t xml:space="preserve">张</w:t>
+      </w:r>
+      <w:r>
+        <w:rPr>
+          <w:rFonts w:hint="eastAsia"/>
+        </w:rPr>
+        <w:t xml:space="preserve">；缺料就加卡</w:t>
+      </w:r>
+      <w:r>
+        <w:t xml:space="preserve"> = </w:t>
+      </w:r>
+      <w:r>
+        <w:rPr>
+          <w:rFonts w:hint="eastAsia"/>
+        </w:rPr>
+        <w:t xml:space="preserve">掩盖交期问题</w:t>
+      </w:r>
+    </w:p>
+    <w:p>
+      <w:pPr>
+        <w:pStyle w:val="Compact"/>
+        <w:numPr>
+          <w:ilvl w:val="0"/>
+          <w:numId w:val="1021"/>
+        </w:numPr>
+      </w:pPr>
+      <w:r>
+        <w:rPr>
+          <w:b/>
+          <w:bCs/>
+        </w:rPr>
+        <w:t xml:space="preserve">AI </w:t>
+      </w:r>
+      <w:r>
+        <w:rPr>
+          <w:rFonts w:hint="eastAsia"/>
+          <w:b/>
+          <w:bCs/>
+        </w:rPr>
+        <w:t xml:space="preserve">在资源调度的五种补位</w:t>
+      </w:r>
+      <w:r>
+        <w:rPr>
+          <w:rFonts w:hint="eastAsia"/>
+        </w:rPr>
+        <w:t xml:space="preserve">：需求感知、异常检测（异常消耗/报废/移库）、供应商风险画像、补货建议排序、数据助手（生成异常清单与行动项）</w:t>
+      </w:r>
+    </w:p>
+    <w:p>
+      <w:pPr>
+        <w:pStyle w:val="Compact"/>
+        <w:numPr>
+          <w:ilvl w:val="0"/>
+          <w:numId w:val="1021"/>
+        </w:numPr>
+      </w:pPr>
+      <w:r>
+        <w:rPr>
+          <w:rFonts w:hint="eastAsia"/>
+          <w:b/>
+          <w:bCs/>
+        </w:rPr>
+        <w:t xml:space="preserve">预测</w:t>
+      </w:r>
+      <w:r>
+        <w:rPr>
+          <w:b/>
+          <w:bCs/>
+        </w:rPr>
+        <w:t xml:space="preserve"> vs </w:t>
+      </w:r>
+      <w:r>
+        <w:rPr>
+          <w:rFonts w:hint="eastAsia"/>
+          <w:b/>
+          <w:bCs/>
+        </w:rPr>
+        <w:t xml:space="preserve">拉动的分工</w:t>
+      </w:r>
+      <w:r>
+        <w:rPr>
+          <w:rFonts w:hint="eastAsia"/>
+        </w:rPr>
+        <w:t xml:space="preserve">：预测用于中长期计划，看板用于执行层补货（近期），中间用</w:t>
+      </w:r>
+      <w:r>
+        <w:rPr>
+          <w:rFonts w:hint="eastAsia"/>
+          <w:b/>
+          <w:bCs/>
+        </w:rPr>
+        <w:t xml:space="preserve">明确的例外规则</w:t>
+      </w:r>
+      <w:r>
+        <w:rPr>
+          <w:rFonts w:hint="eastAsia"/>
+        </w:rPr>
+        <w:t xml:space="preserve">衔接</w:t>
+      </w:r>
+    </w:p>
+    <w:p>
+      <w:pPr>
+        <w:pStyle w:val="Compact"/>
+        <w:numPr>
+          <w:ilvl w:val="0"/>
+          <w:numId w:val="1021"/>
+        </w:numPr>
+      </w:pPr>
+      <w:r>
+        <w:rPr>
+          <w:rFonts w:hint="eastAsia"/>
+          <w:b/>
+          <w:bCs/>
+        </w:rPr>
+        <w:t xml:space="preserve">权限红线</w:t>
+      </w:r>
+      <w:r>
+        <w:rPr>
+          <w:rFonts w:hint="eastAsia"/>
+        </w:rPr>
+        <w:t xml:space="preserve">：AI</w:t>
+      </w:r>
+      <w:r>
+        <w:t xml:space="preserve"> </w:t>
+      </w:r>
+      <w:r>
+        <w:rPr>
+          <w:rFonts w:hint="eastAsia"/>
+        </w:rPr>
+        <w:t xml:space="preserve">可以评分、预测、排序、建议、解释；</w:t>
+      </w:r>
+      <w:r>
+        <w:rPr>
+          <w:rFonts w:hint="eastAsia"/>
+          <w:b/>
+          <w:bCs/>
+        </w:rPr>
+        <w:t xml:space="preserve">人必须校验数据、权衡安全与服务、审批资源承诺、记录覆盖与结果</w:t>
+      </w:r>
+      <w:r>
+        <w:rPr>
+          <w:rFonts w:hint="eastAsia"/>
+        </w:rPr>
+        <w:t xml:space="preserve">。绝不允许大模型”编”库存余额或供应商承诺</w:t>
+      </w:r>
+    </w:p>
+    <w:p>
+      <w:pPr>
+        <w:pStyle w:val="Compact"/>
+        <w:numPr>
+          <w:ilvl w:val="0"/>
+          <w:numId w:val="1022"/>
+        </w:numPr>
+      </w:pPr>
+      <w:r>
+        <w:rPr>
+          <w:rFonts w:hint="eastAsia"/>
+          <w:b/>
+          <w:bCs/>
+        </w:rPr>
+        <w:t xml:space="preserve">标杆</w:t>
+      </w:r>
+      <w:r>
+        <w:rPr>
+          <w:b/>
+          <w:bCs/>
+        </w:rPr>
+        <w:t xml:space="preserve"> / </w:t>
+      </w:r>
+      <w:r>
+        <w:rPr>
+          <w:rFonts w:hint="eastAsia"/>
+          <w:b/>
+          <w:bCs/>
+        </w:rPr>
+        <w:t xml:space="preserve">案例</w:t>
+      </w:r>
+    </w:p>
+    <w:p>
+      <w:pPr>
+        <w:pStyle w:val="Compact"/>
+        <w:numPr>
           <w:ilvl w:val="1"/>
-          <w:numId w:val="1020"/>
-        </w:numPr>
-      </w:pPr>
-      <w:r>
-        <w:rPr>
-          <w:b/>
-          <w:bCs/>
-        </w:rPr>
-        <w:t xml:space="preserve">ABC </w:t>
-      </w:r>
-      <w:r>
-        <w:rPr>
-          <w:rFonts w:hint="eastAsia"/>
-          <w:b/>
-          <w:bCs/>
-        </w:rPr>
-        <w:t xml:space="preserve">不够用</w:t>
-      </w:r>
-      <w:r>
-        <w:rPr>
-          <w:rFonts w:hint="eastAsia"/>
-        </w:rPr>
-        <w:t xml:space="preserve">：必须叠加</w:t>
-      </w:r>
-      <w:r>
-        <w:rPr>
-          <w:rFonts w:hint="eastAsia"/>
-          <w:b/>
-          <w:bCs/>
-        </w:rPr>
-        <w:t xml:space="preserve">关键度</w:t>
-      </w:r>
-      <w:r>
-        <w:rPr>
-          <w:rFonts w:hint="eastAsia"/>
-        </w:rPr>
-        <w:t xml:space="preserve">——低值件是</w:t>
-      </w:r>
-      <w:r>
-        <w:t xml:space="preserve"> C </w:t>
-      </w:r>
-      <w:r>
-        <w:rPr>
-          <w:rFonts w:hint="eastAsia"/>
-        </w:rPr>
-        <w:t xml:space="preserve">类，但缺它时唯一产线停线</w:t>
+          <w:numId w:val="1023"/>
+        </w:numPr>
+      </w:pPr>
+      <w:r>
+        <w:rPr>
+          <w:rFonts w:hint="eastAsia"/>
+        </w:rPr>
+        <w:t xml:space="preserve">活动</w:t>
+      </w:r>
+      <w:r>
+        <w:t xml:space="preserve"> </w:t>
+      </w:r>
+      <w:r>
+        <w:rPr>
+          <w:rFonts w:hint="eastAsia"/>
+        </w:rPr>
+        <w:t xml:space="preserve">03：420</w:t>
+      </w:r>
+      <w:r>
+        <w:t xml:space="preserve"> </w:t>
+      </w:r>
+      <w:r>
+        <w:rPr>
+          <w:rFonts w:hint="eastAsia"/>
+        </w:rPr>
+        <w:t xml:space="preserve">分钟交</w:t>
+      </w:r>
+      <w:r>
+        <w:t xml:space="preserve"> 210 </w:t>
+      </w:r>
+      <w:r>
+        <w:rPr>
+          <w:rFonts w:hint="eastAsia"/>
+        </w:rPr>
+        <w:t xml:space="preserve">件，四环节周期分布/停机/良率各异（教学模拟数据）</w:t>
+      </w:r>
+    </w:p>
+    <w:p>
+      <w:pPr>
+        <w:pStyle w:val="Compact"/>
+        <w:numPr>
+          <w:ilvl w:val="1"/>
+          <w:numId w:val="1023"/>
+        </w:numPr>
+      </w:pPr>
+      <w:r>
+        <w:rPr>
+          <w:rFonts w:hint="eastAsia"/>
+        </w:rPr>
+        <w:t xml:space="preserve">活动</w:t>
+      </w:r>
+      <w:r>
+        <w:t xml:space="preserve"> </w:t>
+      </w:r>
+      <w:r>
+        <w:rPr>
+          <w:rFonts w:hint="eastAsia"/>
+        </w:rPr>
+        <w:t xml:space="preserve">04：12</w:t>
+      </w:r>
+      <w:r>
+        <w:t xml:space="preserve"> </w:t>
+      </w:r>
+      <w:r>
+        <w:rPr>
+          <w:rFonts w:hint="eastAsia"/>
+        </w:rPr>
+        <w:t xml:space="preserve">类资源一刀切月审</w:t>
       </w:r>
       <w:r>
         <w:t xml:space="preserve"> → </w:t>
@@ -6331,7 +7436,108 @@
         <w:rPr>
           <w:rFonts w:hint="eastAsia"/>
         </w:rPr>
-        <w:t xml:space="preserve">多准则策略（年值</w:t>
+        <w:t xml:space="preserve">差异化管控</w:t>
+      </w:r>
+    </w:p>
+    <w:p>
+      <w:pPr>
+        <w:pStyle w:val="Compact"/>
+        <w:numPr>
+          <w:ilvl w:val="1"/>
+          <w:numId w:val="1023"/>
+        </w:numPr>
+      </w:pPr>
+      <w:r>
+        <w:rPr>
+          <w:rFonts w:hint="eastAsia"/>
+        </w:rPr>
+        <w:t xml:space="preserve">活动</w:t>
+      </w:r>
+      <w:r>
+        <w:t xml:space="preserve"> </w:t>
+      </w:r>
+      <w:r>
+        <w:rPr>
+          <w:rFonts w:hint="eastAsia"/>
+        </w:rPr>
+        <w:t xml:space="preserve">05：大批量增在制、补货延迟造成断料</w:t>
+      </w:r>
+    </w:p>
+    <w:p>
+      <w:pPr>
+        <w:pStyle w:val="Compact"/>
+        <w:numPr>
+          <w:ilvl w:val="1"/>
+          <w:numId w:val="1023"/>
+        </w:numPr>
+      </w:pPr>
+      <w:r>
+        <w:rPr>
+          <w:rFonts w:hint="eastAsia"/>
+        </w:rPr>
+        <w:t xml:space="preserve">需求预测与看板冲突的真实决策场景</w:t>
+      </w:r>
+    </w:p>
+    <w:p>
+      <w:pPr>
+        <w:pStyle w:val="Compact"/>
+        <w:numPr>
+          <w:ilvl w:val="0"/>
+          <w:numId w:val="1022"/>
+        </w:numPr>
+      </w:pPr>
+      <w:r>
+        <w:rPr>
+          <w:rFonts w:hint="eastAsia"/>
+          <w:b/>
+          <w:bCs/>
+        </w:rPr>
+        <w:t xml:space="preserve">可交付练习</w:t>
+      </w:r>
+    </w:p>
+    <w:p>
+      <w:pPr>
+        <w:pStyle w:val="Compact"/>
+        <w:numPr>
+          <w:ilvl w:val="1"/>
+          <w:numId w:val="1024"/>
+        </w:numPr>
+      </w:pPr>
+      <w:r>
+        <w:t xml:space="preserve">✅ </w:t>
+      </w:r>
+      <w:r>
+        <w:rPr>
+          <w:rFonts w:hint="eastAsia"/>
+        </w:rPr>
+        <w:t xml:space="preserve">《节拍-产能-瓶颈表》（含</w:t>
+      </w:r>
+      <w:r>
+        <w:t xml:space="preserve"> 90 </w:t>
+      </w:r>
+      <w:r>
+        <w:rPr>
+          <w:rFonts w:hint="eastAsia"/>
+        </w:rPr>
+        <w:t xml:space="preserve">分位变异风险说明）</w:t>
+      </w:r>
+    </w:p>
+    <w:p>
+      <w:pPr>
+        <w:pStyle w:val="Compact"/>
+        <w:numPr>
+          <w:ilvl w:val="1"/>
+          <w:numId w:val="1024"/>
+        </w:numPr>
+      </w:pPr>
+      <w:r>
+        <w:t xml:space="preserve">✅ 《ABC </w:t>
+      </w:r>
+      <w:r>
+        <w:rPr>
+          <w:rFonts w:hint="eastAsia"/>
+        </w:rPr>
+        <w:t xml:space="preserve">排序表</w:t>
       </w:r>
       <w:r>
         <w:t xml:space="preserve"> + </w:t>
@@ -6340,7 +7546,7 @@
         <w:rPr>
           <w:rFonts w:hint="eastAsia"/>
         </w:rPr>
-        <w:t xml:space="preserve">运营关键度</w:t>
+        <w:t xml:space="preserve">累计占比图</w:t>
       </w:r>
       <w:r>
         <w:t xml:space="preserve"> + </w:t>
@@ -6349,7 +7555,25 @@
         <w:rPr>
           <w:rFonts w:hint="eastAsia"/>
         </w:rPr>
-        <w:t xml:space="preserve">交期风险</w:t>
+        <w:t xml:space="preserve">关键度覆写清单》</w:t>
+      </w:r>
+    </w:p>
+    <w:p>
+      <w:pPr>
+        <w:pStyle w:val="Compact"/>
+        <w:numPr>
+          <w:ilvl w:val="1"/>
+          <w:numId w:val="1024"/>
+        </w:numPr>
+      </w:pPr>
+      <w:r>
+        <w:t xml:space="preserve">✅ </w:t>
+      </w:r>
+      <w:r>
+        <w:rPr>
+          <w:rFonts w:hint="eastAsia"/>
+        </w:rPr>
+        <w:t xml:space="preserve">《经济批量与看板计算表</w:t>
       </w:r>
       <w:r>
         <w:t xml:space="preserve"> + </w:t>
@@ -6358,7 +7582,7 @@
         <w:rPr>
           <w:rFonts w:hint="eastAsia"/>
         </w:rPr>
-        <w:t xml:space="preserve">数据可信度）</w:t>
+        <w:t xml:space="preserve">敏感性分析》</w:t>
       </w:r>
     </w:p>
     <w:p>
@@ -6366,555 +7590,7 @@
         <w:pStyle w:val="Compact"/>
         <w:numPr>
           <w:ilvl w:val="1"/>
-          <w:numId w:val="1020"/>
-        </w:numPr>
-      </w:pPr>
-      <w:r>
-        <w:rPr>
-          <w:rFonts w:hint="eastAsia"/>
-        </w:rPr>
-        <w:t xml:space="preserve">经济批量：EBQ</w:t>
-      </w:r>
-      <w:r>
-        <w:t xml:space="preserve"> = √[(2DS/H) × </w:t>
-      </w:r>
-      <w:r>
-        <w:rPr>
-          <w:rFonts w:hint="eastAsia"/>
-        </w:rPr>
-        <w:t xml:space="preserve">P/(P−D)]；示例</w:t>
-      </w:r>
-      <w:r>
-        <w:t xml:space="preserve"> </w:t>
-      </w:r>
-      <w:r>
-        <w:rPr>
-          <w:rFonts w:hint="eastAsia"/>
-        </w:rPr>
-        <w:t xml:space="preserve">D=12,000/年、S=80/次、H=3/件·年、P=30,000/年</w:t>
-      </w:r>
-      <w:r>
-        <w:t xml:space="preserve"> →</w:t>
-      </w:r>
-      <w:r>
-        <w:t xml:space="preserve"> </w:t>
-      </w:r>
-      <w:r>
-        <w:rPr>
-          <w:b/>
-          <w:bCs/>
-        </w:rPr>
-        <w:t xml:space="preserve">≈1,033 </w:t>
-      </w:r>
-      <w:r>
-        <w:rPr>
-          <w:rFonts w:hint="eastAsia"/>
-          <w:b/>
-          <w:bCs/>
-        </w:rPr>
-        <w:t xml:space="preserve">件</w:t>
-      </w:r>
-      <w:r>
-        <w:rPr>
-          <w:rFonts w:hint="eastAsia"/>
-        </w:rPr>
-        <w:t xml:space="preserve">；换型/切换成本降一半，批量随之变小（本质：改切换，而不是硬扛大批量）</w:t>
-      </w:r>
-    </w:p>
-    <w:p>
-      <w:pPr>
-        <w:pStyle w:val="Compact"/>
-        <w:numPr>
-          <w:ilvl w:val="1"/>
-          <w:numId w:val="1020"/>
-        </w:numPr>
-      </w:pPr>
-      <w:r>
-        <w:rPr>
-          <w:rFonts w:hint="eastAsia"/>
-        </w:rPr>
-        <w:t xml:space="preserve">看板/补货数量：需求率</w:t>
-      </w:r>
-      <w:r>
-        <w:t xml:space="preserve"> × </w:t>
-      </w:r>
-      <w:r>
-        <w:rPr>
-          <w:rFonts w:hint="eastAsia"/>
-        </w:rPr>
-        <w:t xml:space="preserve">补货周期</w:t>
-      </w:r>
-      <w:r>
-        <w:t xml:space="preserve"> × </w:t>
-      </w:r>
-      <w:r>
-        <w:rPr>
-          <w:rFonts w:hint="eastAsia"/>
-        </w:rPr>
-        <w:t xml:space="preserve">(1+安全系数)</w:t>
-      </w:r>
-      <w:r>
-        <w:t xml:space="preserve"> / </w:t>
-      </w:r>
-      <w:r>
-        <w:rPr>
-          <w:rFonts w:hint="eastAsia"/>
-        </w:rPr>
-        <w:t xml:space="preserve">单位量；示例</w:t>
-      </w:r>
-      <w:r>
-        <w:t xml:space="preserve"> </w:t>
-      </w:r>
-      <w:r>
-        <w:rPr>
-          <w:rFonts w:hint="eastAsia"/>
-          <w:b/>
-          <w:bCs/>
-        </w:rPr>
-        <w:t xml:space="preserve">500/天</w:t>
-      </w:r>
-      <w:r>
-        <w:rPr>
-          <w:b/>
-          <w:bCs/>
-        </w:rPr>
-        <w:t xml:space="preserve"> × 2 </w:t>
-      </w:r>
-      <w:r>
-        <w:rPr>
-          <w:rFonts w:hint="eastAsia"/>
-          <w:b/>
-          <w:bCs/>
-        </w:rPr>
-        <w:t xml:space="preserve">天</w:t>
-      </w:r>
-      <w:r>
-        <w:rPr>
-          <w:b/>
-          <w:bCs/>
-        </w:rPr>
-        <w:t xml:space="preserve"> × 1.10 / 50 = 22 </w:t>
-      </w:r>
-      <w:r>
-        <w:rPr>
-          <w:rFonts w:hint="eastAsia"/>
-          <w:b/>
-          <w:bCs/>
-        </w:rPr>
-        <w:t xml:space="preserve">张</w:t>
-      </w:r>
-      <w:r>
-        <w:rPr>
-          <w:rFonts w:hint="eastAsia"/>
-        </w:rPr>
-        <w:t xml:space="preserve">；缺料就加卡</w:t>
-      </w:r>
-      <w:r>
-        <w:t xml:space="preserve"> = </w:t>
-      </w:r>
-      <w:r>
-        <w:rPr>
-          <w:rFonts w:hint="eastAsia"/>
-        </w:rPr>
-        <w:t xml:space="preserve">掩盖交期问题</w:t>
-      </w:r>
-    </w:p>
-    <w:p>
-      <w:pPr>
-        <w:pStyle w:val="Compact"/>
-        <w:numPr>
-          <w:ilvl w:val="1"/>
-          <w:numId w:val="1020"/>
-        </w:numPr>
-      </w:pPr>
-      <w:r>
-        <w:rPr>
-          <w:b/>
-          <w:bCs/>
-        </w:rPr>
-        <w:t xml:space="preserve">AI </w:t>
-      </w:r>
-      <w:r>
-        <w:rPr>
-          <w:rFonts w:hint="eastAsia"/>
-          <w:b/>
-          <w:bCs/>
-        </w:rPr>
-        <w:t xml:space="preserve">在资源调度的五种补位</w:t>
-      </w:r>
-      <w:r>
-        <w:rPr>
-          <w:rFonts w:hint="eastAsia"/>
-        </w:rPr>
-        <w:t xml:space="preserve">：需求感知、异常检测（异常消耗/报废/移库）、供应商风险画像、补货建议排序、数据助手（生成异常清单与行动项）</w:t>
-      </w:r>
-    </w:p>
-    <w:p>
-      <w:pPr>
-        <w:pStyle w:val="Compact"/>
-        <w:numPr>
-          <w:ilvl w:val="1"/>
-          <w:numId w:val="1020"/>
-        </w:numPr>
-      </w:pPr>
-      <w:r>
-        <w:rPr>
-          <w:rFonts w:hint="eastAsia"/>
-          <w:b/>
-          <w:bCs/>
-        </w:rPr>
-        <w:t xml:space="preserve">预测</w:t>
-      </w:r>
-      <w:r>
-        <w:rPr>
-          <w:b/>
-          <w:bCs/>
-        </w:rPr>
-        <w:t xml:space="preserve"> vs </w:t>
-      </w:r>
-      <w:r>
-        <w:rPr>
-          <w:rFonts w:hint="eastAsia"/>
-          <w:b/>
-          <w:bCs/>
-        </w:rPr>
-        <w:t xml:space="preserve">拉动的分工</w:t>
-      </w:r>
-      <w:r>
-        <w:rPr>
-          <w:rFonts w:hint="eastAsia"/>
-        </w:rPr>
-        <w:t xml:space="preserve">：预测用于中长期计划，看板用于执行层补货（近期），中间用</w:t>
-      </w:r>
-      <w:r>
-        <w:rPr>
-          <w:rFonts w:hint="eastAsia"/>
-          <w:b/>
-          <w:bCs/>
-        </w:rPr>
-        <w:t xml:space="preserve">明确的例外规则</w:t>
-      </w:r>
-      <w:r>
-        <w:rPr>
-          <w:rFonts w:hint="eastAsia"/>
-        </w:rPr>
-        <w:t xml:space="preserve">衔接</w:t>
-      </w:r>
-    </w:p>
-    <w:p>
-      <w:pPr>
-        <w:pStyle w:val="Compact"/>
-        <w:numPr>
-          <w:ilvl w:val="1"/>
-          <w:numId w:val="1020"/>
-        </w:numPr>
-      </w:pPr>
-      <w:r>
-        <w:rPr>
-          <w:rFonts w:hint="eastAsia"/>
-          <w:b/>
-          <w:bCs/>
-        </w:rPr>
-        <w:t xml:space="preserve">权限红线</w:t>
-      </w:r>
-      <w:r>
-        <w:rPr>
-          <w:rFonts w:hint="eastAsia"/>
-        </w:rPr>
-        <w:t xml:space="preserve">：AI</w:t>
-      </w:r>
-      <w:r>
-        <w:t xml:space="preserve"> </w:t>
-      </w:r>
-      <w:r>
-        <w:rPr>
-          <w:rFonts w:hint="eastAsia"/>
-        </w:rPr>
-        <w:t xml:space="preserve">可以评分、预测、排序、建议、解释；</w:t>
-      </w:r>
-      <w:r>
-        <w:rPr>
-          <w:rFonts w:hint="eastAsia"/>
-          <w:b/>
-          <w:bCs/>
-        </w:rPr>
-        <w:t xml:space="preserve">人必须校验数据、权衡安全与服务、审批资源承诺、记录覆盖与结果</w:t>
-      </w:r>
-      <w:r>
-        <w:rPr>
-          <w:rFonts w:hint="eastAsia"/>
-        </w:rPr>
-        <w:t xml:space="preserve">。绝不允许大模型”编”库存余额或供应商承诺</w:t>
-      </w:r>
-    </w:p>
-    <w:p>
-      <w:pPr>
-        <w:pStyle w:val="Compact"/>
-        <w:numPr>
-          <w:ilvl w:val="0"/>
-          <w:numId w:val="1019"/>
-        </w:numPr>
-      </w:pPr>
-      <w:r>
-        <w:rPr>
-          <w:rFonts w:hint="eastAsia"/>
-          <w:b/>
-          <w:bCs/>
-        </w:rPr>
-        <w:t xml:space="preserve">标杆</w:t>
-      </w:r>
-      <w:r>
-        <w:rPr>
-          <w:b/>
-          <w:bCs/>
-        </w:rPr>
-        <w:t xml:space="preserve"> / </w:t>
-      </w:r>
-      <w:r>
-        <w:rPr>
-          <w:rFonts w:hint="eastAsia"/>
-          <w:b/>
-          <w:bCs/>
-        </w:rPr>
-        <w:t xml:space="preserve">案例</w:t>
-      </w:r>
-    </w:p>
-    <w:p>
-      <w:pPr>
-        <w:pStyle w:val="Compact"/>
-        <w:numPr>
-          <w:ilvl w:val="1"/>
-          <w:numId w:val="1021"/>
-        </w:numPr>
-      </w:pPr>
-      <w:r>
-        <w:rPr>
-          <w:rFonts w:hint="eastAsia"/>
-        </w:rPr>
-        <w:t xml:space="preserve">活动</w:t>
-      </w:r>
-      <w:r>
-        <w:t xml:space="preserve"> </w:t>
-      </w:r>
-      <w:r>
-        <w:rPr>
-          <w:rFonts w:hint="eastAsia"/>
-        </w:rPr>
-        <w:t xml:space="preserve">03：420</w:t>
-      </w:r>
-      <w:r>
-        <w:t xml:space="preserve"> </w:t>
-      </w:r>
-      <w:r>
-        <w:rPr>
-          <w:rFonts w:hint="eastAsia"/>
-        </w:rPr>
-        <w:t xml:space="preserve">分钟交</w:t>
-      </w:r>
-      <w:r>
-        <w:t xml:space="preserve"> 210 </w:t>
-      </w:r>
-      <w:r>
-        <w:rPr>
-          <w:rFonts w:hint="eastAsia"/>
-        </w:rPr>
-        <w:t xml:space="preserve">件，四环节周期分布/停机/良率各异（教学模拟数据）</w:t>
-      </w:r>
-    </w:p>
-    <w:p>
-      <w:pPr>
-        <w:pStyle w:val="Compact"/>
-        <w:numPr>
-          <w:ilvl w:val="1"/>
-          <w:numId w:val="1021"/>
-        </w:numPr>
-      </w:pPr>
-      <w:r>
-        <w:rPr>
-          <w:rFonts w:hint="eastAsia"/>
-        </w:rPr>
-        <w:t xml:space="preserve">活动</w:t>
-      </w:r>
-      <w:r>
-        <w:t xml:space="preserve"> </w:t>
-      </w:r>
-      <w:r>
-        <w:rPr>
-          <w:rFonts w:hint="eastAsia"/>
-        </w:rPr>
-        <w:t xml:space="preserve">04：12</w:t>
-      </w:r>
-      <w:r>
-        <w:t xml:space="preserve"> </w:t>
-      </w:r>
-      <w:r>
-        <w:rPr>
-          <w:rFonts w:hint="eastAsia"/>
-        </w:rPr>
-        <w:t xml:space="preserve">类资源一刀切月审</w:t>
-      </w:r>
-      <w:r>
-        <w:t xml:space="preserve"> → </w:t>
-      </w:r>
-      <w:r>
-        <w:rPr>
-          <w:rFonts w:hint="eastAsia"/>
-        </w:rPr>
-        <w:t xml:space="preserve">差异化管控</w:t>
-      </w:r>
-    </w:p>
-    <w:p>
-      <w:pPr>
-        <w:pStyle w:val="Compact"/>
-        <w:numPr>
-          <w:ilvl w:val="1"/>
-          <w:numId w:val="1021"/>
-        </w:numPr>
-      </w:pPr>
-      <w:r>
-        <w:rPr>
-          <w:rFonts w:hint="eastAsia"/>
-        </w:rPr>
-        <w:t xml:space="preserve">活动</w:t>
-      </w:r>
-      <w:r>
-        <w:t xml:space="preserve"> </w:t>
-      </w:r>
-      <w:r>
-        <w:rPr>
-          <w:rFonts w:hint="eastAsia"/>
-        </w:rPr>
-        <w:t xml:space="preserve">05：大批量增在制、补货延迟造成断料</w:t>
-      </w:r>
-    </w:p>
-    <w:p>
-      <w:pPr>
-        <w:pStyle w:val="Compact"/>
-        <w:numPr>
-          <w:ilvl w:val="1"/>
-          <w:numId w:val="1021"/>
-        </w:numPr>
-      </w:pPr>
-      <w:r>
-        <w:rPr>
-          <w:rFonts w:hint="eastAsia"/>
-        </w:rPr>
-        <w:t xml:space="preserve">需求预测与看板冲突的真实决策场景</w:t>
-      </w:r>
-    </w:p>
-    <w:p>
-      <w:pPr>
-        <w:pStyle w:val="Compact"/>
-        <w:numPr>
-          <w:ilvl w:val="0"/>
-          <w:numId w:val="1019"/>
-        </w:numPr>
-      </w:pPr>
-      <w:r>
-        <w:rPr>
-          <w:rFonts w:hint="eastAsia"/>
-          <w:b/>
-          <w:bCs/>
-        </w:rPr>
-        <w:t xml:space="preserve">可交付练习</w:t>
-      </w:r>
-    </w:p>
-    <w:p>
-      <w:pPr>
-        <w:pStyle w:val="Compact"/>
-        <w:numPr>
-          <w:ilvl w:val="1"/>
-          <w:numId w:val="1022"/>
-        </w:numPr>
-      </w:pPr>
-      <w:r>
-        <w:t xml:space="preserve">✅ </w:t>
-      </w:r>
-      <w:r>
-        <w:rPr>
-          <w:rFonts w:hint="eastAsia"/>
-        </w:rPr>
-        <w:t xml:space="preserve">《节拍-产能-瓶颈表》（含</w:t>
-      </w:r>
-      <w:r>
-        <w:t xml:space="preserve"> 90 </w:t>
-      </w:r>
-      <w:r>
-        <w:rPr>
-          <w:rFonts w:hint="eastAsia"/>
-        </w:rPr>
-        <w:t xml:space="preserve">分位变异风险说明）</w:t>
-      </w:r>
-    </w:p>
-    <w:p>
-      <w:pPr>
-        <w:pStyle w:val="Compact"/>
-        <w:numPr>
-          <w:ilvl w:val="1"/>
-          <w:numId w:val="1022"/>
-        </w:numPr>
-      </w:pPr>
-      <w:r>
-        <w:t xml:space="preserve">✅ 《ABC </w:t>
-      </w:r>
-      <w:r>
-        <w:rPr>
-          <w:rFonts w:hint="eastAsia"/>
-        </w:rPr>
-        <w:t xml:space="preserve">排序表</w:t>
-      </w:r>
-      <w:r>
-        <w:t xml:space="preserve"> + </w:t>
-      </w:r>
-      <w:r>
-        <w:rPr>
-          <w:rFonts w:hint="eastAsia"/>
-        </w:rPr>
-        <w:t xml:space="preserve">累计占比图</w:t>
-      </w:r>
-      <w:r>
-        <w:t xml:space="preserve"> + </w:t>
-      </w:r>
-      <w:r>
-        <w:rPr>
-          <w:rFonts w:hint="eastAsia"/>
-        </w:rPr>
-        <w:t xml:space="preserve">关键度覆写清单》</w:t>
-      </w:r>
-    </w:p>
-    <w:p>
-      <w:pPr>
-        <w:pStyle w:val="Compact"/>
-        <w:numPr>
-          <w:ilvl w:val="1"/>
-          <w:numId w:val="1022"/>
-        </w:numPr>
-      </w:pPr>
-      <w:r>
-        <w:t xml:space="preserve">✅ </w:t>
-      </w:r>
-      <w:r>
-        <w:rPr>
-          <w:rFonts w:hint="eastAsia"/>
-        </w:rPr>
-        <w:t xml:space="preserve">《经济批量与看板计算表</w:t>
-      </w:r>
-      <w:r>
-        <w:t xml:space="preserve"> + </w:t>
-      </w:r>
-      <w:r>
-        <w:rPr>
-          <w:rFonts w:hint="eastAsia"/>
-        </w:rPr>
-        <w:t xml:space="preserve">敏感性分析》</w:t>
-      </w:r>
-    </w:p>
-    <w:p>
-      <w:pPr>
-        <w:pStyle w:val="Compact"/>
-        <w:numPr>
-          <w:ilvl w:val="1"/>
-          <w:numId w:val="1022"/>
+          <w:numId w:val="1024"/>
         </w:numPr>
       </w:pPr>
       <w:r>
@@ -6934,8 +7610,8 @@
         </w:pict>
       </w:r>
     </w:p>
-    <w:bookmarkEnd w:id="22"/>
-    <w:bookmarkStart w:id="23" w:name="m5-生成式-ai-与知识库助手rag3-课时"/>
+    <w:bookmarkEnd w:id="23"/>
+    <w:bookmarkStart w:id="24" w:name="m5-生成式-ai-与知识库助手rag3-课时"/>
     <w:p>
       <w:pPr>
         <w:pStyle w:val="Heading3"/>
@@ -6973,7 +7649,7 @@
         <w:pStyle w:val="Compact"/>
         <w:numPr>
           <w:ilvl w:val="0"/>
-          <w:numId w:val="1023"/>
+          <w:numId w:val="1025"/>
         </w:numPr>
       </w:pPr>
       <w:r>
@@ -7065,7 +7741,7 @@
         <w:pStyle w:val="Compact"/>
         <w:numPr>
           <w:ilvl w:val="0"/>
-          <w:numId w:val="1023"/>
+          <w:numId w:val="1025"/>
         </w:numPr>
       </w:pPr>
       <w:r>
@@ -7075,742 +7751,6 @@
           <w:bCs/>
         </w:rPr>
         <w:t xml:space="preserve">内容要点</w:t>
-      </w:r>
-    </w:p>
-    <w:p>
-      <w:pPr>
-        <w:pStyle w:val="Compact"/>
-        <w:numPr>
-          <w:ilvl w:val="1"/>
-          <w:numId w:val="1024"/>
-        </w:numPr>
-      </w:pPr>
-      <w:r>
-        <w:rPr>
-          <w:rFonts w:hint="eastAsia"/>
-        </w:rPr>
-        <w:t xml:space="preserve">经典</w:t>
-      </w:r>
-      <w:r>
-        <w:t xml:space="preserve"> ML vs </w:t>
-      </w:r>
-      <w:r>
-        <w:rPr>
-          <w:rFonts w:hint="eastAsia"/>
-        </w:rPr>
-        <w:t xml:space="preserve">生成式</w:t>
-      </w:r>
-      <w:r>
-        <w:t xml:space="preserve"> AI </w:t>
-      </w:r>
-      <w:r>
-        <w:rPr>
-          <w:rFonts w:hint="eastAsia"/>
-        </w:rPr>
-        <w:t xml:space="preserve">分工：一个出</w:t>
-      </w:r>
-      <w:r>
-        <w:rPr>
-          <w:rFonts w:hint="eastAsia"/>
-          <w:b/>
-          <w:bCs/>
-        </w:rPr>
-        <w:t xml:space="preserve">分数/类别/预测</w:t>
-      </w:r>
-      <w:r>
-        <w:rPr>
-          <w:rFonts w:hint="eastAsia"/>
-        </w:rPr>
-        <w:t xml:space="preserve">，一个出</w:t>
-      </w:r>
-      <w:r>
-        <w:rPr>
-          <w:rFonts w:hint="eastAsia"/>
-          <w:b/>
-          <w:bCs/>
-        </w:rPr>
-        <w:t xml:space="preserve">文本/图像/代码</w:t>
-      </w:r>
-      <w:r>
-        <w:rPr>
-          <w:rFonts w:hint="eastAsia"/>
-        </w:rPr>
-        <w:t xml:space="preserve">；高阶方案两者结合——预测模型报警，接地副驾解释证据</w:t>
-      </w:r>
-    </w:p>
-    <w:p>
-      <w:pPr>
-        <w:pStyle w:val="Compact"/>
-        <w:numPr>
-          <w:ilvl w:val="1"/>
-          <w:numId w:val="1024"/>
-        </w:numPr>
-      </w:pPr>
-      <w:r>
-        <w:rPr>
-          <w:rFonts w:hint="eastAsia"/>
-        </w:rPr>
-        <w:t xml:space="preserve">生成式</w:t>
-      </w:r>
-      <w:r>
-        <w:t xml:space="preserve"> AI </w:t>
-      </w:r>
-      <w:r>
-        <w:rPr>
-          <w:rFonts w:hint="eastAsia"/>
-        </w:rPr>
-        <w:t xml:space="preserve">在知识工作的五种用法：</w:t>
-      </w:r>
-      <w:r>
-        <w:rPr>
-          <w:rFonts w:hint="eastAsia"/>
-          <w:b/>
-          <w:bCs/>
-        </w:rPr>
-        <w:t xml:space="preserve">检索</w:t>
-      </w:r>
-      <w:r>
-        <w:rPr>
-          <w:b/>
-          <w:bCs/>
-        </w:rPr>
-        <w:t xml:space="preserve"> / </w:t>
-      </w:r>
-      <w:r>
-        <w:rPr>
-          <w:rFonts w:hint="eastAsia"/>
-          <w:b/>
-          <w:bCs/>
-        </w:rPr>
-        <w:t xml:space="preserve">摘要</w:t>
-      </w:r>
-      <w:r>
-        <w:rPr>
-          <w:b/>
-          <w:bCs/>
-        </w:rPr>
-        <w:t xml:space="preserve"> / </w:t>
-      </w:r>
-      <w:r>
-        <w:rPr>
-          <w:rFonts w:hint="eastAsia"/>
-          <w:b/>
-          <w:bCs/>
-        </w:rPr>
-        <w:t xml:space="preserve">起草</w:t>
-      </w:r>
-      <w:r>
-        <w:rPr>
-          <w:b/>
-          <w:bCs/>
-        </w:rPr>
-        <w:t xml:space="preserve"> / </w:t>
-      </w:r>
-      <w:r>
-        <w:rPr>
-          <w:rFonts w:hint="eastAsia"/>
-          <w:b/>
-          <w:bCs/>
-        </w:rPr>
-        <w:t xml:space="preserve">翻译</w:t>
-      </w:r>
-      <w:r>
-        <w:rPr>
-          <w:b/>
-          <w:bCs/>
-        </w:rPr>
-        <w:t xml:space="preserve"> / </w:t>
-      </w:r>
-      <w:r>
-        <w:rPr>
-          <w:rFonts w:hint="eastAsia"/>
-          <w:b/>
-          <w:bCs/>
-        </w:rPr>
-        <w:t xml:space="preserve">解释</w:t>
-      </w:r>
-    </w:p>
-    <w:p>
-      <w:pPr>
-        <w:pStyle w:val="Compact"/>
-        <w:numPr>
-          <w:ilvl w:val="1"/>
-          <w:numId w:val="1024"/>
-        </w:numPr>
-      </w:pPr>
-      <w:r>
-        <w:rPr>
-          <w:rFonts w:hint="eastAsia"/>
-        </w:rPr>
-        <w:t xml:space="preserve">为什么必须</w:t>
-      </w:r>
-      <w:r>
-        <w:t xml:space="preserve"> </w:t>
-      </w:r>
-      <w:r>
-        <w:rPr>
-          <w:rFonts w:hint="eastAsia"/>
-        </w:rPr>
-        <w:t xml:space="preserve">RAG：通用大模型不知道你司的制度版本、不知道你司的操作口径</w:t>
-      </w:r>
-      <w:r>
-        <w:t xml:space="preserve"> → </w:t>
-      </w:r>
-      <w:r>
-        <w:rPr>
-          <w:rFonts w:hint="eastAsia"/>
-        </w:rPr>
-        <w:t xml:space="preserve">会</w:t>
-      </w:r>
-      <w:r>
-        <w:rPr>
-          <w:rFonts w:hint="eastAsia"/>
-          <w:b/>
-          <w:bCs/>
-        </w:rPr>
-        <w:t xml:space="preserve">编</w:t>
-      </w:r>
-      <w:r>
-        <w:rPr>
-          <w:rFonts w:hint="eastAsia"/>
-        </w:rPr>
-        <w:t xml:space="preserve">；RAG</w:t>
-      </w:r>
-      <w:r>
-        <w:t xml:space="preserve"> </w:t>
-      </w:r>
-      <w:r>
-        <w:rPr>
-          <w:rFonts w:hint="eastAsia"/>
-        </w:rPr>
-        <w:t xml:space="preserve">把答案”接地”到你的文件上</w:t>
-      </w:r>
-    </w:p>
-    <w:p>
-      <w:pPr>
-        <w:pStyle w:val="Compact"/>
-        <w:numPr>
-          <w:ilvl w:val="1"/>
-          <w:numId w:val="1024"/>
-        </w:numPr>
-      </w:pPr>
-      <w:r>
-        <w:rPr>
-          <w:b/>
-          <w:bCs/>
-        </w:rPr>
-        <w:t xml:space="preserve">RAG </w:t>
-      </w:r>
-      <w:r>
-        <w:rPr>
-          <w:rFonts w:hint="eastAsia"/>
-          <w:b/>
-          <w:bCs/>
-        </w:rPr>
-        <w:t xml:space="preserve">五步（零代码版）</w:t>
-      </w:r>
-      <w:r>
-        <w:rPr>
-          <w:rFonts w:hint="eastAsia"/>
-        </w:rPr>
-        <w:t xml:space="preserve">：文档切分</w:t>
-      </w:r>
-      <w:r>
-        <w:t xml:space="preserve"> → </w:t>
-      </w:r>
-      <w:r>
-        <w:rPr>
-          <w:rFonts w:hint="eastAsia"/>
-        </w:rPr>
-        <w:t xml:space="preserve">向量化嵌入</w:t>
-      </w:r>
-      <w:r>
-        <w:t xml:space="preserve"> → </w:t>
-      </w:r>
-      <w:r>
-        <w:rPr>
-          <w:rFonts w:hint="eastAsia"/>
-        </w:rPr>
-        <w:t xml:space="preserve">存入向量库</w:t>
-      </w:r>
-      <w:r>
-        <w:t xml:space="preserve"> → </w:t>
-      </w:r>
-      <w:r>
-        <w:rPr>
-          <w:rFonts w:hint="eastAsia"/>
-        </w:rPr>
-        <w:t xml:space="preserve">检索相关片段</w:t>
-      </w:r>
-      <w:r>
-        <w:t xml:space="preserve"> → </w:t>
-      </w:r>
-      <w:r>
-        <w:rPr>
-          <w:rFonts w:hint="eastAsia"/>
-        </w:rPr>
-        <w:t xml:space="preserve">拼进提示词让模型基于片段回答</w:t>
-      </w:r>
-    </w:p>
-    <w:p>
-      <w:pPr>
-        <w:pStyle w:val="Compact"/>
-        <w:numPr>
-          <w:ilvl w:val="1"/>
-          <w:numId w:val="1024"/>
-        </w:numPr>
-      </w:pPr>
-      <w:r>
-        <w:rPr>
-          <w:rFonts w:hint="eastAsia"/>
-          <w:b/>
-          <w:bCs/>
-        </w:rPr>
-        <w:t xml:space="preserve">来源权威分级</w:t>
-      </w:r>
-      <w:r>
-        <w:rPr>
-          <w:rFonts w:hint="eastAsia"/>
-        </w:rPr>
-        <w:t xml:space="preserve">：正式制度/SOP（最高）&gt;</w:t>
-      </w:r>
-      <w:r>
-        <w:t xml:space="preserve"> </w:t>
-      </w:r>
-      <w:r>
-        <w:rPr>
-          <w:rFonts w:hint="eastAsia"/>
-        </w:rPr>
-        <w:t xml:space="preserve">受控作业指导书</w:t>
-      </w:r>
-      <w:r>
-        <w:t xml:space="preserve"> &gt; </w:t>
-      </w:r>
-      <w:r>
-        <w:rPr>
-          <w:rFonts w:hint="eastAsia"/>
-        </w:rPr>
-        <w:t xml:space="preserve">标准模板</w:t>
-      </w:r>
-      <w:r>
-        <w:t xml:space="preserve"> &gt; </w:t>
-      </w:r>
-      <w:r>
-        <w:rPr>
-          <w:rFonts w:hint="eastAsia"/>
-        </w:rPr>
-        <w:t xml:space="preserve">历史记录</w:t>
-      </w:r>
-      <w:r>
-        <w:t xml:space="preserve"> &gt; </w:t>
-      </w:r>
-      <w:r>
-        <w:rPr>
-          <w:rFonts w:hint="eastAsia"/>
-        </w:rPr>
-        <w:t xml:space="preserve">个人笔记（仅参考，不得作为依据）</w:t>
-      </w:r>
-    </w:p>
-    <w:p>
-      <w:pPr>
-        <w:pStyle w:val="Compact"/>
-        <w:numPr>
-          <w:ilvl w:val="1"/>
-          <w:numId w:val="1024"/>
-        </w:numPr>
-      </w:pPr>
-      <w:r>
-        <w:rPr>
-          <w:rFonts w:hint="eastAsia"/>
-          <w:b/>
-          <w:bCs/>
-        </w:rPr>
-        <w:t xml:space="preserve">接地式提示词三要件</w:t>
-      </w:r>
-      <w:r>
-        <w:rPr>
-          <w:rFonts w:hint="eastAsia"/>
-        </w:rPr>
-        <w:t xml:space="preserve">：必须给出引用出处；不确定时必须说”不确定”；证据缺失时必须</w:t>
-      </w:r>
-      <w:r>
-        <w:rPr>
-          <w:rFonts w:hint="eastAsia"/>
-          <w:b/>
-          <w:bCs/>
-        </w:rPr>
-        <w:t xml:space="preserve">拒答</w:t>
-      </w:r>
-      <w:r>
-        <w:rPr>
-          <w:rFonts w:hint="eastAsia"/>
-        </w:rPr>
-        <w:t xml:space="preserve">而不是猜</w:t>
-      </w:r>
-    </w:p>
-    <w:p>
-      <w:pPr>
-        <w:pStyle w:val="Compact"/>
-        <w:numPr>
-          <w:ilvl w:val="1"/>
-          <w:numId w:val="1024"/>
-        </w:numPr>
-      </w:pPr>
-      <w:r>
-        <w:rPr>
-          <w:rFonts w:hint="eastAsia"/>
-        </w:rPr>
-        <w:t xml:space="preserve">提示词进阶（中级版）：角色+任务+约束</w:t>
-      </w:r>
-      <w:r>
-        <w:t xml:space="preserve"> → </w:t>
-      </w:r>
-      <w:r>
-        <w:rPr>
-          <w:rFonts w:hint="eastAsia"/>
-        </w:rPr>
-        <w:t xml:space="preserve">升级为”角色</w:t>
-      </w:r>
-      <w:r>
-        <w:t xml:space="preserve"> + </w:t>
-      </w:r>
-      <w:r>
-        <w:rPr>
-          <w:rFonts w:hint="eastAsia"/>
-        </w:rPr>
-        <w:t xml:space="preserve">输入边界</w:t>
-      </w:r>
-      <w:r>
-        <w:t xml:space="preserve"> + </w:t>
-      </w:r>
-      <w:r>
-        <w:rPr>
-          <w:rFonts w:hint="eastAsia"/>
-        </w:rPr>
-        <w:t xml:space="preserve">输出结构</w:t>
-      </w:r>
-      <w:r>
-        <w:t xml:space="preserve"> + </w:t>
-      </w:r>
-      <w:r>
-        <w:rPr>
-          <w:rFonts w:hint="eastAsia"/>
-        </w:rPr>
-        <w:t xml:space="preserve">引用要求</w:t>
-      </w:r>
-      <w:r>
-        <w:t xml:space="preserve"> + </w:t>
-      </w:r>
-      <w:r>
-        <w:rPr>
-          <w:rFonts w:hint="eastAsia"/>
-        </w:rPr>
-        <w:t xml:space="preserve">拒答规则</w:t>
-      </w:r>
-      <w:r>
-        <w:t xml:space="preserve"> + </w:t>
-      </w:r>
-      <w:r>
-        <w:rPr>
-          <w:rFonts w:hint="eastAsia"/>
-        </w:rPr>
-        <w:t xml:space="preserve">校验清单”</w:t>
-      </w:r>
-    </w:p>
-    <w:p>
-      <w:pPr>
-        <w:pStyle w:val="Compact"/>
-        <w:numPr>
-          <w:ilvl w:val="1"/>
-          <w:numId w:val="1024"/>
-        </w:numPr>
-      </w:pPr>
-      <w:r>
-        <w:rPr>
-          <w:rFonts w:hint="eastAsia"/>
-        </w:rPr>
-        <w:t xml:space="preserve">上机实操：</w:t>
-      </w:r>
-      <w:r>
-        <w:rPr>
-          <w:rFonts w:hint="eastAsia"/>
-          <w:b/>
-          <w:bCs/>
-        </w:rPr>
-        <w:t xml:space="preserve">搭一个”岗位知识助手”</w:t>
-      </w:r>
-      <w:r>
-        <w:rPr>
-          <w:rFonts w:hint="eastAsia"/>
-        </w:rPr>
-        <w:t xml:space="preserve">——上传制度/流程/FAQ，配置系统提示词，跑</w:t>
-      </w:r>
-      <w:r>
-        <w:t xml:space="preserve"> 5 </w:t>
-      </w:r>
-      <w:r>
-        <w:rPr>
-          <w:rFonts w:hint="eastAsia"/>
-        </w:rPr>
-        <w:t xml:space="preserve">个问题，逐条核对关键值</w:t>
-      </w:r>
-    </w:p>
-    <w:p>
-      <w:pPr>
-        <w:pStyle w:val="Compact"/>
-        <w:numPr>
-          <w:ilvl w:val="1"/>
-          <w:numId w:val="1024"/>
-        </w:numPr>
-      </w:pPr>
-      <w:r>
-        <w:rPr>
-          <w:rFonts w:hint="eastAsia"/>
-          <w:b/>
-          <w:bCs/>
-        </w:rPr>
-        <w:t xml:space="preserve">受控发布流程</w:t>
-      </w:r>
-      <w:r>
-        <w:rPr>
-          <w:rFonts w:hint="eastAsia"/>
-        </w:rPr>
-        <w:t xml:space="preserve">：AI</w:t>
-      </w:r>
-      <w:r>
-        <w:t xml:space="preserve"> </w:t>
-      </w:r>
-      <w:r>
-        <w:rPr>
-          <w:rFonts w:hint="eastAsia"/>
-        </w:rPr>
-        <w:t xml:space="preserve">起草</w:t>
-      </w:r>
-      <w:r>
-        <w:t xml:space="preserve"> → </w:t>
-      </w:r>
-      <w:r>
-        <w:rPr>
-          <w:rFonts w:hint="eastAsia"/>
-        </w:rPr>
-        <w:t xml:space="preserve">逐值核对来源</w:t>
-      </w:r>
-      <w:r>
-        <w:t xml:space="preserve"> → </w:t>
-      </w:r>
-      <w:r>
-        <w:rPr>
-          <w:rFonts w:hint="eastAsia"/>
-        </w:rPr>
-        <w:t xml:space="preserve">删除无依据内容</w:t>
-      </w:r>
-      <w:r>
-        <w:t xml:space="preserve"> → </w:t>
-      </w:r>
-      <w:r>
-        <w:rPr>
-          <w:rFonts w:hint="eastAsia"/>
-        </w:rPr>
-        <w:t xml:space="preserve">补安全/合规前置条件</w:t>
-      </w:r>
-      <w:r>
-        <w:t xml:space="preserve"> → </w:t>
-      </w:r>
-      <w:r>
-        <w:rPr>
-          <w:rFonts w:hint="eastAsia"/>
-        </w:rPr>
-        <w:t xml:space="preserve">授权负责人批准</w:t>
-      </w:r>
-      <w:r>
-        <w:t xml:space="preserve"> → </w:t>
-      </w:r>
-      <w:r>
-        <w:rPr>
-          <w:rFonts w:hint="eastAsia"/>
-        </w:rPr>
-        <w:t xml:space="preserve">版本/生效日/下次复审触发条件</w:t>
-      </w:r>
-    </w:p>
-    <w:p>
-      <w:pPr>
-        <w:pStyle w:val="Compact"/>
-        <w:numPr>
-          <w:ilvl w:val="1"/>
-          <w:numId w:val="1024"/>
-        </w:numPr>
-      </w:pPr>
-      <w:r>
-        <w:rPr>
-          <w:rFonts w:hint="eastAsia"/>
-        </w:rPr>
-        <w:t xml:space="preserve">红线：生成内容在授权人核准前</w:t>
-      </w:r>
-      <w:r>
-        <w:rPr>
-          <w:rFonts w:hint="eastAsia"/>
-          <w:b/>
-          <w:bCs/>
-        </w:rPr>
-        <w:t xml:space="preserve">永远只是草稿</w:t>
-      </w:r>
-      <w:r>
-        <w:rPr>
-          <w:rFonts w:hint="eastAsia"/>
-        </w:rPr>
-        <w:t xml:space="preserve">；助手不得绕过任何安全与合规流程</w:t>
-      </w:r>
-    </w:p>
-    <w:p>
-      <w:pPr>
-        <w:pStyle w:val="Compact"/>
-        <w:numPr>
-          <w:ilvl w:val="0"/>
-          <w:numId w:val="1023"/>
-        </w:numPr>
-      </w:pPr>
-      <w:r>
-        <w:rPr>
-          <w:rFonts w:hint="eastAsia"/>
-          <w:b/>
-          <w:bCs/>
-        </w:rPr>
-        <w:t xml:space="preserve">标杆</w:t>
-      </w:r>
-      <w:r>
-        <w:rPr>
-          <w:b/>
-          <w:bCs/>
-        </w:rPr>
-        <w:t xml:space="preserve"> / </w:t>
-      </w:r>
-      <w:r>
-        <w:rPr>
-          <w:rFonts w:hint="eastAsia"/>
-          <w:b/>
-          <w:bCs/>
-        </w:rPr>
-        <w:t xml:space="preserve">案例</w:t>
-      </w:r>
-    </w:p>
-    <w:p>
-      <w:pPr>
-        <w:pStyle w:val="Compact"/>
-        <w:numPr>
-          <w:ilvl w:val="1"/>
-          <w:numId w:val="1025"/>
-        </w:numPr>
-      </w:pPr>
-      <w:r>
-        <w:rPr>
-          <w:rFonts w:hint="eastAsia"/>
-        </w:rPr>
-        <w:t xml:space="preserve">活动</w:t>
-      </w:r>
-      <w:r>
-        <w:t xml:space="preserve"> 09 </w:t>
-      </w:r>
-      <w:r>
-        <w:rPr>
-          <w:rFonts w:hint="eastAsia"/>
-        </w:rPr>
-        <w:t xml:space="preserve">原型场景：岗位知识散落在制度、作业指导书、个人笔记里</w:t>
-      </w:r>
-      <w:r>
-        <w:t xml:space="preserve"> → </w:t>
-      </w:r>
-      <w:r>
-        <w:rPr>
-          <w:rFonts w:hint="eastAsia"/>
-        </w:rPr>
-        <w:t xml:space="preserve">造”知识副驾”</w:t>
-      </w:r>
-    </w:p>
-    <w:p>
-      <w:pPr>
-        <w:pStyle w:val="Compact"/>
-        <w:numPr>
-          <w:ilvl w:val="1"/>
-          <w:numId w:val="1025"/>
-        </w:numPr>
-      </w:pPr>
-      <w:r>
-        <w:rPr>
-          <w:rFonts w:hint="eastAsia"/>
-        </w:rPr>
-        <w:t xml:space="preserve">反复出现的副驾问答场景：风险点是</w:t>
-      </w:r>
-      <w:r>
-        <w:rPr>
-          <w:rFonts w:hint="eastAsia"/>
-          <w:b/>
-          <w:bCs/>
-        </w:rPr>
-        <w:t xml:space="preserve">幻觉出错的操作或顺序</w:t>
-      </w:r>
-      <w:r>
-        <w:rPr>
-          <w:rFonts w:hint="eastAsia"/>
-        </w:rPr>
-        <w:t xml:space="preserve">、引用到过期版本</w:t>
-      </w:r>
-    </w:p>
-    <w:p>
-      <w:pPr>
-        <w:pStyle w:val="Compact"/>
-        <w:numPr>
-          <w:ilvl w:val="1"/>
-          <w:numId w:val="1025"/>
-        </w:numPr>
-      </w:pPr>
-      <w:r>
-        <w:rPr>
-          <w:rFonts w:hint="eastAsia"/>
-        </w:rPr>
-        <w:t xml:space="preserve">政策挂接：</w:t>
-      </w:r>
-      <w:r>
-        <w:rPr>
-          <w:rFonts w:hint="eastAsia"/>
-          <w:b/>
-          <w:bCs/>
-        </w:rPr>
-        <w:t xml:space="preserve">行业智能体</w:t>
-      </w:r>
-      <w:r>
-        <w:rPr>
-          <w:rFonts w:hint="eastAsia"/>
-        </w:rPr>
-        <w:t xml:space="preserve">培育方向（</w:t>
-      </w:r>
-      <w:r>
-        <w:rPr>
-          <w:rFonts w:hint="eastAsia"/>
-        </w:rPr>
-        <w:t xml:space="preserve">“人工智能+”</w:t>
-      </w:r>
-      <w:r>
-        <w:rPr>
-          <w:rFonts w:hint="eastAsia"/>
-        </w:rPr>
-        <w:t xml:space="preserve">）——课堂产出的助手就是”智能体”的最小形态</w:t>
-      </w:r>
-    </w:p>
-    <w:p>
-      <w:pPr>
-        <w:pStyle w:val="Compact"/>
-        <w:numPr>
-          <w:ilvl w:val="0"/>
-          <w:numId w:val="1023"/>
-        </w:numPr>
-      </w:pPr>
-      <w:r>
-        <w:rPr>
-          <w:rFonts w:hint="eastAsia"/>
-          <w:b/>
-          <w:bCs/>
-        </w:rPr>
-        <w:t xml:space="preserve">可交付练习</w:t>
       </w:r>
     </w:p>
     <w:p>
@@ -7822,13 +7762,56 @@
         </w:numPr>
       </w:pPr>
       <w:r>
-        <w:t xml:space="preserve">✅ </w:t>
-      </w:r>
-      <w:r>
-        <w:rPr>
-          <w:rFonts w:hint="eastAsia"/>
-        </w:rPr>
-        <w:t xml:space="preserve">《来源权威分级登记表》</w:t>
+        <w:rPr>
+          <w:rFonts w:hint="eastAsia"/>
+        </w:rPr>
+        <w:t xml:space="preserve">经典</w:t>
+      </w:r>
+      <w:r>
+        <w:t xml:space="preserve"> ML vs </w:t>
+      </w:r>
+      <w:r>
+        <w:rPr>
+          <w:rFonts w:hint="eastAsia"/>
+        </w:rPr>
+        <w:t xml:space="preserve">生成式</w:t>
+      </w:r>
+      <w:r>
+        <w:t xml:space="preserve"> AI </w:t>
+      </w:r>
+      <w:r>
+        <w:rPr>
+          <w:rFonts w:hint="eastAsia"/>
+        </w:rPr>
+        <w:t xml:space="preserve">分工：一个出</w:t>
+      </w:r>
+      <w:r>
+        <w:rPr>
+          <w:rFonts w:hint="eastAsia"/>
+          <w:b/>
+          <w:bCs/>
+        </w:rPr>
+        <w:t xml:space="preserve">分数/类别/预测</w:t>
+      </w:r>
+      <w:r>
+        <w:rPr>
+          <w:rFonts w:hint="eastAsia"/>
+        </w:rPr>
+        <w:t xml:space="preserve">，一个出</w:t>
+      </w:r>
+      <w:r>
+        <w:rPr>
+          <w:rFonts w:hint="eastAsia"/>
+          <w:b/>
+          <w:bCs/>
+        </w:rPr>
+        <w:t xml:space="preserve">文本/图像/代码</w:t>
+      </w:r>
+      <w:r>
+        <w:rPr>
+          <w:rFonts w:hint="eastAsia"/>
+        </w:rPr>
+        <w:t xml:space="preserve">；高阶方案两者结合——预测模型报警，接地副驾解释证据</w:t>
       </w:r>
     </w:p>
     <w:p>
@@ -7840,13 +7823,87 @@
         </w:numPr>
       </w:pPr>
       <w:r>
-        <w:t xml:space="preserve">✅ </w:t>
-      </w:r>
-      <w:r>
-        <w:rPr>
-          <w:rFonts w:hint="eastAsia"/>
-        </w:rPr>
-        <w:t xml:space="preserve">《接地式提示词》（含引用/不确定/拒答三条规则）</w:t>
+        <w:rPr>
+          <w:rFonts w:hint="eastAsia"/>
+        </w:rPr>
+        <w:t xml:space="preserve">生成式</w:t>
+      </w:r>
+      <w:r>
+        <w:t xml:space="preserve"> AI </w:t>
+      </w:r>
+      <w:r>
+        <w:rPr>
+          <w:rFonts w:hint="eastAsia"/>
+        </w:rPr>
+        <w:t xml:space="preserve">在知识工作的五种用法：</w:t>
+      </w:r>
+      <w:r>
+        <w:rPr>
+          <w:rFonts w:hint="eastAsia"/>
+          <w:b/>
+          <w:bCs/>
+        </w:rPr>
+        <w:t xml:space="preserve">检索</w:t>
+      </w:r>
+      <w:r>
+        <w:rPr>
+          <w:b/>
+          <w:bCs/>
+        </w:rPr>
+        <w:t xml:space="preserve"> / </w:t>
+      </w:r>
+      <w:r>
+        <w:rPr>
+          <w:rFonts w:hint="eastAsia"/>
+          <w:b/>
+          <w:bCs/>
+        </w:rPr>
+        <w:t xml:space="preserve">摘要</w:t>
+      </w:r>
+      <w:r>
+        <w:rPr>
+          <w:b/>
+          <w:bCs/>
+        </w:rPr>
+        <w:t xml:space="preserve"> / </w:t>
+      </w:r>
+      <w:r>
+        <w:rPr>
+          <w:rFonts w:hint="eastAsia"/>
+          <w:b/>
+          <w:bCs/>
+        </w:rPr>
+        <w:t xml:space="preserve">起草</w:t>
+      </w:r>
+      <w:r>
+        <w:rPr>
+          <w:b/>
+          <w:bCs/>
+        </w:rPr>
+        <w:t xml:space="preserve"> / </w:t>
+      </w:r>
+      <w:r>
+        <w:rPr>
+          <w:rFonts w:hint="eastAsia"/>
+          <w:b/>
+          <w:bCs/>
+        </w:rPr>
+        <w:t xml:space="preserve">翻译</w:t>
+      </w:r>
+      <w:r>
+        <w:rPr>
+          <w:b/>
+          <w:bCs/>
+        </w:rPr>
+        <w:t xml:space="preserve"> / </w:t>
+      </w:r>
+      <w:r>
+        <w:rPr>
+          <w:rFonts w:hint="eastAsia"/>
+          <w:b/>
+          <w:bCs/>
+        </w:rPr>
+        <w:t xml:space="preserve">解释</w:t>
       </w:r>
     </w:p>
     <w:p>
@@ -7858,7 +7915,10 @@
         </w:numPr>
       </w:pPr>
       <w:r>
-        <w:t xml:space="preserve">✅</w:t>
+        <w:rPr>
+          <w:rFonts w:hint="eastAsia"/>
+        </w:rPr>
+        <w:t xml:space="preserve">为什么必须</w:t>
       </w:r>
       <w:r>
         <w:t xml:space="preserve"> </w:t>
@@ -7866,25 +7926,40 @@
       <w:r>
         <w:rPr>
           <w:rFonts w:hint="eastAsia"/>
-          <w:b/>
-          <w:bCs/>
-        </w:rPr>
-        <w:t xml:space="preserve">一个可运行的岗位知识助手</w:t>
-      </w:r>
-      <w:r>
-        <w:rPr>
-          <w:rFonts w:hint="eastAsia"/>
-        </w:rPr>
-        <w:t xml:space="preserve">（截图</w:t>
-      </w:r>
-      <w:r>
-        <w:t xml:space="preserve"> + 5 </w:t>
-      </w:r>
-      <w:r>
-        <w:rPr>
-          <w:rFonts w:hint="eastAsia"/>
-        </w:rPr>
-        <w:t xml:space="preserve">组问答记录）</w:t>
+        </w:rPr>
+        <w:t xml:space="preserve">RAG：通用大模型不知道你司的制度版本、不知道你司的操作口径</w:t>
+      </w:r>
+      <w:r>
+        <w:t xml:space="preserve"> → </w:t>
+      </w:r>
+      <w:r>
+        <w:rPr>
+          <w:rFonts w:hint="eastAsia"/>
+        </w:rPr>
+        <w:t xml:space="preserve">会</w:t>
+      </w:r>
+      <w:r>
+        <w:rPr>
+          <w:rFonts w:hint="eastAsia"/>
+          <w:b/>
+          <w:bCs/>
+        </w:rPr>
+        <w:t xml:space="preserve">编</w:t>
+      </w:r>
+      <w:r>
+        <w:rPr>
+          <w:rFonts w:hint="eastAsia"/>
+        </w:rPr>
+        <w:t xml:space="preserve">；RAG</w:t>
+      </w:r>
+      <w:r>
+        <w:t xml:space="preserve"> </w:t>
+      </w:r>
+      <w:r>
+        <w:rPr>
+          <w:rFonts w:hint="eastAsia"/>
+        </w:rPr>
+        <w:t xml:space="preserve">把答案”接地”到你的文件上</w:t>
       </w:r>
     </w:p>
     <w:p>
@@ -7893,6 +7968,607 @@
         <w:numPr>
           <w:ilvl w:val="1"/>
           <w:numId w:val="1026"/>
+        </w:numPr>
+      </w:pPr>
+      <w:r>
+        <w:rPr>
+          <w:b/>
+          <w:bCs/>
+        </w:rPr>
+        <w:t xml:space="preserve">RAG </w:t>
+      </w:r>
+      <w:r>
+        <w:rPr>
+          <w:rFonts w:hint="eastAsia"/>
+          <w:b/>
+          <w:bCs/>
+        </w:rPr>
+        <w:t xml:space="preserve">五步（零代码版）</w:t>
+      </w:r>
+      <w:r>
+        <w:rPr>
+          <w:rFonts w:hint="eastAsia"/>
+        </w:rPr>
+        <w:t xml:space="preserve">：文档切分</w:t>
+      </w:r>
+      <w:r>
+        <w:t xml:space="preserve"> → </w:t>
+      </w:r>
+      <w:r>
+        <w:rPr>
+          <w:rFonts w:hint="eastAsia"/>
+        </w:rPr>
+        <w:t xml:space="preserve">向量化嵌入</w:t>
+      </w:r>
+      <w:r>
+        <w:t xml:space="preserve"> → </w:t>
+      </w:r>
+      <w:r>
+        <w:rPr>
+          <w:rFonts w:hint="eastAsia"/>
+        </w:rPr>
+        <w:t xml:space="preserve">存入向量库</w:t>
+      </w:r>
+      <w:r>
+        <w:t xml:space="preserve"> → </w:t>
+      </w:r>
+      <w:r>
+        <w:rPr>
+          <w:rFonts w:hint="eastAsia"/>
+        </w:rPr>
+        <w:t xml:space="preserve">检索相关片段</w:t>
+      </w:r>
+      <w:r>
+        <w:t xml:space="preserve"> → </w:t>
+      </w:r>
+      <w:r>
+        <w:rPr>
+          <w:rFonts w:hint="eastAsia"/>
+        </w:rPr>
+        <w:t xml:space="preserve">拼进提示词让模型基于片段回答</w:t>
+      </w:r>
+    </w:p>
+    <w:p>
+      <w:pPr>
+        <w:pStyle w:val="Compact"/>
+        <w:numPr>
+          <w:ilvl w:val="1"/>
+          <w:numId w:val="1026"/>
+        </w:numPr>
+      </w:pPr>
+      <w:r>
+        <w:rPr>
+          <w:rFonts w:hint="eastAsia"/>
+          <w:b/>
+          <w:bCs/>
+        </w:rPr>
+        <w:t xml:space="preserve">来源权威分级</w:t>
+      </w:r>
+      <w:r>
+        <w:rPr>
+          <w:rFonts w:hint="eastAsia"/>
+        </w:rPr>
+        <w:t xml:space="preserve">：正式制度/SOP（最高）&gt;</w:t>
+      </w:r>
+      <w:r>
+        <w:t xml:space="preserve"> </w:t>
+      </w:r>
+      <w:r>
+        <w:rPr>
+          <w:rFonts w:hint="eastAsia"/>
+        </w:rPr>
+        <w:t xml:space="preserve">受控作业指导书</w:t>
+      </w:r>
+      <w:r>
+        <w:t xml:space="preserve"> &gt; </w:t>
+      </w:r>
+      <w:r>
+        <w:rPr>
+          <w:rFonts w:hint="eastAsia"/>
+        </w:rPr>
+        <w:t xml:space="preserve">标准模板</w:t>
+      </w:r>
+      <w:r>
+        <w:t xml:space="preserve"> &gt; </w:t>
+      </w:r>
+      <w:r>
+        <w:rPr>
+          <w:rFonts w:hint="eastAsia"/>
+        </w:rPr>
+        <w:t xml:space="preserve">历史记录</w:t>
+      </w:r>
+      <w:r>
+        <w:t xml:space="preserve"> &gt; </w:t>
+      </w:r>
+      <w:r>
+        <w:rPr>
+          <w:rFonts w:hint="eastAsia"/>
+        </w:rPr>
+        <w:t xml:space="preserve">个人笔记（仅参考，不得作为依据）</w:t>
+      </w:r>
+    </w:p>
+    <w:p>
+      <w:pPr>
+        <w:pStyle w:val="Compact"/>
+        <w:numPr>
+          <w:ilvl w:val="1"/>
+          <w:numId w:val="1026"/>
+        </w:numPr>
+      </w:pPr>
+      <w:r>
+        <w:rPr>
+          <w:rFonts w:hint="eastAsia"/>
+          <w:b/>
+          <w:bCs/>
+        </w:rPr>
+        <w:t xml:space="preserve">接地式提示词三要件</w:t>
+      </w:r>
+      <w:r>
+        <w:rPr>
+          <w:rFonts w:hint="eastAsia"/>
+        </w:rPr>
+        <w:t xml:space="preserve">：必须给出引用出处；不确定时必须说”不确定”；证据缺失时必须</w:t>
+      </w:r>
+      <w:r>
+        <w:rPr>
+          <w:rFonts w:hint="eastAsia"/>
+          <w:b/>
+          <w:bCs/>
+        </w:rPr>
+        <w:t xml:space="preserve">拒答</w:t>
+      </w:r>
+      <w:r>
+        <w:rPr>
+          <w:rFonts w:hint="eastAsia"/>
+        </w:rPr>
+        <w:t xml:space="preserve">而不是猜</w:t>
+      </w:r>
+    </w:p>
+    <w:p>
+      <w:pPr>
+        <w:pStyle w:val="Compact"/>
+        <w:numPr>
+          <w:ilvl w:val="1"/>
+          <w:numId w:val="1026"/>
+        </w:numPr>
+      </w:pPr>
+      <w:r>
+        <w:rPr>
+          <w:rFonts w:hint="eastAsia"/>
+        </w:rPr>
+        <w:t xml:space="preserve">提示词进阶（中级版）：角色+任务+约束</w:t>
+      </w:r>
+      <w:r>
+        <w:t xml:space="preserve"> → </w:t>
+      </w:r>
+      <w:r>
+        <w:rPr>
+          <w:rFonts w:hint="eastAsia"/>
+        </w:rPr>
+        <w:t xml:space="preserve">升级为”角色</w:t>
+      </w:r>
+      <w:r>
+        <w:t xml:space="preserve"> + </w:t>
+      </w:r>
+      <w:r>
+        <w:rPr>
+          <w:rFonts w:hint="eastAsia"/>
+        </w:rPr>
+        <w:t xml:space="preserve">输入边界</w:t>
+      </w:r>
+      <w:r>
+        <w:t xml:space="preserve"> + </w:t>
+      </w:r>
+      <w:r>
+        <w:rPr>
+          <w:rFonts w:hint="eastAsia"/>
+        </w:rPr>
+        <w:t xml:space="preserve">输出结构</w:t>
+      </w:r>
+      <w:r>
+        <w:t xml:space="preserve"> + </w:t>
+      </w:r>
+      <w:r>
+        <w:rPr>
+          <w:rFonts w:hint="eastAsia"/>
+        </w:rPr>
+        <w:t xml:space="preserve">引用要求</w:t>
+      </w:r>
+      <w:r>
+        <w:t xml:space="preserve"> + </w:t>
+      </w:r>
+      <w:r>
+        <w:rPr>
+          <w:rFonts w:hint="eastAsia"/>
+        </w:rPr>
+        <w:t xml:space="preserve">拒答规则</w:t>
+      </w:r>
+      <w:r>
+        <w:t xml:space="preserve"> + </w:t>
+      </w:r>
+      <w:r>
+        <w:rPr>
+          <w:rFonts w:hint="eastAsia"/>
+        </w:rPr>
+        <w:t xml:space="preserve">校验清单”</w:t>
+      </w:r>
+    </w:p>
+    <w:p>
+      <w:pPr>
+        <w:pStyle w:val="Compact"/>
+        <w:numPr>
+          <w:ilvl w:val="1"/>
+          <w:numId w:val="1026"/>
+        </w:numPr>
+      </w:pPr>
+      <w:r>
+        <w:rPr>
+          <w:rFonts w:hint="eastAsia"/>
+        </w:rPr>
+        <w:t xml:space="preserve">上机实操：</w:t>
+      </w:r>
+      <w:r>
+        <w:rPr>
+          <w:rFonts w:hint="eastAsia"/>
+          <w:b/>
+          <w:bCs/>
+        </w:rPr>
+        <w:t xml:space="preserve">搭一个”岗位知识助手”</w:t>
+      </w:r>
+      <w:r>
+        <w:rPr>
+          <w:rFonts w:hint="eastAsia"/>
+        </w:rPr>
+        <w:t xml:space="preserve">——上传制度/流程/FAQ，配置系统提示词，跑</w:t>
+      </w:r>
+      <w:r>
+        <w:t xml:space="preserve"> 5 </w:t>
+      </w:r>
+      <w:r>
+        <w:rPr>
+          <w:rFonts w:hint="eastAsia"/>
+        </w:rPr>
+        <w:t xml:space="preserve">个问题，逐条核对关键值</w:t>
+      </w:r>
+    </w:p>
+    <w:p>
+      <w:pPr>
+        <w:pStyle w:val="Compact"/>
+        <w:numPr>
+          <w:ilvl w:val="1"/>
+          <w:numId w:val="1026"/>
+        </w:numPr>
+      </w:pPr>
+      <w:r>
+        <w:rPr>
+          <w:rFonts w:hint="eastAsia"/>
+          <w:b/>
+          <w:bCs/>
+        </w:rPr>
+        <w:t xml:space="preserve">受控发布流程</w:t>
+      </w:r>
+      <w:r>
+        <w:rPr>
+          <w:rFonts w:hint="eastAsia"/>
+        </w:rPr>
+        <w:t xml:space="preserve">：AI</w:t>
+      </w:r>
+      <w:r>
+        <w:t xml:space="preserve"> </w:t>
+      </w:r>
+      <w:r>
+        <w:rPr>
+          <w:rFonts w:hint="eastAsia"/>
+        </w:rPr>
+        <w:t xml:space="preserve">起草</w:t>
+      </w:r>
+      <w:r>
+        <w:t xml:space="preserve"> → </w:t>
+      </w:r>
+      <w:r>
+        <w:rPr>
+          <w:rFonts w:hint="eastAsia"/>
+        </w:rPr>
+        <w:t xml:space="preserve">逐值核对来源</w:t>
+      </w:r>
+      <w:r>
+        <w:t xml:space="preserve"> → </w:t>
+      </w:r>
+      <w:r>
+        <w:rPr>
+          <w:rFonts w:hint="eastAsia"/>
+        </w:rPr>
+        <w:t xml:space="preserve">删除无依据内容</w:t>
+      </w:r>
+      <w:r>
+        <w:t xml:space="preserve"> → </w:t>
+      </w:r>
+      <w:r>
+        <w:rPr>
+          <w:rFonts w:hint="eastAsia"/>
+        </w:rPr>
+        <w:t xml:space="preserve">补安全/合规前置条件</w:t>
+      </w:r>
+      <w:r>
+        <w:t xml:space="preserve"> → </w:t>
+      </w:r>
+      <w:r>
+        <w:rPr>
+          <w:rFonts w:hint="eastAsia"/>
+        </w:rPr>
+        <w:t xml:space="preserve">授权负责人批准</w:t>
+      </w:r>
+      <w:r>
+        <w:t xml:space="preserve"> → </w:t>
+      </w:r>
+      <w:r>
+        <w:rPr>
+          <w:rFonts w:hint="eastAsia"/>
+        </w:rPr>
+        <w:t xml:space="preserve">版本/生效日/下次复审触发条件</w:t>
+      </w:r>
+    </w:p>
+    <w:p>
+      <w:pPr>
+        <w:pStyle w:val="Compact"/>
+        <w:numPr>
+          <w:ilvl w:val="1"/>
+          <w:numId w:val="1026"/>
+        </w:numPr>
+      </w:pPr>
+      <w:r>
+        <w:rPr>
+          <w:rFonts w:hint="eastAsia"/>
+        </w:rPr>
+        <w:t xml:space="preserve">红线：生成内容在授权人核准前</w:t>
+      </w:r>
+      <w:r>
+        <w:rPr>
+          <w:rFonts w:hint="eastAsia"/>
+          <w:b/>
+          <w:bCs/>
+        </w:rPr>
+        <w:t xml:space="preserve">永远只是草稿</w:t>
+      </w:r>
+      <w:r>
+        <w:rPr>
+          <w:rFonts w:hint="eastAsia"/>
+        </w:rPr>
+        <w:t xml:space="preserve">；助手不得绕过任何安全与合规流程</w:t>
+      </w:r>
+    </w:p>
+    <w:p>
+      <w:pPr>
+        <w:pStyle w:val="Compact"/>
+        <w:numPr>
+          <w:ilvl w:val="0"/>
+          <w:numId w:val="1025"/>
+        </w:numPr>
+      </w:pPr>
+      <w:r>
+        <w:rPr>
+          <w:rFonts w:hint="eastAsia"/>
+          <w:b/>
+          <w:bCs/>
+        </w:rPr>
+        <w:t xml:space="preserve">标杆</w:t>
+      </w:r>
+      <w:r>
+        <w:rPr>
+          <w:b/>
+          <w:bCs/>
+        </w:rPr>
+        <w:t xml:space="preserve"> / </w:t>
+      </w:r>
+      <w:r>
+        <w:rPr>
+          <w:rFonts w:hint="eastAsia"/>
+          <w:b/>
+          <w:bCs/>
+        </w:rPr>
+        <w:t xml:space="preserve">案例</w:t>
+      </w:r>
+    </w:p>
+    <w:p>
+      <w:pPr>
+        <w:pStyle w:val="Compact"/>
+        <w:numPr>
+          <w:ilvl w:val="1"/>
+          <w:numId w:val="1027"/>
+        </w:numPr>
+      </w:pPr>
+      <w:r>
+        <w:rPr>
+          <w:rFonts w:hint="eastAsia"/>
+        </w:rPr>
+        <w:t xml:space="preserve">活动</w:t>
+      </w:r>
+      <w:r>
+        <w:t xml:space="preserve"> 09 </w:t>
+      </w:r>
+      <w:r>
+        <w:rPr>
+          <w:rFonts w:hint="eastAsia"/>
+        </w:rPr>
+        <w:t xml:space="preserve">原型场景：岗位知识散落在制度、作业指导书、个人笔记里</w:t>
+      </w:r>
+      <w:r>
+        <w:t xml:space="preserve"> → </w:t>
+      </w:r>
+      <w:r>
+        <w:rPr>
+          <w:rFonts w:hint="eastAsia"/>
+        </w:rPr>
+        <w:t xml:space="preserve">造”知识副驾”</w:t>
+      </w:r>
+    </w:p>
+    <w:p>
+      <w:pPr>
+        <w:pStyle w:val="Compact"/>
+        <w:numPr>
+          <w:ilvl w:val="1"/>
+          <w:numId w:val="1027"/>
+        </w:numPr>
+      </w:pPr>
+      <w:r>
+        <w:rPr>
+          <w:rFonts w:hint="eastAsia"/>
+        </w:rPr>
+        <w:t xml:space="preserve">反复出现的副驾问答场景：风险点是</w:t>
+      </w:r>
+      <w:r>
+        <w:rPr>
+          <w:rFonts w:hint="eastAsia"/>
+          <w:b/>
+          <w:bCs/>
+        </w:rPr>
+        <w:t xml:space="preserve">幻觉出错的操作或顺序</w:t>
+      </w:r>
+      <w:r>
+        <w:rPr>
+          <w:rFonts w:hint="eastAsia"/>
+        </w:rPr>
+        <w:t xml:space="preserve">、引用到过期版本</w:t>
+      </w:r>
+    </w:p>
+    <w:p>
+      <w:pPr>
+        <w:pStyle w:val="Compact"/>
+        <w:numPr>
+          <w:ilvl w:val="1"/>
+          <w:numId w:val="1027"/>
+        </w:numPr>
+      </w:pPr>
+      <w:r>
+        <w:rPr>
+          <w:rFonts w:hint="eastAsia"/>
+        </w:rPr>
+        <w:t xml:space="preserve">政策挂接：</w:t>
+      </w:r>
+      <w:r>
+        <w:rPr>
+          <w:rFonts w:hint="eastAsia"/>
+          <w:b/>
+          <w:bCs/>
+        </w:rPr>
+        <w:t xml:space="preserve">行业智能体</w:t>
+      </w:r>
+      <w:r>
+        <w:rPr>
+          <w:rFonts w:hint="eastAsia"/>
+        </w:rPr>
+        <w:t xml:space="preserve">培育方向（</w:t>
+      </w:r>
+      <w:r>
+        <w:rPr>
+          <w:rFonts w:hint="eastAsia"/>
+        </w:rPr>
+        <w:t xml:space="preserve">“人工智能+”</w:t>
+      </w:r>
+      <w:r>
+        <w:rPr>
+          <w:rFonts w:hint="eastAsia"/>
+        </w:rPr>
+        <w:t xml:space="preserve">）——课堂产出的助手就是”智能体”的最小形态</w:t>
+      </w:r>
+    </w:p>
+    <w:p>
+      <w:pPr>
+        <w:pStyle w:val="Compact"/>
+        <w:numPr>
+          <w:ilvl w:val="0"/>
+          <w:numId w:val="1025"/>
+        </w:numPr>
+      </w:pPr>
+      <w:r>
+        <w:rPr>
+          <w:rFonts w:hint="eastAsia"/>
+          <w:b/>
+          <w:bCs/>
+        </w:rPr>
+        <w:t xml:space="preserve">可交付练习</w:t>
+      </w:r>
+    </w:p>
+    <w:p>
+      <w:pPr>
+        <w:pStyle w:val="Compact"/>
+        <w:numPr>
+          <w:ilvl w:val="1"/>
+          <w:numId w:val="1028"/>
+        </w:numPr>
+      </w:pPr>
+      <w:r>
+        <w:t xml:space="preserve">✅ </w:t>
+      </w:r>
+      <w:r>
+        <w:rPr>
+          <w:rFonts w:hint="eastAsia"/>
+        </w:rPr>
+        <w:t xml:space="preserve">《来源权威分级登记表》</w:t>
+      </w:r>
+    </w:p>
+    <w:p>
+      <w:pPr>
+        <w:pStyle w:val="Compact"/>
+        <w:numPr>
+          <w:ilvl w:val="1"/>
+          <w:numId w:val="1028"/>
+        </w:numPr>
+      </w:pPr>
+      <w:r>
+        <w:t xml:space="preserve">✅ </w:t>
+      </w:r>
+      <w:r>
+        <w:rPr>
+          <w:rFonts w:hint="eastAsia"/>
+        </w:rPr>
+        <w:t xml:space="preserve">《接地式提示词》（含引用/不确定/拒答三条规则）</w:t>
+      </w:r>
+    </w:p>
+    <w:p>
+      <w:pPr>
+        <w:pStyle w:val="Compact"/>
+        <w:numPr>
+          <w:ilvl w:val="1"/>
+          <w:numId w:val="1028"/>
+        </w:numPr>
+      </w:pPr>
+      <w:r>
+        <w:t xml:space="preserve">✅</w:t>
+      </w:r>
+      <w:r>
+        <w:t xml:space="preserve"> </w:t>
+      </w:r>
+      <w:r>
+        <w:rPr>
+          <w:rFonts w:hint="eastAsia"/>
+          <w:b/>
+          <w:bCs/>
+        </w:rPr>
+        <w:t xml:space="preserve">一个可运行的岗位知识助手</w:t>
+      </w:r>
+      <w:r>
+        <w:rPr>
+          <w:rFonts w:hint="eastAsia"/>
+        </w:rPr>
+        <w:t xml:space="preserve">（截图</w:t>
+      </w:r>
+      <w:r>
+        <w:t xml:space="preserve"> + 5 </w:t>
+      </w:r>
+      <w:r>
+        <w:rPr>
+          <w:rFonts w:hint="eastAsia"/>
+        </w:rPr>
+        <w:t xml:space="preserve">组问答记录）</w:t>
+      </w:r>
+    </w:p>
+    <w:p>
+      <w:pPr>
+        <w:pStyle w:val="Compact"/>
+        <w:numPr>
+          <w:ilvl w:val="1"/>
+          <w:numId w:val="1028"/>
         </w:numPr>
       </w:pPr>
       <w:r>
@@ -7912,8 +8588,8 @@
         </w:pict>
       </w:r>
     </w:p>
-    <w:bookmarkEnd w:id="23"/>
-    <w:bookmarkStart w:id="24" w:name="m6-ai-项目落地与变革管理3-课时"/>
+    <w:bookmarkEnd w:id="24"/>
+    <w:bookmarkStart w:id="25" w:name="m6-ai-项目落地与变革管理3-课时"/>
     <w:p>
       <w:pPr>
         <w:pStyle w:val="Heading3"/>
@@ -7942,7 +8618,7 @@
         <w:pStyle w:val="Compact"/>
         <w:numPr>
           <w:ilvl w:val="0"/>
-          <w:numId w:val="1027"/>
+          <w:numId w:val="1029"/>
         </w:numPr>
       </w:pPr>
       <w:r>
@@ -8022,7 +8698,7 @@
         <w:pStyle w:val="Compact"/>
         <w:numPr>
           <w:ilvl w:val="0"/>
-          <w:numId w:val="1027"/>
+          <w:numId w:val="1029"/>
         </w:numPr>
       </w:pPr>
       <w:r>
@@ -8032,644 +8708,6 @@
           <w:bCs/>
         </w:rPr>
         <w:t xml:space="preserve">内容要点</w:t>
-      </w:r>
-    </w:p>
-    <w:p>
-      <w:pPr>
-        <w:pStyle w:val="Compact"/>
-        <w:numPr>
-          <w:ilvl w:val="1"/>
-          <w:numId w:val="1028"/>
-        </w:numPr>
-      </w:pPr>
-      <w:r>
-        <w:rPr>
-          <w:b/>
-          <w:bCs/>
-        </w:rPr>
-        <w:t xml:space="preserve">AI </w:t>
-      </w:r>
-      <w:r>
-        <w:rPr>
-          <w:rFonts w:hint="eastAsia"/>
-          <w:b/>
-          <w:bCs/>
-        </w:rPr>
-        <w:t xml:space="preserve">试点生命周期六阶</w:t>
-      </w:r>
-      <w:r>
-        <w:rPr>
-          <w:rFonts w:hint="eastAsia"/>
-        </w:rPr>
-        <w:t xml:space="preserve">：问题与基线</w:t>
-      </w:r>
-      <w:r>
-        <w:t xml:space="preserve"> → </w:t>
-      </w:r>
-      <w:r>
-        <w:rPr>
-          <w:rFonts w:hint="eastAsia"/>
-        </w:rPr>
-        <w:t xml:space="preserve">数据与风险就绪</w:t>
-      </w:r>
-      <w:r>
-        <w:t xml:space="preserve"> → </w:t>
-      </w:r>
-      <w:r>
-        <w:rPr>
-          <w:rFonts w:hint="eastAsia"/>
-        </w:rPr>
-        <w:t xml:space="preserve">小型受控实验</w:t>
-      </w:r>
-      <w:r>
-        <w:t xml:space="preserve"> → </w:t>
-      </w:r>
-      <w:r>
-        <w:rPr>
-          <w:rFonts w:hint="eastAsia"/>
-        </w:rPr>
-        <w:t xml:space="preserve">人在回路试运行</w:t>
-      </w:r>
-      <w:r>
-        <w:t xml:space="preserve"> → </w:t>
-      </w:r>
-      <w:r>
-        <w:rPr>
-          <w:rFonts w:hint="eastAsia"/>
-        </w:rPr>
-        <w:t xml:space="preserve">度量价值与危害</w:t>
-      </w:r>
-      <w:r>
-        <w:t xml:space="preserve"> → </w:t>
-      </w:r>
-      <w:r>
-        <w:rPr>
-          <w:rFonts w:hint="eastAsia"/>
-        </w:rPr>
-        <w:t xml:space="preserve">标准化/扩大/</w:t>
-      </w:r>
-      <w:r>
-        <w:rPr>
-          <w:rFonts w:hint="eastAsia"/>
-          <w:b/>
-          <w:bCs/>
-        </w:rPr>
-        <w:t xml:space="preserve">停止</w:t>
-      </w:r>
-    </w:p>
-    <w:p>
-      <w:pPr>
-        <w:pStyle w:val="Compact"/>
-        <w:numPr>
-          <w:ilvl w:val="1"/>
-          <w:numId w:val="1028"/>
-        </w:numPr>
-      </w:pPr>
-      <w:r>
-        <w:rPr>
-          <w:rFonts w:hint="eastAsia"/>
-          <w:b/>
-          <w:bCs/>
-        </w:rPr>
-        <w:t xml:space="preserve">数据就绪门槛（Data</w:t>
-      </w:r>
-      <w:r>
-        <w:rPr>
-          <w:b/>
-          <w:bCs/>
-        </w:rPr>
-        <w:t xml:space="preserve"> Readiness </w:t>
-      </w:r>
-      <w:r>
-        <w:rPr>
-          <w:rFonts w:hint="eastAsia"/>
-          <w:b/>
-          <w:bCs/>
-        </w:rPr>
-        <w:t xml:space="preserve">Gate）</w:t>
-      </w:r>
-      <w:r>
-        <w:rPr>
-          <w:rFonts w:hint="eastAsia"/>
-        </w:rPr>
-        <w:t xml:space="preserve">——过了才准试点</w:t>
-      </w:r>
-    </w:p>
-    <w:p>
-      <w:pPr>
-        <w:pStyle w:val="Compact"/>
-        <w:numPr>
-          <w:ilvl w:val="2"/>
-          <w:numId w:val="1029"/>
-        </w:numPr>
-      </w:pPr>
-      <w:r>
-        <w:t xml:space="preserve">✅ </w:t>
-      </w:r>
-      <w:r>
-        <w:rPr>
-          <w:rFonts w:hint="eastAsia"/>
-        </w:rPr>
-        <w:t xml:space="preserve">可以试点：有明确产出与基线、数据有代表性、标签与单位清楚、访问与归属已批、</w:t>
-      </w:r>
-      <w:r>
-        <w:rPr>
-          <w:rFonts w:hint="eastAsia"/>
-          <w:b/>
-          <w:bCs/>
-        </w:rPr>
-        <w:t xml:space="preserve">下游动作流程存在</w:t>
-      </w:r>
-    </w:p>
-    <w:p>
-      <w:pPr>
-        <w:pStyle w:val="Compact"/>
-        <w:numPr>
-          <w:ilvl w:val="2"/>
-          <w:numId w:val="1029"/>
-        </w:numPr>
-      </w:pPr>
-      <w:r>
-        <w:t xml:space="preserve">⛔ </w:t>
-      </w:r>
-      <w:r>
-        <w:rPr>
-          <w:rFonts w:hint="eastAsia"/>
-        </w:rPr>
-        <w:t xml:space="preserve">必须先修：没有流程责任人、时间戳/单位含糊、缺负样本、涉未受控的个人或敏感数据、无法验证收益</w:t>
-      </w:r>
-    </w:p>
-    <w:p>
-      <w:pPr>
-        <w:pStyle w:val="Compact"/>
-        <w:numPr>
-          <w:ilvl w:val="2"/>
-          <w:numId w:val="1029"/>
-        </w:numPr>
-      </w:pPr>
-      <w:r>
-        <w:rPr>
-          <w:rFonts w:hint="eastAsia"/>
-        </w:rPr>
-        <w:t xml:space="preserve">铁律：</w:t>
-      </w:r>
-      <w:r>
-        <w:rPr>
-          <w:rFonts w:hint="eastAsia"/>
-          <w:b/>
-          <w:bCs/>
-        </w:rPr>
-        <w:t xml:space="preserve">别用更复杂的模型去补烂数据</w:t>
-      </w:r>
-    </w:p>
-    <w:p>
-      <w:pPr>
-        <w:pStyle w:val="Compact"/>
-        <w:numPr>
-          <w:ilvl w:val="1"/>
-          <w:numId w:val="1028"/>
-        </w:numPr>
-      </w:pPr>
-      <w:r>
-        <w:rPr>
-          <w:rFonts w:hint="eastAsia"/>
-        </w:rPr>
-        <w:t xml:space="preserve">根因工具（AI</w:t>
-      </w:r>
-      <w:r>
-        <w:t xml:space="preserve"> </w:t>
-      </w:r>
-      <w:r>
-        <w:rPr>
-          <w:rFonts w:hint="eastAsia"/>
-        </w:rPr>
-        <w:t xml:space="preserve">不能替代）：</w:t>
-      </w:r>
-      <w:r>
-        <w:rPr>
-          <w:b/>
-          <w:bCs/>
-        </w:rPr>
-        <w:t xml:space="preserve">5 Why </w:t>
-      </w:r>
-      <w:r>
-        <w:rPr>
-          <w:rFonts w:hint="eastAsia"/>
-          <w:b/>
-          <w:bCs/>
-        </w:rPr>
-        <w:t xml:space="preserve">多分支</w:t>
-      </w:r>
-      <w:r>
-        <w:t xml:space="preserve"> </w:t>
-      </w:r>
-      <w:r>
-        <w:t xml:space="preserve">+</w:t>
-      </w:r>
-      <w:r>
-        <w:t xml:space="preserve"> </w:t>
-      </w:r>
-      <w:r>
-        <w:rPr>
-          <w:rFonts w:hint="eastAsia"/>
-          <w:b/>
-          <w:bCs/>
-        </w:rPr>
-        <w:t xml:space="preserve">鱼骨图六类</w:t>
-      </w:r>
-      <w:r>
-        <w:rPr>
-          <w:rFonts w:hint="eastAsia"/>
-        </w:rPr>
-        <w:t xml:space="preserve">（人/机/法/料/测/环）；每条陈述标注”观察/计算/上报/假设”</w:t>
-      </w:r>
-    </w:p>
-    <w:p>
-      <w:pPr>
-        <w:pStyle w:val="Compact"/>
-        <w:numPr>
-          <w:ilvl w:val="1"/>
-          <w:numId w:val="1028"/>
-        </w:numPr>
-      </w:pPr>
-      <w:r>
-        <w:rPr>
-          <w:rFonts w:hint="eastAsia"/>
-        </w:rPr>
-        <w:t xml:space="preserve">最简对策优先：先试低成本非</w:t>
-      </w:r>
-      <w:r>
-        <w:t xml:space="preserve"> AI </w:t>
-      </w:r>
-      <w:r>
-        <w:rPr>
-          <w:rFonts w:hint="eastAsia"/>
-        </w:rPr>
-        <w:t xml:space="preserve">对策，AI</w:t>
-      </w:r>
-      <w:r>
-        <w:t xml:space="preserve"> </w:t>
-      </w:r>
-      <w:r>
-        <w:rPr>
-          <w:rFonts w:hint="eastAsia"/>
-        </w:rPr>
-        <w:t xml:space="preserve">只在能改善控制回路时加入</w:t>
-      </w:r>
-    </w:p>
-    <w:p>
-      <w:pPr>
-        <w:pStyle w:val="Compact"/>
-        <w:numPr>
-          <w:ilvl w:val="1"/>
-          <w:numId w:val="1028"/>
-        </w:numPr>
-      </w:pPr>
-      <w:r>
-        <w:rPr>
-          <w:b/>
-          <w:bCs/>
-        </w:rPr>
-        <w:t xml:space="preserve">AI </w:t>
-      </w:r>
-      <w:r>
-        <w:rPr>
-          <w:rFonts w:hint="eastAsia"/>
-          <w:b/>
-          <w:bCs/>
-        </w:rPr>
-        <w:t xml:space="preserve">落地六大构件</w:t>
-      </w:r>
-      <w:r>
-        <w:rPr>
-          <w:rFonts w:hint="eastAsia"/>
-        </w:rPr>
-        <w:t xml:space="preserve">（PwC</w:t>
-      </w:r>
-      <w:r>
-        <w:t xml:space="preserve"> </w:t>
-      </w:r>
-      <w:r>
-        <w:rPr>
-          <w:rFonts w:hint="eastAsia"/>
-        </w:rPr>
-        <w:t xml:space="preserve">思路）：业务应用</w:t>
-      </w:r>
-      <w:r>
-        <w:t xml:space="preserve"> / </w:t>
-      </w:r>
-      <w:r>
-        <w:rPr>
-          <w:rFonts w:hint="eastAsia"/>
-        </w:rPr>
-        <w:t xml:space="preserve">数据</w:t>
-      </w:r>
-      <w:r>
-        <w:t xml:space="preserve"> / </w:t>
-      </w:r>
-      <w:r>
-        <w:rPr>
-          <w:rFonts w:hint="eastAsia"/>
-        </w:rPr>
-        <w:t xml:space="preserve">技术</w:t>
-      </w:r>
-      <w:r>
-        <w:t xml:space="preserve"> / </w:t>
-      </w:r>
-      <w:r>
-        <w:rPr>
-          <w:rFonts w:hint="eastAsia"/>
-        </w:rPr>
-        <w:t xml:space="preserve">人才与组织</w:t>
-      </w:r>
-      <w:r>
-        <w:t xml:space="preserve"> / </w:t>
-      </w:r>
-      <w:r>
-        <w:rPr>
-          <w:rFonts w:hint="eastAsia"/>
-        </w:rPr>
-        <w:t xml:space="preserve">流程</w:t>
-      </w:r>
-      <w:r>
-        <w:t xml:space="preserve"> / </w:t>
-      </w:r>
-      <w:r>
-        <w:rPr>
-          <w:rFonts w:hint="eastAsia"/>
-        </w:rPr>
-        <w:t xml:space="preserve">文化——缺一块，项目就卡</w:t>
-      </w:r>
-    </w:p>
-    <w:p>
-      <w:pPr>
-        <w:pStyle w:val="Compact"/>
-        <w:numPr>
-          <w:ilvl w:val="1"/>
-          <w:numId w:val="1028"/>
-        </w:numPr>
-      </w:pPr>
-      <w:r>
-        <w:rPr>
-          <w:rFonts w:hint="eastAsia"/>
-        </w:rPr>
-        <w:t xml:space="preserve">系统与</w:t>
-      </w:r>
-      <w:r>
-        <w:t xml:space="preserve"> API </w:t>
-      </w:r>
-      <w:r>
-        <w:rPr>
-          <w:rFonts w:hint="eastAsia"/>
-        </w:rPr>
-        <w:t xml:space="preserve">集成（非技术视角）：AI</w:t>
-      </w:r>
-      <w:r>
-        <w:t xml:space="preserve"> </w:t>
-      </w:r>
-      <w:r>
-        <w:rPr>
-          <w:rFonts w:hint="eastAsia"/>
-        </w:rPr>
-        <w:t xml:space="preserve">结论要能写回企业系统（ERP/CRM/OA）工单、要能在看板上显示、要有责任人收到通知，否则模型再准也无用</w:t>
-      </w:r>
-    </w:p>
-    <w:p>
-      <w:pPr>
-        <w:pStyle w:val="Compact"/>
-        <w:numPr>
-          <w:ilvl w:val="1"/>
-          <w:numId w:val="1028"/>
-        </w:numPr>
-      </w:pPr>
-      <w:r>
-        <w:rPr>
-          <w:rFonts w:hint="eastAsia"/>
-          <w:b/>
-          <w:bCs/>
-        </w:rPr>
-        <w:t xml:space="preserve">试点经济性</w:t>
-      </w:r>
-      <w:r>
-        <w:rPr>
-          <w:rFonts w:hint="eastAsia"/>
-        </w:rPr>
-        <w:t xml:space="preserve">：收益侧（避免停机、减少返工、降低审核工时、库存与交付周期下降、知识获取加速）；成本侧（数据采集与清洗、集成与验证、变革与培训、监控支持与模型更新、残余风险与回退能力）</w:t>
-      </w:r>
-    </w:p>
-    <w:p>
-      <w:pPr>
-        <w:pStyle w:val="Compact"/>
-        <w:numPr>
-          <w:ilvl w:val="1"/>
-          <w:numId w:val="1028"/>
-        </w:numPr>
-      </w:pPr>
-      <w:r>
-        <w:rPr>
-          <w:b/>
-          <w:bCs/>
-        </w:rPr>
-        <w:t xml:space="preserve">ROI </w:t>
-      </w:r>
-      <w:r>
-        <w:rPr>
-          <w:rFonts w:hint="eastAsia"/>
-          <w:b/>
-          <w:bCs/>
-        </w:rPr>
-        <w:t xml:space="preserve">公式</w:t>
-      </w:r>
-      <w:r>
-        <w:rPr>
-          <w:rFonts w:hint="eastAsia"/>
-        </w:rPr>
-        <w:t xml:space="preserve">：ROI</w:t>
-      </w:r>
-      <w:r>
-        <w:t xml:space="preserve"> = </w:t>
-      </w:r>
-      <w:r>
-        <w:rPr>
-          <w:rFonts w:hint="eastAsia"/>
-        </w:rPr>
-        <w:t xml:space="preserve">(已验证年收益</w:t>
-      </w:r>
-      <w:r>
-        <w:t xml:space="preserve"> − </w:t>
-      </w:r>
-      <w:r>
-        <w:rPr>
-          <w:rFonts w:hint="eastAsia"/>
-        </w:rPr>
-        <w:t xml:space="preserve">年化总成本)</w:t>
-      </w:r>
-      <w:r>
-        <w:t xml:space="preserve"> / </w:t>
-      </w:r>
-      <w:r>
-        <w:rPr>
-          <w:rFonts w:hint="eastAsia"/>
-        </w:rPr>
-        <w:t xml:space="preserve">年化总成本；示例</w:t>
-      </w:r>
-      <w:r>
-        <w:t xml:space="preserve"> (120,000 − 80,000)/80,000 =</w:t>
-      </w:r>
-      <w:r>
-        <w:t xml:space="preserve"> </w:t>
-      </w:r>
-      <w:r>
-        <w:rPr>
-          <w:b/>
-          <w:bCs/>
-        </w:rPr>
-        <w:t xml:space="preserve">50%</w:t>
-      </w:r>
-      <w:r>
-        <w:rPr>
-          <w:rFonts w:hint="eastAsia"/>
-        </w:rPr>
-        <w:t xml:space="preserve">；必须区分”预计”与”已验证”，成本必须含治理成本</w:t>
-      </w:r>
-    </w:p>
-    <w:p>
-      <w:pPr>
-        <w:pStyle w:val="Compact"/>
-        <w:numPr>
-          <w:ilvl w:val="1"/>
-          <w:numId w:val="1028"/>
-        </w:numPr>
-      </w:pPr>
-      <w:r>
-        <w:t xml:space="preserve">PDCA </w:t>
-      </w:r>
-      <w:r>
-        <w:rPr>
-          <w:rFonts w:hint="eastAsia"/>
-        </w:rPr>
-        <w:t xml:space="preserve">闭环</w:t>
-      </w:r>
-      <w:r>
-        <w:t xml:space="preserve"> + </w:t>
-      </w:r>
-      <w:r>
-        <w:rPr>
-          <w:rFonts w:hint="eastAsia"/>
-        </w:rPr>
-        <w:t xml:space="preserve">A3/试点章程写法：问题、基线、目标、范围、责任人、时间盒、人机分工、回退、成功/危害/停止标准、控制计划</w:t>
-      </w:r>
-    </w:p>
-    <w:p>
-      <w:pPr>
-        <w:pStyle w:val="Compact"/>
-        <w:numPr>
-          <w:ilvl w:val="1"/>
-          <w:numId w:val="1028"/>
-        </w:numPr>
-      </w:pPr>
-      <w:r>
-        <w:rPr>
-          <w:rFonts w:hint="eastAsia"/>
-        </w:rPr>
-        <w:t xml:space="preserve">变革管理与采纳：高管背书、关键节点人（班组长/组长）、AI</w:t>
-      </w:r>
-      <w:r>
-        <w:t xml:space="preserve"> </w:t>
-      </w:r>
-      <w:r>
-        <w:rPr>
-          <w:rFonts w:hint="eastAsia"/>
-        </w:rPr>
-        <w:t xml:space="preserve">倡导者、</w:t>
-      </w:r>
-      <w:r>
-        <w:rPr>
-          <w:rFonts w:hint="eastAsia"/>
-        </w:rPr>
-        <w:t xml:space="preserve">“标杆秀”</w:t>
-      </w:r>
-      <w:r>
-        <w:rPr>
-          <w:rFonts w:hint="eastAsia"/>
-        </w:rPr>
-        <w:t xml:space="preserve">、把新方法写进标准作业与培训</w:t>
-      </w:r>
-    </w:p>
-    <w:p>
-      <w:pPr>
-        <w:pStyle w:val="Compact"/>
-        <w:numPr>
-          <w:ilvl w:val="1"/>
-          <w:numId w:val="1028"/>
-        </w:numPr>
-      </w:pPr>
-      <w:r>
-        <w:rPr>
-          <w:rFonts w:hint="eastAsia"/>
-        </w:rPr>
-        <w:t xml:space="preserve">扩大不能照抄：</w:t>
-      </w:r>
-      <w:r>
-        <w:rPr>
-          <w:rFonts w:hint="eastAsia"/>
-          <w:b/>
-          <w:bCs/>
-        </w:rPr>
-        <w:t xml:space="preserve">合格门（qualification</w:t>
-      </w:r>
-      <w:r>
-        <w:rPr>
-          <w:b/>
-          <w:bCs/>
-        </w:rPr>
-        <w:t xml:space="preserve"> </w:t>
-      </w:r>
-      <w:r>
-        <w:rPr>
-          <w:rFonts w:hint="eastAsia"/>
-          <w:b/>
-          <w:bCs/>
-        </w:rPr>
-        <w:t xml:space="preserve">gate）</w:t>
-      </w:r>
-      <w:r>
-        <w:rPr>
-          <w:rFonts w:hint="eastAsia"/>
-        </w:rPr>
-        <w:t xml:space="preserve">——场景相似性、数据就绪、风险评审、本地验证、责任人接受</w:t>
-      </w:r>
-    </w:p>
-    <w:p>
-      <w:pPr>
-        <w:pStyle w:val="Compact"/>
-        <w:numPr>
-          <w:ilvl w:val="0"/>
-          <w:numId w:val="1027"/>
-        </w:numPr>
-      </w:pPr>
-      <w:r>
-        <w:rPr>
-          <w:rFonts w:hint="eastAsia"/>
-          <w:b/>
-          <w:bCs/>
-        </w:rPr>
-        <w:t xml:space="preserve">标杆</w:t>
-      </w:r>
-      <w:r>
-        <w:rPr>
-          <w:b/>
-          <w:bCs/>
-        </w:rPr>
-        <w:t xml:space="preserve"> / </w:t>
-      </w:r>
-      <w:r>
-        <w:rPr>
-          <w:rFonts w:hint="eastAsia"/>
-          <w:b/>
-          <w:bCs/>
-        </w:rPr>
-        <w:t xml:space="preserve">案例</w:t>
       </w:r>
     </w:p>
     <w:p>
@@ -8682,18 +8720,24 @@
       </w:pPr>
       <w:r>
         <w:rPr>
-          <w:rFonts w:hint="eastAsia"/>
-        </w:rPr>
-        <w:t xml:space="preserve">活动</w:t>
-      </w:r>
-      <w:r>
-        <w:t xml:space="preserve"> </w:t>
-      </w:r>
-      <w:r>
-        <w:rPr>
-          <w:rFonts w:hint="eastAsia"/>
-        </w:rPr>
-        <w:t xml:space="preserve">06：某环节问题反复出现，第一反应是”再培训”，问题照旧</w:t>
+          <w:b/>
+          <w:bCs/>
+        </w:rPr>
+        <w:t xml:space="preserve">AI </w:t>
+      </w:r>
+      <w:r>
+        <w:rPr>
+          <w:rFonts w:hint="eastAsia"/>
+          <w:b/>
+          <w:bCs/>
+        </w:rPr>
+        <w:t xml:space="preserve">试点生命周期六阶</w:t>
+      </w:r>
+      <w:r>
+        <w:rPr>
+          <w:rFonts w:hint="eastAsia"/>
+        </w:rPr>
+        <w:t xml:space="preserve">：问题与基线</w:t>
       </w:r>
       <w:r>
         <w:t xml:space="preserve"> → </w:t>
@@ -8702,7 +8746,51 @@
         <w:rPr>
           <w:rFonts w:hint="eastAsia"/>
         </w:rPr>
-        <w:t xml:space="preserve">结构化根因</w:t>
+        <w:t xml:space="preserve">数据与风险就绪</w:t>
+      </w:r>
+      <w:r>
+        <w:t xml:space="preserve"> → </w:t>
+      </w:r>
+      <w:r>
+        <w:rPr>
+          <w:rFonts w:hint="eastAsia"/>
+        </w:rPr>
+        <w:t xml:space="preserve">小型受控实验</w:t>
+      </w:r>
+      <w:r>
+        <w:t xml:space="preserve"> → </w:t>
+      </w:r>
+      <w:r>
+        <w:rPr>
+          <w:rFonts w:hint="eastAsia"/>
+        </w:rPr>
+        <w:t xml:space="preserve">人在回路试运行</w:t>
+      </w:r>
+      <w:r>
+        <w:t xml:space="preserve"> → </w:t>
+      </w:r>
+      <w:r>
+        <w:rPr>
+          <w:rFonts w:hint="eastAsia"/>
+        </w:rPr>
+        <w:t xml:space="preserve">度量价值与危害</w:t>
+      </w:r>
+      <w:r>
+        <w:t xml:space="preserve"> → </w:t>
+      </w:r>
+      <w:r>
+        <w:rPr>
+          <w:rFonts w:hint="eastAsia"/>
+        </w:rPr>
+        <w:t xml:space="preserve">标准化/扩大/</w:t>
+      </w:r>
+      <w:r>
+        <w:rPr>
+          <w:rFonts w:hint="eastAsia"/>
+          <w:b/>
+          <w:bCs/>
+        </w:rPr>
+        <w:t xml:space="preserve">停止</w:t>
       </w:r>
     </w:p>
     <w:p>
@@ -8716,35 +8804,98 @@
       <w:r>
         <w:rPr>
           <w:rFonts w:hint="eastAsia"/>
-        </w:rPr>
-        <w:t xml:space="preserve">活动</w:t>
-      </w:r>
-      <w:r>
-        <w:t xml:space="preserve"> </w:t>
-      </w:r>
-      <w:r>
-        <w:rPr>
-          <w:rFonts w:hint="eastAsia"/>
-        </w:rPr>
-        <w:t xml:space="preserve">10：三个改善机会（降审核排队</w:t>
-      </w:r>
-      <w:r>
-        <w:t xml:space="preserve"> / </w:t>
-      </w:r>
-      <w:r>
-        <w:rPr>
-          <w:rFonts w:hint="eastAsia"/>
-        </w:rPr>
-        <w:t xml:space="preserve">提设备稼动</w:t>
-      </w:r>
-      <w:r>
-        <w:t xml:space="preserve"> / </w:t>
-      </w:r>
-      <w:r>
-        <w:rPr>
-          <w:rFonts w:hint="eastAsia"/>
-        </w:rPr>
-        <w:t xml:space="preserve">稳物料补给）选一，写章程</w:t>
+          <w:b/>
+          <w:bCs/>
+        </w:rPr>
+        <w:t xml:space="preserve">数据就绪门槛（Data</w:t>
+      </w:r>
+      <w:r>
+        <w:rPr>
+          <w:b/>
+          <w:bCs/>
+        </w:rPr>
+        <w:t xml:space="preserve"> Readiness </w:t>
+      </w:r>
+      <w:r>
+        <w:rPr>
+          <w:rFonts w:hint="eastAsia"/>
+          <w:b/>
+          <w:bCs/>
+        </w:rPr>
+        <w:t xml:space="preserve">Gate）</w:t>
+      </w:r>
+      <w:r>
+        <w:rPr>
+          <w:rFonts w:hint="eastAsia"/>
+        </w:rPr>
+        <w:t xml:space="preserve">——过了才准试点</w:t>
+      </w:r>
+    </w:p>
+    <w:p>
+      <w:pPr>
+        <w:pStyle w:val="Compact"/>
+        <w:numPr>
+          <w:ilvl w:val="2"/>
+          <w:numId w:val="1031"/>
+        </w:numPr>
+      </w:pPr>
+      <w:r>
+        <w:t xml:space="preserve">✅ </w:t>
+      </w:r>
+      <w:r>
+        <w:rPr>
+          <w:rFonts w:hint="eastAsia"/>
+        </w:rPr>
+        <w:t xml:space="preserve">可以试点：有明确产出与基线、数据有代表性、标签与单位清楚、访问与归属已批、</w:t>
+      </w:r>
+      <w:r>
+        <w:rPr>
+          <w:rFonts w:hint="eastAsia"/>
+          <w:b/>
+          <w:bCs/>
+        </w:rPr>
+        <w:t xml:space="preserve">下游动作流程存在</w:t>
+      </w:r>
+    </w:p>
+    <w:p>
+      <w:pPr>
+        <w:pStyle w:val="Compact"/>
+        <w:numPr>
+          <w:ilvl w:val="2"/>
+          <w:numId w:val="1031"/>
+        </w:numPr>
+      </w:pPr>
+      <w:r>
+        <w:t xml:space="preserve">⛔ </w:t>
+      </w:r>
+      <w:r>
+        <w:rPr>
+          <w:rFonts w:hint="eastAsia"/>
+        </w:rPr>
+        <w:t xml:space="preserve">必须先修：没有流程责任人、时间戳/单位含糊、缺负样本、涉未受控的个人或敏感数据、无法验证收益</w:t>
+      </w:r>
+    </w:p>
+    <w:p>
+      <w:pPr>
+        <w:pStyle w:val="Compact"/>
+        <w:numPr>
+          <w:ilvl w:val="2"/>
+          <w:numId w:val="1031"/>
+        </w:numPr>
+      </w:pPr>
+      <w:r>
+        <w:rPr>
+          <w:rFonts w:hint="eastAsia"/>
+        </w:rPr>
+        <w:t xml:space="preserve">铁律：</w:t>
+      </w:r>
+      <w:r>
+        <w:rPr>
+          <w:rFonts w:hint="eastAsia"/>
+          <w:b/>
+          <w:bCs/>
+        </w:rPr>
+        <w:t xml:space="preserve">别用更复杂的模型去补烂数据</w:t>
       </w:r>
     </w:p>
     <w:p>
@@ -8759,6 +8910,531 @@
         <w:rPr>
           <w:rFonts w:hint="eastAsia"/>
         </w:rPr>
+        <w:t xml:space="preserve">根因工具（AI</w:t>
+      </w:r>
+      <w:r>
+        <w:t xml:space="preserve"> </w:t>
+      </w:r>
+      <w:r>
+        <w:rPr>
+          <w:rFonts w:hint="eastAsia"/>
+        </w:rPr>
+        <w:t xml:space="preserve">不能替代）：</w:t>
+      </w:r>
+      <w:r>
+        <w:rPr>
+          <w:b/>
+          <w:bCs/>
+        </w:rPr>
+        <w:t xml:space="preserve">5 Why </w:t>
+      </w:r>
+      <w:r>
+        <w:rPr>
+          <w:rFonts w:hint="eastAsia"/>
+          <w:b/>
+          <w:bCs/>
+        </w:rPr>
+        <w:t xml:space="preserve">多分支</w:t>
+      </w:r>
+      <w:r>
+        <w:t xml:space="preserve"> </w:t>
+      </w:r>
+      <w:r>
+        <w:t xml:space="preserve">+</w:t>
+      </w:r>
+      <w:r>
+        <w:t xml:space="preserve"> </w:t>
+      </w:r>
+      <w:r>
+        <w:rPr>
+          <w:rFonts w:hint="eastAsia"/>
+          <w:b/>
+          <w:bCs/>
+        </w:rPr>
+        <w:t xml:space="preserve">鱼骨图六类</w:t>
+      </w:r>
+      <w:r>
+        <w:rPr>
+          <w:rFonts w:hint="eastAsia"/>
+        </w:rPr>
+        <w:t xml:space="preserve">（人/机/法/料/测/环）；每条陈述标注”观察/计算/上报/假设”</w:t>
+      </w:r>
+    </w:p>
+    <w:p>
+      <w:pPr>
+        <w:pStyle w:val="Compact"/>
+        <w:numPr>
+          <w:ilvl w:val="1"/>
+          <w:numId w:val="1030"/>
+        </w:numPr>
+      </w:pPr>
+      <w:r>
+        <w:rPr>
+          <w:rFonts w:hint="eastAsia"/>
+        </w:rPr>
+        <w:t xml:space="preserve">最简对策优先：先试低成本非</w:t>
+      </w:r>
+      <w:r>
+        <w:t xml:space="preserve"> AI </w:t>
+      </w:r>
+      <w:r>
+        <w:rPr>
+          <w:rFonts w:hint="eastAsia"/>
+        </w:rPr>
+        <w:t xml:space="preserve">对策，AI</w:t>
+      </w:r>
+      <w:r>
+        <w:t xml:space="preserve"> </w:t>
+      </w:r>
+      <w:r>
+        <w:rPr>
+          <w:rFonts w:hint="eastAsia"/>
+        </w:rPr>
+        <w:t xml:space="preserve">只在能改善控制回路时加入</w:t>
+      </w:r>
+    </w:p>
+    <w:p>
+      <w:pPr>
+        <w:pStyle w:val="Compact"/>
+        <w:numPr>
+          <w:ilvl w:val="1"/>
+          <w:numId w:val="1030"/>
+        </w:numPr>
+      </w:pPr>
+      <w:r>
+        <w:rPr>
+          <w:b/>
+          <w:bCs/>
+        </w:rPr>
+        <w:t xml:space="preserve">AI </w:t>
+      </w:r>
+      <w:r>
+        <w:rPr>
+          <w:rFonts w:hint="eastAsia"/>
+          <w:b/>
+          <w:bCs/>
+        </w:rPr>
+        <w:t xml:space="preserve">落地六大构件</w:t>
+      </w:r>
+      <w:r>
+        <w:rPr>
+          <w:rFonts w:hint="eastAsia"/>
+        </w:rPr>
+        <w:t xml:space="preserve">（PwC</w:t>
+      </w:r>
+      <w:r>
+        <w:t xml:space="preserve"> </w:t>
+      </w:r>
+      <w:r>
+        <w:rPr>
+          <w:rFonts w:hint="eastAsia"/>
+        </w:rPr>
+        <w:t xml:space="preserve">思路）：业务应用</w:t>
+      </w:r>
+      <w:r>
+        <w:t xml:space="preserve"> / </w:t>
+      </w:r>
+      <w:r>
+        <w:rPr>
+          <w:rFonts w:hint="eastAsia"/>
+        </w:rPr>
+        <w:t xml:space="preserve">数据</w:t>
+      </w:r>
+      <w:r>
+        <w:t xml:space="preserve"> / </w:t>
+      </w:r>
+      <w:r>
+        <w:rPr>
+          <w:rFonts w:hint="eastAsia"/>
+        </w:rPr>
+        <w:t xml:space="preserve">技术</w:t>
+      </w:r>
+      <w:r>
+        <w:t xml:space="preserve"> / </w:t>
+      </w:r>
+      <w:r>
+        <w:rPr>
+          <w:rFonts w:hint="eastAsia"/>
+        </w:rPr>
+        <w:t xml:space="preserve">人才与组织</w:t>
+      </w:r>
+      <w:r>
+        <w:t xml:space="preserve"> / </w:t>
+      </w:r>
+      <w:r>
+        <w:rPr>
+          <w:rFonts w:hint="eastAsia"/>
+        </w:rPr>
+        <w:t xml:space="preserve">流程</w:t>
+      </w:r>
+      <w:r>
+        <w:t xml:space="preserve"> / </w:t>
+      </w:r>
+      <w:r>
+        <w:rPr>
+          <w:rFonts w:hint="eastAsia"/>
+        </w:rPr>
+        <w:t xml:space="preserve">文化——缺一块，项目就卡</w:t>
+      </w:r>
+    </w:p>
+    <w:p>
+      <w:pPr>
+        <w:pStyle w:val="Compact"/>
+        <w:numPr>
+          <w:ilvl w:val="1"/>
+          <w:numId w:val="1030"/>
+        </w:numPr>
+      </w:pPr>
+      <w:r>
+        <w:rPr>
+          <w:rFonts w:hint="eastAsia"/>
+        </w:rPr>
+        <w:t xml:space="preserve">系统与</w:t>
+      </w:r>
+      <w:r>
+        <w:t xml:space="preserve"> API </w:t>
+      </w:r>
+      <w:r>
+        <w:rPr>
+          <w:rFonts w:hint="eastAsia"/>
+        </w:rPr>
+        <w:t xml:space="preserve">集成（非技术视角）：AI</w:t>
+      </w:r>
+      <w:r>
+        <w:t xml:space="preserve"> </w:t>
+      </w:r>
+      <w:r>
+        <w:rPr>
+          <w:rFonts w:hint="eastAsia"/>
+        </w:rPr>
+        <w:t xml:space="preserve">结论要能写回企业系统（ERP/CRM/OA）工单、要能在看板上显示、要有责任人收到通知，否则模型再准也无用</w:t>
+      </w:r>
+    </w:p>
+    <w:p>
+      <w:pPr>
+        <w:pStyle w:val="Compact"/>
+        <w:numPr>
+          <w:ilvl w:val="1"/>
+          <w:numId w:val="1030"/>
+        </w:numPr>
+      </w:pPr>
+      <w:r>
+        <w:rPr>
+          <w:rFonts w:hint="eastAsia"/>
+          <w:b/>
+          <w:bCs/>
+        </w:rPr>
+        <w:t xml:space="preserve">试点经济性</w:t>
+      </w:r>
+      <w:r>
+        <w:rPr>
+          <w:rFonts w:hint="eastAsia"/>
+        </w:rPr>
+        <w:t xml:space="preserve">：收益侧（避免停机、减少返工、降低审核工时、库存与交付周期下降、知识获取加速）；成本侧（数据采集与清洗、集成与验证、变革与培训、监控支持与模型更新、残余风险与回退能力）</w:t>
+      </w:r>
+    </w:p>
+    <w:p>
+      <w:pPr>
+        <w:pStyle w:val="Compact"/>
+        <w:numPr>
+          <w:ilvl w:val="1"/>
+          <w:numId w:val="1030"/>
+        </w:numPr>
+      </w:pPr>
+      <w:r>
+        <w:rPr>
+          <w:b/>
+          <w:bCs/>
+        </w:rPr>
+        <w:t xml:space="preserve">ROI </w:t>
+      </w:r>
+      <w:r>
+        <w:rPr>
+          <w:rFonts w:hint="eastAsia"/>
+          <w:b/>
+          <w:bCs/>
+        </w:rPr>
+        <w:t xml:space="preserve">公式</w:t>
+      </w:r>
+      <w:r>
+        <w:rPr>
+          <w:rFonts w:hint="eastAsia"/>
+        </w:rPr>
+        <w:t xml:space="preserve">：ROI</w:t>
+      </w:r>
+      <w:r>
+        <w:t xml:space="preserve"> = </w:t>
+      </w:r>
+      <w:r>
+        <w:rPr>
+          <w:rFonts w:hint="eastAsia"/>
+        </w:rPr>
+        <w:t xml:space="preserve">(已验证年收益</w:t>
+      </w:r>
+      <w:r>
+        <w:t xml:space="preserve"> − </w:t>
+      </w:r>
+      <w:r>
+        <w:rPr>
+          <w:rFonts w:hint="eastAsia"/>
+        </w:rPr>
+        <w:t xml:space="preserve">年化总成本)</w:t>
+      </w:r>
+      <w:r>
+        <w:t xml:space="preserve"> / </w:t>
+      </w:r>
+      <w:r>
+        <w:rPr>
+          <w:rFonts w:hint="eastAsia"/>
+        </w:rPr>
+        <w:t xml:space="preserve">年化总成本；示例</w:t>
+      </w:r>
+      <w:r>
+        <w:t xml:space="preserve"> (120,000 − 80,000)/80,000 =</w:t>
+      </w:r>
+      <w:r>
+        <w:t xml:space="preserve"> </w:t>
+      </w:r>
+      <w:r>
+        <w:rPr>
+          <w:b/>
+          <w:bCs/>
+        </w:rPr>
+        <w:t xml:space="preserve">50%</w:t>
+      </w:r>
+      <w:r>
+        <w:rPr>
+          <w:rFonts w:hint="eastAsia"/>
+        </w:rPr>
+        <w:t xml:space="preserve">；必须区分”预计”与”已验证”，成本必须含治理成本</w:t>
+      </w:r>
+    </w:p>
+    <w:p>
+      <w:pPr>
+        <w:pStyle w:val="Compact"/>
+        <w:numPr>
+          <w:ilvl w:val="1"/>
+          <w:numId w:val="1030"/>
+        </w:numPr>
+      </w:pPr>
+      <w:r>
+        <w:t xml:space="preserve">PDCA </w:t>
+      </w:r>
+      <w:r>
+        <w:rPr>
+          <w:rFonts w:hint="eastAsia"/>
+        </w:rPr>
+        <w:t xml:space="preserve">闭环</w:t>
+      </w:r>
+      <w:r>
+        <w:t xml:space="preserve"> + </w:t>
+      </w:r>
+      <w:r>
+        <w:rPr>
+          <w:rFonts w:hint="eastAsia"/>
+        </w:rPr>
+        <w:t xml:space="preserve">A3/试点章程写法：问题、基线、目标、范围、责任人、时间盒、人机分工、回退、成功/危害/停止标准、控制计划</w:t>
+      </w:r>
+    </w:p>
+    <w:p>
+      <w:pPr>
+        <w:pStyle w:val="Compact"/>
+        <w:numPr>
+          <w:ilvl w:val="1"/>
+          <w:numId w:val="1030"/>
+        </w:numPr>
+      </w:pPr>
+      <w:r>
+        <w:rPr>
+          <w:rFonts w:hint="eastAsia"/>
+        </w:rPr>
+        <w:t xml:space="preserve">变革管理与采纳：高管背书、关键节点人（班组长/组长）、AI</w:t>
+      </w:r>
+      <w:r>
+        <w:t xml:space="preserve"> </w:t>
+      </w:r>
+      <w:r>
+        <w:rPr>
+          <w:rFonts w:hint="eastAsia"/>
+        </w:rPr>
+        <w:t xml:space="preserve">倡导者、</w:t>
+      </w:r>
+      <w:r>
+        <w:rPr>
+          <w:rFonts w:hint="eastAsia"/>
+        </w:rPr>
+        <w:t xml:space="preserve">“标杆秀”</w:t>
+      </w:r>
+      <w:r>
+        <w:rPr>
+          <w:rFonts w:hint="eastAsia"/>
+        </w:rPr>
+        <w:t xml:space="preserve">、把新方法写进标准作业与培训</w:t>
+      </w:r>
+    </w:p>
+    <w:p>
+      <w:pPr>
+        <w:pStyle w:val="Compact"/>
+        <w:numPr>
+          <w:ilvl w:val="1"/>
+          <w:numId w:val="1030"/>
+        </w:numPr>
+      </w:pPr>
+      <w:r>
+        <w:rPr>
+          <w:rFonts w:hint="eastAsia"/>
+        </w:rPr>
+        <w:t xml:space="preserve">扩大不能照抄：</w:t>
+      </w:r>
+      <w:r>
+        <w:rPr>
+          <w:rFonts w:hint="eastAsia"/>
+          <w:b/>
+          <w:bCs/>
+        </w:rPr>
+        <w:t xml:space="preserve">合格门（qualification</w:t>
+      </w:r>
+      <w:r>
+        <w:rPr>
+          <w:b/>
+          <w:bCs/>
+        </w:rPr>
+        <w:t xml:space="preserve"> </w:t>
+      </w:r>
+      <w:r>
+        <w:rPr>
+          <w:rFonts w:hint="eastAsia"/>
+          <w:b/>
+          <w:bCs/>
+        </w:rPr>
+        <w:t xml:space="preserve">gate）</w:t>
+      </w:r>
+      <w:r>
+        <w:rPr>
+          <w:rFonts w:hint="eastAsia"/>
+        </w:rPr>
+        <w:t xml:space="preserve">——场景相似性、数据就绪、风险评审、本地验证、责任人接受</w:t>
+      </w:r>
+    </w:p>
+    <w:p>
+      <w:pPr>
+        <w:pStyle w:val="Compact"/>
+        <w:numPr>
+          <w:ilvl w:val="0"/>
+          <w:numId w:val="1029"/>
+        </w:numPr>
+      </w:pPr>
+      <w:r>
+        <w:rPr>
+          <w:rFonts w:hint="eastAsia"/>
+          <w:b/>
+          <w:bCs/>
+        </w:rPr>
+        <w:t xml:space="preserve">标杆</w:t>
+      </w:r>
+      <w:r>
+        <w:rPr>
+          <w:b/>
+          <w:bCs/>
+        </w:rPr>
+        <w:t xml:space="preserve"> / </w:t>
+      </w:r>
+      <w:r>
+        <w:rPr>
+          <w:rFonts w:hint="eastAsia"/>
+          <w:b/>
+          <w:bCs/>
+        </w:rPr>
+        <w:t xml:space="preserve">案例</w:t>
+      </w:r>
+    </w:p>
+    <w:p>
+      <w:pPr>
+        <w:pStyle w:val="Compact"/>
+        <w:numPr>
+          <w:ilvl w:val="1"/>
+          <w:numId w:val="1032"/>
+        </w:numPr>
+      </w:pPr>
+      <w:r>
+        <w:rPr>
+          <w:rFonts w:hint="eastAsia"/>
+        </w:rPr>
+        <w:t xml:space="preserve">活动</w:t>
+      </w:r>
+      <w:r>
+        <w:t xml:space="preserve"> </w:t>
+      </w:r>
+      <w:r>
+        <w:rPr>
+          <w:rFonts w:hint="eastAsia"/>
+        </w:rPr>
+        <w:t xml:space="preserve">06：某环节问题反复出现，第一反应是”再培训”，问题照旧</w:t>
+      </w:r>
+      <w:r>
+        <w:t xml:space="preserve"> → </w:t>
+      </w:r>
+      <w:r>
+        <w:rPr>
+          <w:rFonts w:hint="eastAsia"/>
+        </w:rPr>
+        <w:t xml:space="preserve">结构化根因</w:t>
+      </w:r>
+    </w:p>
+    <w:p>
+      <w:pPr>
+        <w:pStyle w:val="Compact"/>
+        <w:numPr>
+          <w:ilvl w:val="1"/>
+          <w:numId w:val="1032"/>
+        </w:numPr>
+      </w:pPr>
+      <w:r>
+        <w:rPr>
+          <w:rFonts w:hint="eastAsia"/>
+        </w:rPr>
+        <w:t xml:space="preserve">活动</w:t>
+      </w:r>
+      <w:r>
+        <w:t xml:space="preserve"> </w:t>
+      </w:r>
+      <w:r>
+        <w:rPr>
+          <w:rFonts w:hint="eastAsia"/>
+        </w:rPr>
+        <w:t xml:space="preserve">10：三个改善机会（降审核排队</w:t>
+      </w:r>
+      <w:r>
+        <w:t xml:space="preserve"> / </w:t>
+      </w:r>
+      <w:r>
+        <w:rPr>
+          <w:rFonts w:hint="eastAsia"/>
+        </w:rPr>
+        <w:t xml:space="preserve">提设备稼动</w:t>
+      </w:r>
+      <w:r>
+        <w:t xml:space="preserve"> / </w:t>
+      </w:r>
+      <w:r>
+        <w:rPr>
+          <w:rFonts w:hint="eastAsia"/>
+        </w:rPr>
+        <w:t xml:space="preserve">稳物料补给）选一，写章程</w:t>
+      </w:r>
+    </w:p>
+    <w:p>
+      <w:pPr>
+        <w:pStyle w:val="Compact"/>
+        <w:numPr>
+          <w:ilvl w:val="1"/>
+          <w:numId w:val="1032"/>
+        </w:numPr>
+      </w:pPr>
+      <w:r>
+        <w:rPr>
+          <w:rFonts w:hint="eastAsia"/>
+        </w:rPr>
         <w:t xml:space="preserve">扩大失控场景：预测在一个场景跑通，领导要下月铺满全司</w:t>
       </w:r>
       <w:r>
@@ -8776,7 +9452,7 @@
         <w:pStyle w:val="Compact"/>
         <w:numPr>
           <w:ilvl w:val="0"/>
-          <w:numId w:val="1027"/>
+          <w:numId w:val="1029"/>
         </w:numPr>
       </w:pPr>
       <w:r>
@@ -8793,7 +9469,7 @@
         <w:pStyle w:val="Compact"/>
         <w:numPr>
           <w:ilvl w:val="1"/>
-          <w:numId w:val="1031"/>
+          <w:numId w:val="1033"/>
         </w:numPr>
       </w:pPr>
       <w:r>
@@ -8811,7 +9487,7 @@
         <w:pStyle w:val="Compact"/>
         <w:numPr>
           <w:ilvl w:val="1"/>
-          <w:numId w:val="1031"/>
+          <w:numId w:val="1033"/>
         </w:numPr>
       </w:pPr>
       <w:r>
@@ -8838,7 +9514,7 @@
         <w:pStyle w:val="Compact"/>
         <w:numPr>
           <w:ilvl w:val="1"/>
-          <w:numId w:val="1031"/>
+          <w:numId w:val="1033"/>
         </w:numPr>
       </w:pPr>
       <w:r>
@@ -8865,7 +9541,7 @@
         <w:pStyle w:val="Compact"/>
         <w:numPr>
           <w:ilvl w:val="1"/>
-          <w:numId w:val="1031"/>
+          <w:numId w:val="1033"/>
         </w:numPr>
       </w:pPr>
       <w:r>
@@ -8888,8 +9564,8 @@
         </w:pict>
       </w:r>
     </w:p>
-    <w:bookmarkEnd w:id="24"/>
-    <w:bookmarkStart w:id="25" w:name="m7-负责任-ai3-课时"/>
+    <w:bookmarkEnd w:id="25"/>
+    <w:bookmarkStart w:id="26" w:name="m7-负责任-ai3-课时"/>
     <w:p>
       <w:pPr>
         <w:pStyle w:val="Heading3"/>
@@ -8927,7 +9603,7 @@
         <w:pStyle w:val="Compact"/>
         <w:numPr>
           <w:ilvl w:val="0"/>
-          <w:numId w:val="1032"/>
+          <w:numId w:val="1034"/>
         </w:numPr>
       </w:pPr>
       <w:r>
@@ -9007,7 +9683,7 @@
         <w:pStyle w:val="Compact"/>
         <w:numPr>
           <w:ilvl w:val="0"/>
-          <w:numId w:val="1032"/>
+          <w:numId w:val="1034"/>
         </w:numPr>
       </w:pPr>
       <w:r>
@@ -9024,7 +9700,7 @@
         <w:pStyle w:val="Compact"/>
         <w:numPr>
           <w:ilvl w:val="1"/>
-          <w:numId w:val="1033"/>
+          <w:numId w:val="1035"/>
         </w:numPr>
       </w:pPr>
       <w:r>
@@ -9054,6 +9730,400 @@
         <w:pStyle w:val="Compact"/>
         <w:numPr>
           <w:ilvl w:val="2"/>
+          <w:numId w:val="1036"/>
+        </w:numPr>
+      </w:pPr>
+      <w:r>
+        <w:rPr>
+          <w:rFonts w:hint="eastAsia"/>
+          <w:b/>
+          <w:bCs/>
+        </w:rPr>
+        <w:t xml:space="preserve">治理</w:t>
+      </w:r>
+      <w:r>
+        <w:rPr>
+          <w:b/>
+          <w:bCs/>
+        </w:rPr>
+        <w:t xml:space="preserve"> Govern</w:t>
+      </w:r>
+      <w:r>
+        <w:rPr>
+          <w:rFonts w:hint="eastAsia"/>
+        </w:rPr>
+        <w:t xml:space="preserve">：责任人、用途、审批、风险等级、文档</w:t>
+      </w:r>
+    </w:p>
+    <w:p>
+      <w:pPr>
+        <w:pStyle w:val="Compact"/>
+        <w:numPr>
+          <w:ilvl w:val="2"/>
+          <w:numId w:val="1036"/>
+        </w:numPr>
+      </w:pPr>
+      <w:r>
+        <w:rPr>
+          <w:rFonts w:hint="eastAsia"/>
+          <w:b/>
+          <w:bCs/>
+        </w:rPr>
+        <w:t xml:space="preserve">映射</w:t>
+      </w:r>
+      <w:r>
+        <w:rPr>
+          <w:b/>
+          <w:bCs/>
+        </w:rPr>
+        <w:t xml:space="preserve"> Map</w:t>
+      </w:r>
+      <w:r>
+        <w:rPr>
+          <w:rFonts w:hint="eastAsia"/>
+        </w:rPr>
+        <w:t xml:space="preserve">：使用者、受影响的人、场景上下文、失效模式、依赖关系</w:t>
+      </w:r>
+    </w:p>
+    <w:p>
+      <w:pPr>
+        <w:pStyle w:val="Compact"/>
+        <w:numPr>
+          <w:ilvl w:val="2"/>
+          <w:numId w:val="1036"/>
+        </w:numPr>
+      </w:pPr>
+      <w:r>
+        <w:rPr>
+          <w:rFonts w:hint="eastAsia"/>
+          <w:b/>
+          <w:bCs/>
+        </w:rPr>
+        <w:t xml:space="preserve">度量</w:t>
+      </w:r>
+      <w:r>
+        <w:rPr>
+          <w:b/>
+          <w:bCs/>
+        </w:rPr>
+        <w:t xml:space="preserve"> Measure</w:t>
+      </w:r>
+      <w:r>
+        <w:rPr>
+          <w:rFonts w:hint="eastAsia"/>
+        </w:rPr>
+        <w:t xml:space="preserve">：准确率、漂移、误报率、时延、安全、业务结果</w:t>
+      </w:r>
+    </w:p>
+    <w:p>
+      <w:pPr>
+        <w:pStyle w:val="Compact"/>
+        <w:numPr>
+          <w:ilvl w:val="2"/>
+          <w:numId w:val="1036"/>
+        </w:numPr>
+      </w:pPr>
+      <w:r>
+        <w:rPr>
+          <w:rFonts w:hint="eastAsia"/>
+          <w:b/>
+          <w:bCs/>
+        </w:rPr>
+        <w:t xml:space="preserve">管理</w:t>
+      </w:r>
+      <w:r>
+        <w:rPr>
+          <w:b/>
+          <w:bCs/>
+        </w:rPr>
+        <w:t xml:space="preserve"> Manage</w:t>
+      </w:r>
+      <w:r>
+        <w:rPr>
+          <w:rFonts w:hint="eastAsia"/>
+        </w:rPr>
+        <w:t xml:space="preserve">：阈值、人工复核、回退、监控、变更控制、</w:t>
+      </w:r>
+      <w:r>
+        <w:rPr>
+          <w:rFonts w:hint="eastAsia"/>
+          <w:b/>
+          <w:bCs/>
+        </w:rPr>
+        <w:t xml:space="preserve">退役</w:t>
+      </w:r>
+    </w:p>
+    <w:p>
+      <w:pPr>
+        <w:pStyle w:val="Compact"/>
+        <w:numPr>
+          <w:ilvl w:val="1"/>
+          <w:numId w:val="1035"/>
+        </w:numPr>
+      </w:pPr>
+      <w:r>
+        <w:rPr>
+          <w:rFonts w:hint="eastAsia"/>
+          <w:b/>
+          <w:bCs/>
+        </w:rPr>
+        <w:t xml:space="preserve">六大失效模式（必背）</w:t>
+      </w:r>
+      <w:r>
+        <w:rPr>
+          <w:rFonts w:hint="eastAsia"/>
+        </w:rPr>
+        <w:t xml:space="preserve">：数据漂移、</w:t>
+      </w:r>
+      <w:r>
+        <w:rPr>
+          <w:rFonts w:hint="eastAsia"/>
+          <w:b/>
+          <w:bCs/>
+        </w:rPr>
+        <w:t xml:space="preserve">自动化偏见</w:t>
+      </w:r>
+      <w:r>
+        <w:rPr>
+          <w:rFonts w:hint="eastAsia"/>
+        </w:rPr>
+        <w:t xml:space="preserve">（人不加思考就照批）、幻觉、反馈回路（决策改变了未来数据，错误自我强化）、安全（提示词/数据/模型/接口被操纵）、</w:t>
+      </w:r>
+      <w:r>
+        <w:rPr>
+          <w:rFonts w:hint="eastAsia"/>
+          <w:b/>
+          <w:bCs/>
+        </w:rPr>
+        <w:t xml:space="preserve">厂商模型静默更新</w:t>
+      </w:r>
+      <w:r>
+        <w:rPr>
+          <w:rFonts w:hint="eastAsia"/>
+        </w:rPr>
+        <w:t xml:space="preserve">未做本地验证</w:t>
+      </w:r>
+    </w:p>
+    <w:p>
+      <w:pPr>
+        <w:pStyle w:val="Compact"/>
+        <w:numPr>
+          <w:ilvl w:val="1"/>
+          <w:numId w:val="1035"/>
+        </w:numPr>
+      </w:pPr>
+      <w:r>
+        <w:rPr>
+          <w:rFonts w:hint="eastAsia"/>
+          <w:b/>
+          <w:bCs/>
+        </w:rPr>
+        <w:t xml:space="preserve">人在回路是被设计出来的控制</w:t>
+      </w:r>
+      <w:r>
+        <w:rPr>
+          <w:rFonts w:hint="eastAsia"/>
+        </w:rPr>
+        <w:t xml:space="preserve">，不是口号：</w:t>
+      </w:r>
+    </w:p>
+    <w:p>
+      <w:pPr>
+        <w:pStyle w:val="Compact"/>
+        <w:numPr>
+          <w:ilvl w:val="2"/>
+          <w:numId w:val="1037"/>
+        </w:numPr>
+      </w:pPr>
+      <w:r>
+        <w:t xml:space="preserve">AI </w:t>
+      </w:r>
+      <w:r>
+        <w:rPr>
+          <w:rFonts w:hint="eastAsia"/>
+        </w:rPr>
+        <w:t xml:space="preserve">负责：检测/预测、给证据与置信度、在限定范围内建议、记录输入输出</w:t>
+      </w:r>
+    </w:p>
+    <w:p>
+      <w:pPr>
+        <w:pStyle w:val="Compact"/>
+        <w:numPr>
+          <w:ilvl w:val="2"/>
+          <w:numId w:val="1037"/>
+        </w:numPr>
+      </w:pPr>
+      <w:r>
+        <w:rPr>
+          <w:rFonts w:hint="eastAsia"/>
+        </w:rPr>
+        <w:t xml:space="preserve">人负责：核验上下文、审批有后果的动作、处理例外、升级不确定情况、承担安全与客户影响</w:t>
+      </w:r>
+    </w:p>
+    <w:p>
+      <w:pPr>
+        <w:pStyle w:val="Compact"/>
+        <w:numPr>
+          <w:ilvl w:val="2"/>
+          <w:numId w:val="1037"/>
+        </w:numPr>
+      </w:pPr>
+      <w:r>
+        <w:rPr>
+          <w:rFonts w:hint="eastAsia"/>
+        </w:rPr>
+        <w:t xml:space="preserve">上线前必须点名：</w:t>
+      </w:r>
+      <w:r>
+        <w:rPr>
+          <w:rFonts w:hint="eastAsia"/>
+          <w:b/>
+          <w:bCs/>
+        </w:rPr>
+        <w:t xml:space="preserve">决策责任人是谁、回退是什么</w:t>
+      </w:r>
+    </w:p>
+    <w:p>
+      <w:pPr>
+        <w:pStyle w:val="Compact"/>
+        <w:numPr>
+          <w:ilvl w:val="1"/>
+          <w:numId w:val="1035"/>
+        </w:numPr>
+      </w:pPr>
+      <w:r>
+        <w:rPr>
+          <w:rFonts w:hint="eastAsia"/>
+          <w:b/>
+          <w:bCs/>
+        </w:rPr>
+        <w:t xml:space="preserve">何时必须停</w:t>
+      </w:r>
+      <w:r>
+        <w:rPr>
+          <w:rFonts w:hint="eastAsia"/>
+        </w:rPr>
+        <w:t xml:space="preserve">：整体准确率高但安全/合规关键类别有害漏判</w:t>
+      </w:r>
+      <w:r>
+        <w:t xml:space="preserve"> → </w:t>
+      </w:r>
+      <w:r>
+        <w:rPr>
+          <w:rFonts w:hint="eastAsia"/>
+        </w:rPr>
+        <w:t xml:space="preserve">停自动判定；这是”停止条件”最经典的判例</w:t>
+      </w:r>
+    </w:p>
+    <w:p>
+      <w:pPr>
+        <w:pStyle w:val="Compact"/>
+        <w:numPr>
+          <w:ilvl w:val="1"/>
+          <w:numId w:val="1035"/>
+        </w:numPr>
+      </w:pPr>
+      <w:r>
+        <w:rPr>
+          <w:rFonts w:hint="eastAsia"/>
+        </w:rPr>
+        <w:t xml:space="preserve">企业数据安全：数据分级、敏感数据不出域、账号与权限、日志留痕、供应商数据条款</w:t>
+      </w:r>
+    </w:p>
+    <w:p>
+      <w:pPr>
+        <w:pStyle w:val="Compact"/>
+        <w:numPr>
+          <w:ilvl w:val="1"/>
+          <w:numId w:val="1035"/>
+        </w:numPr>
+      </w:pPr>
+      <w:r>
+        <w:rPr>
+          <w:rFonts w:hint="eastAsia"/>
+        </w:rPr>
+        <w:t xml:space="preserve">政策安全章回扣（国发</w:t>
+      </w:r>
+      <w:r>
+        <w:t xml:space="preserve"> 11 </w:t>
+      </w:r>
+      <w:r>
+        <w:rPr>
+          <w:rFonts w:hint="eastAsia"/>
+        </w:rPr>
+        <w:t xml:space="preserve">号</w:t>
+      </w:r>
+      <w:r>
+        <w:t xml:space="preserve"> + </w:t>
+      </w:r>
+      <w:r>
+        <w:rPr>
+          <w:rFonts w:hint="eastAsia"/>
+        </w:rPr>
+        <w:t xml:space="preserve">行业专项）：安全可信、分类分级、数据合规是</w:t>
+      </w:r>
+      <w:r>
+        <w:rPr>
+          <w:rFonts w:hint="eastAsia"/>
+          <w:b/>
+          <w:bCs/>
+        </w:rPr>
+        <w:t xml:space="preserve">准入条件</w:t>
+      </w:r>
+      <w:r>
+        <w:rPr>
+          <w:rFonts w:hint="eastAsia"/>
+        </w:rPr>
+        <w:t xml:space="preserve">，不是加分项</w:t>
+      </w:r>
+    </w:p>
+    <w:p>
+      <w:pPr>
+        <w:pStyle w:val="Compact"/>
+        <w:numPr>
+          <w:ilvl w:val="1"/>
+          <w:numId w:val="1035"/>
+        </w:numPr>
+      </w:pPr>
+      <w:r>
+        <w:t xml:space="preserve">AI </w:t>
+      </w:r>
+      <w:r>
+        <w:rPr>
+          <w:rFonts w:hint="eastAsia"/>
+        </w:rPr>
+        <w:t xml:space="preserve">趋势：行业智能体、具身智能、多模态大模型、端侧模型（2026</w:t>
+      </w:r>
+      <w:r>
+        <w:t xml:space="preserve"> </w:t>
+      </w:r>
+      <w:r>
+        <w:rPr>
+          <w:rFonts w:hint="eastAsia"/>
+        </w:rPr>
+        <w:t xml:space="preserve">格局）</w:t>
+      </w:r>
+    </w:p>
+    <w:p>
+      <w:pPr>
+        <w:pStyle w:val="Compact"/>
+        <w:numPr>
+          <w:ilvl w:val="1"/>
+          <w:numId w:val="1035"/>
+        </w:numPr>
+      </w:pPr>
+      <w:r>
+        <w:rPr>
+          <w:rFonts w:hint="eastAsia"/>
+        </w:rPr>
+        <w:t xml:space="preserve">可持续的新标准：标准作业固化、可视化管理、现场例检、技能培训、控制计划、审核与刷新</w:t>
+      </w:r>
+    </w:p>
+    <w:p>
+      <w:pPr>
+        <w:pStyle w:val="Compact"/>
+        <w:numPr>
+          <w:ilvl w:val="0"/>
           <w:numId w:val="1034"/>
         </w:numPr>
       </w:pPr>
@@ -9063,27 +10133,119 @@
           <w:b/>
           <w:bCs/>
         </w:rPr>
-        <w:t xml:space="preserve">治理</w:t>
-      </w:r>
-      <w:r>
-        <w:rPr>
-          <w:b/>
-          <w:bCs/>
-        </w:rPr>
-        <w:t xml:space="preserve"> Govern</w:t>
-      </w:r>
-      <w:r>
-        <w:rPr>
-          <w:rFonts w:hint="eastAsia"/>
-        </w:rPr>
-        <w:t xml:space="preserve">：责任人、用途、审批、风险等级、文档</w:t>
-      </w:r>
-    </w:p>
-    <w:p>
-      <w:pPr>
-        <w:pStyle w:val="Compact"/>
-        <w:numPr>
-          <w:ilvl w:val="2"/>
+        <w:t xml:space="preserve">标杆</w:t>
+      </w:r>
+      <w:r>
+        <w:rPr>
+          <w:b/>
+          <w:bCs/>
+        </w:rPr>
+        <w:t xml:space="preserve"> / </w:t>
+      </w:r>
+      <w:r>
+        <w:rPr>
+          <w:rFonts w:hint="eastAsia"/>
+          <w:b/>
+          <w:bCs/>
+        </w:rPr>
+        <w:t xml:space="preserve">案例</w:t>
+      </w:r>
+    </w:p>
+    <w:p>
+      <w:pPr>
+        <w:pStyle w:val="Compact"/>
+        <w:numPr>
+          <w:ilvl w:val="1"/>
+          <w:numId w:val="1038"/>
+        </w:numPr>
+      </w:pPr>
+      <w:r>
+        <w:rPr>
+          <w:rFonts w:hint="eastAsia"/>
+        </w:rPr>
+        <w:t xml:space="preserve">停止判例：96%</w:t>
+      </w:r>
+      <w:r>
+        <w:t xml:space="preserve"> </w:t>
+      </w:r>
+      <w:r>
+        <w:rPr>
+          <w:rFonts w:hint="eastAsia"/>
+        </w:rPr>
+        <w:t xml:space="preserve">整体准确率、10</w:t>
+      </w:r>
+      <w:r>
+        <w:t xml:space="preserve"> </w:t>
+      </w:r>
+      <w:r>
+        <w:rPr>
+          <w:rFonts w:hint="eastAsia"/>
+        </w:rPr>
+        <w:t xml:space="preserve">个合规关键项漏</w:t>
+      </w:r>
+      <w:r>
+        <w:t xml:space="preserve"> 2 </w:t>
+      </w:r>
+      <w:r>
+        <w:rPr>
+          <w:rFonts w:hint="eastAsia"/>
+        </w:rPr>
+        <w:t xml:space="preserve">个（活动</w:t>
+      </w:r>
+      <w:r>
+        <w:t xml:space="preserve"> 07 </w:t>
+      </w:r>
+      <w:r>
+        <w:rPr>
+          <w:rFonts w:hint="eastAsia"/>
+        </w:rPr>
+        <w:t xml:space="preserve">延伸）</w:t>
+      </w:r>
+    </w:p>
+    <w:p>
+      <w:pPr>
+        <w:pStyle w:val="Compact"/>
+        <w:numPr>
+          <w:ilvl w:val="1"/>
+          <w:numId w:val="1038"/>
+        </w:numPr>
+      </w:pPr>
+      <w:r>
+        <w:rPr>
+          <w:rFonts w:hint="eastAsia"/>
+        </w:rPr>
+        <w:t xml:space="preserve">厂商模型静默升级导致阈值失效的场景故事（讲师情景演绎）</w:t>
+      </w:r>
+    </w:p>
+    <w:p>
+      <w:pPr>
+        <w:pStyle w:val="Compact"/>
+        <w:numPr>
+          <w:ilvl w:val="1"/>
+          <w:numId w:val="1038"/>
+        </w:numPr>
+      </w:pPr>
+      <w:r>
+        <w:rPr>
+          <w:rFonts w:hint="eastAsia"/>
+        </w:rPr>
+        <w:t xml:space="preserve">行业智能体网络与生成式</w:t>
+      </w:r>
+      <w:r>
+        <w:t xml:space="preserve"> AI </w:t>
+      </w:r>
+      <w:r>
+        <w:rPr>
+          <w:rFonts w:hint="eastAsia"/>
+        </w:rPr>
+        <w:t xml:space="preserve">占比（公开数据）</w:t>
+      </w:r>
+    </w:p>
+    <w:p>
+      <w:pPr>
+        <w:pStyle w:val="Compact"/>
+        <w:numPr>
+          <w:ilvl w:val="0"/>
           <w:numId w:val="1034"/>
         </w:numPr>
       </w:pPr>
@@ -9093,88 +10255,7 @@
           <w:b/>
           <w:bCs/>
         </w:rPr>
-        <w:t xml:space="preserve">映射</w:t>
-      </w:r>
-      <w:r>
-        <w:rPr>
-          <w:b/>
-          <w:bCs/>
-        </w:rPr>
-        <w:t xml:space="preserve"> Map</w:t>
-      </w:r>
-      <w:r>
-        <w:rPr>
-          <w:rFonts w:hint="eastAsia"/>
-        </w:rPr>
-        <w:t xml:space="preserve">：使用者、受影响的人、场景上下文、失效模式、依赖关系</w:t>
-      </w:r>
-    </w:p>
-    <w:p>
-      <w:pPr>
-        <w:pStyle w:val="Compact"/>
-        <w:numPr>
-          <w:ilvl w:val="2"/>
-          <w:numId w:val="1034"/>
-        </w:numPr>
-      </w:pPr>
-      <w:r>
-        <w:rPr>
-          <w:rFonts w:hint="eastAsia"/>
-          <w:b/>
-          <w:bCs/>
-        </w:rPr>
-        <w:t xml:space="preserve">度量</w:t>
-      </w:r>
-      <w:r>
-        <w:rPr>
-          <w:b/>
-          <w:bCs/>
-        </w:rPr>
-        <w:t xml:space="preserve"> Measure</w:t>
-      </w:r>
-      <w:r>
-        <w:rPr>
-          <w:rFonts w:hint="eastAsia"/>
-        </w:rPr>
-        <w:t xml:space="preserve">：准确率、漂移、误报率、时延、安全、业务结果</w:t>
-      </w:r>
-    </w:p>
-    <w:p>
-      <w:pPr>
-        <w:pStyle w:val="Compact"/>
-        <w:numPr>
-          <w:ilvl w:val="2"/>
-          <w:numId w:val="1034"/>
-        </w:numPr>
-      </w:pPr>
-      <w:r>
-        <w:rPr>
-          <w:rFonts w:hint="eastAsia"/>
-          <w:b/>
-          <w:bCs/>
-        </w:rPr>
-        <w:t xml:space="preserve">管理</w:t>
-      </w:r>
-      <w:r>
-        <w:rPr>
-          <w:b/>
-          <w:bCs/>
-        </w:rPr>
-        <w:t xml:space="preserve"> Manage</w:t>
-      </w:r>
-      <w:r>
-        <w:rPr>
-          <w:rFonts w:hint="eastAsia"/>
-        </w:rPr>
-        <w:t xml:space="preserve">：阈值、人工复核、回退、监控、变更控制、</w:t>
-      </w:r>
-      <w:r>
-        <w:rPr>
-          <w:rFonts w:hint="eastAsia"/>
-          <w:b/>
-          <w:bCs/>
-        </w:rPr>
-        <w:t xml:space="preserve">退役</w:t>
+        <w:t xml:space="preserve">可交付练习</w:t>
       </w:r>
     </w:p>
     <w:p>
@@ -9182,50 +10263,35 @@
         <w:pStyle w:val="Compact"/>
         <w:numPr>
           <w:ilvl w:val="1"/>
-          <w:numId w:val="1033"/>
-        </w:numPr>
-      </w:pPr>
-      <w:r>
-        <w:rPr>
-          <w:rFonts w:hint="eastAsia"/>
-          <w:b/>
-          <w:bCs/>
-        </w:rPr>
-        <w:t xml:space="preserve">六大失效模式（必背）</w:t>
-      </w:r>
-      <w:r>
-        <w:rPr>
-          <w:rFonts w:hint="eastAsia"/>
-        </w:rPr>
-        <w:t xml:space="preserve">：数据漂移、</w:t>
-      </w:r>
-      <w:r>
-        <w:rPr>
-          <w:rFonts w:hint="eastAsia"/>
-          <w:b/>
-          <w:bCs/>
-        </w:rPr>
-        <w:t xml:space="preserve">自动化偏见</w:t>
-      </w:r>
-      <w:r>
-        <w:rPr>
-          <w:rFonts w:hint="eastAsia"/>
-        </w:rPr>
-        <w:t xml:space="preserve">（人不加思考就照批）、幻觉、反馈回路（决策改变了未来数据，错误自我强化）、安全（提示词/数据/模型/接口被操纵）、</w:t>
-      </w:r>
-      <w:r>
-        <w:rPr>
-          <w:rFonts w:hint="eastAsia"/>
-          <w:b/>
-          <w:bCs/>
-        </w:rPr>
-        <w:t xml:space="preserve">厂商模型静默更新</w:t>
-      </w:r>
-      <w:r>
-        <w:rPr>
-          <w:rFonts w:hint="eastAsia"/>
-        </w:rPr>
-        <w:t xml:space="preserve">未做本地验证</w:t>
+          <w:numId w:val="1039"/>
+        </w:numPr>
+      </w:pPr>
+      <w:r>
+        <w:t xml:space="preserve">✅ </w:t>
+      </w:r>
+      <w:r>
+        <w:rPr>
+          <w:rFonts w:hint="eastAsia"/>
+        </w:rPr>
+        <w:t xml:space="preserve">《负责任</w:t>
+      </w:r>
+      <w:r>
+        <w:t xml:space="preserve"> AI </w:t>
+      </w:r>
+      <w:r>
+        <w:rPr>
+          <w:rFonts w:hint="eastAsia"/>
+        </w:rPr>
+        <w:t xml:space="preserve">四步治理清单》（对自己</w:t>
+      </w:r>
+      <w:r>
+        <w:t xml:space="preserve"> M8 </w:t>
+      </w:r>
+      <w:r>
+        <w:rPr>
+          <w:rFonts w:hint="eastAsia"/>
+        </w:rPr>
+        <w:t xml:space="preserve">选题逐项填）</w:t>
       </w:r>
     </w:p>
     <w:p>
@@ -9233,78 +10299,35 @@
         <w:pStyle w:val="Compact"/>
         <w:numPr>
           <w:ilvl w:val="1"/>
-          <w:numId w:val="1033"/>
-        </w:numPr>
-      </w:pPr>
-      <w:r>
-        <w:rPr>
-          <w:rFonts w:hint="eastAsia"/>
-          <w:b/>
-          <w:bCs/>
-        </w:rPr>
-        <w:t xml:space="preserve">人在回路是被设计出来的控制</w:t>
-      </w:r>
-      <w:r>
-        <w:rPr>
-          <w:rFonts w:hint="eastAsia"/>
-        </w:rPr>
-        <w:t xml:space="preserve">，不是口号：</w:t>
-      </w:r>
-    </w:p>
-    <w:p>
-      <w:pPr>
-        <w:pStyle w:val="Compact"/>
-        <w:numPr>
-          <w:ilvl w:val="2"/>
-          <w:numId w:val="1035"/>
-        </w:numPr>
-      </w:pPr>
-      <w:r>
-        <w:t xml:space="preserve">AI </w:t>
-      </w:r>
-      <w:r>
-        <w:rPr>
-          <w:rFonts w:hint="eastAsia"/>
-        </w:rPr>
-        <w:t xml:space="preserve">负责：检测/预测、给证据与置信度、在限定范围内建议、记录输入输出</w:t>
-      </w:r>
-    </w:p>
-    <w:p>
-      <w:pPr>
-        <w:pStyle w:val="Compact"/>
-        <w:numPr>
-          <w:ilvl w:val="2"/>
-          <w:numId w:val="1035"/>
-        </w:numPr>
-      </w:pPr>
-      <w:r>
-        <w:rPr>
-          <w:rFonts w:hint="eastAsia"/>
-        </w:rPr>
-        <w:t xml:space="preserve">人负责：核验上下文、审批有后果的动作、处理例外、升级不确定情况、承担安全与客户影响</w:t>
-      </w:r>
-    </w:p>
-    <w:p>
-      <w:pPr>
-        <w:pStyle w:val="Compact"/>
-        <w:numPr>
-          <w:ilvl w:val="2"/>
-          <w:numId w:val="1035"/>
-        </w:numPr>
-      </w:pPr>
-      <w:r>
-        <w:rPr>
-          <w:rFonts w:hint="eastAsia"/>
-        </w:rPr>
-        <w:t xml:space="preserve">上线前必须点名：</w:t>
-      </w:r>
-      <w:r>
-        <w:rPr>
-          <w:rFonts w:hint="eastAsia"/>
-          <w:b/>
-          <w:bCs/>
-        </w:rPr>
-        <w:t xml:space="preserve">决策责任人是谁、回退是什么</w:t>
+          <w:numId w:val="1039"/>
+        </w:numPr>
+      </w:pPr>
+      <w:r>
+        <w:t xml:space="preserve">✅ </w:t>
+      </w:r>
+      <w:r>
+        <w:rPr>
+          <w:rFonts w:hint="eastAsia"/>
+        </w:rPr>
+        <w:t xml:space="preserve">《失效模式</w:t>
+      </w:r>
+      <w:r>
+        <w:t xml:space="preserve"> × </w:t>
+      </w:r>
+      <w:r>
+        <w:rPr>
+          <w:rFonts w:hint="eastAsia"/>
+        </w:rPr>
+        <w:t xml:space="preserve">监控指标</w:t>
+      </w:r>
+      <w:r>
+        <w:t xml:space="preserve"> × </w:t>
+      </w:r>
+      <w:r>
+        <w:rPr>
+          <w:rFonts w:hint="eastAsia"/>
+        </w:rPr>
+        <w:t xml:space="preserve">触发动作》对照表</w:t>
       </w:r>
     </w:p>
     <w:p>
@@ -9312,31 +10335,26 @@
         <w:pStyle w:val="Compact"/>
         <w:numPr>
           <w:ilvl w:val="1"/>
-          <w:numId w:val="1033"/>
-        </w:numPr>
-      </w:pPr>
-      <w:r>
-        <w:rPr>
-          <w:rFonts w:hint="eastAsia"/>
-          <w:b/>
-          <w:bCs/>
-        </w:rPr>
-        <w:t xml:space="preserve">何时必须停</w:t>
-      </w:r>
-      <w:r>
-        <w:rPr>
-          <w:rFonts w:hint="eastAsia"/>
-        </w:rPr>
-        <w:t xml:space="preserve">：整体准确率高但安全/合规关键类别有害漏判</w:t>
-      </w:r>
-      <w:r>
-        <w:t xml:space="preserve"> → </w:t>
-      </w:r>
-      <w:r>
-        <w:rPr>
-          <w:rFonts w:hint="eastAsia"/>
-        </w:rPr>
-        <w:t xml:space="preserve">停自动判定；这是”停止条件”最经典的判例</w:t>
+          <w:numId w:val="1039"/>
+        </w:numPr>
+      </w:pPr>
+      <w:r>
+        <w:t xml:space="preserve">✅ </w:t>
+      </w:r>
+      <w:r>
+        <w:rPr>
+          <w:rFonts w:hint="eastAsia"/>
+        </w:rPr>
+        <w:t xml:space="preserve">《人在回路设计单》（AI</w:t>
+      </w:r>
+      <w:r>
+        <w:t xml:space="preserve"> </w:t>
+      </w:r>
+      <w:r>
+        <w:rPr>
+          <w:rFonts w:hint="eastAsia"/>
+        </w:rPr>
+        <w:t xml:space="preserve">做什么/人做什么/谁批/回退是什么）</w:t>
       </w:r>
     </w:p>
     <w:p>
@@ -9344,349 +10362,7 @@
         <w:pStyle w:val="Compact"/>
         <w:numPr>
           <w:ilvl w:val="1"/>
-          <w:numId w:val="1033"/>
-        </w:numPr>
-      </w:pPr>
-      <w:r>
-        <w:rPr>
-          <w:rFonts w:hint="eastAsia"/>
-        </w:rPr>
-        <w:t xml:space="preserve">企业数据安全：数据分级、敏感数据不出域、账号与权限、日志留痕、供应商数据条款</w:t>
-      </w:r>
-    </w:p>
-    <w:p>
-      <w:pPr>
-        <w:pStyle w:val="Compact"/>
-        <w:numPr>
-          <w:ilvl w:val="1"/>
-          <w:numId w:val="1033"/>
-        </w:numPr>
-      </w:pPr>
-      <w:r>
-        <w:rPr>
-          <w:rFonts w:hint="eastAsia"/>
-        </w:rPr>
-        <w:t xml:space="preserve">政策安全章回扣（国发</w:t>
-      </w:r>
-      <w:r>
-        <w:t xml:space="preserve"> 11 </w:t>
-      </w:r>
-      <w:r>
-        <w:rPr>
-          <w:rFonts w:hint="eastAsia"/>
-        </w:rPr>
-        <w:t xml:space="preserve">号</w:t>
-      </w:r>
-      <w:r>
-        <w:t xml:space="preserve"> + </w:t>
-      </w:r>
-      <w:r>
-        <w:rPr>
-          <w:rFonts w:hint="eastAsia"/>
-        </w:rPr>
-        <w:t xml:space="preserve">行业专项）：安全可信、分类分级、数据合规是</w:t>
-      </w:r>
-      <w:r>
-        <w:rPr>
-          <w:rFonts w:hint="eastAsia"/>
-          <w:b/>
-          <w:bCs/>
-        </w:rPr>
-        <w:t xml:space="preserve">准入条件</w:t>
-      </w:r>
-      <w:r>
-        <w:rPr>
-          <w:rFonts w:hint="eastAsia"/>
-        </w:rPr>
-        <w:t xml:space="preserve">，不是加分项</w:t>
-      </w:r>
-    </w:p>
-    <w:p>
-      <w:pPr>
-        <w:pStyle w:val="Compact"/>
-        <w:numPr>
-          <w:ilvl w:val="1"/>
-          <w:numId w:val="1033"/>
-        </w:numPr>
-      </w:pPr>
-      <w:r>
-        <w:t xml:space="preserve">AI </w:t>
-      </w:r>
-      <w:r>
-        <w:rPr>
-          <w:rFonts w:hint="eastAsia"/>
-        </w:rPr>
-        <w:t xml:space="preserve">趋势：行业智能体、具身智能、多模态大模型、端侧模型（2026</w:t>
-      </w:r>
-      <w:r>
-        <w:t xml:space="preserve"> </w:t>
-      </w:r>
-      <w:r>
-        <w:rPr>
-          <w:rFonts w:hint="eastAsia"/>
-        </w:rPr>
-        <w:t xml:space="preserve">格局）</w:t>
-      </w:r>
-    </w:p>
-    <w:p>
-      <w:pPr>
-        <w:pStyle w:val="Compact"/>
-        <w:numPr>
-          <w:ilvl w:val="1"/>
-          <w:numId w:val="1033"/>
-        </w:numPr>
-      </w:pPr>
-      <w:r>
-        <w:rPr>
-          <w:rFonts w:hint="eastAsia"/>
-        </w:rPr>
-        <w:t xml:space="preserve">可持续的新标准：标准作业固化、可视化管理、现场例检、技能培训、控制计划、审核与刷新</w:t>
-      </w:r>
-    </w:p>
-    <w:p>
-      <w:pPr>
-        <w:pStyle w:val="Compact"/>
-        <w:numPr>
-          <w:ilvl w:val="0"/>
-          <w:numId w:val="1032"/>
-        </w:numPr>
-      </w:pPr>
-      <w:r>
-        <w:rPr>
-          <w:rFonts w:hint="eastAsia"/>
-          <w:b/>
-          <w:bCs/>
-        </w:rPr>
-        <w:t xml:space="preserve">标杆</w:t>
-      </w:r>
-      <w:r>
-        <w:rPr>
-          <w:b/>
-          <w:bCs/>
-        </w:rPr>
-        <w:t xml:space="preserve"> / </w:t>
-      </w:r>
-      <w:r>
-        <w:rPr>
-          <w:rFonts w:hint="eastAsia"/>
-          <w:b/>
-          <w:bCs/>
-        </w:rPr>
-        <w:t xml:space="preserve">案例</w:t>
-      </w:r>
-    </w:p>
-    <w:p>
-      <w:pPr>
-        <w:pStyle w:val="Compact"/>
-        <w:numPr>
-          <w:ilvl w:val="1"/>
-          <w:numId w:val="1036"/>
-        </w:numPr>
-      </w:pPr>
-      <w:r>
-        <w:rPr>
-          <w:rFonts w:hint="eastAsia"/>
-        </w:rPr>
-        <w:t xml:space="preserve">停止判例：96%</w:t>
-      </w:r>
-      <w:r>
-        <w:t xml:space="preserve"> </w:t>
-      </w:r>
-      <w:r>
-        <w:rPr>
-          <w:rFonts w:hint="eastAsia"/>
-        </w:rPr>
-        <w:t xml:space="preserve">整体准确率、10</w:t>
-      </w:r>
-      <w:r>
-        <w:t xml:space="preserve"> </w:t>
-      </w:r>
-      <w:r>
-        <w:rPr>
-          <w:rFonts w:hint="eastAsia"/>
-        </w:rPr>
-        <w:t xml:space="preserve">个合规关键项漏</w:t>
-      </w:r>
-      <w:r>
-        <w:t xml:space="preserve"> 2 </w:t>
-      </w:r>
-      <w:r>
-        <w:rPr>
-          <w:rFonts w:hint="eastAsia"/>
-        </w:rPr>
-        <w:t xml:space="preserve">个（活动</w:t>
-      </w:r>
-      <w:r>
-        <w:t xml:space="preserve"> 07 </w:t>
-      </w:r>
-      <w:r>
-        <w:rPr>
-          <w:rFonts w:hint="eastAsia"/>
-        </w:rPr>
-        <w:t xml:space="preserve">延伸）</w:t>
-      </w:r>
-    </w:p>
-    <w:p>
-      <w:pPr>
-        <w:pStyle w:val="Compact"/>
-        <w:numPr>
-          <w:ilvl w:val="1"/>
-          <w:numId w:val="1036"/>
-        </w:numPr>
-      </w:pPr>
-      <w:r>
-        <w:rPr>
-          <w:rFonts w:hint="eastAsia"/>
-        </w:rPr>
-        <w:t xml:space="preserve">厂商模型静默升级导致阈值失效的场景故事（讲师情景演绎）</w:t>
-      </w:r>
-    </w:p>
-    <w:p>
-      <w:pPr>
-        <w:pStyle w:val="Compact"/>
-        <w:numPr>
-          <w:ilvl w:val="1"/>
-          <w:numId w:val="1036"/>
-        </w:numPr>
-      </w:pPr>
-      <w:r>
-        <w:rPr>
-          <w:rFonts w:hint="eastAsia"/>
-        </w:rPr>
-        <w:t xml:space="preserve">行业智能体网络与生成式</w:t>
-      </w:r>
-      <w:r>
-        <w:t xml:space="preserve"> AI </w:t>
-      </w:r>
-      <w:r>
-        <w:rPr>
-          <w:rFonts w:hint="eastAsia"/>
-        </w:rPr>
-        <w:t xml:space="preserve">占比（公开数据）</w:t>
-      </w:r>
-    </w:p>
-    <w:p>
-      <w:pPr>
-        <w:pStyle w:val="Compact"/>
-        <w:numPr>
-          <w:ilvl w:val="0"/>
-          <w:numId w:val="1032"/>
-        </w:numPr>
-      </w:pPr>
-      <w:r>
-        <w:rPr>
-          <w:rFonts w:hint="eastAsia"/>
-          <w:b/>
-          <w:bCs/>
-        </w:rPr>
-        <w:t xml:space="preserve">可交付练习</w:t>
-      </w:r>
-    </w:p>
-    <w:p>
-      <w:pPr>
-        <w:pStyle w:val="Compact"/>
-        <w:numPr>
-          <w:ilvl w:val="1"/>
-          <w:numId w:val="1037"/>
-        </w:numPr>
-      </w:pPr>
-      <w:r>
-        <w:t xml:space="preserve">✅ </w:t>
-      </w:r>
-      <w:r>
-        <w:rPr>
-          <w:rFonts w:hint="eastAsia"/>
-        </w:rPr>
-        <w:t xml:space="preserve">《负责任</w:t>
-      </w:r>
-      <w:r>
-        <w:t xml:space="preserve"> AI </w:t>
-      </w:r>
-      <w:r>
-        <w:rPr>
-          <w:rFonts w:hint="eastAsia"/>
-        </w:rPr>
-        <w:t xml:space="preserve">四步治理清单》（对自己</w:t>
-      </w:r>
-      <w:r>
-        <w:t xml:space="preserve"> M8 </w:t>
-      </w:r>
-      <w:r>
-        <w:rPr>
-          <w:rFonts w:hint="eastAsia"/>
-        </w:rPr>
-        <w:t xml:space="preserve">选题逐项填）</w:t>
-      </w:r>
-    </w:p>
-    <w:p>
-      <w:pPr>
-        <w:pStyle w:val="Compact"/>
-        <w:numPr>
-          <w:ilvl w:val="1"/>
-          <w:numId w:val="1037"/>
-        </w:numPr>
-      </w:pPr>
-      <w:r>
-        <w:t xml:space="preserve">✅ </w:t>
-      </w:r>
-      <w:r>
-        <w:rPr>
-          <w:rFonts w:hint="eastAsia"/>
-        </w:rPr>
-        <w:t xml:space="preserve">《失效模式</w:t>
-      </w:r>
-      <w:r>
-        <w:t xml:space="preserve"> × </w:t>
-      </w:r>
-      <w:r>
-        <w:rPr>
-          <w:rFonts w:hint="eastAsia"/>
-        </w:rPr>
-        <w:t xml:space="preserve">监控指标</w:t>
-      </w:r>
-      <w:r>
-        <w:t xml:space="preserve"> × </w:t>
-      </w:r>
-      <w:r>
-        <w:rPr>
-          <w:rFonts w:hint="eastAsia"/>
-        </w:rPr>
-        <w:t xml:space="preserve">触发动作》对照表</w:t>
-      </w:r>
-    </w:p>
-    <w:p>
-      <w:pPr>
-        <w:pStyle w:val="Compact"/>
-        <w:numPr>
-          <w:ilvl w:val="1"/>
-          <w:numId w:val="1037"/>
-        </w:numPr>
-      </w:pPr>
-      <w:r>
-        <w:t xml:space="preserve">✅ </w:t>
-      </w:r>
-      <w:r>
-        <w:rPr>
-          <w:rFonts w:hint="eastAsia"/>
-        </w:rPr>
-        <w:t xml:space="preserve">《人在回路设计单》（AI</w:t>
-      </w:r>
-      <w:r>
-        <w:t xml:space="preserve"> </w:t>
-      </w:r>
-      <w:r>
-        <w:rPr>
-          <w:rFonts w:hint="eastAsia"/>
-        </w:rPr>
-        <w:t xml:space="preserve">做什么/人做什么/谁批/回退是什么）</w:t>
-      </w:r>
-    </w:p>
-    <w:p>
-      <w:pPr>
-        <w:pStyle w:val="Compact"/>
-        <w:numPr>
-          <w:ilvl w:val="1"/>
-          <w:numId w:val="1037"/>
+          <w:numId w:val="1039"/>
         </w:numPr>
       </w:pPr>
       <w:r>
@@ -9706,8 +10382,8 @@
         </w:pict>
       </w:r>
     </w:p>
-    <w:bookmarkEnd w:id="25"/>
-    <w:bookmarkStart w:id="26" w:name="m8-场景实战工作坊3-课时"/>
+    <w:bookmarkEnd w:id="26"/>
+    <w:bookmarkStart w:id="27" w:name="m8-场景实战工作坊3-课时"/>
     <w:p>
       <w:pPr>
         <w:pStyle w:val="Heading3"/>
@@ -9736,7 +10412,7 @@
         <w:pStyle w:val="Compact"/>
         <w:numPr>
           <w:ilvl w:val="0"/>
-          <w:numId w:val="1038"/>
+          <w:numId w:val="1040"/>
         </w:numPr>
       </w:pPr>
       <w:r>
@@ -9789,7 +10465,7 @@
         <w:pStyle w:val="Compact"/>
         <w:numPr>
           <w:ilvl w:val="0"/>
-          <w:numId w:val="1038"/>
+          <w:numId w:val="1040"/>
         </w:numPr>
       </w:pPr>
       <w:r>
@@ -9799,467 +10475,6 @@
           <w:bCs/>
         </w:rPr>
         <w:t xml:space="preserve">内容要点</w:t>
-      </w:r>
-    </w:p>
-    <w:p>
-      <w:pPr>
-        <w:pStyle w:val="Compact"/>
-        <w:numPr>
-          <w:ilvl w:val="1"/>
-          <w:numId w:val="1039"/>
-        </w:numPr>
-      </w:pPr>
-      <w:r>
-        <w:rPr>
-          <w:rFonts w:hint="eastAsia"/>
-          <w:b/>
-          <w:bCs/>
-        </w:rPr>
-        <w:t xml:space="preserve">四选一迷你项目</w:t>
-      </w:r>
-    </w:p>
-    <w:p>
-      <w:pPr>
-        <w:pStyle w:val="Compact"/>
-        <w:numPr>
-          <w:ilvl w:val="2"/>
-          <w:numId w:val="1040"/>
-        </w:numPr>
-      </w:pPr>
-      <w:r>
-        <w:t xml:space="preserve">①</w:t>
-      </w:r>
-      <w:r>
-        <w:t xml:space="preserve"> </w:t>
-      </w:r>
-      <w:r>
-        <w:rPr>
-          <w:rFonts w:hint="eastAsia"/>
-          <w:b/>
-          <w:bCs/>
-        </w:rPr>
-        <w:t xml:space="preserve">预测预警看板</w:t>
-      </w:r>
-      <w:r>
-        <w:rPr>
-          <w:rFonts w:hint="eastAsia"/>
-        </w:rPr>
-        <w:t xml:space="preserve">：三段阈值</w:t>
-      </w:r>
-      <w:r>
-        <w:t xml:space="preserve"> + </w:t>
-      </w:r>
-      <w:r>
-        <w:rPr>
-          <w:rFonts w:hint="eastAsia"/>
-        </w:rPr>
-        <w:t xml:space="preserve">趋势看板</w:t>
-      </w:r>
-      <w:r>
-        <w:t xml:space="preserve"> + </w:t>
-      </w:r>
-      <w:r>
-        <w:rPr>
-          <w:rFonts w:hint="eastAsia"/>
-        </w:rPr>
-        <w:t xml:space="preserve">工单联动</w:t>
-      </w:r>
-    </w:p>
-    <w:p>
-      <w:pPr>
-        <w:pStyle w:val="Compact"/>
-        <w:numPr>
-          <w:ilvl w:val="2"/>
-          <w:numId w:val="1040"/>
-        </w:numPr>
-      </w:pPr>
-      <w:r>
-        <w:t xml:space="preserve">②</w:t>
-      </w:r>
-      <w:r>
-        <w:t xml:space="preserve"> </w:t>
-      </w:r>
-      <w:r>
-        <w:rPr>
-          <w:rFonts w:hint="eastAsia"/>
-          <w:b/>
-          <w:bCs/>
-        </w:rPr>
-        <w:t xml:space="preserve">智能审核试点</w:t>
-      </w:r>
-      <w:r>
-        <w:rPr>
-          <w:rFonts w:hint="eastAsia"/>
-        </w:rPr>
-        <w:t xml:space="preserve">：混淆矩阵评估</w:t>
-      </w:r>
-      <w:r>
-        <w:t xml:space="preserve"> + </w:t>
-      </w:r>
-      <w:r>
-        <w:rPr>
-          <w:rFonts w:hint="eastAsia"/>
-        </w:rPr>
-        <w:t xml:space="preserve">分诊阈值</w:t>
-      </w:r>
-      <w:r>
-        <w:t xml:space="preserve"> + </w:t>
-      </w:r>
-      <w:r>
-        <w:rPr>
-          <w:rFonts w:hint="eastAsia"/>
-        </w:rPr>
-        <w:t xml:space="preserve">人工复检规则</w:t>
-      </w:r>
-    </w:p>
-    <w:p>
-      <w:pPr>
-        <w:pStyle w:val="Compact"/>
-        <w:numPr>
-          <w:ilvl w:val="2"/>
-          <w:numId w:val="1040"/>
-        </w:numPr>
-      </w:pPr>
-      <w:r>
-        <w:t xml:space="preserve">③</w:t>
-      </w:r>
-      <w:r>
-        <w:t xml:space="preserve"> </w:t>
-      </w:r>
-      <w:r>
-        <w:rPr>
-          <w:rFonts w:hint="eastAsia"/>
-          <w:b/>
-          <w:bCs/>
-        </w:rPr>
-        <w:t xml:space="preserve">流程与资源优化</w:t>
-      </w:r>
-      <w:r>
-        <w:rPr>
-          <w:rFonts w:hint="eastAsia"/>
-        </w:rPr>
-        <w:t xml:space="preserve">：需求感知</w:t>
-      </w:r>
-      <w:r>
-        <w:t xml:space="preserve"> + </w:t>
-      </w:r>
-      <w:r>
-        <w:rPr>
-          <w:rFonts w:hint="eastAsia"/>
-        </w:rPr>
-        <w:t xml:space="preserve">ABC/关键度策略</w:t>
-      </w:r>
-      <w:r>
-        <w:t xml:space="preserve"> + </w:t>
-      </w:r>
-      <w:r>
-        <w:rPr>
-          <w:rFonts w:hint="eastAsia"/>
-        </w:rPr>
-        <w:t xml:space="preserve">补货例外规则</w:t>
-      </w:r>
-    </w:p>
-    <w:p>
-      <w:pPr>
-        <w:pStyle w:val="Compact"/>
-        <w:numPr>
-          <w:ilvl w:val="2"/>
-          <w:numId w:val="1040"/>
-        </w:numPr>
-      </w:pPr>
-      <w:r>
-        <w:t xml:space="preserve">④</w:t>
-      </w:r>
-      <w:r>
-        <w:t xml:space="preserve"> </w:t>
-      </w:r>
-      <w:r>
-        <w:rPr>
-          <w:rFonts w:hint="eastAsia"/>
-          <w:b/>
-          <w:bCs/>
-        </w:rPr>
-        <w:t xml:space="preserve">岗位知识助手</w:t>
-      </w:r>
-      <w:r>
-        <w:rPr>
-          <w:rFonts w:hint="eastAsia"/>
-        </w:rPr>
-        <w:t xml:space="preserve">：制度/流程知识库</w:t>
-      </w:r>
-      <w:r>
-        <w:t xml:space="preserve"> RAG </w:t>
-      </w:r>
-      <w:r>
-        <w:rPr>
-          <w:rFonts w:hint="eastAsia"/>
-        </w:rPr>
-        <w:t xml:space="preserve">助手（可运行）</w:t>
-      </w:r>
-    </w:p>
-    <w:p>
-      <w:pPr>
-        <w:pStyle w:val="Compact"/>
-        <w:numPr>
-          <w:ilvl w:val="1"/>
-          <w:numId w:val="1039"/>
-        </w:numPr>
-      </w:pPr>
-      <w:r>
-        <w:rPr>
-          <w:rFonts w:hint="eastAsia"/>
-        </w:rPr>
-        <w:t xml:space="preserve">每组必交”六件套”：问题与基线</w:t>
-      </w:r>
-      <w:r>
-        <w:t xml:space="preserve"> / </w:t>
-      </w:r>
-      <w:r>
-        <w:rPr>
-          <w:rFonts w:hint="eastAsia"/>
-        </w:rPr>
-        <w:t xml:space="preserve">数据来源与就绪判定</w:t>
-      </w:r>
-      <w:r>
-        <w:t xml:space="preserve"> / AI </w:t>
-      </w:r>
-      <w:r>
-        <w:rPr>
-          <w:rFonts w:hint="eastAsia"/>
-        </w:rPr>
-        <w:t xml:space="preserve">方案与工具</w:t>
-      </w:r>
-      <w:r>
-        <w:t xml:space="preserve"> / </w:t>
-      </w:r>
-      <w:r>
-        <w:rPr>
-          <w:rFonts w:hint="eastAsia"/>
-        </w:rPr>
-        <w:t xml:space="preserve">人机分工与回退</w:t>
-      </w:r>
-      <w:r>
-        <w:t xml:space="preserve"> / ROI </w:t>
-      </w:r>
-      <w:r>
-        <w:rPr>
-          <w:rFonts w:hint="eastAsia"/>
-        </w:rPr>
-        <w:t xml:space="preserve">测算</w:t>
-      </w:r>
-      <w:r>
-        <w:t xml:space="preserve"> / </w:t>
-      </w:r>
-      <w:r>
-        <w:rPr>
-          <w:rFonts w:hint="eastAsia"/>
-        </w:rPr>
-        <w:t xml:space="preserve">推广与停止条件</w:t>
-      </w:r>
-    </w:p>
-    <w:p>
-      <w:pPr>
-        <w:pStyle w:val="Compact"/>
-        <w:numPr>
-          <w:ilvl w:val="1"/>
-          <w:numId w:val="1039"/>
-        </w:numPr>
-      </w:pPr>
-      <w:r>
-        <w:rPr>
-          <w:rFonts w:hint="eastAsia"/>
-        </w:rPr>
-        <w:t xml:space="preserve">答辩规格：8</w:t>
-      </w:r>
-      <w:r>
-        <w:t xml:space="preserve"> </w:t>
-      </w:r>
-      <w:r>
-        <w:rPr>
-          <w:rFonts w:hint="eastAsia"/>
-        </w:rPr>
-        <w:t xml:space="preserve">分钟讲</w:t>
-      </w:r>
-      <w:r>
-        <w:t xml:space="preserve"> + 5 </w:t>
-      </w:r>
-      <w:r>
-        <w:rPr>
-          <w:rFonts w:hint="eastAsia"/>
-        </w:rPr>
-        <w:t xml:space="preserve">分钟质询；面向”管理层”讲，不讲技术细节讲业务价值</w:t>
-      </w:r>
-    </w:p>
-    <w:p>
-      <w:pPr>
-        <w:pStyle w:val="Compact"/>
-        <w:numPr>
-          <w:ilvl w:val="1"/>
-          <w:numId w:val="1039"/>
-        </w:numPr>
-      </w:pPr>
-      <w:r>
-        <w:rPr>
-          <w:rFonts w:hint="eastAsia"/>
-        </w:rPr>
-        <w:t xml:space="preserve">政策挂钩要求：每组必须标注对应”人工智能+“哪一类方向（场景牵引</w:t>
-      </w:r>
-      <w:r>
-        <w:t xml:space="preserve"> / </w:t>
-      </w:r>
-      <w:r>
-        <w:rPr>
-          <w:rFonts w:hint="eastAsia"/>
-        </w:rPr>
-        <w:t xml:space="preserve">智能体</w:t>
-      </w:r>
-      <w:r>
-        <w:t xml:space="preserve"> / </w:t>
-      </w:r>
-      <w:r>
-        <w:rPr>
-          <w:rFonts w:hint="eastAsia"/>
-        </w:rPr>
-        <w:t xml:space="preserve">标杆试点</w:t>
-      </w:r>
-      <w:r>
-        <w:t xml:space="preserve"> / </w:t>
-      </w:r>
-      <w:r>
-        <w:rPr>
-          <w:rFonts w:hint="eastAsia"/>
-        </w:rPr>
-        <w:t xml:space="preserve">安全可信）</w:t>
-      </w:r>
-    </w:p>
-    <w:p>
-      <w:pPr>
-        <w:pStyle w:val="Compact"/>
-        <w:numPr>
-          <w:ilvl w:val="1"/>
-          <w:numId w:val="1039"/>
-        </w:numPr>
-      </w:pPr>
-      <w:r>
-        <w:rPr>
-          <w:rFonts w:hint="eastAsia"/>
-        </w:rPr>
-        <w:t xml:space="preserve">讲师质询三把刀：</w:t>
-      </w:r>
-      <w:r>
-        <w:rPr>
-          <w:rFonts w:hint="eastAsia"/>
-          <w:b/>
-          <w:bCs/>
-        </w:rPr>
-        <w:t xml:space="preserve">“数据从哪来？”</w:t>
-      </w:r>
-      <w:r>
-        <w:rPr>
-          <w:rFonts w:hint="eastAsia"/>
-          <w:b/>
-          <w:bCs/>
-        </w:rPr>
-        <w:t xml:space="preserve">“错了谁担责？”</w:t>
-      </w:r>
-      <w:r>
-        <w:rPr>
-          <w:rFonts w:hint="eastAsia"/>
-          <w:b/>
-          <w:bCs/>
-        </w:rPr>
-        <w:t xml:space="preserve">“省的钱怎么验证？”</w:t>
-      </w:r>
-    </w:p>
-    <w:p>
-      <w:pPr>
-        <w:pStyle w:val="Compact"/>
-        <w:numPr>
-          <w:ilvl w:val="0"/>
-          <w:numId w:val="1038"/>
-        </w:numPr>
-      </w:pPr>
-      <w:r>
-        <w:rPr>
-          <w:rFonts w:hint="eastAsia"/>
-          <w:b/>
-          <w:bCs/>
-        </w:rPr>
-        <w:t xml:space="preserve">标杆</w:t>
-      </w:r>
-      <w:r>
-        <w:rPr>
-          <w:b/>
-          <w:bCs/>
-        </w:rPr>
-        <w:t xml:space="preserve"> / </w:t>
-      </w:r>
-      <w:r>
-        <w:rPr>
-          <w:rFonts w:hint="eastAsia"/>
-          <w:b/>
-          <w:bCs/>
-        </w:rPr>
-        <w:t xml:space="preserve">案例</w:t>
-      </w:r>
-      <w:r>
-        <w:rPr>
-          <w:rFonts w:hint="eastAsia"/>
-        </w:rPr>
-        <w:t xml:space="preserve">：活动</w:t>
-      </w:r>
-      <w:r>
-        <w:t xml:space="preserve"> 10 </w:t>
-      </w:r>
-      <w:r>
-        <w:rPr>
-          <w:rFonts w:hint="eastAsia"/>
-        </w:rPr>
-        <w:t xml:space="preserve">综合场景（三选一改善</w:t>
-      </w:r>
-      <w:r>
-        <w:t xml:space="preserve"> + </w:t>
-      </w:r>
-      <w:r>
-        <w:rPr>
-          <w:rFonts w:hint="eastAsia"/>
-        </w:rPr>
-        <w:t xml:space="preserve">章程</w:t>
-      </w:r>
-      <w:r>
-        <w:t xml:space="preserve"> + </w:t>
-      </w:r>
-      <w:r>
-        <w:rPr>
-          <w:rFonts w:hint="eastAsia"/>
-        </w:rPr>
-        <w:t xml:space="preserve">控制计划</w:t>
-      </w:r>
-      <w:r>
-        <w:t xml:space="preserve"> + </w:t>
-      </w:r>
-      <w:r>
-        <w:rPr>
-          <w:rFonts w:hint="eastAsia"/>
-        </w:rPr>
-        <w:t xml:space="preserve">高管建议）</w:t>
-      </w:r>
-    </w:p>
-    <w:p>
-      <w:pPr>
-        <w:pStyle w:val="Compact"/>
-        <w:numPr>
-          <w:ilvl w:val="0"/>
-          <w:numId w:val="1038"/>
-        </w:numPr>
-      </w:pPr>
-      <w:r>
-        <w:rPr>
-          <w:rFonts w:hint="eastAsia"/>
-          <w:b/>
-          <w:bCs/>
-        </w:rPr>
-        <w:t xml:space="preserve">可交付练习</w:t>
       </w:r>
     </w:p>
     <w:p>
@@ -10271,13 +10486,24 @@
         </w:numPr>
       </w:pPr>
       <w:r>
-        <w:t xml:space="preserve">✅ </w:t>
-      </w:r>
-      <w:r>
-        <w:rPr>
-          <w:rFonts w:hint="eastAsia"/>
-        </w:rPr>
-        <w:t xml:space="preserve">《迷你项目答辩</w:t>
+        <w:rPr>
+          <w:rFonts w:hint="eastAsia"/>
+          <w:b/>
+          <w:bCs/>
+        </w:rPr>
+        <w:t xml:space="preserve">四选一迷你项目</w:t>
+      </w:r>
+    </w:p>
+    <w:p>
+      <w:pPr>
+        <w:pStyle w:val="Compact"/>
+        <w:numPr>
+          <w:ilvl w:val="2"/>
+          <w:numId w:val="1042"/>
+        </w:numPr>
+      </w:pPr>
+      <w:r>
+        <w:t xml:space="preserve">①</w:t>
       </w:r>
       <w:r>
         <w:t xml:space="preserve"> </w:t>
@@ -10285,8 +10511,46 @@
       <w:r>
         <w:rPr>
           <w:rFonts w:hint="eastAsia"/>
-        </w:rPr>
-        <w:t xml:space="preserve">PPT》（≤10</w:t>
+          <w:b/>
+          <w:bCs/>
+        </w:rPr>
+        <w:t xml:space="preserve">预测预警看板</w:t>
+      </w:r>
+      <w:r>
+        <w:rPr>
+          <w:rFonts w:hint="eastAsia"/>
+        </w:rPr>
+        <w:t xml:space="preserve">：三段阈值</w:t>
+      </w:r>
+      <w:r>
+        <w:t xml:space="preserve"> + </w:t>
+      </w:r>
+      <w:r>
+        <w:rPr>
+          <w:rFonts w:hint="eastAsia"/>
+        </w:rPr>
+        <w:t xml:space="preserve">趋势看板</w:t>
+      </w:r>
+      <w:r>
+        <w:t xml:space="preserve"> + </w:t>
+      </w:r>
+      <w:r>
+        <w:rPr>
+          <w:rFonts w:hint="eastAsia"/>
+        </w:rPr>
+        <w:t xml:space="preserve">工单联动</w:t>
+      </w:r>
+    </w:p>
+    <w:p>
+      <w:pPr>
+        <w:pStyle w:val="Compact"/>
+        <w:numPr>
+          <w:ilvl w:val="2"/>
+          <w:numId w:val="1042"/>
+        </w:numPr>
+      </w:pPr>
+      <w:r>
+        <w:t xml:space="preserve">②</w:t>
       </w:r>
       <w:r>
         <w:t xml:space="preserve"> </w:t>
@@ -10294,8 +10558,119 @@
       <w:r>
         <w:rPr>
           <w:rFonts w:hint="eastAsia"/>
-        </w:rPr>
-        <w:t xml:space="preserve">页）</w:t>
+          <w:b/>
+          <w:bCs/>
+        </w:rPr>
+        <w:t xml:space="preserve">智能审核试点</w:t>
+      </w:r>
+      <w:r>
+        <w:rPr>
+          <w:rFonts w:hint="eastAsia"/>
+        </w:rPr>
+        <w:t xml:space="preserve">：混淆矩阵评估</w:t>
+      </w:r>
+      <w:r>
+        <w:t xml:space="preserve"> + </w:t>
+      </w:r>
+      <w:r>
+        <w:rPr>
+          <w:rFonts w:hint="eastAsia"/>
+        </w:rPr>
+        <w:t xml:space="preserve">分诊阈值</w:t>
+      </w:r>
+      <w:r>
+        <w:t xml:space="preserve"> + </w:t>
+      </w:r>
+      <w:r>
+        <w:rPr>
+          <w:rFonts w:hint="eastAsia"/>
+        </w:rPr>
+        <w:t xml:space="preserve">人工复检规则</w:t>
+      </w:r>
+    </w:p>
+    <w:p>
+      <w:pPr>
+        <w:pStyle w:val="Compact"/>
+        <w:numPr>
+          <w:ilvl w:val="2"/>
+          <w:numId w:val="1042"/>
+        </w:numPr>
+      </w:pPr>
+      <w:r>
+        <w:t xml:space="preserve">③</w:t>
+      </w:r>
+      <w:r>
+        <w:t xml:space="preserve"> </w:t>
+      </w:r>
+      <w:r>
+        <w:rPr>
+          <w:rFonts w:hint="eastAsia"/>
+          <w:b/>
+          <w:bCs/>
+        </w:rPr>
+        <w:t xml:space="preserve">流程与资源优化</w:t>
+      </w:r>
+      <w:r>
+        <w:rPr>
+          <w:rFonts w:hint="eastAsia"/>
+        </w:rPr>
+        <w:t xml:space="preserve">：需求感知</w:t>
+      </w:r>
+      <w:r>
+        <w:t xml:space="preserve"> + </w:t>
+      </w:r>
+      <w:r>
+        <w:rPr>
+          <w:rFonts w:hint="eastAsia"/>
+        </w:rPr>
+        <w:t xml:space="preserve">ABC/关键度策略</w:t>
+      </w:r>
+      <w:r>
+        <w:t xml:space="preserve"> + </w:t>
+      </w:r>
+      <w:r>
+        <w:rPr>
+          <w:rFonts w:hint="eastAsia"/>
+        </w:rPr>
+        <w:t xml:space="preserve">补货例外规则</w:t>
+      </w:r>
+    </w:p>
+    <w:p>
+      <w:pPr>
+        <w:pStyle w:val="Compact"/>
+        <w:numPr>
+          <w:ilvl w:val="2"/>
+          <w:numId w:val="1042"/>
+        </w:numPr>
+      </w:pPr>
+      <w:r>
+        <w:t xml:space="preserve">④</w:t>
+      </w:r>
+      <w:r>
+        <w:t xml:space="preserve"> </w:t>
+      </w:r>
+      <w:r>
+        <w:rPr>
+          <w:rFonts w:hint="eastAsia"/>
+          <w:b/>
+          <w:bCs/>
+        </w:rPr>
+        <w:t xml:space="preserve">岗位知识助手</w:t>
+      </w:r>
+      <w:r>
+        <w:rPr>
+          <w:rFonts w:hint="eastAsia"/>
+        </w:rPr>
+        <w:t xml:space="preserve">：制度/流程知识库</w:t>
+      </w:r>
+      <w:r>
+        <w:t xml:space="preserve"> RAG </w:t>
+      </w:r>
+      <w:r>
+        <w:rPr>
+          <w:rFonts w:hint="eastAsia"/>
+        </w:rPr>
+        <w:t xml:space="preserve">助手（可运行）</w:t>
       </w:r>
     </w:p>
     <w:p>
@@ -10307,22 +10682,55 @@
         </w:numPr>
       </w:pPr>
       <w:r>
-        <w:t xml:space="preserve">✅ </w:t>
-      </w:r>
-      <w:r>
-        <w:rPr>
-          <w:rFonts w:hint="eastAsia"/>
-        </w:rPr>
-        <w:t xml:space="preserve">《试点章程</w:t>
-      </w:r>
-      <w:r>
-        <w:t xml:space="preserve"> A3 </w:t>
-      </w:r>
-      <w:r>
-        <w:rPr>
-          <w:rFonts w:hint="eastAsia"/>
-        </w:rPr>
-        <w:t xml:space="preserve">终版》</w:t>
+        <w:rPr>
+          <w:rFonts w:hint="eastAsia"/>
+        </w:rPr>
+        <w:t xml:space="preserve">每组必交”六件套”：问题与基线</w:t>
+      </w:r>
+      <w:r>
+        <w:t xml:space="preserve"> / </w:t>
+      </w:r>
+      <w:r>
+        <w:rPr>
+          <w:rFonts w:hint="eastAsia"/>
+        </w:rPr>
+        <w:t xml:space="preserve">数据来源与就绪判定</w:t>
+      </w:r>
+      <w:r>
+        <w:t xml:space="preserve"> / AI </w:t>
+      </w:r>
+      <w:r>
+        <w:rPr>
+          <w:rFonts w:hint="eastAsia"/>
+        </w:rPr>
+        <w:t xml:space="preserve">方案与工具</w:t>
+      </w:r>
+      <w:r>
+        <w:t xml:space="preserve"> / </w:t>
+      </w:r>
+      <w:r>
+        <w:rPr>
+          <w:rFonts w:hint="eastAsia"/>
+        </w:rPr>
+        <w:t xml:space="preserve">人机分工与回退</w:t>
+      </w:r>
+      <w:r>
+        <w:t xml:space="preserve"> / ROI </w:t>
+      </w:r>
+      <w:r>
+        <w:rPr>
+          <w:rFonts w:hint="eastAsia"/>
+        </w:rPr>
+        <w:t xml:space="preserve">测算</w:t>
+      </w:r>
+      <w:r>
+        <w:t xml:space="preserve"> / </w:t>
+      </w:r>
+      <w:r>
+        <w:rPr>
+          <w:rFonts w:hint="eastAsia"/>
+        </w:rPr>
+        <w:t xml:space="preserve">推广与停止条件</w:t>
       </w:r>
     </w:p>
     <w:p>
@@ -10334,13 +10742,28 @@
         </w:numPr>
       </w:pPr>
       <w:r>
-        <w:t xml:space="preserve">✅ </w:t>
-      </w:r>
-      <w:r>
-        <w:rPr>
-          <w:rFonts w:hint="eastAsia"/>
-        </w:rPr>
-        <w:t xml:space="preserve">《控制计划》（检查项/阈值/反应/记录）</w:t>
+        <w:rPr>
+          <w:rFonts w:hint="eastAsia"/>
+        </w:rPr>
+        <w:t xml:space="preserve">答辩规格：8</w:t>
+      </w:r>
+      <w:r>
+        <w:t xml:space="preserve"> </w:t>
+      </w:r>
+      <w:r>
+        <w:rPr>
+          <w:rFonts w:hint="eastAsia"/>
+        </w:rPr>
+        <w:t xml:space="preserve">分钟讲</w:t>
+      </w:r>
+      <w:r>
+        <w:t xml:space="preserve"> + 5 </w:t>
+      </w:r>
+      <w:r>
+        <w:rPr>
+          <w:rFonts w:hint="eastAsia"/>
+        </w:rPr>
+        <w:t xml:space="preserve">分钟质询；面向”管理层”讲，不讲技术细节讲业务价值</w:t>
       </w:r>
     </w:p>
     <w:p>
@@ -10349,6 +10772,259 @@
         <w:numPr>
           <w:ilvl w:val="1"/>
           <w:numId w:val="1041"/>
+        </w:numPr>
+      </w:pPr>
+      <w:r>
+        <w:rPr>
+          <w:rFonts w:hint="eastAsia"/>
+        </w:rPr>
+        <w:t xml:space="preserve">政策挂钩要求：每组必须标注对应”人工智能+“哪一类方向（场景牵引</w:t>
+      </w:r>
+      <w:r>
+        <w:t xml:space="preserve"> / </w:t>
+      </w:r>
+      <w:r>
+        <w:rPr>
+          <w:rFonts w:hint="eastAsia"/>
+        </w:rPr>
+        <w:t xml:space="preserve">智能体</w:t>
+      </w:r>
+      <w:r>
+        <w:t xml:space="preserve"> / </w:t>
+      </w:r>
+      <w:r>
+        <w:rPr>
+          <w:rFonts w:hint="eastAsia"/>
+        </w:rPr>
+        <w:t xml:space="preserve">标杆试点</w:t>
+      </w:r>
+      <w:r>
+        <w:t xml:space="preserve"> / </w:t>
+      </w:r>
+      <w:r>
+        <w:rPr>
+          <w:rFonts w:hint="eastAsia"/>
+        </w:rPr>
+        <w:t xml:space="preserve">安全可信）</w:t>
+      </w:r>
+    </w:p>
+    <w:p>
+      <w:pPr>
+        <w:pStyle w:val="Compact"/>
+        <w:numPr>
+          <w:ilvl w:val="1"/>
+          <w:numId w:val="1041"/>
+        </w:numPr>
+      </w:pPr>
+      <w:r>
+        <w:rPr>
+          <w:rFonts w:hint="eastAsia"/>
+        </w:rPr>
+        <w:t xml:space="preserve">讲师质询三把刀：</w:t>
+      </w:r>
+      <w:r>
+        <w:rPr>
+          <w:rFonts w:hint="eastAsia"/>
+          <w:b/>
+          <w:bCs/>
+        </w:rPr>
+        <w:t xml:space="preserve">“数据从哪来？”</w:t>
+      </w:r>
+      <w:r>
+        <w:rPr>
+          <w:rFonts w:hint="eastAsia"/>
+          <w:b/>
+          <w:bCs/>
+        </w:rPr>
+        <w:t xml:space="preserve">“错了谁担责？”</w:t>
+      </w:r>
+      <w:r>
+        <w:rPr>
+          <w:rFonts w:hint="eastAsia"/>
+          <w:b/>
+          <w:bCs/>
+        </w:rPr>
+        <w:t xml:space="preserve">“省的钱怎么验证？”</w:t>
+      </w:r>
+    </w:p>
+    <w:p>
+      <w:pPr>
+        <w:pStyle w:val="Compact"/>
+        <w:numPr>
+          <w:ilvl w:val="0"/>
+          <w:numId w:val="1040"/>
+        </w:numPr>
+      </w:pPr>
+      <w:r>
+        <w:rPr>
+          <w:rFonts w:hint="eastAsia"/>
+          <w:b/>
+          <w:bCs/>
+        </w:rPr>
+        <w:t xml:space="preserve">标杆</w:t>
+      </w:r>
+      <w:r>
+        <w:rPr>
+          <w:b/>
+          <w:bCs/>
+        </w:rPr>
+        <w:t xml:space="preserve"> / </w:t>
+      </w:r>
+      <w:r>
+        <w:rPr>
+          <w:rFonts w:hint="eastAsia"/>
+          <w:b/>
+          <w:bCs/>
+        </w:rPr>
+        <w:t xml:space="preserve">案例</w:t>
+      </w:r>
+      <w:r>
+        <w:rPr>
+          <w:rFonts w:hint="eastAsia"/>
+        </w:rPr>
+        <w:t xml:space="preserve">：活动</w:t>
+      </w:r>
+      <w:r>
+        <w:t xml:space="preserve"> 10 </w:t>
+      </w:r>
+      <w:r>
+        <w:rPr>
+          <w:rFonts w:hint="eastAsia"/>
+        </w:rPr>
+        <w:t xml:space="preserve">综合场景（三选一改善</w:t>
+      </w:r>
+      <w:r>
+        <w:t xml:space="preserve"> + </w:t>
+      </w:r>
+      <w:r>
+        <w:rPr>
+          <w:rFonts w:hint="eastAsia"/>
+        </w:rPr>
+        <w:t xml:space="preserve">章程</w:t>
+      </w:r>
+      <w:r>
+        <w:t xml:space="preserve"> + </w:t>
+      </w:r>
+      <w:r>
+        <w:rPr>
+          <w:rFonts w:hint="eastAsia"/>
+        </w:rPr>
+        <w:t xml:space="preserve">控制计划</w:t>
+      </w:r>
+      <w:r>
+        <w:t xml:space="preserve"> + </w:t>
+      </w:r>
+      <w:r>
+        <w:rPr>
+          <w:rFonts w:hint="eastAsia"/>
+        </w:rPr>
+        <w:t xml:space="preserve">高管建议）</w:t>
+      </w:r>
+    </w:p>
+    <w:p>
+      <w:pPr>
+        <w:pStyle w:val="Compact"/>
+        <w:numPr>
+          <w:ilvl w:val="0"/>
+          <w:numId w:val="1040"/>
+        </w:numPr>
+      </w:pPr>
+      <w:r>
+        <w:rPr>
+          <w:rFonts w:hint="eastAsia"/>
+          <w:b/>
+          <w:bCs/>
+        </w:rPr>
+        <w:t xml:space="preserve">可交付练习</w:t>
+      </w:r>
+    </w:p>
+    <w:p>
+      <w:pPr>
+        <w:pStyle w:val="Compact"/>
+        <w:numPr>
+          <w:ilvl w:val="1"/>
+          <w:numId w:val="1043"/>
+        </w:numPr>
+      </w:pPr>
+      <w:r>
+        <w:t xml:space="preserve">✅ </w:t>
+      </w:r>
+      <w:r>
+        <w:rPr>
+          <w:rFonts w:hint="eastAsia"/>
+        </w:rPr>
+        <w:t xml:space="preserve">《迷你项目答辩</w:t>
+      </w:r>
+      <w:r>
+        <w:t xml:space="preserve"> </w:t>
+      </w:r>
+      <w:r>
+        <w:rPr>
+          <w:rFonts w:hint="eastAsia"/>
+        </w:rPr>
+        <w:t xml:space="preserve">PPT》（≤10</w:t>
+      </w:r>
+      <w:r>
+        <w:t xml:space="preserve"> </w:t>
+      </w:r>
+      <w:r>
+        <w:rPr>
+          <w:rFonts w:hint="eastAsia"/>
+        </w:rPr>
+        <w:t xml:space="preserve">页）</w:t>
+      </w:r>
+    </w:p>
+    <w:p>
+      <w:pPr>
+        <w:pStyle w:val="Compact"/>
+        <w:numPr>
+          <w:ilvl w:val="1"/>
+          <w:numId w:val="1043"/>
+        </w:numPr>
+      </w:pPr>
+      <w:r>
+        <w:t xml:space="preserve">✅ </w:t>
+      </w:r>
+      <w:r>
+        <w:rPr>
+          <w:rFonts w:hint="eastAsia"/>
+        </w:rPr>
+        <w:t xml:space="preserve">《试点章程</w:t>
+      </w:r>
+      <w:r>
+        <w:t xml:space="preserve"> A3 </w:t>
+      </w:r>
+      <w:r>
+        <w:rPr>
+          <w:rFonts w:hint="eastAsia"/>
+        </w:rPr>
+        <w:t xml:space="preserve">终版》</w:t>
+      </w:r>
+    </w:p>
+    <w:p>
+      <w:pPr>
+        <w:pStyle w:val="Compact"/>
+        <w:numPr>
+          <w:ilvl w:val="1"/>
+          <w:numId w:val="1043"/>
+        </w:numPr>
+      </w:pPr>
+      <w:r>
+        <w:t xml:space="preserve">✅ </w:t>
+      </w:r>
+      <w:r>
+        <w:rPr>
+          <w:rFonts w:hint="eastAsia"/>
+        </w:rPr>
+        <w:t xml:space="preserve">《控制计划》（检查项/阈值/反应/记录）</w:t>
+      </w:r>
+    </w:p>
+    <w:p>
+      <w:pPr>
+        <w:pStyle w:val="Compact"/>
+        <w:numPr>
+          <w:ilvl w:val="1"/>
+          <w:numId w:val="1043"/>
         </w:numPr>
       </w:pPr>
       <w:r>
@@ -10377,9 +11053,9 @@
         </w:pict>
       </w:r>
     </w:p>
-    <w:bookmarkEnd w:id="26"/>
     <w:bookmarkEnd w:id="27"/>
-    <w:bookmarkStart w:id="28" w:name="四中级教学法配比"/>
+    <w:bookmarkEnd w:id="28"/>
+    <w:bookmarkStart w:id="29" w:name="四中级教学法配比"/>
     <w:p>
       <w:pPr>
         <w:pStyle w:val="Heading2"/>
@@ -10896,8 +11572,8 @@
         </w:pict>
       </w:r>
     </w:p>
-    <w:bookmarkEnd w:id="28"/>
-    <w:bookmarkStart w:id="31" w:name="五考核权重与评分标准"/>
+    <w:bookmarkEnd w:id="29"/>
+    <w:bookmarkStart w:id="32" w:name="五考核权重与评分标准"/>
     <w:p>
       <w:pPr>
         <w:pStyle w:val="Heading2"/>
@@ -11315,7 +11991,7 @@
         </w:tc>
       </w:tr>
     </w:tbl>
-    <w:bookmarkStart w:id="29" w:name="迷你项目评分细则100-分"/>
+    <w:bookmarkStart w:id="30" w:name="迷你项目评分细则100-分"/>
     <w:p>
       <w:pPr>
         <w:pStyle w:val="Heading3"/>
@@ -11659,8 +12335,8 @@
         </w:tc>
       </w:tr>
     </w:tbl>
-    <w:bookmarkEnd w:id="29"/>
-    <w:bookmarkStart w:id="30" w:name="认证"/>
+    <w:bookmarkEnd w:id="30"/>
+    <w:bookmarkStart w:id="31" w:name="认证"/>
     <w:p>
       <w:pPr>
         <w:pStyle w:val="Heading3"/>
@@ -11680,7 +12356,7 @@
         <w:pStyle w:val="Compact"/>
         <w:numPr>
           <w:ilvl w:val="0"/>
-          <w:numId w:val="1042"/>
+          <w:numId w:val="1044"/>
         </w:numPr>
       </w:pPr>
       <w:r>
@@ -11733,7 +12409,7 @@
         <w:pStyle w:val="Compact"/>
         <w:numPr>
           <w:ilvl w:val="0"/>
-          <w:numId w:val="1042"/>
+          <w:numId w:val="1044"/>
         </w:numPr>
       </w:pPr>
       <w:r>
@@ -11789,7 +12465,7 @@
         <w:pStyle w:val="Compact"/>
         <w:numPr>
           <w:ilvl w:val="0"/>
-          <w:numId w:val="1042"/>
+          <w:numId w:val="1044"/>
         </w:numPr>
       </w:pPr>
       <w:r>
@@ -11815,9 +12491,9 @@
         </w:pict>
       </w:r>
     </w:p>
-    <w:bookmarkEnd w:id="30"/>
     <w:bookmarkEnd w:id="31"/>
-    <w:bookmarkStart w:id="32" w:name="六活动包映射总表通用课堂活动-01-10"/>
+    <w:bookmarkEnd w:id="32"/>
+    <w:bookmarkStart w:id="33" w:name="六活动包映射总表通用课堂活动-01-10"/>
     <w:p>
       <w:pPr>
         <w:pStyle w:val="Heading2"/>
@@ -12767,8 +13443,8 @@
         </w:pict>
       </w:r>
     </w:p>
-    <w:bookmarkEnd w:id="32"/>
-    <w:bookmarkStart w:id="35" w:name="七课前准备与班型变体"/>
+    <w:bookmarkEnd w:id="33"/>
+    <w:bookmarkStart w:id="36" w:name="七课前准备与班型变体"/>
     <w:p>
       <w:pPr>
         <w:pStyle w:val="Heading2"/>
@@ -12780,7 +13456,7 @@
         <w:t xml:space="preserve">七、课前准备与班型变体</w:t>
       </w:r>
     </w:p>
-    <w:bookmarkStart w:id="33" w:name="讲师物料清单"/>
+    <w:bookmarkStart w:id="34" w:name="讲师物料清单"/>
     <w:p>
       <w:pPr>
         <w:pStyle w:val="Heading3"/>
@@ -12793,63 +13469,6 @@
           <w:rFonts w:hint="eastAsia"/>
         </w:rPr>
         <w:t xml:space="preserve">讲师物料清单</w:t>
-      </w:r>
-    </w:p>
-    <w:p>
-      <w:pPr>
-        <w:pStyle w:val="Compact"/>
-        <w:numPr>
-          <w:ilvl w:val="0"/>
-          <w:numId w:val="1043"/>
-        </w:numPr>
-      </w:pPr>
-      <w:r>
-        <w:rPr>
-          <w:rFonts w:hint="eastAsia"/>
-        </w:rPr>
-        <w:t xml:space="preserve">本文件（大纲</w:t>
-      </w:r>
-      <w:r>
-        <w:t xml:space="preserve"> + </w:t>
-      </w:r>
-      <w:r>
-        <w:rPr>
-          <w:rFonts w:hint="eastAsia"/>
-        </w:rPr>
-        <w:t xml:space="preserve">讲义）</w:t>
-      </w:r>
-    </w:p>
-    <w:p>
-      <w:pPr>
-        <w:pStyle w:val="Compact"/>
-        <w:numPr>
-          <w:ilvl w:val="0"/>
-          <w:numId w:val="1044"/>
-        </w:numPr>
-      </w:pPr>
-      <w:r>
-        <w:rPr>
-          <w:rFonts w:hint="eastAsia"/>
-        </w:rPr>
-        <w:t xml:space="preserve">中级</w:t>
-      </w:r>
-      <w:r>
-        <w:t xml:space="preserve"> </w:t>
-      </w:r>
-      <w:r>
-        <w:rPr>
-          <w:rFonts w:hint="eastAsia"/>
-        </w:rPr>
-        <w:t xml:space="preserve">PPT（由”板书/幻灯片要点”逐节转制，建议</w:t>
-      </w:r>
-      <w:r>
-        <w:t xml:space="preserve"> 34 </w:t>
-      </w:r>
-      <w:r>
-        <w:rPr>
-          <w:rFonts w:hint="eastAsia"/>
-        </w:rPr>
-        <w:t xml:space="preserve">页）</w:t>
       </w:r>
     </w:p>
     <w:p>
@@ -12864,7 +13483,16 @@
         <w:rPr>
           <w:rFonts w:hint="eastAsia"/>
         </w:rPr>
-        <w:t xml:space="preserve">活动包数据文件：observations.csv、process-data.csv、capacity-data.csv、inventory.csv、predictions.csv、sensor-history.csv、source-pack.md</w:t>
+        <w:t xml:space="preserve">本文件（大纲</w:t>
+      </w:r>
+      <w:r>
+        <w:t xml:space="preserve"> + </w:t>
+      </w:r>
+      <w:r>
+        <w:rPr>
+          <w:rFonts w:hint="eastAsia"/>
+        </w:rPr>
+        <w:t xml:space="preserve">讲义）</w:t>
       </w:r>
     </w:p>
     <w:p>
@@ -12879,7 +13507,7 @@
         <w:rPr>
           <w:rFonts w:hint="eastAsia"/>
         </w:rPr>
-        <w:t xml:space="preserve">已预置好的知识库平台账号（M5</w:t>
+        <w:t xml:space="preserve">中级</w:t>
       </w:r>
       <w:r>
         <w:t xml:space="preserve"> </w:t>
@@ -12888,7 +13516,16 @@
         <w:rPr>
           <w:rFonts w:hint="eastAsia"/>
         </w:rPr>
-        <w:t xml:space="preserve">必需，人手一个或两人一组）</w:t>
+        <w:t xml:space="preserve">PPT（由”板书/幻灯片要点”逐节转制，建议</w:t>
+      </w:r>
+      <w:r>
+        <w:t xml:space="preserve"> 34 </w:t>
+      </w:r>
+      <w:r>
+        <w:rPr>
+          <w:rFonts w:hint="eastAsia"/>
+        </w:rPr>
+        <w:t xml:space="preserve">页）</w:t>
       </w:r>
     </w:p>
     <w:p>
@@ -12903,34 +13540,7 @@
         <w:rPr>
           <w:rFonts w:hint="eastAsia"/>
         </w:rPr>
-        <w:t xml:space="preserve">政策文件原文</w:t>
-      </w:r>
-      <w:r>
-        <w:t xml:space="preserve"> </w:t>
-      </w:r>
-      <w:r>
-        <w:rPr>
-          <w:rFonts w:hint="eastAsia"/>
-        </w:rPr>
-        <w:t xml:space="preserve">PDF（国发</w:t>
-      </w:r>
-      <w:r>
-        <w:t xml:space="preserve"> 11 </w:t>
-      </w:r>
-      <w:r>
-        <w:rPr>
-          <w:rFonts w:hint="eastAsia"/>
-        </w:rPr>
-        <w:t xml:space="preserve">号</w:t>
-      </w:r>
-      <w:r>
-        <w:t xml:space="preserve"> + </w:t>
-      </w:r>
-      <w:r>
-        <w:rPr>
-          <w:rFonts w:hint="eastAsia"/>
-        </w:rPr>
-        <w:t xml:space="preserve">当地”人工智能+“配套）</w:t>
+        <w:t xml:space="preserve">活动包数据文件：observations.csv、process-data.csv、capacity-data.csv、inventory.csv、predictions.csv、sensor-history.csv、source-pack.md</w:t>
       </w:r>
     </w:p>
     <w:p>
@@ -12945,25 +13555,16 @@
         <w:rPr>
           <w:rFonts w:hint="eastAsia"/>
         </w:rPr>
-        <w:t xml:space="preserve">客户真实数据（可选但强烈建议：一份关键流程记录</w:t>
-      </w:r>
-      <w:r>
-        <w:t xml:space="preserve"> + </w:t>
-      </w:r>
-      <w:r>
-        <w:rPr>
-          <w:rFonts w:hint="eastAsia"/>
-        </w:rPr>
-        <w:t xml:space="preserve">一份差错统计</w:t>
-      </w:r>
-      <w:r>
-        <w:t xml:space="preserve"> + </w:t>
-      </w:r>
-      <w:r>
-        <w:rPr>
-          <w:rFonts w:hint="eastAsia"/>
-        </w:rPr>
-        <w:t xml:space="preserve">一本制度手册）</w:t>
+        <w:t xml:space="preserve">已预置好的知识库平台账号（M5</w:t>
+      </w:r>
+      <w:r>
+        <w:t xml:space="preserve"> </w:t>
+      </w:r>
+      <w:r>
+        <w:rPr>
+          <w:rFonts w:hint="eastAsia"/>
+        </w:rPr>
+        <w:t xml:space="preserve">必需，人手一个或两人一组）</w:t>
       </w:r>
     </w:p>
     <w:p>
@@ -12978,11 +13579,86 @@
         <w:rPr>
           <w:rFonts w:hint="eastAsia"/>
         </w:rPr>
+        <w:t xml:space="preserve">政策文件原文</w:t>
+      </w:r>
+      <w:r>
+        <w:t xml:space="preserve"> </w:t>
+      </w:r>
+      <w:r>
+        <w:rPr>
+          <w:rFonts w:hint="eastAsia"/>
+        </w:rPr>
+        <w:t xml:space="preserve">PDF（国发</w:t>
+      </w:r>
+      <w:r>
+        <w:t xml:space="preserve"> 11 </w:t>
+      </w:r>
+      <w:r>
+        <w:rPr>
+          <w:rFonts w:hint="eastAsia"/>
+        </w:rPr>
+        <w:t xml:space="preserve">号</w:t>
+      </w:r>
+      <w:r>
+        <w:t xml:space="preserve"> + </w:t>
+      </w:r>
+      <w:r>
+        <w:rPr>
+          <w:rFonts w:hint="eastAsia"/>
+        </w:rPr>
+        <w:t xml:space="preserve">当地”人工智能+“配套）</w:t>
+      </w:r>
+    </w:p>
+    <w:p>
+      <w:pPr>
+        <w:pStyle w:val="Compact"/>
+        <w:numPr>
+          <w:ilvl w:val="0"/>
+          <w:numId w:val="1050"/>
+        </w:numPr>
+      </w:pPr>
+      <w:r>
+        <w:rPr>
+          <w:rFonts w:hint="eastAsia"/>
+        </w:rPr>
+        <w:t xml:space="preserve">客户真实数据（可选但强烈建议：一份关键流程记录</w:t>
+      </w:r>
+      <w:r>
+        <w:t xml:space="preserve"> + </w:t>
+      </w:r>
+      <w:r>
+        <w:rPr>
+          <w:rFonts w:hint="eastAsia"/>
+        </w:rPr>
+        <w:t xml:space="preserve">一份差错统计</w:t>
+      </w:r>
+      <w:r>
+        <w:t xml:space="preserve"> + </w:t>
+      </w:r>
+      <w:r>
+        <w:rPr>
+          <w:rFonts w:hint="eastAsia"/>
+        </w:rPr>
+        <w:t xml:space="preserve">一本制度手册）</w:t>
+      </w:r>
+    </w:p>
+    <w:p>
+      <w:pPr>
+        <w:pStyle w:val="Compact"/>
+        <w:numPr>
+          <w:ilvl w:val="0"/>
+          <w:numId w:val="1051"/>
+        </w:numPr>
+      </w:pPr>
+      <w:r>
+        <w:rPr>
+          <w:rFonts w:hint="eastAsia"/>
+        </w:rPr>
         <w:t xml:space="preserve">白板、便签、计算器、打印版工作表</w:t>
       </w:r>
     </w:p>
-    <w:bookmarkEnd w:id="33"/>
-    <w:bookmarkStart w:id="34" w:name="班型变体"/>
+    <w:bookmarkEnd w:id="34"/>
+    <w:bookmarkStart w:id="35" w:name="班型变体"/>
     <w:p>
       <w:pPr>
         <w:pStyle w:val="Heading3"/>
@@ -13331,9 +14007,9 @@
         </w:tc>
       </w:tr>
     </w:tbl>
-    <w:bookmarkEnd w:id="34"/>
     <w:bookmarkEnd w:id="35"/>
     <w:bookmarkEnd w:id="36"/>
+    <w:bookmarkEnd w:id="37"/>
     <w:sectPr>
       <w:footnotePr>
         <w:numRestart w:val="eachSect"/>
@@ -13630,6 +14306,91 @@
       <w:rPr>
         <w:rFonts w:ascii="Wingdings" w:hAnsi="Wingdings" w:cs="Wingdings" w:hint="default"/>
       </w:rPr>
+    </w:lvl>
+  </w:abstractNum>
+  <w:abstractNum w:abstractNumId="99417">
+    <w:nsid w:val="00A99417"/>
+    <w:multiLevelType w:val="multilevel"/>
+    <w:lvl w:ilvl="0">
+      <w:start w:val="7"/>
+      <w:numFmt w:val="decimal"/>
+      <w:lvlText w:val="%1."/>
+      <w:lvlJc w:val="left"/>
+      <w:pPr>
+        <w:ind w:left="720" w:hanging="360"/>
+      </w:pPr>
+    </w:lvl>
+    <w:lvl w:ilvl="1">
+      <w:start w:val="7"/>
+      <w:numFmt w:val="decimal"/>
+      <w:lvlText w:val="%2."/>
+      <w:lvlJc w:val="left"/>
+      <w:pPr>
+        <w:ind w:left="1440" w:hanging="360"/>
+      </w:pPr>
+    </w:lvl>
+    <w:lvl w:ilvl="2">
+      <w:start w:val="7"/>
+      <w:numFmt w:val="decimal"/>
+      <w:lvlText w:val="%3."/>
+      <w:lvlJc w:val="left"/>
+      <w:pPr>
+        <w:ind w:left="2160" w:hanging="360"/>
+      </w:pPr>
+    </w:lvl>
+    <w:lvl w:ilvl="3">
+      <w:start w:val="7"/>
+      <w:numFmt w:val="decimal"/>
+      <w:lvlText w:val="%4."/>
+      <w:lvlJc w:val="left"/>
+      <w:pPr>
+        <w:ind w:left="2880" w:hanging="360"/>
+      </w:pPr>
+    </w:lvl>
+    <w:lvl w:ilvl="4">
+      <w:start w:val="7"/>
+      <w:numFmt w:val="decimal"/>
+      <w:lvlText w:val="%5."/>
+      <w:lvlJc w:val="left"/>
+      <w:pPr>
+        <w:ind w:left="3600" w:hanging="360"/>
+      </w:pPr>
+    </w:lvl>
+    <w:lvl w:ilvl="5">
+      <w:start w:val="7"/>
+      <w:numFmt w:val="decimal"/>
+      <w:lvlText w:val="%6."/>
+      <w:lvlJc w:val="left"/>
+      <w:pPr>
+        <w:ind w:left="4320" w:hanging="360"/>
+      </w:pPr>
+    </w:lvl>
+    <w:lvl w:ilvl="6">
+      <w:start w:val="7"/>
+      <w:numFmt w:val="decimal"/>
+      <w:lvlText w:val="%7."/>
+      <w:lvlJc w:val="left"/>
+      <w:pPr>
+        <w:ind w:left="5040" w:hanging="360"/>
+      </w:pPr>
+    </w:lvl>
+    <w:lvl w:ilvl="7">
+      <w:start w:val="7"/>
+      <w:numFmt w:val="decimal"/>
+      <w:lvlText w:val="%8."/>
+      <w:lvlJc w:val="left"/>
+      <w:pPr>
+        <w:ind w:left="5760" w:hanging="360"/>
+      </w:pPr>
+    </w:lvl>
+    <w:lvl w:ilvl="8">
+      <w:start w:val="7"/>
+      <w:numFmt w:val="decimal"/>
+      <w:lvlText w:val="%9."/>
+      <w:lvlJc w:val="left"/>
+      <w:pPr>
+        <w:ind w:left="6480" w:hanging="360"/>
+      </w:pPr>
     </w:lvl>
   </w:abstractNum>
   <w:abstractNum w:abstractNumId="992">
@@ -13907,7 +14668,34 @@
     </w:lvlOverride>
   </w:num>
   <w:num w:numId="1021">
-    <w:abstractNumId w:val="991"/>
+    <w:abstractNumId w:val="99417"/>
+    <w:lvlOverride w:ilvl="0">
+      <w:startOverride w:val="7"/>
+    </w:lvlOverride>
+    <w:lvlOverride w:ilvl="1">
+      <w:startOverride w:val="7"/>
+    </w:lvlOverride>
+    <w:lvlOverride w:ilvl="2">
+      <w:startOverride w:val="7"/>
+    </w:lvlOverride>
+    <w:lvlOverride w:ilvl="3">
+      <w:startOverride w:val="7"/>
+    </w:lvlOverride>
+    <w:lvlOverride w:ilvl="4">
+      <w:startOverride w:val="7"/>
+    </w:lvlOverride>
+    <w:lvlOverride w:ilvl="5">
+      <w:startOverride w:val="7"/>
+    </w:lvlOverride>
+    <w:lvlOverride w:ilvl="6">
+      <w:startOverride w:val="7"/>
+    </w:lvlOverride>
+    <w:lvlOverride w:ilvl="7">
+      <w:startOverride w:val="7"/>
+    </w:lvlOverride>
+    <w:lvlOverride w:ilvl="8">
+      <w:startOverride w:val="7"/>
+    </w:lvlOverride>
   </w:num>
   <w:num w:numId="1022">
     <w:abstractNumId w:val="991"/>
@@ -13916,6 +14704,12 @@
     <w:abstractNumId w:val="991"/>
   </w:num>
   <w:num w:numId="1024">
+    <w:abstractNumId w:val="991"/>
+  </w:num>
+  <w:num w:numId="1025">
+    <w:abstractNumId w:val="991"/>
+  </w:num>
+  <w:num w:numId="1026">
     <w:abstractNumId w:val="99411"/>
     <w:lvlOverride w:ilvl="0">
       <w:startOverride w:val="1"/>
@@ -13945,16 +14739,16 @@
       <w:startOverride w:val="1"/>
     </w:lvlOverride>
   </w:num>
-  <w:num w:numId="1025">
-    <w:abstractNumId w:val="991"/>
-  </w:num>
-  <w:num w:numId="1026">
-    <w:abstractNumId w:val="991"/>
-  </w:num>
   <w:num w:numId="1027">
     <w:abstractNumId w:val="991"/>
   </w:num>
   <w:num w:numId="1028">
+    <w:abstractNumId w:val="991"/>
+  </w:num>
+  <w:num w:numId="1029">
+    <w:abstractNumId w:val="991"/>
+  </w:num>
+  <w:num w:numId="1030">
     <w:abstractNumId w:val="99411"/>
     <w:lvlOverride w:ilvl="0">
       <w:startOverride w:val="1"/>
@@ -13984,12 +14778,6 @@
       <w:startOverride w:val="1"/>
     </w:lvlOverride>
   </w:num>
-  <w:num w:numId="1029">
-    <w:abstractNumId w:val="991"/>
-  </w:num>
-  <w:num w:numId="1030">
-    <w:abstractNumId w:val="991"/>
-  </w:num>
   <w:num w:numId="1031">
     <w:abstractNumId w:val="991"/>
   </w:num>
@@ -13997,6 +14785,12 @@
     <w:abstractNumId w:val="991"/>
   </w:num>
   <w:num w:numId="1033">
+    <w:abstractNumId w:val="991"/>
+  </w:num>
+  <w:num w:numId="1034">
+    <w:abstractNumId w:val="991"/>
+  </w:num>
+  <w:num w:numId="1035">
     <w:abstractNumId w:val="99411"/>
     <w:lvlOverride w:ilvl="0">
       <w:startOverride w:val="1"/>
@@ -14026,12 +14820,6 @@
       <w:startOverride w:val="1"/>
     </w:lvlOverride>
   </w:num>
-  <w:num w:numId="1034">
-    <w:abstractNumId w:val="991"/>
-  </w:num>
-  <w:num w:numId="1035">
-    <w:abstractNumId w:val="991"/>
-  </w:num>
   <w:num w:numId="1036">
     <w:abstractNumId w:val="991"/>
   </w:num>
@@ -14042,6 +14830,12 @@
     <w:abstractNumId w:val="991"/>
   </w:num>
   <w:num w:numId="1039">
+    <w:abstractNumId w:val="991"/>
+  </w:num>
+  <w:num w:numId="1040">
+    <w:abstractNumId w:val="991"/>
+  </w:num>
+  <w:num w:numId="1041">
     <w:abstractNumId w:val="99411"/>
     <w:lvlOverride w:ilvl="0">
       <w:startOverride w:val="1"/>
@@ -14071,20 +14865,14 @@
       <w:startOverride w:val="1"/>
     </w:lvlOverride>
   </w:num>
-  <w:num w:numId="1040">
-    <w:abstractNumId w:val="991"/>
-  </w:num>
-  <w:num w:numId="1041">
-    <w:abstractNumId w:val="991"/>
-  </w:num>
   <w:num w:numId="1042">
     <w:abstractNumId w:val="991"/>
   </w:num>
   <w:num w:numId="1043">
-    <w:abstractNumId w:val="992"/>
+    <w:abstractNumId w:val="991"/>
   </w:num>
   <w:num w:numId="1044">
-    <w:abstractNumId w:val="992"/>
+    <w:abstractNumId w:val="991"/>
   </w:num>
   <w:num w:numId="1045">
     <w:abstractNumId w:val="992"/>
@@ -14099,6 +14887,12 @@
     <w:abstractNumId w:val="992"/>
   </w:num>
   <w:num w:numId="1049">
+    <w:abstractNumId w:val="992"/>
+  </w:num>
+  <w:num w:numId="1050">
+    <w:abstractNumId w:val="992"/>
+  </w:num>
+  <w:num w:numId="1051">
     <w:abstractNumId w:val="992"/>
   </w:num>
 </w:numbering>

--- a/企业AI培训_交付包/中级课程_完整交付包/02_课程大纲/中级_大纲.docx
+++ b/企业AI培训_交付包/中级课程_完整交付包/02_课程大纲/中级_大纲.docx
@@ -6730,7 +6730,7 @@
         <w:t xml:space="preserve">精确率</w:t>
       </w:r>
       <w:r>
-        <w:t xml:space="preserve"> Precision = TP/(TP+FN) ——</w:t>
+        <w:t xml:space="preserve"> Precision = TP/(TP+FP) ——</w:t>
       </w:r>
       <w:r>
         <w:t xml:space="preserve"> </w:t>
